--- a/6 семестр/Проектирование информационных систем/Практическая работа №1/ВраженкоДО.docx
+++ b/6 семестр/Проектирование информационных систем/Практическая работа №1/ВраженкоДО.docx
@@ -1611,6 +1611,11 @@
                 <w:rStyle w:val="Style13"/>
               </w:rPr>
               <w:t>1. Общие сведения</w:t>
+            </w:r>
+            <w:r>
+              <w:rPr>
+                <w:rStyle w:val="Style13"/>
+              </w:rPr>
               <w:tab/>
               <w:t>5</w:t>
             </w:r>
@@ -3636,7 +3641,11 @@
       </w:pPr>
       <w:r>
         <w:rPr/>
-        <w:t>Уровень хранения данных – реляционная база данных (СУБД PostgreSQL/MySQL) ИС УДС, дополненная таблицей notification_subscriptions.</w:t>
+        <w:t>Пользовательский уровень</w:t>
+      </w:r>
+      <w:r>
+        <w:rPr/>
+        <w:t xml:space="preserve"> – веб-интерфейс ИС УДС (страница управления подписками в личном кабинете студента) и интерфейс администратора (отдельная панель или встроенная в существующую административную часть).</w:t>
       </w:r>
     </w:p>
     <w:p>
@@ -3650,13 +3659,15 @@
         <w:suppressAutoHyphens w:val="true"/>
         <w:bidi w:val="0"/>
         <w:jc w:val="both"/>
-        <w:rPr>
-          <w:rFonts w:ascii="Times New Roman" w:hAnsi="Times New Roman"/>
-        </w:rPr>
-      </w:pPr>
-      <w:r>
-        <w:rPr/>
-        <w:t>Уровень доступа к данным – модуль доступа к данным, предоставляющий унифицированный API для работы с БД и внешними сервисами.</w:t>
+        <w:rPr/>
+      </w:pPr>
+      <w:r>
+        <w:rPr/>
+        <w:t>Серверный уровень</w:t>
+      </w:r>
+      <w:r>
+        <w:rPr/>
+        <w:t xml:space="preserve"> – включает модули: сбора расписания, управления подписками, отправки уведомлений, логирования и отчётности, администрирования, планирования задач, интеграции с внешними сервисами, модуль доступа к данным, предоставляющий унифицированный API для работы с БД и внешними сервисами. Взаимодействие между модулями осуществляется через внутренние вызовы и очереди сообщений.</w:t>
       </w:r>
     </w:p>
     <w:p>
@@ -3674,7 +3685,7 @@
       </w:pPr>
       <w:r>
         <w:rPr/>
-        <w:t>Уровень бизнес-логики – включает модули: сбора расписания, управления подписками, отправки уведомлений, логирования и отчётности, администрирования, планирования задач, интеграции с внешними сервисами. Взаимодействие между модулями осуществляется через внутренние вызовы и очереди сообщений (например, Celery).</w:t>
+        <w:t>Уровень хранения данных – реляционная база данных (СУБД PostgreSQL/MySQL) ИС УДС, дополненная таблицей notification_subscriptions.</w:t>
       </w:r>
     </w:p>
     <w:p>
@@ -3692,25 +3703,11 @@
       </w:pPr>
       <w:r>
         <w:rPr/>
-        <w:t>Уровень представления – веб-интерфейс ИС УДС (страница управления подписками в личном кабинете студента) и интерфейс администратора (отдельная панель или встроенная в существующую административную часть).</w:t>
-      </w:r>
-    </w:p>
-    <w:p>
-      <w:pPr>
-        <w:pStyle w:val="BodyText"/>
-        <w:widowControl/>
-        <w:numPr>
-          <w:ilvl w:val="0"/>
-          <w:numId w:val="2"/>
-        </w:numPr>
-        <w:suppressAutoHyphens w:val="true"/>
-        <w:bidi w:val="0"/>
-        <w:jc w:val="both"/>
-        <w:rPr/>
-      </w:pPr>
-      <w:r>
-        <w:rPr/>
-        <w:t>Интеграционный уровень – REST API ИС УДС для получения данных о расписании и пользователях; модуль интеграции с внешними сервисами, обеспечивающий связь с FCM, SMTP и Telegram Bot API.</w:t>
+        <w:t>Внешние системы и сервисы</w:t>
+      </w:r>
+      <w:r>
+        <w:rPr/>
+        <w:t xml:space="preserve"> – REST API ИС УДС для получения данных о расписании и пользователях; модуль интеграции с внешними сервисами, обеспечивающий связь с FCM, SMTP и Telegram Bot API.</w:t>
       </w:r>
     </w:p>
     <w:p>
@@ -3781,7 +3778,7 @@
     </w:p>
     <w:p>
       <w:pPr>
-        <w:pStyle w:val="user7"/>
+        <w:pStyle w:val="Style21"/>
         <w:widowControl/>
         <w:suppressAutoHyphens w:val="true"/>
         <w:bidi w:val="0"/>
@@ -3886,7 +3883,7 @@
     </w:p>
     <w:p>
       <w:pPr>
-        <w:pStyle w:val="user6"/>
+        <w:pStyle w:val="Style20"/>
         <w:rPr/>
       </w:pPr>
       <w:r>
@@ -3954,7 +3951,7 @@
           </w:tcPr>
           <w:p>
             <w:pPr>
-              <w:pStyle w:val="Style21"/>
+              <w:pStyle w:val="user7"/>
               <w:jc w:val="center"/>
               <w:rPr>
                 <w:b/>
@@ -3983,7 +3980,7 @@
           </w:tcPr>
           <w:p>
             <w:pPr>
-              <w:pStyle w:val="Style21"/>
+              <w:pStyle w:val="user7"/>
               <w:jc w:val="center"/>
               <w:rPr>
                 <w:b/>
@@ -4013,7 +4010,7 @@
           </w:tcPr>
           <w:p>
             <w:pPr>
-              <w:pStyle w:val="Style21"/>
+              <w:pStyle w:val="user7"/>
               <w:jc w:val="left"/>
               <w:rPr/>
             </w:pPr>
@@ -4035,7 +4032,7 @@
           </w:tcPr>
           <w:p>
             <w:pPr>
-              <w:pStyle w:val="Style21"/>
+              <w:pStyle w:val="user7"/>
               <w:jc w:val="left"/>
               <w:rPr/>
             </w:pPr>
@@ -4050,7 +4047,7 @@
           </w:p>
           <w:p>
             <w:pPr>
-              <w:pStyle w:val="Style21"/>
+              <w:pStyle w:val="user7"/>
               <w:jc w:val="left"/>
               <w:rPr/>
             </w:pPr>
@@ -4065,7 +4062,7 @@
           </w:p>
           <w:p>
             <w:pPr>
-              <w:pStyle w:val="Style21"/>
+              <w:pStyle w:val="user7"/>
               <w:jc w:val="left"/>
               <w:rPr/>
             </w:pPr>
@@ -4093,7 +4090,7 @@
           </w:tcPr>
           <w:p>
             <w:pPr>
-              <w:pStyle w:val="Style21"/>
+              <w:pStyle w:val="user7"/>
               <w:jc w:val="left"/>
               <w:rPr/>
             </w:pPr>
@@ -4115,7 +4112,7 @@
           </w:tcPr>
           <w:p>
             <w:pPr>
-              <w:pStyle w:val="Style21"/>
+              <w:pStyle w:val="user7"/>
               <w:jc w:val="left"/>
               <w:rPr/>
             </w:pPr>
@@ -4130,7 +4127,7 @@
           </w:p>
           <w:p>
             <w:pPr>
-              <w:pStyle w:val="Style21"/>
+              <w:pStyle w:val="user7"/>
               <w:jc w:val="left"/>
               <w:rPr/>
             </w:pPr>
@@ -4145,7 +4142,7 @@
           </w:p>
           <w:p>
             <w:pPr>
-              <w:pStyle w:val="Style21"/>
+              <w:pStyle w:val="user7"/>
               <w:jc w:val="left"/>
               <w:rPr/>
             </w:pPr>
@@ -4173,7 +4170,7 @@
           </w:tcPr>
           <w:p>
             <w:pPr>
-              <w:pStyle w:val="Style21"/>
+              <w:pStyle w:val="user7"/>
               <w:jc w:val="left"/>
               <w:rPr/>
             </w:pPr>
@@ -4195,7 +4192,7 @@
           </w:tcPr>
           <w:p>
             <w:pPr>
-              <w:pStyle w:val="Style21"/>
+              <w:pStyle w:val="user7"/>
               <w:jc w:val="left"/>
               <w:rPr/>
             </w:pPr>
@@ -4210,7 +4207,7 @@
           </w:p>
           <w:p>
             <w:pPr>
-              <w:pStyle w:val="Style21"/>
+              <w:pStyle w:val="user7"/>
               <w:jc w:val="left"/>
               <w:rPr/>
             </w:pPr>
@@ -4225,7 +4222,7 @@
           </w:p>
           <w:p>
             <w:pPr>
-              <w:pStyle w:val="Style21"/>
+              <w:pStyle w:val="user7"/>
               <w:jc w:val="left"/>
               <w:rPr/>
             </w:pPr>
@@ -4240,7 +4237,7 @@
           </w:p>
           <w:p>
             <w:pPr>
-              <w:pStyle w:val="Style21"/>
+              <w:pStyle w:val="user7"/>
               <w:jc w:val="left"/>
               <w:rPr/>
             </w:pPr>
@@ -4268,7 +4265,7 @@
           </w:tcPr>
           <w:p>
             <w:pPr>
-              <w:pStyle w:val="Style21"/>
+              <w:pStyle w:val="user7"/>
               <w:jc w:val="left"/>
               <w:rPr/>
             </w:pPr>
@@ -4290,7 +4287,7 @@
           </w:tcPr>
           <w:p>
             <w:pPr>
-              <w:pStyle w:val="Style21"/>
+              <w:pStyle w:val="user7"/>
               <w:jc w:val="left"/>
               <w:rPr/>
             </w:pPr>
@@ -4305,7 +4302,7 @@
           </w:p>
           <w:p>
             <w:pPr>
-              <w:pStyle w:val="Style21"/>
+              <w:pStyle w:val="user7"/>
               <w:jc w:val="left"/>
               <w:rPr/>
             </w:pPr>
@@ -4320,7 +4317,7 @@
           </w:p>
           <w:p>
             <w:pPr>
-              <w:pStyle w:val="Style21"/>
+              <w:pStyle w:val="user7"/>
               <w:jc w:val="left"/>
               <w:rPr/>
             </w:pPr>
@@ -4348,7 +4345,7 @@
           </w:tcPr>
           <w:p>
             <w:pPr>
-              <w:pStyle w:val="Style21"/>
+              <w:pStyle w:val="user7"/>
               <w:jc w:val="left"/>
               <w:rPr/>
             </w:pPr>
@@ -4370,7 +4367,7 @@
           </w:tcPr>
           <w:p>
             <w:pPr>
-              <w:pStyle w:val="Style21"/>
+              <w:pStyle w:val="user7"/>
               <w:jc w:val="left"/>
               <w:rPr/>
             </w:pPr>
@@ -4385,7 +4382,7 @@
           </w:p>
           <w:p>
             <w:pPr>
-              <w:pStyle w:val="Style21"/>
+              <w:pStyle w:val="user7"/>
               <w:jc w:val="left"/>
               <w:rPr/>
             </w:pPr>
@@ -4400,7 +4397,7 @@
           </w:p>
           <w:p>
             <w:pPr>
-              <w:pStyle w:val="Style21"/>
+              <w:pStyle w:val="user7"/>
               <w:jc w:val="left"/>
               <w:rPr/>
             </w:pPr>
@@ -4428,7 +4425,7 @@
           </w:tcPr>
           <w:p>
             <w:pPr>
-              <w:pStyle w:val="Style21"/>
+              <w:pStyle w:val="user7"/>
               <w:jc w:val="left"/>
               <w:rPr/>
             </w:pPr>
@@ -4450,7 +4447,7 @@
           </w:tcPr>
           <w:p>
             <w:pPr>
-              <w:pStyle w:val="Style21"/>
+              <w:pStyle w:val="user7"/>
               <w:jc w:val="left"/>
               <w:rPr/>
             </w:pPr>
@@ -4465,7 +4462,7 @@
           </w:p>
           <w:p>
             <w:pPr>
-              <w:pStyle w:val="Style21"/>
+              <w:pStyle w:val="user7"/>
               <w:jc w:val="left"/>
               <w:rPr/>
             </w:pPr>
@@ -4480,7 +4477,7 @@
           </w:p>
           <w:p>
             <w:pPr>
-              <w:pStyle w:val="Style21"/>
+              <w:pStyle w:val="user7"/>
               <w:jc w:val="left"/>
               <w:rPr/>
             </w:pPr>
@@ -4508,7 +4505,7 @@
           </w:tcPr>
           <w:p>
             <w:pPr>
-              <w:pStyle w:val="Style21"/>
+              <w:pStyle w:val="user7"/>
               <w:jc w:val="left"/>
               <w:rPr/>
             </w:pPr>
@@ -4530,7 +4527,7 @@
           </w:tcPr>
           <w:p>
             <w:pPr>
-              <w:pStyle w:val="Style21"/>
+              <w:pStyle w:val="user7"/>
               <w:jc w:val="left"/>
               <w:rPr/>
             </w:pPr>
@@ -4545,7 +4542,7 @@
           </w:p>
           <w:p>
             <w:pPr>
-              <w:pStyle w:val="Style21"/>
+              <w:pStyle w:val="user7"/>
               <w:jc w:val="left"/>
               <w:rPr/>
             </w:pPr>
@@ -4560,7 +4557,7 @@
           </w:p>
           <w:p>
             <w:pPr>
-              <w:pStyle w:val="Style21"/>
+              <w:pStyle w:val="user7"/>
               <w:jc w:val="left"/>
               <w:rPr/>
             </w:pPr>
@@ -4588,7 +4585,7 @@
           </w:tcPr>
           <w:p>
             <w:pPr>
-              <w:pStyle w:val="Style21"/>
+              <w:pStyle w:val="user7"/>
               <w:jc w:val="left"/>
               <w:rPr/>
             </w:pPr>
@@ -4610,7 +4607,7 @@
           </w:tcPr>
           <w:p>
             <w:pPr>
-              <w:pStyle w:val="Style21"/>
+              <w:pStyle w:val="user7"/>
               <w:jc w:val="left"/>
               <w:rPr/>
             </w:pPr>
@@ -4625,7 +4622,7 @@
           </w:p>
           <w:p>
             <w:pPr>
-              <w:pStyle w:val="Style21"/>
+              <w:pStyle w:val="user7"/>
               <w:jc w:val="left"/>
               <w:rPr/>
             </w:pPr>
@@ -6958,7 +6955,7 @@
     </w:p>
     <w:p>
       <w:pPr>
-        <w:pStyle w:val="user6"/>
+        <w:pStyle w:val="Style20"/>
         <w:rPr/>
       </w:pPr>
       <w:r>
@@ -7009,8 +7006,8 @@
       <w:tblGrid>
         <w:gridCol w:w="2003"/>
         <w:gridCol w:w="4286"/>
-        <w:gridCol w:w="1429"/>
-        <w:gridCol w:w="1641"/>
+        <w:gridCol w:w="1430"/>
+        <w:gridCol w:w="1640"/>
       </w:tblGrid>
       <w:tr>
         <w:trPr>
@@ -7029,7 +7026,7 @@
           </w:tcPr>
           <w:p>
             <w:pPr>
-              <w:pStyle w:val="Style21"/>
+              <w:pStyle w:val="user7"/>
               <w:jc w:val="center"/>
               <w:rPr>
                 <w:b/>
@@ -7057,7 +7054,7 @@
           </w:tcPr>
           <w:p>
             <w:pPr>
-              <w:pStyle w:val="Style21"/>
+              <w:pStyle w:val="user7"/>
               <w:jc w:val="center"/>
               <w:rPr>
                 <w:b/>
@@ -7075,7 +7072,7 @@
         </w:tc>
         <w:tc>
           <w:tcPr>
-            <w:tcW w:w="1429" w:type="dxa"/>
+            <w:tcW w:w="1430" w:type="dxa"/>
             <w:tcBorders>
               <w:top w:val="single" w:sz="4" w:space="0" w:color="000000"/>
               <w:left w:val="single" w:sz="4" w:space="0" w:color="000000"/>
@@ -7085,7 +7082,7 @@
           </w:tcPr>
           <w:p>
             <w:pPr>
-              <w:pStyle w:val="Style21"/>
+              <w:pStyle w:val="user7"/>
               <w:jc w:val="center"/>
               <w:rPr>
                 <w:b/>
@@ -7103,7 +7100,7 @@
         </w:tc>
         <w:tc>
           <w:tcPr>
-            <w:tcW w:w="1641" w:type="dxa"/>
+            <w:tcW w:w="1640" w:type="dxa"/>
             <w:tcBorders>
               <w:top w:val="single" w:sz="4" w:space="0" w:color="000000"/>
               <w:left w:val="single" w:sz="4" w:space="0" w:color="000000"/>
@@ -7114,7 +7111,7 @@
           </w:tcPr>
           <w:p>
             <w:pPr>
-              <w:pStyle w:val="Style21"/>
+              <w:pStyle w:val="user7"/>
               <w:jc w:val="center"/>
               <w:rPr>
                 <w:b/>
@@ -7144,7 +7141,7 @@
           </w:tcPr>
           <w:p>
             <w:pPr>
-              <w:pStyle w:val="Style21"/>
+              <w:pStyle w:val="user7"/>
               <w:jc w:val="left"/>
               <w:rPr/>
             </w:pPr>
@@ -7165,7 +7162,7 @@
           </w:tcPr>
           <w:p>
             <w:pPr>
-              <w:pStyle w:val="Style21"/>
+              <w:pStyle w:val="user7"/>
               <w:jc w:val="left"/>
               <w:rPr/>
             </w:pPr>
@@ -7176,7 +7173,7 @@
           </w:p>
           <w:p>
             <w:pPr>
-              <w:pStyle w:val="Style21"/>
+              <w:pStyle w:val="user7"/>
               <w:jc w:val="left"/>
               <w:rPr/>
             </w:pPr>
@@ -7187,7 +7184,7 @@
           </w:p>
           <w:p>
             <w:pPr>
-              <w:pStyle w:val="Style21"/>
+              <w:pStyle w:val="user7"/>
               <w:jc w:val="left"/>
               <w:rPr/>
             </w:pPr>
@@ -7199,7 +7196,7 @@
         </w:tc>
         <w:tc>
           <w:tcPr>
-            <w:tcW w:w="1429" w:type="dxa"/>
+            <w:tcW w:w="1430" w:type="dxa"/>
             <w:tcBorders>
               <w:left w:val="single" w:sz="4" w:space="0" w:color="000000"/>
               <w:bottom w:val="single" w:sz="4" w:space="0" w:color="000000"/>
@@ -7208,7 +7205,7 @@
           </w:tcPr>
           <w:p>
             <w:pPr>
-              <w:pStyle w:val="Style21"/>
+              <w:pStyle w:val="user7"/>
               <w:jc w:val="center"/>
               <w:rPr/>
             </w:pPr>
@@ -7220,7 +7217,7 @@
         </w:tc>
         <w:tc>
           <w:tcPr>
-            <w:tcW w:w="1641" w:type="dxa"/>
+            <w:tcW w:w="1640" w:type="dxa"/>
             <w:tcBorders>
               <w:left w:val="single" w:sz="4" w:space="0" w:color="000000"/>
               <w:bottom w:val="single" w:sz="4" w:space="0" w:color="000000"/>
@@ -7230,7 +7227,7 @@
           </w:tcPr>
           <w:p>
             <w:pPr>
-              <w:pStyle w:val="Style21"/>
+              <w:pStyle w:val="user7"/>
               <w:jc w:val="left"/>
               <w:rPr/>
             </w:pPr>
@@ -7256,7 +7253,7 @@
           </w:tcPr>
           <w:p>
             <w:pPr>
-              <w:pStyle w:val="Style21"/>
+              <w:pStyle w:val="user7"/>
               <w:jc w:val="left"/>
               <w:rPr/>
             </w:pPr>
@@ -7277,7 +7274,7 @@
           </w:tcPr>
           <w:p>
             <w:pPr>
-              <w:pStyle w:val="Style21"/>
+              <w:pStyle w:val="user7"/>
               <w:jc w:val="left"/>
               <w:rPr/>
             </w:pPr>
@@ -7288,7 +7285,7 @@
           </w:p>
           <w:p>
             <w:pPr>
-              <w:pStyle w:val="Style21"/>
+              <w:pStyle w:val="user7"/>
               <w:jc w:val="left"/>
               <w:rPr/>
             </w:pPr>
@@ -7299,7 +7296,7 @@
           </w:p>
           <w:p>
             <w:pPr>
-              <w:pStyle w:val="Style21"/>
+              <w:pStyle w:val="user7"/>
               <w:jc w:val="left"/>
               <w:rPr/>
             </w:pPr>
@@ -7310,7 +7307,7 @@
           </w:p>
           <w:p>
             <w:pPr>
-              <w:pStyle w:val="Style21"/>
+              <w:pStyle w:val="user7"/>
               <w:jc w:val="left"/>
               <w:rPr/>
             </w:pPr>
@@ -7322,7 +7319,7 @@
         </w:tc>
         <w:tc>
           <w:tcPr>
-            <w:tcW w:w="1429" w:type="dxa"/>
+            <w:tcW w:w="1430" w:type="dxa"/>
             <w:tcBorders>
               <w:left w:val="single" w:sz="4" w:space="0" w:color="000000"/>
               <w:bottom w:val="single" w:sz="4" w:space="0" w:color="000000"/>
@@ -7331,7 +7328,7 @@
           </w:tcPr>
           <w:p>
             <w:pPr>
-              <w:pStyle w:val="Style21"/>
+              <w:pStyle w:val="user7"/>
               <w:jc w:val="center"/>
               <w:rPr/>
             </w:pPr>
@@ -7343,7 +7340,7 @@
         </w:tc>
         <w:tc>
           <w:tcPr>
-            <w:tcW w:w="1641" w:type="dxa"/>
+            <w:tcW w:w="1640" w:type="dxa"/>
             <w:tcBorders>
               <w:left w:val="single" w:sz="4" w:space="0" w:color="000000"/>
               <w:bottom w:val="single" w:sz="4" w:space="0" w:color="000000"/>
@@ -7353,7 +7350,7 @@
           </w:tcPr>
           <w:p>
             <w:pPr>
-              <w:pStyle w:val="Style21"/>
+              <w:pStyle w:val="user7"/>
               <w:jc w:val="left"/>
               <w:rPr/>
             </w:pPr>
@@ -7379,7 +7376,7 @@
           </w:tcPr>
           <w:p>
             <w:pPr>
-              <w:pStyle w:val="Style21"/>
+              <w:pStyle w:val="user7"/>
               <w:jc w:val="left"/>
               <w:rPr/>
             </w:pPr>
@@ -7400,7 +7397,7 @@
           </w:tcPr>
           <w:p>
             <w:pPr>
-              <w:pStyle w:val="Style21"/>
+              <w:pStyle w:val="user7"/>
               <w:jc w:val="left"/>
               <w:rPr/>
             </w:pPr>
@@ -7411,7 +7408,7 @@
           </w:p>
           <w:p>
             <w:pPr>
-              <w:pStyle w:val="Style21"/>
+              <w:pStyle w:val="user7"/>
               <w:jc w:val="left"/>
               <w:rPr/>
             </w:pPr>
@@ -7422,7 +7419,7 @@
           </w:p>
           <w:p>
             <w:pPr>
-              <w:pStyle w:val="Style21"/>
+              <w:pStyle w:val="user7"/>
               <w:jc w:val="left"/>
               <w:rPr/>
             </w:pPr>
@@ -7434,7 +7431,7 @@
         </w:tc>
         <w:tc>
           <w:tcPr>
-            <w:tcW w:w="1429" w:type="dxa"/>
+            <w:tcW w:w="1430" w:type="dxa"/>
             <w:tcBorders>
               <w:left w:val="single" w:sz="4" w:space="0" w:color="000000"/>
               <w:bottom w:val="single" w:sz="4" w:space="0" w:color="000000"/>
@@ -7443,7 +7440,7 @@
           </w:tcPr>
           <w:p>
             <w:pPr>
-              <w:pStyle w:val="Style21"/>
+              <w:pStyle w:val="user7"/>
               <w:jc w:val="center"/>
               <w:rPr/>
             </w:pPr>
@@ -7455,7 +7452,7 @@
         </w:tc>
         <w:tc>
           <w:tcPr>
-            <w:tcW w:w="1641" w:type="dxa"/>
+            <w:tcW w:w="1640" w:type="dxa"/>
             <w:tcBorders>
               <w:left w:val="single" w:sz="4" w:space="0" w:color="000000"/>
               <w:bottom w:val="single" w:sz="4" w:space="0" w:color="000000"/>
@@ -7465,7 +7462,7 @@
           </w:tcPr>
           <w:p>
             <w:pPr>
-              <w:pStyle w:val="Style21"/>
+              <w:pStyle w:val="user7"/>
               <w:jc w:val="left"/>
               <w:rPr/>
             </w:pPr>
@@ -7491,7 +7488,7 @@
           </w:tcPr>
           <w:p>
             <w:pPr>
-              <w:pStyle w:val="Style21"/>
+              <w:pStyle w:val="user7"/>
               <w:jc w:val="left"/>
               <w:rPr/>
             </w:pPr>
@@ -7512,7 +7509,7 @@
           </w:tcPr>
           <w:p>
             <w:pPr>
-              <w:pStyle w:val="Style21"/>
+              <w:pStyle w:val="user7"/>
               <w:jc w:val="left"/>
               <w:rPr/>
             </w:pPr>
@@ -7523,7 +7520,7 @@
           </w:p>
           <w:p>
             <w:pPr>
-              <w:pStyle w:val="Style21"/>
+              <w:pStyle w:val="user7"/>
               <w:jc w:val="left"/>
               <w:rPr/>
             </w:pPr>
@@ -7534,7 +7531,7 @@
           </w:p>
           <w:p>
             <w:pPr>
-              <w:pStyle w:val="Style21"/>
+              <w:pStyle w:val="user7"/>
               <w:jc w:val="left"/>
               <w:rPr/>
             </w:pPr>
@@ -7545,7 +7542,7 @@
           </w:p>
           <w:p>
             <w:pPr>
-              <w:pStyle w:val="Style21"/>
+              <w:pStyle w:val="user7"/>
               <w:jc w:val="left"/>
               <w:rPr/>
             </w:pPr>
@@ -7556,7 +7553,7 @@
           </w:p>
           <w:p>
             <w:pPr>
-              <w:pStyle w:val="Style21"/>
+              <w:pStyle w:val="user7"/>
               <w:jc w:val="left"/>
               <w:rPr/>
             </w:pPr>
@@ -7568,7 +7565,7 @@
         </w:tc>
         <w:tc>
           <w:tcPr>
-            <w:tcW w:w="1429" w:type="dxa"/>
+            <w:tcW w:w="1430" w:type="dxa"/>
             <w:tcBorders>
               <w:left w:val="single" w:sz="4" w:space="0" w:color="000000"/>
               <w:bottom w:val="single" w:sz="4" w:space="0" w:color="000000"/>
@@ -7577,7 +7574,7 @@
           </w:tcPr>
           <w:p>
             <w:pPr>
-              <w:pStyle w:val="Style21"/>
+              <w:pStyle w:val="user7"/>
               <w:jc w:val="center"/>
               <w:rPr/>
             </w:pPr>
@@ -7589,7 +7586,7 @@
         </w:tc>
         <w:tc>
           <w:tcPr>
-            <w:tcW w:w="1641" w:type="dxa"/>
+            <w:tcW w:w="1640" w:type="dxa"/>
             <w:tcBorders>
               <w:left w:val="single" w:sz="4" w:space="0" w:color="000000"/>
               <w:bottom w:val="single" w:sz="4" w:space="0" w:color="000000"/>
@@ -7599,7 +7596,7 @@
           </w:tcPr>
           <w:p>
             <w:pPr>
-              <w:pStyle w:val="Style21"/>
+              <w:pStyle w:val="user7"/>
               <w:jc w:val="left"/>
               <w:rPr/>
             </w:pPr>
@@ -7613,7 +7610,7 @@
     </w:tbl>
     <w:p>
       <w:pPr>
-        <w:pStyle w:val="user6"/>
+        <w:pStyle w:val="Style20"/>
         <w:rPr/>
       </w:pPr>
       <w:r>
@@ -7668,8 +7665,8 @@
       <w:tblGrid>
         <w:gridCol w:w="2003"/>
         <w:gridCol w:w="4286"/>
-        <w:gridCol w:w="1429"/>
-        <w:gridCol w:w="1641"/>
+        <w:gridCol w:w="1430"/>
+        <w:gridCol w:w="1640"/>
       </w:tblGrid>
       <w:tr>
         <w:trPr>
@@ -7687,7 +7684,7 @@
           </w:tcPr>
           <w:p>
             <w:pPr>
-              <w:pStyle w:val="Style21"/>
+              <w:pStyle w:val="user7"/>
               <w:jc w:val="center"/>
               <w:rPr>
                 <w:b/>
@@ -7715,7 +7712,7 @@
           </w:tcPr>
           <w:p>
             <w:pPr>
-              <w:pStyle w:val="Style21"/>
+              <w:pStyle w:val="user7"/>
               <w:jc w:val="center"/>
               <w:rPr>
                 <w:b/>
@@ -7733,7 +7730,7 @@
         </w:tc>
         <w:tc>
           <w:tcPr>
-            <w:tcW w:w="1429" w:type="dxa"/>
+            <w:tcW w:w="1430" w:type="dxa"/>
             <w:tcBorders>
               <w:top w:val="single" w:sz="4" w:space="0" w:color="000000"/>
               <w:left w:val="single" w:sz="4" w:space="0" w:color="000000"/>
@@ -7743,7 +7740,7 @@
           </w:tcPr>
           <w:p>
             <w:pPr>
-              <w:pStyle w:val="Style21"/>
+              <w:pStyle w:val="user7"/>
               <w:jc w:val="center"/>
               <w:rPr>
                 <w:b/>
@@ -7761,7 +7758,7 @@
         </w:tc>
         <w:tc>
           <w:tcPr>
-            <w:tcW w:w="1641" w:type="dxa"/>
+            <w:tcW w:w="1640" w:type="dxa"/>
             <w:tcBorders>
               <w:top w:val="single" w:sz="4" w:space="0" w:color="000000"/>
               <w:left w:val="single" w:sz="4" w:space="0" w:color="000000"/>
@@ -7772,7 +7769,7 @@
           </w:tcPr>
           <w:p>
             <w:pPr>
-              <w:pStyle w:val="Style21"/>
+              <w:pStyle w:val="user7"/>
               <w:jc w:val="center"/>
               <w:rPr>
                 <w:b/>
@@ -7804,7 +7801,7 @@
           </w:tcPr>
           <w:p>
             <w:pPr>
-              <w:pStyle w:val="Style21"/>
+              <w:pStyle w:val="user7"/>
               <w:jc w:val="left"/>
               <w:rPr/>
             </w:pPr>
@@ -7825,7 +7822,7 @@
           </w:tcPr>
           <w:p>
             <w:pPr>
-              <w:pStyle w:val="Style21"/>
+              <w:pStyle w:val="user7"/>
               <w:jc w:val="left"/>
               <w:rPr/>
             </w:pPr>
@@ -7836,7 +7833,7 @@
           </w:p>
           <w:p>
             <w:pPr>
-              <w:pStyle w:val="Style21"/>
+              <w:pStyle w:val="user7"/>
               <w:jc w:val="left"/>
               <w:rPr/>
             </w:pPr>
@@ -7847,7 +7844,7 @@
           </w:p>
           <w:p>
             <w:pPr>
-              <w:pStyle w:val="Style21"/>
+              <w:pStyle w:val="user7"/>
               <w:jc w:val="left"/>
               <w:rPr/>
             </w:pPr>
@@ -7859,7 +7856,7 @@
         </w:tc>
         <w:tc>
           <w:tcPr>
-            <w:tcW w:w="1429" w:type="dxa"/>
+            <w:tcW w:w="1430" w:type="dxa"/>
             <w:tcBorders>
               <w:left w:val="single" w:sz="4" w:space="0" w:color="000000"/>
               <w:bottom w:val="single" w:sz="4" w:space="0" w:color="000000"/>
@@ -7868,7 +7865,7 @@
           </w:tcPr>
           <w:p>
             <w:pPr>
-              <w:pStyle w:val="Style21"/>
+              <w:pStyle w:val="user7"/>
               <w:jc w:val="center"/>
               <w:rPr/>
             </w:pPr>
@@ -7880,7 +7877,7 @@
         </w:tc>
         <w:tc>
           <w:tcPr>
-            <w:tcW w:w="1641" w:type="dxa"/>
+            <w:tcW w:w="1640" w:type="dxa"/>
             <w:tcBorders>
               <w:left w:val="single" w:sz="4" w:space="0" w:color="000000"/>
               <w:bottom w:val="single" w:sz="4" w:space="0" w:color="000000"/>
@@ -7890,7 +7887,7 @@
           </w:tcPr>
           <w:p>
             <w:pPr>
-              <w:pStyle w:val="Style21"/>
+              <w:pStyle w:val="user7"/>
               <w:jc w:val="left"/>
               <w:rPr/>
             </w:pPr>
@@ -7916,7 +7913,7 @@
           </w:tcPr>
           <w:p>
             <w:pPr>
-              <w:pStyle w:val="Style21"/>
+              <w:pStyle w:val="user7"/>
               <w:jc w:val="left"/>
               <w:rPr/>
             </w:pPr>
@@ -7937,7 +7934,7 @@
           </w:tcPr>
           <w:p>
             <w:pPr>
-              <w:pStyle w:val="Style21"/>
+              <w:pStyle w:val="user7"/>
               <w:jc w:val="left"/>
               <w:rPr/>
             </w:pPr>
@@ -7948,7 +7945,7 @@
           </w:p>
           <w:p>
             <w:pPr>
-              <w:pStyle w:val="Style21"/>
+              <w:pStyle w:val="user7"/>
               <w:jc w:val="left"/>
               <w:rPr/>
             </w:pPr>
@@ -7959,7 +7956,7 @@
           </w:p>
           <w:p>
             <w:pPr>
-              <w:pStyle w:val="Style21"/>
+              <w:pStyle w:val="user7"/>
               <w:jc w:val="left"/>
               <w:rPr/>
             </w:pPr>
@@ -7970,7 +7967,7 @@
           </w:p>
           <w:p>
             <w:pPr>
-              <w:pStyle w:val="Style21"/>
+              <w:pStyle w:val="user7"/>
               <w:jc w:val="left"/>
               <w:rPr/>
             </w:pPr>
@@ -7982,7 +7979,7 @@
         </w:tc>
         <w:tc>
           <w:tcPr>
-            <w:tcW w:w="1429" w:type="dxa"/>
+            <w:tcW w:w="1430" w:type="dxa"/>
             <w:tcBorders>
               <w:left w:val="single" w:sz="4" w:space="0" w:color="000000"/>
               <w:bottom w:val="single" w:sz="4" w:space="0" w:color="000000"/>
@@ -7991,7 +7988,7 @@
           </w:tcPr>
           <w:p>
             <w:pPr>
-              <w:pStyle w:val="Style21"/>
+              <w:pStyle w:val="user7"/>
               <w:jc w:val="center"/>
               <w:rPr/>
             </w:pPr>
@@ -8003,7 +8000,7 @@
         </w:tc>
         <w:tc>
           <w:tcPr>
-            <w:tcW w:w="1641" w:type="dxa"/>
+            <w:tcW w:w="1640" w:type="dxa"/>
             <w:tcBorders>
               <w:left w:val="single" w:sz="4" w:space="0" w:color="000000"/>
               <w:bottom w:val="single" w:sz="4" w:space="0" w:color="000000"/>
@@ -8013,7 +8010,7 @@
           </w:tcPr>
           <w:p>
             <w:pPr>
-              <w:pStyle w:val="Style21"/>
+              <w:pStyle w:val="user7"/>
               <w:jc w:val="left"/>
               <w:rPr/>
             </w:pPr>
@@ -8246,7 +8243,7 @@
     </w:p>
     <w:p>
       <w:pPr>
-        <w:pStyle w:val="Style20"/>
+        <w:pStyle w:val="user6"/>
         <w:rPr/>
       </w:pPr>
       <w:r>
@@ -8313,7 +8310,7 @@
           </w:tcPr>
           <w:p>
             <w:pPr>
-              <w:pStyle w:val="user4"/>
+              <w:pStyle w:val="Style18"/>
               <w:keepNext w:val="true"/>
               <w:jc w:val="center"/>
               <w:rPr>
@@ -8343,7 +8340,7 @@
           </w:tcPr>
           <w:p>
             <w:pPr>
-              <w:pStyle w:val="user4"/>
+              <w:pStyle w:val="Style18"/>
               <w:jc w:val="center"/>
               <w:rPr>
                 <w:b/>
@@ -8375,7 +8372,7 @@
           </w:tcPr>
           <w:p>
             <w:pPr>
-              <w:pStyle w:val="user4"/>
+              <w:pStyle w:val="Style18"/>
               <w:keepNext w:val="true"/>
               <w:jc w:val="left"/>
               <w:rPr/>
@@ -8398,7 +8395,7 @@
           </w:tcPr>
           <w:p>
             <w:pPr>
-              <w:pStyle w:val="user4"/>
+              <w:pStyle w:val="Style18"/>
               <w:numPr>
                 <w:ilvl w:val="0"/>
                 <w:numId w:val="3"/>
@@ -8427,7 +8424,7 @@
           </w:tcPr>
           <w:p>
             <w:pPr>
-              <w:pStyle w:val="user4"/>
+              <w:pStyle w:val="Style18"/>
               <w:keepNext w:val="true"/>
               <w:jc w:val="left"/>
               <w:rPr/>
@@ -8450,7 +8447,7 @@
           </w:tcPr>
           <w:p>
             <w:pPr>
-              <w:pStyle w:val="user4"/>
+              <w:pStyle w:val="Style18"/>
               <w:numPr>
                 <w:ilvl w:val="0"/>
                 <w:numId w:val="3"/>
@@ -8464,7 +8461,7 @@
           </w:p>
           <w:p>
             <w:pPr>
-              <w:pStyle w:val="user4"/>
+              <w:pStyle w:val="Style18"/>
               <w:numPr>
                 <w:ilvl w:val="0"/>
                 <w:numId w:val="3"/>
@@ -8478,7 +8475,7 @@
           </w:p>
           <w:p>
             <w:pPr>
-              <w:pStyle w:val="user4"/>
+              <w:pStyle w:val="Style18"/>
               <w:numPr>
                 <w:ilvl w:val="0"/>
                 <w:numId w:val="3"/>
@@ -8507,7 +8504,7 @@
           </w:tcPr>
           <w:p>
             <w:pPr>
-              <w:pStyle w:val="user4"/>
+              <w:pStyle w:val="Style18"/>
               <w:keepNext w:val="true"/>
               <w:jc w:val="left"/>
               <w:rPr/>
@@ -8530,7 +8527,7 @@
           </w:tcPr>
           <w:p>
             <w:pPr>
-              <w:pStyle w:val="user4"/>
+              <w:pStyle w:val="Style18"/>
               <w:numPr>
                 <w:ilvl w:val="0"/>
                 <w:numId w:val="3"/>
@@ -8544,7 +8541,7 @@
           </w:p>
           <w:p>
             <w:pPr>
-              <w:pStyle w:val="user4"/>
+              <w:pStyle w:val="Style18"/>
               <w:numPr>
                 <w:ilvl w:val="0"/>
                 <w:numId w:val="3"/>
@@ -8573,7 +8570,7 @@
           </w:tcPr>
           <w:p>
             <w:pPr>
-              <w:pStyle w:val="user4"/>
+              <w:pStyle w:val="Style18"/>
               <w:keepNext w:val="true"/>
               <w:jc w:val="left"/>
               <w:rPr/>
@@ -8596,7 +8593,7 @@
           </w:tcPr>
           <w:p>
             <w:pPr>
-              <w:pStyle w:val="user4"/>
+              <w:pStyle w:val="Style18"/>
               <w:numPr>
                 <w:ilvl w:val="0"/>
                 <w:numId w:val="3"/>
@@ -8610,7 +8607,7 @@
           </w:p>
           <w:p>
             <w:pPr>
-              <w:pStyle w:val="user4"/>
+              <w:pStyle w:val="Style18"/>
               <w:numPr>
                 <w:ilvl w:val="0"/>
                 <w:numId w:val="3"/>
@@ -8639,7 +8636,7 @@
           </w:tcPr>
           <w:p>
             <w:pPr>
-              <w:pStyle w:val="user4"/>
+              <w:pStyle w:val="Style18"/>
               <w:keepNext w:val="true"/>
               <w:jc w:val="left"/>
               <w:rPr/>
@@ -8662,7 +8659,7 @@
           </w:tcPr>
           <w:p>
             <w:pPr>
-              <w:pStyle w:val="user4"/>
+              <w:pStyle w:val="Style18"/>
               <w:numPr>
                 <w:ilvl w:val="0"/>
                 <w:numId w:val="3"/>
@@ -8691,7 +8688,7 @@
           </w:tcPr>
           <w:p>
             <w:pPr>
-              <w:pStyle w:val="user4"/>
+              <w:pStyle w:val="Style18"/>
               <w:jc w:val="left"/>
               <w:rPr/>
             </w:pPr>
@@ -8713,7 +8710,7 @@
           </w:tcPr>
           <w:p>
             <w:pPr>
-              <w:pStyle w:val="user4"/>
+              <w:pStyle w:val="Style18"/>
               <w:numPr>
                 <w:ilvl w:val="0"/>
                 <w:numId w:val="3"/>
@@ -8727,7 +8724,7 @@
           </w:p>
           <w:p>
             <w:pPr>
-              <w:pStyle w:val="user4"/>
+              <w:pStyle w:val="Style18"/>
               <w:numPr>
                 <w:ilvl w:val="0"/>
                 <w:numId w:val="3"/>
@@ -9095,7 +9092,7 @@
         </w:r>
         <w:r>
           <w:rPr/>
-          <w:t>33</w:t>
+          <w:t>14</w:t>
         </w:r>
         <w:r>
           <w:rPr/>
@@ -10067,29 +10064,29 @@
       <w:u w:val="single"/>
     </w:rPr>
   </w:style>
+  <w:style w:type="character" w:styleId="Style13" w:customStyle="1">
+    <w:name w:val="Ссылка указателя"/>
+    <w:qFormat/>
+    <w:rPr/>
+  </w:style>
   <w:style w:type="character" w:styleId="user" w:customStyle="1">
     <w:name w:val="Ссылка указателя (user)"/>
     <w:qFormat/>
     <w:rPr/>
   </w:style>
-  <w:style w:type="character" w:styleId="Style13" w:customStyle="1">
-    <w:name w:val="Ссылка указателя"/>
-    <w:qFormat/>
-    <w:rPr/>
-  </w:style>
-  <w:style w:type="character" w:styleId="Style14" w:customStyle="1">
-    <w:name w:val="Маркеры"/>
+  <w:style w:type="character" w:styleId="user1" w:customStyle="1">
+    <w:name w:val="Маркеры (user)"/>
     <w:qFormat/>
     <w:rPr>
       <w:rFonts w:ascii="OpenSymbol" w:hAnsi="OpenSymbol" w:eastAsia="OpenSymbol" w:cs="OpenSymbol"/>
     </w:rPr>
   </w:style>
-  <w:style w:type="character" w:styleId="Style15" w:customStyle="1">
-    <w:name w:val="Символ нумерации"/>
+  <w:style w:type="character" w:styleId="user2" w:customStyle="1">
+    <w:name w:val="Символ нумерации (user)"/>
     <w:qFormat/>
     <w:rPr/>
   </w:style>
-  <w:style w:type="character" w:styleId="Style16" w:customStyle="1">
+  <w:style w:type="character" w:styleId="Style14" w:customStyle="1">
     <w:name w:val="Основной текст Знак"/>
     <w:basedOn w:val="DefaultParagraphFont"/>
     <w:qFormat/>
@@ -10099,7 +10096,7 @@
       <w:sz w:val="28"/>
     </w:rPr>
   </w:style>
-  <w:style w:type="paragraph" w:styleId="Style17">
+  <w:style w:type="paragraph" w:styleId="Style15" w:customStyle="1">
     <w:name w:val="Заголовок"/>
     <w:basedOn w:val="Normal"/>
     <w:next w:val="BodyText"/>
@@ -10117,7 +10114,7 @@
   <w:style w:type="paragraph" w:styleId="BodyText">
     <w:name w:val="Body Text"/>
     <w:basedOn w:val="Normal"/>
-    <w:link w:val="Style16"/>
+    <w:link w:val="Style14"/>
     <w:pPr>
       <w:spacing w:lineRule="auto" w:line="360" w:before="0" w:after="0"/>
       <w:ind w:firstLine="709"/>
@@ -10149,7 +10146,7 @@
       <w:szCs w:val="24"/>
     </w:rPr>
   </w:style>
-  <w:style w:type="paragraph" w:styleId="Style18">
+  <w:style w:type="paragraph" w:styleId="Style16" w:customStyle="1">
     <w:name w:val="Указатель"/>
     <w:basedOn w:val="Normal"/>
     <w:qFormat/>
@@ -10175,7 +10172,7 @@
       <w:szCs w:val="28"/>
     </w:rPr>
   </w:style>
-  <w:style w:type="paragraph" w:styleId="user1" w:customStyle="1">
+  <w:style w:type="paragraph" w:styleId="user3">
     <w:name w:val="Заголовок (user)"/>
     <w:basedOn w:val="Normal"/>
     <w:next w:val="BodyText"/>
@@ -10190,7 +10187,7 @@
       <w:szCs w:val="28"/>
     </w:rPr>
   </w:style>
-  <w:style w:type="paragraph" w:styleId="user2" w:customStyle="1">
+  <w:style w:type="paragraph" w:styleId="user4">
     <w:name w:val="Указатель (user)"/>
     <w:basedOn w:val="Normal"/>
     <w:qFormat/>
@@ -10212,15 +10209,15 @@
       <w:rFonts w:cs="Lucida Sans"/>
     </w:rPr>
   </w:style>
-  <w:style w:type="paragraph" w:styleId="user3" w:customStyle="1">
-    <w:name w:val="Колонтитулы (user)"/>
+  <w:style w:type="paragraph" w:styleId="Style17" w:customStyle="1">
+    <w:name w:val="Колонтитулы"/>
     <w:basedOn w:val="Normal"/>
     <w:qFormat/>
     <w:pPr/>
     <w:rPr/>
   </w:style>
-  <w:style w:type="paragraph" w:styleId="Style19" w:customStyle="1">
-    <w:name w:val="Колонтитулы"/>
+  <w:style w:type="paragraph" w:styleId="user5" w:customStyle="1">
+    <w:name w:val="Колонтитулы (user)"/>
     <w:basedOn w:val="Normal"/>
     <w:qFormat/>
     <w:pPr/>
@@ -10278,7 +10275,7 @@
   </w:style>
   <w:style w:type="paragraph" w:styleId="TOC1">
     <w:name w:val="toc 1"/>
-    <w:basedOn w:val="user2"/>
+    <w:basedOn w:val="Style16"/>
     <w:pPr>
       <w:tabs>
         <w:tab w:val="clear" w:pos="643"/>
@@ -10293,7 +10290,7 @@
   </w:style>
   <w:style w:type="paragraph" w:styleId="TOC2">
     <w:name w:val="toc 2"/>
-    <w:basedOn w:val="user2"/>
+    <w:basedOn w:val="Style16"/>
     <w:pPr>
       <w:tabs>
         <w:tab w:val="clear" w:pos="643"/>
@@ -10307,7 +10304,7 @@
   </w:style>
   <w:style w:type="paragraph" w:styleId="TOC3">
     <w:name w:val="toc 3"/>
-    <w:basedOn w:val="user2"/>
+    <w:basedOn w:val="Style16"/>
     <w:pPr>
       <w:tabs>
         <w:tab w:val="clear" w:pos="643"/>
@@ -10319,8 +10316,8 @@
     </w:pPr>
     <w:rPr/>
   </w:style>
-  <w:style w:type="paragraph" w:styleId="user4" w:customStyle="1">
-    <w:name w:val="Содержимое таблицы (user)"/>
+  <w:style w:type="paragraph" w:styleId="Style18" w:customStyle="1">
+    <w:name w:val="Содержимое таблицы"/>
     <w:basedOn w:val="Normal"/>
     <w:qFormat/>
     <w:pPr>
@@ -10330,9 +10327,9 @@
     </w:pPr>
     <w:rPr/>
   </w:style>
-  <w:style w:type="paragraph" w:styleId="user5" w:customStyle="1">
-    <w:name w:val="Заголовок таблицы (user)"/>
-    <w:basedOn w:val="user4"/>
+  <w:style w:type="paragraph" w:styleId="Style19" w:customStyle="1">
+    <w:name w:val="Заголовок таблицы"/>
+    <w:basedOn w:val="Style18"/>
     <w:qFormat/>
     <w:pPr>
       <w:jc w:val="center"/>
@@ -10340,6 +10337,18 @@
     <w:rPr>
       <w:b/>
       <w:bCs/>
+    </w:rPr>
+  </w:style>
+  <w:style w:type="paragraph" w:styleId="Style20" w:customStyle="1">
+    <w:name w:val="Таблица"/>
+    <w:basedOn w:val="Caption"/>
+    <w:qFormat/>
+    <w:pPr>
+      <w:keepNext w:val="true"/>
+      <w:spacing w:lineRule="auto" w:line="360" w:before="0" w:after="0"/>
+    </w:pPr>
+    <w:rPr>
+      <w:sz w:val="28"/>
     </w:rPr>
   </w:style>
   <w:style w:type="paragraph" w:styleId="user6" w:customStyle="1">
@@ -10354,20 +10363,8 @@
       <w:sz w:val="28"/>
     </w:rPr>
   </w:style>
-  <w:style w:type="paragraph" w:styleId="Style20" w:customStyle="1">
-    <w:name w:val="Таблица"/>
-    <w:basedOn w:val="Caption"/>
-    <w:qFormat/>
-    <w:pPr>
-      <w:keepNext w:val="true"/>
-      <w:spacing w:lineRule="auto" w:line="360" w:before="0" w:after="0"/>
-    </w:pPr>
-    <w:rPr>
-      <w:sz w:val="28"/>
-    </w:rPr>
-  </w:style>
-  <w:style w:type="paragraph" w:styleId="Style21" w:customStyle="1">
-    <w:name w:val="Содержимое таблицы"/>
+  <w:style w:type="paragraph" w:styleId="user7" w:customStyle="1">
+    <w:name w:val="Содержимое таблицы (user)"/>
     <w:basedOn w:val="Normal"/>
     <w:qFormat/>
     <w:rsid w:val="00871d3e"/>
@@ -10380,42 +10377,42 @@
   </w:style>
   <w:style w:type="paragraph" w:styleId="TOC4">
     <w:name w:val="toc 4"/>
-    <w:basedOn w:val="user2"/>
+    <w:basedOn w:val="Style16"/>
     <w:pPr/>
     <w:rPr/>
   </w:style>
   <w:style w:type="paragraph" w:styleId="TOC5">
     <w:name w:val="toc 5"/>
-    <w:basedOn w:val="user2"/>
+    <w:basedOn w:val="Style16"/>
     <w:pPr/>
     <w:rPr/>
   </w:style>
   <w:style w:type="paragraph" w:styleId="TOC6">
     <w:name w:val="toc 6"/>
-    <w:basedOn w:val="user2"/>
+    <w:basedOn w:val="Style16"/>
     <w:pPr/>
     <w:rPr/>
   </w:style>
   <w:style w:type="paragraph" w:styleId="TOC7">
     <w:name w:val="toc 7"/>
-    <w:basedOn w:val="user2"/>
+    <w:basedOn w:val="Style16"/>
     <w:pPr/>
     <w:rPr/>
   </w:style>
   <w:style w:type="paragraph" w:styleId="TOC8">
     <w:name w:val="toc 8"/>
-    <w:basedOn w:val="user2"/>
+    <w:basedOn w:val="Style16"/>
     <w:pPr/>
     <w:rPr/>
   </w:style>
   <w:style w:type="paragraph" w:styleId="TOC9">
     <w:name w:val="toc 9"/>
-    <w:basedOn w:val="user2"/>
+    <w:basedOn w:val="Style16"/>
     <w:pPr/>
     <w:rPr/>
   </w:style>
-  <w:style w:type="paragraph" w:styleId="user7">
-    <w:name w:val="Рисунок (user)"/>
+  <w:style w:type="paragraph" w:styleId="Style21">
+    <w:name w:val="Рисунок"/>
     <w:basedOn w:val="Caption"/>
     <w:qFormat/>
     <w:pPr>
@@ -10426,15 +10423,15 @@
       <w:i w:val="false"/>
     </w:rPr>
   </w:style>
-  <w:style w:type="numbering" w:styleId="user8" w:customStyle="1">
-    <w:name w:val="Без списка (user)"/>
+  <w:style w:type="numbering" w:styleId="Style22" w:customStyle="1">
+    <w:name w:val="Без списка"/>
     <w:uiPriority w:val="99"/>
     <w:semiHidden/>
     <w:unhideWhenUsed/>
     <w:qFormat/>
   </w:style>
-  <w:style w:type="numbering" w:styleId="Style22" w:customStyle="1">
-    <w:name w:val="Без списка"/>
+  <w:style w:type="numbering" w:styleId="user8" w:customStyle="1">
+    <w:name w:val="Без списка (user)"/>
     <w:uiPriority w:val="99"/>
     <w:semiHidden/>
     <w:unhideWhenUsed/>

--- a/6 семестр/Проектирование информационных систем/Практическая работа №1/ВраженкоДО.docx
+++ b/6 семестр/Проектирование информационных систем/Практическая работа №1/ВраженкоДО.docx
@@ -3641,11 +3641,7 @@
       </w:pPr>
       <w:r>
         <w:rPr/>
-        <w:t>Пользовательский уровень</w:t>
-      </w:r>
-      <w:r>
-        <w:rPr/>
-        <w:t xml:space="preserve"> – веб-интерфейс ИС УДС (страница управления подписками в личном кабинете студента) и интерфейс администратора (отдельная панель или встроенная в существующую административную часть).</w:t>
+        <w:t>Пользовательский уровень – веб-интерфейс ИС УДС (страница управления подписками в личном кабинете студента) и интерфейс администратора (отдельная панель или встроенная в существующую административную часть).</w:t>
       </w:r>
     </w:p>
     <w:p>
@@ -3663,11 +3659,7 @@
       </w:pPr>
       <w:r>
         <w:rPr/>
-        <w:t>Серверный уровень</w:t>
-      </w:r>
-      <w:r>
-        <w:rPr/>
-        <w:t xml:space="preserve"> – включает модули: сбора расписания, управления подписками, отправки уведомлений, логирования и отчётности, администрирования, планирования задач, интеграции с внешними сервисами, модуль доступа к данным, предоставляющий унифицированный API для работы с БД и внешними сервисами. Взаимодействие между модулями осуществляется через внутренние вызовы и очереди сообщений.</w:t>
+        <w:t>Серверный уровень – включает модули: сбора расписания, управления подписками, отправки уведомлений, логирования и отчётности, администрирования, планирования задач, интеграции с внешними сервисами, модуль доступа к данным, предоставляющий унифицированный API для работы с БД и внешними сервисами. Взаимодействие между модулями осуществляется через внутренние вызовы и очереди сообщений.</w:t>
       </w:r>
     </w:p>
     <w:p>
@@ -3703,11 +3695,7 @@
       </w:pPr>
       <w:r>
         <w:rPr/>
-        <w:t>Внешние системы и сервисы</w:t>
-      </w:r>
-      <w:r>
-        <w:rPr/>
-        <w:t xml:space="preserve"> – REST API ИС УДС для получения данных о расписании и пользователях; модуль интеграции с внешними сервисами, обеспечивающий связь с FCM, SMTP и Telegram Bot API.</w:t>
+        <w:t>Внешние системы и сервисы – REST API ИС УДС для получения данных о расписании и пользователях; модуль интеграции с внешними сервисами, обеспечивающий связь с FCM, SMTP и Telegram Bot API.</w:t>
       </w:r>
     </w:p>
     <w:p>
@@ -3778,7 +3766,7 @@
     </w:p>
     <w:p>
       <w:pPr>
-        <w:pStyle w:val="Style21"/>
+        <w:pStyle w:val="user7"/>
         <w:widowControl/>
         <w:suppressAutoHyphens w:val="true"/>
         <w:bidi w:val="0"/>
@@ -3883,7 +3871,7 @@
     </w:p>
     <w:p>
       <w:pPr>
-        <w:pStyle w:val="Style20"/>
+        <w:pStyle w:val="user6"/>
         <w:rPr/>
       </w:pPr>
       <w:r>
@@ -3951,7 +3939,7 @@
           </w:tcPr>
           <w:p>
             <w:pPr>
-              <w:pStyle w:val="user7"/>
+              <w:pStyle w:val="Style21"/>
               <w:jc w:val="center"/>
               <w:rPr>
                 <w:b/>
@@ -3980,7 +3968,7 @@
           </w:tcPr>
           <w:p>
             <w:pPr>
-              <w:pStyle w:val="user7"/>
+              <w:pStyle w:val="Style21"/>
               <w:jc w:val="center"/>
               <w:rPr>
                 <w:b/>
@@ -4010,7 +3998,7 @@
           </w:tcPr>
           <w:p>
             <w:pPr>
-              <w:pStyle w:val="user7"/>
+              <w:pStyle w:val="Style21"/>
               <w:jc w:val="left"/>
               <w:rPr/>
             </w:pPr>
@@ -4032,7 +4020,7 @@
           </w:tcPr>
           <w:p>
             <w:pPr>
-              <w:pStyle w:val="user7"/>
+              <w:pStyle w:val="Style21"/>
               <w:jc w:val="left"/>
               <w:rPr/>
             </w:pPr>
@@ -4047,7 +4035,7 @@
           </w:p>
           <w:p>
             <w:pPr>
-              <w:pStyle w:val="user7"/>
+              <w:pStyle w:val="Style21"/>
               <w:jc w:val="left"/>
               <w:rPr/>
             </w:pPr>
@@ -4062,7 +4050,7 @@
           </w:p>
           <w:p>
             <w:pPr>
-              <w:pStyle w:val="user7"/>
+              <w:pStyle w:val="Style21"/>
               <w:jc w:val="left"/>
               <w:rPr/>
             </w:pPr>
@@ -4090,7 +4078,7 @@
           </w:tcPr>
           <w:p>
             <w:pPr>
-              <w:pStyle w:val="user7"/>
+              <w:pStyle w:val="Style21"/>
               <w:jc w:val="left"/>
               <w:rPr/>
             </w:pPr>
@@ -4112,7 +4100,7 @@
           </w:tcPr>
           <w:p>
             <w:pPr>
-              <w:pStyle w:val="user7"/>
+              <w:pStyle w:val="Style21"/>
               <w:jc w:val="left"/>
               <w:rPr/>
             </w:pPr>
@@ -4127,7 +4115,7 @@
           </w:p>
           <w:p>
             <w:pPr>
-              <w:pStyle w:val="user7"/>
+              <w:pStyle w:val="Style21"/>
               <w:jc w:val="left"/>
               <w:rPr/>
             </w:pPr>
@@ -4142,7 +4130,7 @@
           </w:p>
           <w:p>
             <w:pPr>
-              <w:pStyle w:val="user7"/>
+              <w:pStyle w:val="Style21"/>
               <w:jc w:val="left"/>
               <w:rPr/>
             </w:pPr>
@@ -4170,7 +4158,7 @@
           </w:tcPr>
           <w:p>
             <w:pPr>
-              <w:pStyle w:val="user7"/>
+              <w:pStyle w:val="Style21"/>
               <w:jc w:val="left"/>
               <w:rPr/>
             </w:pPr>
@@ -4192,7 +4180,7 @@
           </w:tcPr>
           <w:p>
             <w:pPr>
-              <w:pStyle w:val="user7"/>
+              <w:pStyle w:val="Style21"/>
               <w:jc w:val="left"/>
               <w:rPr/>
             </w:pPr>
@@ -4207,7 +4195,7 @@
           </w:p>
           <w:p>
             <w:pPr>
-              <w:pStyle w:val="user7"/>
+              <w:pStyle w:val="Style21"/>
               <w:jc w:val="left"/>
               <w:rPr/>
             </w:pPr>
@@ -4222,7 +4210,7 @@
           </w:p>
           <w:p>
             <w:pPr>
-              <w:pStyle w:val="user7"/>
+              <w:pStyle w:val="Style21"/>
               <w:jc w:val="left"/>
               <w:rPr/>
             </w:pPr>
@@ -4237,7 +4225,7 @@
           </w:p>
           <w:p>
             <w:pPr>
-              <w:pStyle w:val="user7"/>
+              <w:pStyle w:val="Style21"/>
               <w:jc w:val="left"/>
               <w:rPr/>
             </w:pPr>
@@ -4265,7 +4253,7 @@
           </w:tcPr>
           <w:p>
             <w:pPr>
-              <w:pStyle w:val="user7"/>
+              <w:pStyle w:val="Style21"/>
               <w:jc w:val="left"/>
               <w:rPr/>
             </w:pPr>
@@ -4287,7 +4275,7 @@
           </w:tcPr>
           <w:p>
             <w:pPr>
-              <w:pStyle w:val="user7"/>
+              <w:pStyle w:val="Style21"/>
               <w:jc w:val="left"/>
               <w:rPr/>
             </w:pPr>
@@ -4302,7 +4290,7 @@
           </w:p>
           <w:p>
             <w:pPr>
-              <w:pStyle w:val="user7"/>
+              <w:pStyle w:val="Style21"/>
               <w:jc w:val="left"/>
               <w:rPr/>
             </w:pPr>
@@ -4317,7 +4305,7 @@
           </w:p>
           <w:p>
             <w:pPr>
-              <w:pStyle w:val="user7"/>
+              <w:pStyle w:val="Style21"/>
               <w:jc w:val="left"/>
               <w:rPr/>
             </w:pPr>
@@ -4345,7 +4333,7 @@
           </w:tcPr>
           <w:p>
             <w:pPr>
-              <w:pStyle w:val="user7"/>
+              <w:pStyle w:val="Style21"/>
               <w:jc w:val="left"/>
               <w:rPr/>
             </w:pPr>
@@ -4367,7 +4355,7 @@
           </w:tcPr>
           <w:p>
             <w:pPr>
-              <w:pStyle w:val="user7"/>
+              <w:pStyle w:val="Style21"/>
               <w:jc w:val="left"/>
               <w:rPr/>
             </w:pPr>
@@ -4382,7 +4370,7 @@
           </w:p>
           <w:p>
             <w:pPr>
-              <w:pStyle w:val="user7"/>
+              <w:pStyle w:val="Style21"/>
               <w:jc w:val="left"/>
               <w:rPr/>
             </w:pPr>
@@ -4397,7 +4385,7 @@
           </w:p>
           <w:p>
             <w:pPr>
-              <w:pStyle w:val="user7"/>
+              <w:pStyle w:val="Style21"/>
               <w:jc w:val="left"/>
               <w:rPr/>
             </w:pPr>
@@ -4425,7 +4413,7 @@
           </w:tcPr>
           <w:p>
             <w:pPr>
-              <w:pStyle w:val="user7"/>
+              <w:pStyle w:val="Style21"/>
               <w:jc w:val="left"/>
               <w:rPr/>
             </w:pPr>
@@ -4447,7 +4435,7 @@
           </w:tcPr>
           <w:p>
             <w:pPr>
-              <w:pStyle w:val="user7"/>
+              <w:pStyle w:val="Style21"/>
               <w:jc w:val="left"/>
               <w:rPr/>
             </w:pPr>
@@ -4462,7 +4450,7 @@
           </w:p>
           <w:p>
             <w:pPr>
-              <w:pStyle w:val="user7"/>
+              <w:pStyle w:val="Style21"/>
               <w:jc w:val="left"/>
               <w:rPr/>
             </w:pPr>
@@ -4477,7 +4465,7 @@
           </w:p>
           <w:p>
             <w:pPr>
-              <w:pStyle w:val="user7"/>
+              <w:pStyle w:val="Style21"/>
               <w:jc w:val="left"/>
               <w:rPr/>
             </w:pPr>
@@ -4505,7 +4493,7 @@
           </w:tcPr>
           <w:p>
             <w:pPr>
-              <w:pStyle w:val="user7"/>
+              <w:pStyle w:val="Style21"/>
               <w:jc w:val="left"/>
               <w:rPr/>
             </w:pPr>
@@ -4527,7 +4515,7 @@
           </w:tcPr>
           <w:p>
             <w:pPr>
-              <w:pStyle w:val="user7"/>
+              <w:pStyle w:val="Style21"/>
               <w:jc w:val="left"/>
               <w:rPr/>
             </w:pPr>
@@ -4542,7 +4530,7 @@
           </w:p>
           <w:p>
             <w:pPr>
-              <w:pStyle w:val="user7"/>
+              <w:pStyle w:val="Style21"/>
               <w:jc w:val="left"/>
               <w:rPr/>
             </w:pPr>
@@ -4557,7 +4545,7 @@
           </w:p>
           <w:p>
             <w:pPr>
-              <w:pStyle w:val="user7"/>
+              <w:pStyle w:val="Style21"/>
               <w:jc w:val="left"/>
               <w:rPr/>
             </w:pPr>
@@ -4585,7 +4573,7 @@
           </w:tcPr>
           <w:p>
             <w:pPr>
-              <w:pStyle w:val="user7"/>
+              <w:pStyle w:val="Style21"/>
               <w:jc w:val="left"/>
               <w:rPr/>
             </w:pPr>
@@ -4607,7 +4595,7 @@
           </w:tcPr>
           <w:p>
             <w:pPr>
-              <w:pStyle w:val="user7"/>
+              <w:pStyle w:val="Style21"/>
               <w:jc w:val="left"/>
               <w:rPr/>
             </w:pPr>
@@ -4622,7 +4610,7 @@
           </w:p>
           <w:p>
             <w:pPr>
-              <w:pStyle w:val="user7"/>
+              <w:pStyle w:val="Style21"/>
               <w:jc w:val="left"/>
               <w:rPr/>
             </w:pPr>
@@ -6955,7 +6943,7 @@
     </w:p>
     <w:p>
       <w:pPr>
-        <w:pStyle w:val="Style20"/>
+        <w:pStyle w:val="user6"/>
         <w:rPr/>
       </w:pPr>
       <w:r>
@@ -7006,8 +6994,8 @@
       <w:tblGrid>
         <w:gridCol w:w="2003"/>
         <w:gridCol w:w="4286"/>
-        <w:gridCol w:w="1430"/>
-        <w:gridCol w:w="1640"/>
+        <w:gridCol w:w="1431"/>
+        <w:gridCol w:w="1639"/>
       </w:tblGrid>
       <w:tr>
         <w:trPr>
@@ -7026,7 +7014,7 @@
           </w:tcPr>
           <w:p>
             <w:pPr>
-              <w:pStyle w:val="user7"/>
+              <w:pStyle w:val="Style21"/>
               <w:jc w:val="center"/>
               <w:rPr>
                 <w:b/>
@@ -7054,7 +7042,7 @@
           </w:tcPr>
           <w:p>
             <w:pPr>
-              <w:pStyle w:val="user7"/>
+              <w:pStyle w:val="Style21"/>
               <w:jc w:val="center"/>
               <w:rPr>
                 <w:b/>
@@ -7072,7 +7060,7 @@
         </w:tc>
         <w:tc>
           <w:tcPr>
-            <w:tcW w:w="1430" w:type="dxa"/>
+            <w:tcW w:w="1431" w:type="dxa"/>
             <w:tcBorders>
               <w:top w:val="single" w:sz="4" w:space="0" w:color="000000"/>
               <w:left w:val="single" w:sz="4" w:space="0" w:color="000000"/>
@@ -7082,7 +7070,7 @@
           </w:tcPr>
           <w:p>
             <w:pPr>
-              <w:pStyle w:val="user7"/>
+              <w:pStyle w:val="Style21"/>
               <w:jc w:val="center"/>
               <w:rPr>
                 <w:b/>
@@ -7100,7 +7088,7 @@
         </w:tc>
         <w:tc>
           <w:tcPr>
-            <w:tcW w:w="1640" w:type="dxa"/>
+            <w:tcW w:w="1639" w:type="dxa"/>
             <w:tcBorders>
               <w:top w:val="single" w:sz="4" w:space="0" w:color="000000"/>
               <w:left w:val="single" w:sz="4" w:space="0" w:color="000000"/>
@@ -7111,7 +7099,7 @@
           </w:tcPr>
           <w:p>
             <w:pPr>
-              <w:pStyle w:val="user7"/>
+              <w:pStyle w:val="Style21"/>
               <w:jc w:val="center"/>
               <w:rPr>
                 <w:b/>
@@ -7141,7 +7129,7 @@
           </w:tcPr>
           <w:p>
             <w:pPr>
-              <w:pStyle w:val="user7"/>
+              <w:pStyle w:val="Style21"/>
               <w:jc w:val="left"/>
               <w:rPr/>
             </w:pPr>
@@ -7162,7 +7150,7 @@
           </w:tcPr>
           <w:p>
             <w:pPr>
-              <w:pStyle w:val="user7"/>
+              <w:pStyle w:val="Style21"/>
               <w:jc w:val="left"/>
               <w:rPr/>
             </w:pPr>
@@ -7173,7 +7161,7 @@
           </w:p>
           <w:p>
             <w:pPr>
-              <w:pStyle w:val="user7"/>
+              <w:pStyle w:val="Style21"/>
               <w:jc w:val="left"/>
               <w:rPr/>
             </w:pPr>
@@ -7184,7 +7172,7 @@
           </w:p>
           <w:p>
             <w:pPr>
-              <w:pStyle w:val="user7"/>
+              <w:pStyle w:val="Style21"/>
               <w:jc w:val="left"/>
               <w:rPr/>
             </w:pPr>
@@ -7196,7 +7184,7 @@
         </w:tc>
         <w:tc>
           <w:tcPr>
-            <w:tcW w:w="1430" w:type="dxa"/>
+            <w:tcW w:w="1431" w:type="dxa"/>
             <w:tcBorders>
               <w:left w:val="single" w:sz="4" w:space="0" w:color="000000"/>
               <w:bottom w:val="single" w:sz="4" w:space="0" w:color="000000"/>
@@ -7205,7 +7193,7 @@
           </w:tcPr>
           <w:p>
             <w:pPr>
-              <w:pStyle w:val="user7"/>
+              <w:pStyle w:val="Style21"/>
               <w:jc w:val="center"/>
               <w:rPr/>
             </w:pPr>
@@ -7217,7 +7205,7 @@
         </w:tc>
         <w:tc>
           <w:tcPr>
-            <w:tcW w:w="1640" w:type="dxa"/>
+            <w:tcW w:w="1639" w:type="dxa"/>
             <w:tcBorders>
               <w:left w:val="single" w:sz="4" w:space="0" w:color="000000"/>
               <w:bottom w:val="single" w:sz="4" w:space="0" w:color="000000"/>
@@ -7227,7 +7215,7 @@
           </w:tcPr>
           <w:p>
             <w:pPr>
-              <w:pStyle w:val="user7"/>
+              <w:pStyle w:val="Style21"/>
               <w:jc w:val="left"/>
               <w:rPr/>
             </w:pPr>
@@ -7253,7 +7241,7 @@
           </w:tcPr>
           <w:p>
             <w:pPr>
-              <w:pStyle w:val="user7"/>
+              <w:pStyle w:val="Style21"/>
               <w:jc w:val="left"/>
               <w:rPr/>
             </w:pPr>
@@ -7274,7 +7262,7 @@
           </w:tcPr>
           <w:p>
             <w:pPr>
-              <w:pStyle w:val="user7"/>
+              <w:pStyle w:val="Style21"/>
               <w:jc w:val="left"/>
               <w:rPr/>
             </w:pPr>
@@ -7285,7 +7273,7 @@
           </w:p>
           <w:p>
             <w:pPr>
-              <w:pStyle w:val="user7"/>
+              <w:pStyle w:val="Style21"/>
               <w:jc w:val="left"/>
               <w:rPr/>
             </w:pPr>
@@ -7296,7 +7284,7 @@
           </w:p>
           <w:p>
             <w:pPr>
-              <w:pStyle w:val="user7"/>
+              <w:pStyle w:val="Style21"/>
               <w:jc w:val="left"/>
               <w:rPr/>
             </w:pPr>
@@ -7307,7 +7295,7 @@
           </w:p>
           <w:p>
             <w:pPr>
-              <w:pStyle w:val="user7"/>
+              <w:pStyle w:val="Style21"/>
               <w:jc w:val="left"/>
               <w:rPr/>
             </w:pPr>
@@ -7319,7 +7307,7 @@
         </w:tc>
         <w:tc>
           <w:tcPr>
-            <w:tcW w:w="1430" w:type="dxa"/>
+            <w:tcW w:w="1431" w:type="dxa"/>
             <w:tcBorders>
               <w:left w:val="single" w:sz="4" w:space="0" w:color="000000"/>
               <w:bottom w:val="single" w:sz="4" w:space="0" w:color="000000"/>
@@ -7328,7 +7316,7 @@
           </w:tcPr>
           <w:p>
             <w:pPr>
-              <w:pStyle w:val="user7"/>
+              <w:pStyle w:val="Style21"/>
               <w:jc w:val="center"/>
               <w:rPr/>
             </w:pPr>
@@ -7340,7 +7328,7 @@
         </w:tc>
         <w:tc>
           <w:tcPr>
-            <w:tcW w:w="1640" w:type="dxa"/>
+            <w:tcW w:w="1639" w:type="dxa"/>
             <w:tcBorders>
               <w:left w:val="single" w:sz="4" w:space="0" w:color="000000"/>
               <w:bottom w:val="single" w:sz="4" w:space="0" w:color="000000"/>
@@ -7350,7 +7338,7 @@
           </w:tcPr>
           <w:p>
             <w:pPr>
-              <w:pStyle w:val="user7"/>
+              <w:pStyle w:val="Style21"/>
               <w:jc w:val="left"/>
               <w:rPr/>
             </w:pPr>
@@ -7376,7 +7364,7 @@
           </w:tcPr>
           <w:p>
             <w:pPr>
-              <w:pStyle w:val="user7"/>
+              <w:pStyle w:val="Style21"/>
               <w:jc w:val="left"/>
               <w:rPr/>
             </w:pPr>
@@ -7397,7 +7385,7 @@
           </w:tcPr>
           <w:p>
             <w:pPr>
-              <w:pStyle w:val="user7"/>
+              <w:pStyle w:val="Style21"/>
               <w:jc w:val="left"/>
               <w:rPr/>
             </w:pPr>
@@ -7408,7 +7396,7 @@
           </w:p>
           <w:p>
             <w:pPr>
-              <w:pStyle w:val="user7"/>
+              <w:pStyle w:val="Style21"/>
               <w:jc w:val="left"/>
               <w:rPr/>
             </w:pPr>
@@ -7419,7 +7407,7 @@
           </w:p>
           <w:p>
             <w:pPr>
-              <w:pStyle w:val="user7"/>
+              <w:pStyle w:val="Style21"/>
               <w:jc w:val="left"/>
               <w:rPr/>
             </w:pPr>
@@ -7431,7 +7419,7 @@
         </w:tc>
         <w:tc>
           <w:tcPr>
-            <w:tcW w:w="1430" w:type="dxa"/>
+            <w:tcW w:w="1431" w:type="dxa"/>
             <w:tcBorders>
               <w:left w:val="single" w:sz="4" w:space="0" w:color="000000"/>
               <w:bottom w:val="single" w:sz="4" w:space="0" w:color="000000"/>
@@ -7440,7 +7428,7 @@
           </w:tcPr>
           <w:p>
             <w:pPr>
-              <w:pStyle w:val="user7"/>
+              <w:pStyle w:val="Style21"/>
               <w:jc w:val="center"/>
               <w:rPr/>
             </w:pPr>
@@ -7452,7 +7440,7 @@
         </w:tc>
         <w:tc>
           <w:tcPr>
-            <w:tcW w:w="1640" w:type="dxa"/>
+            <w:tcW w:w="1639" w:type="dxa"/>
             <w:tcBorders>
               <w:left w:val="single" w:sz="4" w:space="0" w:color="000000"/>
               <w:bottom w:val="single" w:sz="4" w:space="0" w:color="000000"/>
@@ -7462,7 +7450,7 @@
           </w:tcPr>
           <w:p>
             <w:pPr>
-              <w:pStyle w:val="user7"/>
+              <w:pStyle w:val="Style21"/>
               <w:jc w:val="left"/>
               <w:rPr/>
             </w:pPr>
@@ -7488,7 +7476,7 @@
           </w:tcPr>
           <w:p>
             <w:pPr>
-              <w:pStyle w:val="user7"/>
+              <w:pStyle w:val="Style21"/>
               <w:jc w:val="left"/>
               <w:rPr/>
             </w:pPr>
@@ -7509,7 +7497,7 @@
           </w:tcPr>
           <w:p>
             <w:pPr>
-              <w:pStyle w:val="user7"/>
+              <w:pStyle w:val="Style21"/>
               <w:jc w:val="left"/>
               <w:rPr/>
             </w:pPr>
@@ -7520,7 +7508,7 @@
           </w:p>
           <w:p>
             <w:pPr>
-              <w:pStyle w:val="user7"/>
+              <w:pStyle w:val="Style21"/>
               <w:jc w:val="left"/>
               <w:rPr/>
             </w:pPr>
@@ -7531,7 +7519,7 @@
           </w:p>
           <w:p>
             <w:pPr>
-              <w:pStyle w:val="user7"/>
+              <w:pStyle w:val="Style21"/>
               <w:jc w:val="left"/>
               <w:rPr/>
             </w:pPr>
@@ -7542,7 +7530,7 @@
           </w:p>
           <w:p>
             <w:pPr>
-              <w:pStyle w:val="user7"/>
+              <w:pStyle w:val="Style21"/>
               <w:jc w:val="left"/>
               <w:rPr/>
             </w:pPr>
@@ -7553,7 +7541,7 @@
           </w:p>
           <w:p>
             <w:pPr>
-              <w:pStyle w:val="user7"/>
+              <w:pStyle w:val="Style21"/>
               <w:jc w:val="left"/>
               <w:rPr/>
             </w:pPr>
@@ -7565,7 +7553,7 @@
         </w:tc>
         <w:tc>
           <w:tcPr>
-            <w:tcW w:w="1430" w:type="dxa"/>
+            <w:tcW w:w="1431" w:type="dxa"/>
             <w:tcBorders>
               <w:left w:val="single" w:sz="4" w:space="0" w:color="000000"/>
               <w:bottom w:val="single" w:sz="4" w:space="0" w:color="000000"/>
@@ -7574,7 +7562,7 @@
           </w:tcPr>
           <w:p>
             <w:pPr>
-              <w:pStyle w:val="user7"/>
+              <w:pStyle w:val="Style21"/>
               <w:jc w:val="center"/>
               <w:rPr/>
             </w:pPr>
@@ -7586,7 +7574,7 @@
         </w:tc>
         <w:tc>
           <w:tcPr>
-            <w:tcW w:w="1640" w:type="dxa"/>
+            <w:tcW w:w="1639" w:type="dxa"/>
             <w:tcBorders>
               <w:left w:val="single" w:sz="4" w:space="0" w:color="000000"/>
               <w:bottom w:val="single" w:sz="4" w:space="0" w:color="000000"/>
@@ -7596,7 +7584,7 @@
           </w:tcPr>
           <w:p>
             <w:pPr>
-              <w:pStyle w:val="user7"/>
+              <w:pStyle w:val="Style21"/>
               <w:jc w:val="left"/>
               <w:rPr/>
             </w:pPr>
@@ -7610,7 +7598,7 @@
     </w:tbl>
     <w:p>
       <w:pPr>
-        <w:pStyle w:val="Style20"/>
+        <w:pStyle w:val="user6"/>
         <w:rPr/>
       </w:pPr>
       <w:r>
@@ -7665,8 +7653,8 @@
       <w:tblGrid>
         <w:gridCol w:w="2003"/>
         <w:gridCol w:w="4286"/>
-        <w:gridCol w:w="1430"/>
-        <w:gridCol w:w="1640"/>
+        <w:gridCol w:w="1431"/>
+        <w:gridCol w:w="1639"/>
       </w:tblGrid>
       <w:tr>
         <w:trPr>
@@ -7684,7 +7672,7 @@
           </w:tcPr>
           <w:p>
             <w:pPr>
-              <w:pStyle w:val="user7"/>
+              <w:pStyle w:val="Style21"/>
               <w:jc w:val="center"/>
               <w:rPr>
                 <w:b/>
@@ -7712,7 +7700,7 @@
           </w:tcPr>
           <w:p>
             <w:pPr>
-              <w:pStyle w:val="user7"/>
+              <w:pStyle w:val="Style21"/>
               <w:jc w:val="center"/>
               <w:rPr>
                 <w:b/>
@@ -7730,7 +7718,7 @@
         </w:tc>
         <w:tc>
           <w:tcPr>
-            <w:tcW w:w="1430" w:type="dxa"/>
+            <w:tcW w:w="1431" w:type="dxa"/>
             <w:tcBorders>
               <w:top w:val="single" w:sz="4" w:space="0" w:color="000000"/>
               <w:left w:val="single" w:sz="4" w:space="0" w:color="000000"/>
@@ -7740,7 +7728,7 @@
           </w:tcPr>
           <w:p>
             <w:pPr>
-              <w:pStyle w:val="user7"/>
+              <w:pStyle w:val="Style21"/>
               <w:jc w:val="center"/>
               <w:rPr>
                 <w:b/>
@@ -7758,7 +7746,7 @@
         </w:tc>
         <w:tc>
           <w:tcPr>
-            <w:tcW w:w="1640" w:type="dxa"/>
+            <w:tcW w:w="1639" w:type="dxa"/>
             <w:tcBorders>
               <w:top w:val="single" w:sz="4" w:space="0" w:color="000000"/>
               <w:left w:val="single" w:sz="4" w:space="0" w:color="000000"/>
@@ -7769,7 +7757,7 @@
           </w:tcPr>
           <w:p>
             <w:pPr>
-              <w:pStyle w:val="user7"/>
+              <w:pStyle w:val="Style21"/>
               <w:jc w:val="center"/>
               <w:rPr>
                 <w:b/>
@@ -7801,7 +7789,7 @@
           </w:tcPr>
           <w:p>
             <w:pPr>
-              <w:pStyle w:val="user7"/>
+              <w:pStyle w:val="Style21"/>
               <w:jc w:val="left"/>
               <w:rPr/>
             </w:pPr>
@@ -7822,7 +7810,7 @@
           </w:tcPr>
           <w:p>
             <w:pPr>
-              <w:pStyle w:val="user7"/>
+              <w:pStyle w:val="Style21"/>
               <w:jc w:val="left"/>
               <w:rPr/>
             </w:pPr>
@@ -7833,7 +7821,7 @@
           </w:p>
           <w:p>
             <w:pPr>
-              <w:pStyle w:val="user7"/>
+              <w:pStyle w:val="Style21"/>
               <w:jc w:val="left"/>
               <w:rPr/>
             </w:pPr>
@@ -7844,7 +7832,7 @@
           </w:p>
           <w:p>
             <w:pPr>
-              <w:pStyle w:val="user7"/>
+              <w:pStyle w:val="Style21"/>
               <w:jc w:val="left"/>
               <w:rPr/>
             </w:pPr>
@@ -7856,7 +7844,7 @@
         </w:tc>
         <w:tc>
           <w:tcPr>
-            <w:tcW w:w="1430" w:type="dxa"/>
+            <w:tcW w:w="1431" w:type="dxa"/>
             <w:tcBorders>
               <w:left w:val="single" w:sz="4" w:space="0" w:color="000000"/>
               <w:bottom w:val="single" w:sz="4" w:space="0" w:color="000000"/>
@@ -7865,7 +7853,7 @@
           </w:tcPr>
           <w:p>
             <w:pPr>
-              <w:pStyle w:val="user7"/>
+              <w:pStyle w:val="Style21"/>
               <w:jc w:val="center"/>
               <w:rPr/>
             </w:pPr>
@@ -7877,7 +7865,7 @@
         </w:tc>
         <w:tc>
           <w:tcPr>
-            <w:tcW w:w="1640" w:type="dxa"/>
+            <w:tcW w:w="1639" w:type="dxa"/>
             <w:tcBorders>
               <w:left w:val="single" w:sz="4" w:space="0" w:color="000000"/>
               <w:bottom w:val="single" w:sz="4" w:space="0" w:color="000000"/>
@@ -7887,7 +7875,7 @@
           </w:tcPr>
           <w:p>
             <w:pPr>
-              <w:pStyle w:val="user7"/>
+              <w:pStyle w:val="Style21"/>
               <w:jc w:val="left"/>
               <w:rPr/>
             </w:pPr>
@@ -7913,7 +7901,7 @@
           </w:tcPr>
           <w:p>
             <w:pPr>
-              <w:pStyle w:val="user7"/>
+              <w:pStyle w:val="Style21"/>
               <w:jc w:val="left"/>
               <w:rPr/>
             </w:pPr>
@@ -7934,7 +7922,7 @@
           </w:tcPr>
           <w:p>
             <w:pPr>
-              <w:pStyle w:val="user7"/>
+              <w:pStyle w:val="Style21"/>
               <w:jc w:val="left"/>
               <w:rPr/>
             </w:pPr>
@@ -7945,7 +7933,7 @@
           </w:p>
           <w:p>
             <w:pPr>
-              <w:pStyle w:val="user7"/>
+              <w:pStyle w:val="Style21"/>
               <w:jc w:val="left"/>
               <w:rPr/>
             </w:pPr>
@@ -7956,7 +7944,7 @@
           </w:p>
           <w:p>
             <w:pPr>
-              <w:pStyle w:val="user7"/>
+              <w:pStyle w:val="Style21"/>
               <w:jc w:val="left"/>
               <w:rPr/>
             </w:pPr>
@@ -7967,7 +7955,7 @@
           </w:p>
           <w:p>
             <w:pPr>
-              <w:pStyle w:val="user7"/>
+              <w:pStyle w:val="Style21"/>
               <w:jc w:val="left"/>
               <w:rPr/>
             </w:pPr>
@@ -7979,7 +7967,7 @@
         </w:tc>
         <w:tc>
           <w:tcPr>
-            <w:tcW w:w="1430" w:type="dxa"/>
+            <w:tcW w:w="1431" w:type="dxa"/>
             <w:tcBorders>
               <w:left w:val="single" w:sz="4" w:space="0" w:color="000000"/>
               <w:bottom w:val="single" w:sz="4" w:space="0" w:color="000000"/>
@@ -7988,7 +7976,7 @@
           </w:tcPr>
           <w:p>
             <w:pPr>
-              <w:pStyle w:val="user7"/>
+              <w:pStyle w:val="Style21"/>
               <w:jc w:val="center"/>
               <w:rPr/>
             </w:pPr>
@@ -8000,7 +7988,7 @@
         </w:tc>
         <w:tc>
           <w:tcPr>
-            <w:tcW w:w="1640" w:type="dxa"/>
+            <w:tcW w:w="1639" w:type="dxa"/>
             <w:tcBorders>
               <w:left w:val="single" w:sz="4" w:space="0" w:color="000000"/>
               <w:bottom w:val="single" w:sz="4" w:space="0" w:color="000000"/>
@@ -8010,7 +7998,7 @@
           </w:tcPr>
           <w:p>
             <w:pPr>
-              <w:pStyle w:val="user7"/>
+              <w:pStyle w:val="Style21"/>
               <w:jc w:val="left"/>
               <w:rPr/>
             </w:pPr>
@@ -8243,7 +8231,7 @@
     </w:p>
     <w:p>
       <w:pPr>
-        <w:pStyle w:val="user6"/>
+        <w:pStyle w:val="Style20"/>
         <w:rPr/>
       </w:pPr>
       <w:r>
@@ -8310,7 +8298,7 @@
           </w:tcPr>
           <w:p>
             <w:pPr>
-              <w:pStyle w:val="Style18"/>
+              <w:pStyle w:val="user4"/>
               <w:keepNext w:val="true"/>
               <w:jc w:val="center"/>
               <w:rPr>
@@ -8340,7 +8328,7 @@
           </w:tcPr>
           <w:p>
             <w:pPr>
-              <w:pStyle w:val="Style18"/>
+              <w:pStyle w:val="user4"/>
               <w:jc w:val="center"/>
               <w:rPr>
                 <w:b/>
@@ -8372,7 +8360,7 @@
           </w:tcPr>
           <w:p>
             <w:pPr>
-              <w:pStyle w:val="Style18"/>
+              <w:pStyle w:val="user4"/>
               <w:keepNext w:val="true"/>
               <w:jc w:val="left"/>
               <w:rPr/>
@@ -8395,7 +8383,7 @@
           </w:tcPr>
           <w:p>
             <w:pPr>
-              <w:pStyle w:val="Style18"/>
+              <w:pStyle w:val="user4"/>
               <w:numPr>
                 <w:ilvl w:val="0"/>
                 <w:numId w:val="3"/>
@@ -8424,7 +8412,7 @@
           </w:tcPr>
           <w:p>
             <w:pPr>
-              <w:pStyle w:val="Style18"/>
+              <w:pStyle w:val="user4"/>
               <w:keepNext w:val="true"/>
               <w:jc w:val="left"/>
               <w:rPr/>
@@ -8447,7 +8435,7 @@
           </w:tcPr>
           <w:p>
             <w:pPr>
-              <w:pStyle w:val="Style18"/>
+              <w:pStyle w:val="user4"/>
               <w:numPr>
                 <w:ilvl w:val="0"/>
                 <w:numId w:val="3"/>
@@ -8461,7 +8449,7 @@
           </w:p>
           <w:p>
             <w:pPr>
-              <w:pStyle w:val="Style18"/>
+              <w:pStyle w:val="user4"/>
               <w:numPr>
                 <w:ilvl w:val="0"/>
                 <w:numId w:val="3"/>
@@ -8475,7 +8463,7 @@
           </w:p>
           <w:p>
             <w:pPr>
-              <w:pStyle w:val="Style18"/>
+              <w:pStyle w:val="user4"/>
               <w:numPr>
                 <w:ilvl w:val="0"/>
                 <w:numId w:val="3"/>
@@ -8504,7 +8492,7 @@
           </w:tcPr>
           <w:p>
             <w:pPr>
-              <w:pStyle w:val="Style18"/>
+              <w:pStyle w:val="user4"/>
               <w:keepNext w:val="true"/>
               <w:jc w:val="left"/>
               <w:rPr/>
@@ -8527,7 +8515,7 @@
           </w:tcPr>
           <w:p>
             <w:pPr>
-              <w:pStyle w:val="Style18"/>
+              <w:pStyle w:val="user4"/>
               <w:numPr>
                 <w:ilvl w:val="0"/>
                 <w:numId w:val="3"/>
@@ -8541,7 +8529,7 @@
           </w:p>
           <w:p>
             <w:pPr>
-              <w:pStyle w:val="Style18"/>
+              <w:pStyle w:val="user4"/>
               <w:numPr>
                 <w:ilvl w:val="0"/>
                 <w:numId w:val="3"/>
@@ -8570,7 +8558,7 @@
           </w:tcPr>
           <w:p>
             <w:pPr>
-              <w:pStyle w:val="Style18"/>
+              <w:pStyle w:val="user4"/>
               <w:keepNext w:val="true"/>
               <w:jc w:val="left"/>
               <w:rPr/>
@@ -8593,7 +8581,7 @@
           </w:tcPr>
           <w:p>
             <w:pPr>
-              <w:pStyle w:val="Style18"/>
+              <w:pStyle w:val="user4"/>
               <w:numPr>
                 <w:ilvl w:val="0"/>
                 <w:numId w:val="3"/>
@@ -8607,7 +8595,7 @@
           </w:p>
           <w:p>
             <w:pPr>
-              <w:pStyle w:val="Style18"/>
+              <w:pStyle w:val="user4"/>
               <w:numPr>
                 <w:ilvl w:val="0"/>
                 <w:numId w:val="3"/>
@@ -8636,7 +8624,7 @@
           </w:tcPr>
           <w:p>
             <w:pPr>
-              <w:pStyle w:val="Style18"/>
+              <w:pStyle w:val="user4"/>
               <w:keepNext w:val="true"/>
               <w:jc w:val="left"/>
               <w:rPr/>
@@ -8659,7 +8647,7 @@
           </w:tcPr>
           <w:p>
             <w:pPr>
-              <w:pStyle w:val="Style18"/>
+              <w:pStyle w:val="user4"/>
               <w:numPr>
                 <w:ilvl w:val="0"/>
                 <w:numId w:val="3"/>
@@ -8688,7 +8676,7 @@
           </w:tcPr>
           <w:p>
             <w:pPr>
-              <w:pStyle w:val="Style18"/>
+              <w:pStyle w:val="user4"/>
               <w:jc w:val="left"/>
               <w:rPr/>
             </w:pPr>
@@ -8710,7 +8698,7 @@
           </w:tcPr>
           <w:p>
             <w:pPr>
-              <w:pStyle w:val="Style18"/>
+              <w:pStyle w:val="user4"/>
               <w:numPr>
                 <w:ilvl w:val="0"/>
                 <w:numId w:val="3"/>
@@ -8724,7 +8712,7 @@
           </w:p>
           <w:p>
             <w:pPr>
-              <w:pStyle w:val="Style18"/>
+              <w:pStyle w:val="user4"/>
               <w:numPr>
                 <w:ilvl w:val="0"/>
                 <w:numId w:val="3"/>
@@ -9092,7 +9080,7 @@
         </w:r>
         <w:r>
           <w:rPr/>
-          <w:t>14</w:t>
+          <w:t>12</w:t>
         </w:r>
         <w:r>
           <w:rPr/>
@@ -10064,29 +10052,29 @@
       <w:u w:val="single"/>
     </w:rPr>
   </w:style>
+  <w:style w:type="character" w:styleId="user" w:customStyle="1">
+    <w:name w:val="Ссылка указателя (user)"/>
+    <w:qFormat/>
+    <w:rPr/>
+  </w:style>
   <w:style w:type="character" w:styleId="Style13" w:customStyle="1">
     <w:name w:val="Ссылка указателя"/>
     <w:qFormat/>
     <w:rPr/>
   </w:style>
-  <w:style w:type="character" w:styleId="user" w:customStyle="1">
-    <w:name w:val="Ссылка указателя (user)"/>
-    <w:qFormat/>
-    <w:rPr/>
-  </w:style>
-  <w:style w:type="character" w:styleId="user1" w:customStyle="1">
-    <w:name w:val="Маркеры (user)"/>
+  <w:style w:type="character" w:styleId="Style14" w:customStyle="1">
+    <w:name w:val="Маркеры"/>
     <w:qFormat/>
     <w:rPr>
       <w:rFonts w:ascii="OpenSymbol" w:hAnsi="OpenSymbol" w:eastAsia="OpenSymbol" w:cs="OpenSymbol"/>
     </w:rPr>
   </w:style>
-  <w:style w:type="character" w:styleId="user2" w:customStyle="1">
-    <w:name w:val="Символ нумерации (user)"/>
+  <w:style w:type="character" w:styleId="Style15" w:customStyle="1">
+    <w:name w:val="Символ нумерации"/>
     <w:qFormat/>
     <w:rPr/>
   </w:style>
-  <w:style w:type="character" w:styleId="Style14" w:customStyle="1">
+  <w:style w:type="character" w:styleId="Style16" w:customStyle="1">
     <w:name w:val="Основной текст Знак"/>
     <w:basedOn w:val="DefaultParagraphFont"/>
     <w:qFormat/>
@@ -10096,7 +10084,7 @@
       <w:sz w:val="28"/>
     </w:rPr>
   </w:style>
-  <w:style w:type="paragraph" w:styleId="Style15" w:customStyle="1">
+  <w:style w:type="paragraph" w:styleId="Style17">
     <w:name w:val="Заголовок"/>
     <w:basedOn w:val="Normal"/>
     <w:next w:val="BodyText"/>
@@ -10114,7 +10102,7 @@
   <w:style w:type="paragraph" w:styleId="BodyText">
     <w:name w:val="Body Text"/>
     <w:basedOn w:val="Normal"/>
-    <w:link w:val="Style14"/>
+    <w:link w:val="Style16"/>
     <w:pPr>
       <w:spacing w:lineRule="auto" w:line="360" w:before="0" w:after="0"/>
       <w:ind w:firstLine="709"/>
@@ -10146,7 +10134,7 @@
       <w:szCs w:val="24"/>
     </w:rPr>
   </w:style>
-  <w:style w:type="paragraph" w:styleId="Style16" w:customStyle="1">
+  <w:style w:type="paragraph" w:styleId="Style18">
     <w:name w:val="Указатель"/>
     <w:basedOn w:val="Normal"/>
     <w:qFormat/>
@@ -10172,7 +10160,7 @@
       <w:szCs w:val="28"/>
     </w:rPr>
   </w:style>
-  <w:style w:type="paragraph" w:styleId="user3">
+  <w:style w:type="paragraph" w:styleId="user1" w:customStyle="1">
     <w:name w:val="Заголовок (user)"/>
     <w:basedOn w:val="Normal"/>
     <w:next w:val="BodyText"/>
@@ -10187,7 +10175,7 @@
       <w:szCs w:val="28"/>
     </w:rPr>
   </w:style>
-  <w:style w:type="paragraph" w:styleId="user4">
+  <w:style w:type="paragraph" w:styleId="user2" w:customStyle="1">
     <w:name w:val="Указатель (user)"/>
     <w:basedOn w:val="Normal"/>
     <w:qFormat/>
@@ -10209,15 +10197,15 @@
       <w:rFonts w:cs="Lucida Sans"/>
     </w:rPr>
   </w:style>
-  <w:style w:type="paragraph" w:styleId="Style17" w:customStyle="1">
-    <w:name w:val="Колонтитулы"/>
+  <w:style w:type="paragraph" w:styleId="user3" w:customStyle="1">
+    <w:name w:val="Колонтитулы (user)"/>
     <w:basedOn w:val="Normal"/>
     <w:qFormat/>
     <w:pPr/>
     <w:rPr/>
   </w:style>
-  <w:style w:type="paragraph" w:styleId="user5" w:customStyle="1">
-    <w:name w:val="Колонтитулы (user)"/>
+  <w:style w:type="paragraph" w:styleId="Style19" w:customStyle="1">
+    <w:name w:val="Колонтитулы"/>
     <w:basedOn w:val="Normal"/>
     <w:qFormat/>
     <w:pPr/>
@@ -10275,7 +10263,7 @@
   </w:style>
   <w:style w:type="paragraph" w:styleId="TOC1">
     <w:name w:val="toc 1"/>
-    <w:basedOn w:val="Style16"/>
+    <w:basedOn w:val="user2"/>
     <w:pPr>
       <w:tabs>
         <w:tab w:val="clear" w:pos="643"/>
@@ -10290,7 +10278,7 @@
   </w:style>
   <w:style w:type="paragraph" w:styleId="TOC2">
     <w:name w:val="toc 2"/>
-    <w:basedOn w:val="Style16"/>
+    <w:basedOn w:val="user2"/>
     <w:pPr>
       <w:tabs>
         <w:tab w:val="clear" w:pos="643"/>
@@ -10304,7 +10292,7 @@
   </w:style>
   <w:style w:type="paragraph" w:styleId="TOC3">
     <w:name w:val="toc 3"/>
-    <w:basedOn w:val="Style16"/>
+    <w:basedOn w:val="user2"/>
     <w:pPr>
       <w:tabs>
         <w:tab w:val="clear" w:pos="643"/>
@@ -10316,8 +10304,8 @@
     </w:pPr>
     <w:rPr/>
   </w:style>
-  <w:style w:type="paragraph" w:styleId="Style18" w:customStyle="1">
-    <w:name w:val="Содержимое таблицы"/>
+  <w:style w:type="paragraph" w:styleId="user4" w:customStyle="1">
+    <w:name w:val="Содержимое таблицы (user)"/>
     <w:basedOn w:val="Normal"/>
     <w:qFormat/>
     <w:pPr>
@@ -10327,9 +10315,9 @@
     </w:pPr>
     <w:rPr/>
   </w:style>
-  <w:style w:type="paragraph" w:styleId="Style19" w:customStyle="1">
-    <w:name w:val="Заголовок таблицы"/>
-    <w:basedOn w:val="Style18"/>
+  <w:style w:type="paragraph" w:styleId="user5" w:customStyle="1">
+    <w:name w:val="Заголовок таблицы (user)"/>
+    <w:basedOn w:val="user4"/>
     <w:qFormat/>
     <w:pPr>
       <w:jc w:val="center"/>
@@ -10337,6 +10325,18 @@
     <w:rPr>
       <w:b/>
       <w:bCs/>
+    </w:rPr>
+  </w:style>
+  <w:style w:type="paragraph" w:styleId="user6" w:customStyle="1">
+    <w:name w:val="Таблица (user)"/>
+    <w:basedOn w:val="Caption"/>
+    <w:qFormat/>
+    <w:pPr>
+      <w:keepNext w:val="true"/>
+      <w:spacing w:lineRule="auto" w:line="360" w:before="0" w:after="0"/>
+    </w:pPr>
+    <w:rPr>
+      <w:sz w:val="28"/>
     </w:rPr>
   </w:style>
   <w:style w:type="paragraph" w:styleId="Style20" w:customStyle="1">
@@ -10351,20 +10351,8 @@
       <w:sz w:val="28"/>
     </w:rPr>
   </w:style>
-  <w:style w:type="paragraph" w:styleId="user6" w:customStyle="1">
-    <w:name w:val="Таблица (user)"/>
-    <w:basedOn w:val="Caption"/>
-    <w:qFormat/>
-    <w:pPr>
-      <w:keepNext w:val="true"/>
-      <w:spacing w:lineRule="auto" w:line="360" w:before="0" w:after="0"/>
-    </w:pPr>
-    <w:rPr>
-      <w:sz w:val="28"/>
-    </w:rPr>
-  </w:style>
-  <w:style w:type="paragraph" w:styleId="user7" w:customStyle="1">
-    <w:name w:val="Содержимое таблицы (user)"/>
+  <w:style w:type="paragraph" w:styleId="Style21" w:customStyle="1">
+    <w:name w:val="Содержимое таблицы"/>
     <w:basedOn w:val="Normal"/>
     <w:qFormat/>
     <w:rsid w:val="00871d3e"/>
@@ -10377,42 +10365,42 @@
   </w:style>
   <w:style w:type="paragraph" w:styleId="TOC4">
     <w:name w:val="toc 4"/>
-    <w:basedOn w:val="Style16"/>
+    <w:basedOn w:val="user2"/>
     <w:pPr/>
     <w:rPr/>
   </w:style>
   <w:style w:type="paragraph" w:styleId="TOC5">
     <w:name w:val="toc 5"/>
-    <w:basedOn w:val="Style16"/>
+    <w:basedOn w:val="user2"/>
     <w:pPr/>
     <w:rPr/>
   </w:style>
   <w:style w:type="paragraph" w:styleId="TOC6">
     <w:name w:val="toc 6"/>
-    <w:basedOn w:val="Style16"/>
+    <w:basedOn w:val="user2"/>
     <w:pPr/>
     <w:rPr/>
   </w:style>
   <w:style w:type="paragraph" w:styleId="TOC7">
     <w:name w:val="toc 7"/>
-    <w:basedOn w:val="Style16"/>
+    <w:basedOn w:val="user2"/>
     <w:pPr/>
     <w:rPr/>
   </w:style>
   <w:style w:type="paragraph" w:styleId="TOC8">
     <w:name w:val="toc 8"/>
-    <w:basedOn w:val="Style16"/>
+    <w:basedOn w:val="user2"/>
     <w:pPr/>
     <w:rPr/>
   </w:style>
   <w:style w:type="paragraph" w:styleId="TOC9">
     <w:name w:val="toc 9"/>
-    <w:basedOn w:val="Style16"/>
+    <w:basedOn w:val="user2"/>
     <w:pPr/>
     <w:rPr/>
   </w:style>
-  <w:style w:type="paragraph" w:styleId="Style21">
-    <w:name w:val="Рисунок"/>
+  <w:style w:type="paragraph" w:styleId="user7">
+    <w:name w:val="Рисунок (user)"/>
     <w:basedOn w:val="Caption"/>
     <w:qFormat/>
     <w:pPr>
@@ -10423,15 +10411,15 @@
       <w:i w:val="false"/>
     </w:rPr>
   </w:style>
-  <w:style w:type="numbering" w:styleId="Style22" w:customStyle="1">
-    <w:name w:val="Без списка"/>
+  <w:style w:type="numbering" w:styleId="user8" w:customStyle="1">
+    <w:name w:val="Без списка (user)"/>
     <w:uiPriority w:val="99"/>
     <w:semiHidden/>
     <w:unhideWhenUsed/>
     <w:qFormat/>
   </w:style>
-  <w:style w:type="numbering" w:styleId="user8" w:customStyle="1">
-    <w:name w:val="Без списка (user)"/>
+  <w:style w:type="numbering" w:styleId="Style22" w:customStyle="1">
+    <w:name w:val="Без списка"/>
     <w:uiPriority w:val="99"/>
     <w:semiHidden/>
     <w:unhideWhenUsed/>

--- a/6 семестр/Проектирование информационных систем/Практическая работа №1/ВраженкоДО.docx
+++ b/6 семестр/Проектирование информационных систем/Практическая работа №1/ВраженкоДО.docx
@@ -360,7 +360,7 @@
                     <mc:AlternateContent>
                       <mc:Choice Requires="wps">
                         <w:drawing>
-                          <wp:anchor behindDoc="0" distT="19050" distB="19050" distL="19050" distR="19050" simplePos="0" locked="0" layoutInCell="1" allowOverlap="1" relativeHeight="3">
+                          <wp:anchor behindDoc="0" distT="19050" distB="19050" distL="19050" distR="19050" simplePos="0" locked="0" layoutInCell="1" allowOverlap="1" relativeHeight="4">
                             <wp:simplePos x="0" y="0"/>
                             <wp:positionH relativeFrom="column">
                               <wp:posOffset>200025</wp:posOffset>
@@ -1696,6 +1696,11 @@
                 <w:rStyle w:val="Style13"/>
               </w:rPr>
               <w:t>1. Общие сведения</w:t>
+            </w:r>
+            <w:r>
+              <w:rPr>
+                <w:rStyle w:val="Style13"/>
+              </w:rPr>
               <w:tab/>
               <w:t>5</w:t>
             </w:r>
@@ -4311,9 +4316,7 @@
         </w:rPr>
       </w:pPr>
       <w:r>
-        <w:rPr>
-          <w:lang w:val="ru-RU"/>
-        </w:rPr>
+        <w:rPr/>
         <w:drawing>
           <wp:inline distT="0" distB="0" distL="0" distR="0">
             <wp:extent cx="5940425" cy="8420100"/>
@@ -4356,7 +4359,7 @@
     </w:p>
     <w:p>
       <w:pPr>
-        <w:pStyle w:val="Style21"/>
+        <w:pStyle w:val="user7"/>
         <w:widowControl/>
         <w:suppressAutoHyphens w:val="true"/>
         <w:bidi w:val="0"/>
@@ -4373,6 +4376,7 @@
         <w:t xml:space="preserve">Рисунок </w:t>
       </w:r>
       <w:bookmarkStart w:id="16" w:name="Ref_Рисунок0_number_only"/>
+      <w:bookmarkStart w:id="17" w:name="Ref_Рисунок0_number_only"/>
       <w:r>
         <w:rPr>
           <w:lang w:val="ru-RU"/>
@@ -4403,12 +4407,18 @@
         </w:rPr>
         <w:fldChar w:fldCharType="end"/>
       </w:r>
-      <w:bookmarkEnd w:id="16"/>
-      <w:r>
-        <w:rPr>
-          <w:lang w:val="ru-RU"/>
-        </w:rPr>
-        <w:t xml:space="preserve"> – Архитектура Подсистемы</w:t>
+      <w:bookmarkEnd w:id="17"/>
+      <w:r>
+        <w:rPr>
+          <w:lang w:val="ru-RU"/>
+        </w:rPr>
+        <w:t xml:space="preserve"> </w:t>
+      </w:r>
+      <w:r>
+        <w:rPr>
+          <w:lang w:val="ru-RU"/>
+        </w:rPr>
+        <w:t>– Архитектура Подсистемы</w:t>
       </w:r>
     </w:p>
     <w:p>
@@ -4418,8 +4428,8 @@
           <w:lang w:val="ru-RU"/>
         </w:rPr>
       </w:pPr>
-      <w:bookmarkStart w:id="17" w:name="__RefHeading___Toc453_2363055178"/>
-      <w:bookmarkEnd w:id="17"/>
+      <w:bookmarkStart w:id="18" w:name="__RefHeading___Toc453_2363055178"/>
+      <w:bookmarkEnd w:id="18"/>
       <w:r>
         <w:rPr>
           <w:lang w:val="ru-RU"/>
@@ -4450,7 +4460,7 @@
         <w:rPr>
           <w:lang w:val="ru-RU"/>
         </w:rPr>
-        <w:instrText xml:space="preserve"> REF Ref_Таблица2_number_only \h </w:instrText>
+        <w:instrText xml:space="preserve"> REF Ref_Таблица0_number_only \h </w:instrText>
       </w:r>
       <w:r>
         <w:rPr>
@@ -4479,7 +4489,7 @@
     </w:p>
     <w:p>
       <w:pPr>
-        <w:pStyle w:val="Style20"/>
+        <w:pStyle w:val="user6"/>
         <w:rPr>
           <w:lang w:val="ru-RU"/>
         </w:rPr>
@@ -4490,8 +4500,9 @@
         </w:rPr>
         <w:t xml:space="preserve">Таблица </w:t>
       </w:r>
-      <w:bookmarkStart w:id="18" w:name="Ref_Таблица2_number_only"/>
       <w:bookmarkStart w:id="19" w:name="Ref_Таблица0_number_only"/>
+      <w:bookmarkStart w:id="20" w:name="Ref_Таблица2_number_only"/>
+      <w:bookmarkStart w:id="21" w:name="Ref_Таблица0_number_only"/>
       <w:r>
         <w:rPr>
           <w:lang w:val="ru-RU"/>
@@ -4522,13 +4533,19 @@
         </w:rPr>
         <w:fldChar w:fldCharType="end"/>
       </w:r>
-      <w:bookmarkEnd w:id="18"/>
-      <w:bookmarkEnd w:id="19"/>
-      <w:r>
-        <w:rPr>
-          <w:lang w:val="ru-RU"/>
-        </w:rPr>
-        <w:t xml:space="preserve"> – Календарный план работ по созданию Подсистемы</w:t>
+      <w:bookmarkEnd w:id="21"/>
+      <w:bookmarkEnd w:id="20"/>
+      <w:r>
+        <w:rPr>
+          <w:lang w:val="ru-RU"/>
+        </w:rPr>
+        <w:t xml:space="preserve"> </w:t>
+      </w:r>
+      <w:r>
+        <w:rPr>
+          <w:lang w:val="ru-RU"/>
+        </w:rPr>
+        <w:t>– Календарный план работ по созданию Подсистемы</w:t>
       </w:r>
     </w:p>
     <w:tbl>
@@ -4565,7 +4582,7 @@
           </w:tcPr>
           <w:p>
             <w:pPr>
-              <w:pStyle w:val="user7"/>
+              <w:pStyle w:val="Style21"/>
               <w:jc w:val="center"/>
               <w:rPr>
                 <w:b/>
@@ -4595,7 +4612,7 @@
           </w:tcPr>
           <w:p>
             <w:pPr>
-              <w:pStyle w:val="user7"/>
+              <w:pStyle w:val="Style21"/>
               <w:jc w:val="center"/>
               <w:rPr>
                 <w:b/>
@@ -4626,7 +4643,7 @@
           </w:tcPr>
           <w:p>
             <w:pPr>
-              <w:pStyle w:val="user7"/>
+              <w:pStyle w:val="Style21"/>
               <w:jc w:val="left"/>
               <w:rPr>
                 <w:lang w:val="ru-RU"/>
@@ -4652,7 +4669,7 @@
           </w:tcPr>
           <w:p>
             <w:pPr>
-              <w:pStyle w:val="user7"/>
+              <w:pStyle w:val="Style21"/>
               <w:jc w:val="left"/>
               <w:rPr>
                 <w:lang w:val="ru-RU"/>
@@ -4673,7 +4690,7 @@
           </w:p>
           <w:p>
             <w:pPr>
-              <w:pStyle w:val="user7"/>
+              <w:pStyle w:val="Style21"/>
               <w:jc w:val="left"/>
               <w:rPr>
                 <w:lang w:val="ru-RU"/>
@@ -4694,7 +4711,7 @@
           </w:p>
           <w:p>
             <w:pPr>
-              <w:pStyle w:val="user7"/>
+              <w:pStyle w:val="Style21"/>
               <w:jc w:val="left"/>
               <w:rPr>
                 <w:lang w:val="ru-RU"/>
@@ -4728,7 +4745,7 @@
           </w:tcPr>
           <w:p>
             <w:pPr>
-              <w:pStyle w:val="user7"/>
+              <w:pStyle w:val="Style21"/>
               <w:jc w:val="left"/>
               <w:rPr>
                 <w:lang w:val="ru-RU"/>
@@ -4754,7 +4771,7 @@
           </w:tcPr>
           <w:p>
             <w:pPr>
-              <w:pStyle w:val="user7"/>
+              <w:pStyle w:val="Style21"/>
               <w:jc w:val="left"/>
               <w:rPr>
                 <w:lang w:val="ru-RU"/>
@@ -4775,7 +4792,7 @@
           </w:p>
           <w:p>
             <w:pPr>
-              <w:pStyle w:val="user7"/>
+              <w:pStyle w:val="Style21"/>
               <w:jc w:val="left"/>
               <w:rPr>
                 <w:lang w:val="ru-RU"/>
@@ -4796,7 +4813,7 @@
           </w:p>
           <w:p>
             <w:pPr>
-              <w:pStyle w:val="user7"/>
+              <w:pStyle w:val="Style21"/>
               <w:jc w:val="left"/>
               <w:rPr>
                 <w:lang w:val="ru-RU"/>
@@ -4830,7 +4847,7 @@
           </w:tcPr>
           <w:p>
             <w:pPr>
-              <w:pStyle w:val="user7"/>
+              <w:pStyle w:val="Style21"/>
               <w:jc w:val="left"/>
               <w:rPr>
                 <w:lang w:val="ru-RU"/>
@@ -4856,7 +4873,7 @@
           </w:tcPr>
           <w:p>
             <w:pPr>
-              <w:pStyle w:val="user7"/>
+              <w:pStyle w:val="Style21"/>
               <w:jc w:val="left"/>
               <w:rPr>
                 <w:lang w:val="ru-RU"/>
@@ -4877,7 +4894,7 @@
           </w:p>
           <w:p>
             <w:pPr>
-              <w:pStyle w:val="user7"/>
+              <w:pStyle w:val="Style21"/>
               <w:jc w:val="left"/>
               <w:rPr>
                 <w:lang w:val="ru-RU"/>
@@ -4898,7 +4915,7 @@
           </w:p>
           <w:p>
             <w:pPr>
-              <w:pStyle w:val="user7"/>
+              <w:pStyle w:val="Style21"/>
               <w:jc w:val="left"/>
               <w:rPr>
                 <w:lang w:val="ru-RU"/>
@@ -4919,7 +4936,7 @@
           </w:p>
           <w:p>
             <w:pPr>
-              <w:pStyle w:val="user7"/>
+              <w:pStyle w:val="Style21"/>
               <w:jc w:val="left"/>
               <w:rPr>
                 <w:lang w:val="ru-RU"/>
@@ -4953,7 +4970,7 @@
           </w:tcPr>
           <w:p>
             <w:pPr>
-              <w:pStyle w:val="user7"/>
+              <w:pStyle w:val="Style21"/>
               <w:jc w:val="left"/>
               <w:rPr>
                 <w:lang w:val="ru-RU"/>
@@ -4979,7 +4996,7 @@
           </w:tcPr>
           <w:p>
             <w:pPr>
-              <w:pStyle w:val="user7"/>
+              <w:pStyle w:val="Style21"/>
               <w:jc w:val="left"/>
               <w:rPr>
                 <w:lang w:val="ru-RU"/>
@@ -5000,7 +5017,7 @@
           </w:p>
           <w:p>
             <w:pPr>
-              <w:pStyle w:val="user7"/>
+              <w:pStyle w:val="Style21"/>
               <w:jc w:val="left"/>
               <w:rPr>
                 <w:lang w:val="ru-RU"/>
@@ -5021,7 +5038,7 @@
           </w:p>
           <w:p>
             <w:pPr>
-              <w:pStyle w:val="user7"/>
+              <w:pStyle w:val="Style21"/>
               <w:jc w:val="left"/>
               <w:rPr>
                 <w:lang w:val="ru-RU"/>
@@ -5055,7 +5072,7 @@
           </w:tcPr>
           <w:p>
             <w:pPr>
-              <w:pStyle w:val="user7"/>
+              <w:pStyle w:val="Style21"/>
               <w:jc w:val="left"/>
               <w:rPr>
                 <w:lang w:val="ru-RU"/>
@@ -5081,7 +5098,7 @@
           </w:tcPr>
           <w:p>
             <w:pPr>
-              <w:pStyle w:val="user7"/>
+              <w:pStyle w:val="Style21"/>
               <w:jc w:val="left"/>
               <w:rPr>
                 <w:lang w:val="ru-RU"/>
@@ -5102,7 +5119,7 @@
           </w:p>
           <w:p>
             <w:pPr>
-              <w:pStyle w:val="user7"/>
+              <w:pStyle w:val="Style21"/>
               <w:jc w:val="left"/>
               <w:rPr>
                 <w:lang w:val="ru-RU"/>
@@ -5123,7 +5140,7 @@
           </w:p>
           <w:p>
             <w:pPr>
-              <w:pStyle w:val="user7"/>
+              <w:pStyle w:val="Style21"/>
               <w:jc w:val="left"/>
               <w:rPr>
                 <w:lang w:val="ru-RU"/>
@@ -5157,7 +5174,7 @@
           </w:tcPr>
           <w:p>
             <w:pPr>
-              <w:pStyle w:val="user7"/>
+              <w:pStyle w:val="Style21"/>
               <w:jc w:val="left"/>
               <w:rPr>
                 <w:lang w:val="ru-RU"/>
@@ -5183,7 +5200,7 @@
           </w:tcPr>
           <w:p>
             <w:pPr>
-              <w:pStyle w:val="user7"/>
+              <w:pStyle w:val="Style21"/>
               <w:jc w:val="left"/>
               <w:rPr>
                 <w:lang w:val="ru-RU"/>
@@ -5204,7 +5221,7 @@
           </w:p>
           <w:p>
             <w:pPr>
-              <w:pStyle w:val="user7"/>
+              <w:pStyle w:val="Style21"/>
               <w:jc w:val="left"/>
               <w:rPr>
                 <w:lang w:val="ru-RU"/>
@@ -5225,7 +5242,7 @@
           </w:p>
           <w:p>
             <w:pPr>
-              <w:pStyle w:val="user7"/>
+              <w:pStyle w:val="Style21"/>
               <w:jc w:val="left"/>
               <w:rPr>
                 <w:lang w:val="ru-RU"/>
@@ -5259,7 +5276,7 @@
           </w:tcPr>
           <w:p>
             <w:pPr>
-              <w:pStyle w:val="user7"/>
+              <w:pStyle w:val="Style21"/>
               <w:jc w:val="left"/>
               <w:rPr>
                 <w:lang w:val="ru-RU"/>
@@ -5285,7 +5302,7 @@
           </w:tcPr>
           <w:p>
             <w:pPr>
-              <w:pStyle w:val="user7"/>
+              <w:pStyle w:val="Style21"/>
               <w:jc w:val="left"/>
               <w:rPr>
                 <w:lang w:val="ru-RU"/>
@@ -5306,7 +5323,7 @@
           </w:p>
           <w:p>
             <w:pPr>
-              <w:pStyle w:val="user7"/>
+              <w:pStyle w:val="Style21"/>
               <w:jc w:val="left"/>
               <w:rPr>
                 <w:lang w:val="ru-RU"/>
@@ -5327,7 +5344,7 @@
           </w:p>
           <w:p>
             <w:pPr>
-              <w:pStyle w:val="user7"/>
+              <w:pStyle w:val="Style21"/>
               <w:jc w:val="left"/>
               <w:rPr>
                 <w:lang w:val="ru-RU"/>
@@ -5361,7 +5378,7 @@
           </w:tcPr>
           <w:p>
             <w:pPr>
-              <w:pStyle w:val="user7"/>
+              <w:pStyle w:val="Style21"/>
               <w:jc w:val="left"/>
               <w:rPr>
                 <w:lang w:val="ru-RU"/>
@@ -5387,7 +5404,7 @@
           </w:tcPr>
           <w:p>
             <w:pPr>
-              <w:pStyle w:val="user7"/>
+              <w:pStyle w:val="Style21"/>
               <w:jc w:val="left"/>
               <w:rPr>
                 <w:lang w:val="ru-RU"/>
@@ -5408,7 +5425,7 @@
           </w:p>
           <w:p>
             <w:pPr>
-              <w:pStyle w:val="user7"/>
+              <w:pStyle w:val="Style21"/>
               <w:jc w:val="left"/>
               <w:rPr>
                 <w:lang w:val="ru-RU"/>
@@ -5432,84 +5449,13 @@
     </w:tbl>
     <w:p>
       <w:pPr>
-        <w:pStyle w:val="Style20"/>
-        <w:rPr>
-          <w:lang w:val="ru-RU"/>
-        </w:rPr>
-      </w:pPr>
-      <w:r>
-        <w:rPr>
-          <w:lang w:val="ru-RU"/>
-        </w:rPr>
-        <w:t xml:space="preserve">Продолжение таблицы </w:t>
-      </w:r>
-      <w:r>
-        <w:rPr>
-          <w:lang w:val="ru-RU"/>
-        </w:rPr>
-        <w:fldChar w:fldCharType="begin"/>
-      </w:r>
-      <w:r>
-        <w:rPr>
-          <w:lang w:val="ru-RU"/>
-        </w:rPr>
-        <w:instrText xml:space="preserve"> REF Ref_Таблица2_number_only \h </w:instrText>
-      </w:r>
-      <w:r>
-        <w:rPr>
-          <w:lang w:val="ru-RU"/>
-        </w:rPr>
-        <w:fldChar w:fldCharType="separate"/>
-      </w:r>
-      <w:r>
-        <w:rPr>
-          <w:lang w:val="ru-RU"/>
-        </w:rPr>
-        <w:t>1</w:t>
-      </w:r>
-      <w:r>
-        <w:rPr>
-          <w:lang w:val="ru-RU"/>
-        </w:rPr>
-        <w:fldChar w:fldCharType="end"/>
-      </w:r>
-    </w:p>
-    <w:p>
-      <w:pPr>
-        <w:pStyle w:val="BodyText"/>
-        <w:rPr/>
-      </w:pPr>
-      <w:r>
-        <w:rPr/>
-      </w:r>
-    </w:p>
-    <w:p>
-      <w:pPr>
-        <w:pStyle w:val="BodyText"/>
-        <w:rPr/>
-      </w:pPr>
-      <w:r>
-        <w:rPr/>
-      </w:r>
-    </w:p>
-    <w:p>
-      <w:pPr>
-        <w:pStyle w:val="BodyText"/>
-        <w:rPr/>
-      </w:pPr>
-      <w:r>
-        <w:rPr/>
-      </w:r>
-    </w:p>
-    <w:p>
-      <w:pPr>
         <w:pStyle w:val="Heading3"/>
         <w:rPr>
           <w:lang w:val="ru-RU"/>
         </w:rPr>
       </w:pPr>
-      <w:bookmarkStart w:id="20" w:name="__RefHeading___Toc455_2363055178"/>
-      <w:bookmarkEnd w:id="20"/>
+      <w:bookmarkStart w:id="22" w:name="__RefHeading___Toc455_2363055178"/>
+      <w:bookmarkEnd w:id="22"/>
       <w:r>
         <w:rPr>
           <w:lang w:val="ru-RU"/>
@@ -5690,8 +5636,8 @@
           <w:lang w:val="ru-RU"/>
         </w:rPr>
       </w:pPr>
-      <w:bookmarkStart w:id="21" w:name="__RefHeading___Toc457_2363055178"/>
-      <w:bookmarkEnd w:id="21"/>
+      <w:bookmarkStart w:id="23" w:name="__RefHeading___Toc457_2363055178"/>
+      <w:bookmarkEnd w:id="23"/>
       <w:r>
         <w:rPr>
           <w:lang w:val="ru-RU"/>
@@ -5806,8 +5752,8 @@
           <w:lang w:val="ru-RU"/>
         </w:rPr>
       </w:pPr>
-      <w:bookmarkStart w:id="22" w:name="__RefHeading___Toc459_2363055178"/>
-      <w:bookmarkEnd w:id="22"/>
+      <w:bookmarkStart w:id="24" w:name="__RefHeading___Toc459_2363055178"/>
+      <w:bookmarkEnd w:id="24"/>
       <w:r>
         <w:rPr>
           <w:lang w:val="ru-RU"/>
@@ -6008,8 +5954,8 @@
           <w:lang w:val="ru-RU"/>
         </w:rPr>
       </w:pPr>
-      <w:bookmarkStart w:id="23" w:name="__RefHeading___Toc461_2363055178"/>
-      <w:bookmarkEnd w:id="23"/>
+      <w:bookmarkStart w:id="25" w:name="__RefHeading___Toc461_2363055178"/>
+      <w:bookmarkEnd w:id="25"/>
       <w:r>
         <w:rPr>
           <w:lang w:val="ru-RU"/>
@@ -6132,8 +6078,8 @@
           <w:lang w:val="ru-RU"/>
         </w:rPr>
       </w:pPr>
-      <w:bookmarkStart w:id="24" w:name="__RefHeading___Toc463_2363055178"/>
-      <w:bookmarkEnd w:id="24"/>
+      <w:bookmarkStart w:id="26" w:name="__RefHeading___Toc463_2363055178"/>
+      <w:bookmarkEnd w:id="26"/>
       <w:r>
         <w:rPr>
           <w:lang w:val="ru-RU"/>
@@ -6359,8 +6305,8 @@
           <w:lang w:val="ru-RU"/>
         </w:rPr>
       </w:pPr>
-      <w:bookmarkStart w:id="25" w:name="__RefHeading___Toc1361_3782574610"/>
-      <w:bookmarkEnd w:id="25"/>
+      <w:bookmarkStart w:id="27" w:name="__RefHeading___Toc1361_3782574610"/>
+      <w:bookmarkEnd w:id="27"/>
       <w:r>
         <w:rPr>
           <w:lang w:val="ru-RU"/>
@@ -6594,8 +6540,8 @@
           <w:lang w:val="ru-RU"/>
         </w:rPr>
       </w:pPr>
-      <w:bookmarkStart w:id="26" w:name="__RefHeading___Toc1363_3782574610"/>
-      <w:bookmarkEnd w:id="26"/>
+      <w:bookmarkStart w:id="28" w:name="__RefHeading___Toc1363_3782574610"/>
+      <w:bookmarkEnd w:id="28"/>
       <w:r>
         <w:rPr>
           <w:lang w:val="ru-RU"/>
@@ -6719,8 +6665,8 @@
           <w:lang w:val="ru-RU"/>
         </w:rPr>
       </w:pPr>
-      <w:bookmarkStart w:id="27" w:name="__RefHeading___Toc1365_3782574610"/>
-      <w:bookmarkEnd w:id="27"/>
+      <w:bookmarkStart w:id="29" w:name="__RefHeading___Toc1365_3782574610"/>
+      <w:bookmarkEnd w:id="29"/>
       <w:r>
         <w:rPr>
           <w:lang w:val="ru-RU"/>
@@ -6857,8 +6803,8 @@
           <w:lang w:val="ru-RU"/>
         </w:rPr>
       </w:pPr>
-      <w:bookmarkStart w:id="28" w:name="__RefHeading___Toc465_2363055178"/>
-      <w:bookmarkEnd w:id="28"/>
+      <w:bookmarkStart w:id="30" w:name="__RefHeading___Toc465_2363055178"/>
+      <w:bookmarkEnd w:id="30"/>
       <w:r>
         <w:rPr>
           <w:lang w:val="ru-RU"/>
@@ -6873,8 +6819,8 @@
           <w:lang w:val="ru-RU"/>
         </w:rPr>
       </w:pPr>
-      <w:bookmarkStart w:id="29" w:name="__RefHeading___Toc467_2363055178"/>
-      <w:bookmarkEnd w:id="29"/>
+      <w:bookmarkStart w:id="31" w:name="__RefHeading___Toc467_2363055178"/>
+      <w:bookmarkEnd w:id="31"/>
       <w:r>
         <w:rPr>
           <w:lang w:val="ru-RU"/>
@@ -7003,8 +6949,8 @@
           <w:lang w:val="ru-RU"/>
         </w:rPr>
       </w:pPr>
-      <w:bookmarkStart w:id="30" w:name="__RefHeading___Toc469_2363055178"/>
-      <w:bookmarkEnd w:id="30"/>
+      <w:bookmarkStart w:id="32" w:name="__RefHeading___Toc469_2363055178"/>
+      <w:bookmarkEnd w:id="32"/>
       <w:r>
         <w:rPr>
           <w:lang w:val="ru-RU"/>
@@ -7207,8 +7153,8 @@
           <w:lang w:val="ru-RU"/>
         </w:rPr>
       </w:pPr>
-      <w:bookmarkStart w:id="31" w:name="__RefHeading___Toc471_2363055178"/>
-      <w:bookmarkEnd w:id="31"/>
+      <w:bookmarkStart w:id="33" w:name="__RefHeading___Toc471_2363055178"/>
+      <w:bookmarkEnd w:id="33"/>
       <w:r>
         <w:rPr>
           <w:lang w:val="ru-RU"/>
@@ -7337,8 +7283,8 @@
           <w:lang w:val="ru-RU"/>
         </w:rPr>
       </w:pPr>
-      <w:bookmarkStart w:id="32" w:name="__RefHeading___Toc473_2363055178"/>
-      <w:bookmarkEnd w:id="32"/>
+      <w:bookmarkStart w:id="34" w:name="__RefHeading___Toc473_2363055178"/>
+      <w:bookmarkEnd w:id="34"/>
       <w:r>
         <w:rPr>
           <w:lang w:val="ru-RU"/>
@@ -7395,8 +7341,8 @@
           <w:lang w:val="ru-RU"/>
         </w:rPr>
       </w:pPr>
-      <w:bookmarkStart w:id="33" w:name="__RefHeading___Toc475_2363055178"/>
-      <w:bookmarkEnd w:id="33"/>
+      <w:bookmarkStart w:id="35" w:name="__RefHeading___Toc475_2363055178"/>
+      <w:bookmarkEnd w:id="35"/>
       <w:r>
         <w:rPr>
           <w:lang w:val="ru-RU"/>
@@ -7453,8 +7399,8 @@
           <w:lang w:val="ru-RU"/>
         </w:rPr>
       </w:pPr>
-      <w:bookmarkStart w:id="34" w:name="__RefHeading___Toc477_2363055178"/>
-      <w:bookmarkEnd w:id="34"/>
+      <w:bookmarkStart w:id="36" w:name="__RefHeading___Toc477_2363055178"/>
+      <w:bookmarkEnd w:id="36"/>
       <w:r>
         <w:rPr>
           <w:lang w:val="ru-RU"/>
@@ -7533,8 +7479,8 @@
           <w:lang w:val="ru-RU"/>
         </w:rPr>
       </w:pPr>
-      <w:bookmarkStart w:id="35" w:name="__RefHeading___Toc479_2363055178"/>
-      <w:bookmarkEnd w:id="35"/>
+      <w:bookmarkStart w:id="37" w:name="__RefHeading___Toc479_2363055178"/>
+      <w:bookmarkEnd w:id="37"/>
       <w:r>
         <w:rPr>
           <w:lang w:val="ru-RU"/>
@@ -7563,8 +7509,8 @@
           <w:lang w:val="ru-RU"/>
         </w:rPr>
       </w:pPr>
-      <w:bookmarkStart w:id="36" w:name="__RefHeading___Toc481_2363055178"/>
-      <w:bookmarkEnd w:id="36"/>
+      <w:bookmarkStart w:id="38" w:name="__RefHeading___Toc481_2363055178"/>
+      <w:bookmarkEnd w:id="38"/>
       <w:r>
         <w:rPr>
           <w:lang w:val="ru-RU"/>
@@ -7593,8 +7539,8 @@
           <w:lang w:val="ru-RU"/>
         </w:rPr>
       </w:pPr>
-      <w:bookmarkStart w:id="37" w:name="__RefHeading___Toc483_2363055178"/>
-      <w:bookmarkEnd w:id="37"/>
+      <w:bookmarkStart w:id="39" w:name="__RefHeading___Toc483_2363055178"/>
+      <w:bookmarkEnd w:id="39"/>
       <w:r>
         <w:rPr>
           <w:lang w:val="ru-RU"/>
@@ -7609,8 +7555,8 @@
           <w:lang w:val="ru-RU"/>
         </w:rPr>
       </w:pPr>
-      <w:bookmarkStart w:id="38" w:name="__RefHeading___Toc485_2363055178"/>
-      <w:bookmarkEnd w:id="38"/>
+      <w:bookmarkStart w:id="40" w:name="__RefHeading___Toc485_2363055178"/>
+      <w:bookmarkEnd w:id="40"/>
       <w:r>
         <w:rPr>
           <w:lang w:val="ru-RU"/>
@@ -7653,8 +7599,8 @@
           <w:lang w:val="ru-RU"/>
         </w:rPr>
       </w:pPr>
-      <w:bookmarkStart w:id="39" w:name="__RefHeading___Toc487_2363055178"/>
-      <w:bookmarkEnd w:id="39"/>
+      <w:bookmarkStart w:id="41" w:name="__RefHeading___Toc487_2363055178"/>
+      <w:bookmarkEnd w:id="41"/>
       <w:r>
         <w:rPr>
           <w:lang w:val="ru-RU"/>
@@ -7725,8 +7671,8 @@
           <w:lang w:val="ru-RU"/>
         </w:rPr>
       </w:pPr>
-      <w:bookmarkStart w:id="40" w:name="__RefHeading___Toc489_2363055178"/>
-      <w:bookmarkEnd w:id="40"/>
+      <w:bookmarkStart w:id="42" w:name="__RefHeading___Toc489_2363055178"/>
+      <w:bookmarkEnd w:id="42"/>
       <w:r>
         <w:rPr>
           <w:lang w:val="ru-RU"/>
@@ -7811,8 +7757,8 @@
           <w:lang w:val="ru-RU"/>
         </w:rPr>
       </w:pPr>
-      <w:bookmarkStart w:id="41" w:name="__RefHeading___Toc491_2363055178"/>
-      <w:bookmarkEnd w:id="41"/>
+      <w:bookmarkStart w:id="43" w:name="__RefHeading___Toc491_2363055178"/>
+      <w:bookmarkEnd w:id="43"/>
       <w:r>
         <w:rPr>
           <w:lang w:val="ru-RU"/>
@@ -7883,8 +7829,8 @@
           <w:lang w:val="ru-RU"/>
         </w:rPr>
       </w:pPr>
-      <w:bookmarkStart w:id="42" w:name="__RefHeading___Toc493_2363055178"/>
-      <w:bookmarkEnd w:id="42"/>
+      <w:bookmarkStart w:id="44" w:name="__RefHeading___Toc493_2363055178"/>
+      <w:bookmarkEnd w:id="44"/>
       <w:r>
         <w:rPr>
           <w:lang w:val="ru-RU"/>
@@ -7941,8 +7887,8 @@
           <w:lang w:val="ru-RU"/>
         </w:rPr>
       </w:pPr>
-      <w:bookmarkStart w:id="43" w:name="__RefHeading___Toc495_2363055178"/>
-      <w:bookmarkEnd w:id="43"/>
+      <w:bookmarkStart w:id="45" w:name="__RefHeading___Toc495_2363055178"/>
+      <w:bookmarkEnd w:id="45"/>
       <w:r>
         <w:rPr>
           <w:lang w:val="ru-RU"/>
@@ -7999,8 +7945,8 @@
           <w:lang w:val="ru-RU"/>
         </w:rPr>
       </w:pPr>
-      <w:bookmarkStart w:id="44" w:name="__RefHeading___Toc497_2363055178"/>
-      <w:bookmarkEnd w:id="44"/>
+      <w:bookmarkStart w:id="46" w:name="__RefHeading___Toc497_2363055178"/>
+      <w:bookmarkEnd w:id="46"/>
       <w:r>
         <w:rPr>
           <w:lang w:val="ru-RU"/>
@@ -8057,8 +8003,8 @@
           <w:lang w:val="ru-RU"/>
         </w:rPr>
       </w:pPr>
-      <w:bookmarkStart w:id="45" w:name="__RefHeading___Toc499_2363055178"/>
-      <w:bookmarkEnd w:id="45"/>
+      <w:bookmarkStart w:id="47" w:name="__RefHeading___Toc499_2363055178"/>
+      <w:bookmarkEnd w:id="47"/>
       <w:r>
         <w:rPr>
           <w:lang w:val="ru-RU"/>
@@ -8115,8 +8061,8 @@
           <w:lang w:val="ru-RU"/>
         </w:rPr>
       </w:pPr>
-      <w:bookmarkStart w:id="46" w:name="__RefHeading___Toc501_2363055178"/>
-      <w:bookmarkEnd w:id="46"/>
+      <w:bookmarkStart w:id="48" w:name="__RefHeading___Toc501_2363055178"/>
+      <w:bookmarkEnd w:id="48"/>
       <w:r>
         <w:rPr>
           <w:lang w:val="ru-RU"/>
@@ -8173,8 +8119,8 @@
           <w:lang w:val="ru-RU"/>
         </w:rPr>
       </w:pPr>
-      <w:bookmarkStart w:id="47" w:name="__RefHeading___Toc503_2363055178"/>
-      <w:bookmarkEnd w:id="47"/>
+      <w:bookmarkStart w:id="49" w:name="__RefHeading___Toc503_2363055178"/>
+      <w:bookmarkEnd w:id="49"/>
       <w:r>
         <w:rPr>
           <w:lang w:val="ru-RU"/>
@@ -8217,8 +8163,8 @@
           <w:lang w:val="ru-RU"/>
         </w:rPr>
       </w:pPr>
-      <w:bookmarkStart w:id="48" w:name="__RefHeading___Toc505_2363055178"/>
-      <w:bookmarkEnd w:id="48"/>
+      <w:bookmarkStart w:id="50" w:name="__RefHeading___Toc505_2363055178"/>
+      <w:bookmarkEnd w:id="50"/>
       <w:r>
         <w:rPr>
           <w:lang w:val="ru-RU"/>
@@ -8289,8 +8235,8 @@
           <w:lang w:val="ru-RU"/>
         </w:rPr>
       </w:pPr>
-      <w:bookmarkStart w:id="49" w:name="__RefHeading___Toc507_2363055178"/>
-      <w:bookmarkEnd w:id="49"/>
+      <w:bookmarkStart w:id="51" w:name="__RefHeading___Toc507_2363055178"/>
+      <w:bookmarkEnd w:id="51"/>
       <w:r>
         <w:rPr>
           <w:lang w:val="ru-RU"/>
@@ -8365,8 +8311,8 @@
           <w:lang w:val="ru-RU"/>
         </w:rPr>
       </w:pPr>
-      <w:bookmarkStart w:id="50" w:name="__RefHeading___Toc191_884528406"/>
-      <w:bookmarkEnd w:id="50"/>
+      <w:bookmarkStart w:id="52" w:name="__RefHeading___Toc191_884528406"/>
+      <w:bookmarkEnd w:id="52"/>
       <w:r>
         <w:rPr>
           <w:lang w:val="ru-RU"/>
@@ -8397,7 +8343,7 @@
         <w:rPr>
           <w:lang w:val="ru-RU"/>
         </w:rPr>
-        <w:instrText xml:space="preserve"> REF Ref_Таблица0_number_only \h </w:instrText>
+        <w:instrText xml:space="preserve"> REF Ref_Таблица1_number_only \h </w:instrText>
       </w:r>
       <w:r>
         <w:rPr>
@@ -8409,7 +8355,7 @@
         <w:rPr>
           <w:lang w:val="ru-RU"/>
         </w:rPr>
-        <w:t>1</w:t>
+        <w:t>2</w:t>
       </w:r>
       <w:r>
         <w:rPr>
@@ -8426,7 +8372,7 @@
     </w:p>
     <w:p>
       <w:pPr>
-        <w:pStyle w:val="Style20"/>
+        <w:pStyle w:val="user6"/>
         <w:rPr>
           <w:lang w:val="ru-RU"/>
         </w:rPr>
@@ -8437,7 +8383,8 @@
         </w:rPr>
         <w:t xml:space="preserve">Таблица </w:t>
       </w:r>
-      <w:bookmarkStart w:id="51" w:name="Ref_Таблица0_number_only_Копия_1"/>
+      <w:bookmarkStart w:id="53" w:name="Ref_Таблица0_number_only_Копия_1"/>
+      <w:bookmarkStart w:id="54" w:name="Ref_Таблица1_number_only"/>
       <w:r>
         <w:rPr>
           <w:lang w:val="ru-RU"/>
@@ -8468,12 +8415,19 @@
         </w:rPr>
         <w:fldChar w:fldCharType="end"/>
       </w:r>
-      <w:bookmarkEnd w:id="51"/>
-      <w:r>
-        <w:rPr>
-          <w:lang w:val="ru-RU"/>
-        </w:rPr>
-        <w:t xml:space="preserve"> – Календарный план работ по созданию Подсистемы</w:t>
+      <w:bookmarkEnd w:id="54"/>
+      <w:bookmarkEnd w:id="53"/>
+      <w:r>
+        <w:rPr>
+          <w:lang w:val="ru-RU"/>
+        </w:rPr>
+        <w:t xml:space="preserve"> </w:t>
+      </w:r>
+      <w:r>
+        <w:rPr>
+          <w:lang w:val="ru-RU"/>
+        </w:rPr>
+        <w:t>– Календарный план работ по созданию Подсистемы</w:t>
       </w:r>
     </w:p>
     <w:tbl>
@@ -8513,7 +8467,7 @@
           </w:tcPr>
           <w:p>
             <w:pPr>
-              <w:pStyle w:val="user7"/>
+              <w:pStyle w:val="Style21"/>
               <w:jc w:val="center"/>
               <w:rPr>
                 <w:b/>
@@ -8542,7 +8496,7 @@
           </w:tcPr>
           <w:p>
             <w:pPr>
-              <w:pStyle w:val="user7"/>
+              <w:pStyle w:val="Style21"/>
               <w:jc w:val="center"/>
               <w:rPr>
                 <w:b/>
@@ -8571,7 +8525,7 @@
           </w:tcPr>
           <w:p>
             <w:pPr>
-              <w:pStyle w:val="user7"/>
+              <w:pStyle w:val="Style21"/>
               <w:jc w:val="center"/>
               <w:rPr>
                 <w:b/>
@@ -8601,7 +8555,7 @@
           </w:tcPr>
           <w:p>
             <w:pPr>
-              <w:pStyle w:val="user7"/>
+              <w:pStyle w:val="Style21"/>
               <w:jc w:val="center"/>
               <w:rPr>
                 <w:b/>
@@ -8632,7 +8586,7 @@
           </w:tcPr>
           <w:p>
             <w:pPr>
-              <w:pStyle w:val="user7"/>
+              <w:pStyle w:val="Style21"/>
               <w:jc w:val="left"/>
               <w:rPr>
                 <w:lang w:val="ru-RU"/>
@@ -8657,7 +8611,7 @@
           </w:tcPr>
           <w:p>
             <w:pPr>
-              <w:pStyle w:val="user7"/>
+              <w:pStyle w:val="Style21"/>
               <w:jc w:val="left"/>
               <w:rPr>
                 <w:lang w:val="ru-RU"/>
@@ -8672,7 +8626,7 @@
           </w:p>
           <w:p>
             <w:pPr>
-              <w:pStyle w:val="user7"/>
+              <w:pStyle w:val="Style21"/>
               <w:jc w:val="left"/>
               <w:rPr>
                 <w:lang w:val="ru-RU"/>
@@ -8687,7 +8641,7 @@
           </w:p>
           <w:p>
             <w:pPr>
-              <w:pStyle w:val="user7"/>
+              <w:pStyle w:val="Style21"/>
               <w:jc w:val="left"/>
               <w:rPr>
                 <w:lang w:val="ru-RU"/>
@@ -8712,7 +8666,7 @@
           </w:tcPr>
           <w:p>
             <w:pPr>
-              <w:pStyle w:val="user7"/>
+              <w:pStyle w:val="Style21"/>
               <w:jc w:val="center"/>
               <w:rPr>
                 <w:lang w:val="ru-RU"/>
@@ -8738,7 +8692,7 @@
           </w:tcPr>
           <w:p>
             <w:pPr>
-              <w:pStyle w:val="user7"/>
+              <w:pStyle w:val="Style21"/>
               <w:jc w:val="left"/>
               <w:rPr>
                 <w:lang w:val="ru-RU"/>
@@ -8768,7 +8722,7 @@
           </w:tcPr>
           <w:p>
             <w:pPr>
-              <w:pStyle w:val="user7"/>
+              <w:pStyle w:val="Style21"/>
               <w:jc w:val="left"/>
               <w:rPr>
                 <w:lang w:val="ru-RU"/>
@@ -8793,7 +8747,7 @@
           </w:tcPr>
           <w:p>
             <w:pPr>
-              <w:pStyle w:val="user7"/>
+              <w:pStyle w:val="Style21"/>
               <w:jc w:val="left"/>
               <w:rPr>
                 <w:lang w:val="ru-RU"/>
@@ -8808,7 +8762,7 @@
           </w:p>
           <w:p>
             <w:pPr>
-              <w:pStyle w:val="user7"/>
+              <w:pStyle w:val="Style21"/>
               <w:jc w:val="left"/>
               <w:rPr>
                 <w:lang w:val="ru-RU"/>
@@ -8823,7 +8777,7 @@
           </w:p>
           <w:p>
             <w:pPr>
-              <w:pStyle w:val="user7"/>
+              <w:pStyle w:val="Style21"/>
               <w:jc w:val="left"/>
               <w:rPr>
                 <w:lang w:val="ru-RU"/>
@@ -8838,7 +8792,7 @@
           </w:p>
           <w:p>
             <w:pPr>
-              <w:pStyle w:val="user7"/>
+              <w:pStyle w:val="Style21"/>
               <w:jc w:val="left"/>
               <w:rPr>
                 <w:lang w:val="ru-RU"/>
@@ -8863,7 +8817,7 @@
           </w:tcPr>
           <w:p>
             <w:pPr>
-              <w:pStyle w:val="user7"/>
+              <w:pStyle w:val="Style21"/>
               <w:jc w:val="center"/>
               <w:rPr>
                 <w:lang w:val="ru-RU"/>
@@ -8889,7 +8843,7 @@
           </w:tcPr>
           <w:p>
             <w:pPr>
-              <w:pStyle w:val="user7"/>
+              <w:pStyle w:val="Style21"/>
               <w:jc w:val="left"/>
               <w:rPr>
                 <w:lang w:val="ru-RU"/>
@@ -8919,7 +8873,7 @@
           </w:tcPr>
           <w:p>
             <w:pPr>
-              <w:pStyle w:val="user7"/>
+              <w:pStyle w:val="Style21"/>
               <w:jc w:val="left"/>
               <w:rPr>
                 <w:lang w:val="ru-RU"/>
@@ -8944,7 +8898,7 @@
           </w:tcPr>
           <w:p>
             <w:pPr>
-              <w:pStyle w:val="user7"/>
+              <w:pStyle w:val="Style21"/>
               <w:jc w:val="left"/>
               <w:rPr>
                 <w:lang w:val="ru-RU"/>
@@ -8995,7 +8949,7 @@
           </w:p>
           <w:p>
             <w:pPr>
-              <w:pStyle w:val="user7"/>
+              <w:pStyle w:val="Style21"/>
               <w:jc w:val="left"/>
               <w:rPr>
                 <w:lang w:val="ru-RU"/>
@@ -9010,7 +8964,7 @@
           </w:p>
           <w:p>
             <w:pPr>
-              <w:pStyle w:val="user7"/>
+              <w:pStyle w:val="Style21"/>
               <w:jc w:val="left"/>
               <w:rPr>
                 <w:lang w:val="ru-RU"/>
@@ -9035,7 +8989,7 @@
           </w:tcPr>
           <w:p>
             <w:pPr>
-              <w:pStyle w:val="user7"/>
+              <w:pStyle w:val="Style21"/>
               <w:jc w:val="center"/>
               <w:rPr>
                 <w:lang w:val="ru-RU"/>
@@ -9061,7 +9015,7 @@
           </w:tcPr>
           <w:p>
             <w:pPr>
-              <w:pStyle w:val="user7"/>
+              <w:pStyle w:val="Style21"/>
               <w:jc w:val="left"/>
               <w:rPr>
                 <w:lang w:val="ru-RU"/>
@@ -9091,7 +9045,7 @@
           </w:tcPr>
           <w:p>
             <w:pPr>
-              <w:pStyle w:val="user7"/>
+              <w:pStyle w:val="Style21"/>
               <w:jc w:val="left"/>
               <w:rPr>
                 <w:lang w:val="ru-RU"/>
@@ -9116,7 +9070,7 @@
           </w:tcPr>
           <w:p>
             <w:pPr>
-              <w:pStyle w:val="user7"/>
+              <w:pStyle w:val="Style21"/>
               <w:jc w:val="left"/>
               <w:rPr>
                 <w:lang w:val="ru-RU"/>
@@ -9131,7 +9085,7 @@
           </w:p>
           <w:p>
             <w:pPr>
-              <w:pStyle w:val="user7"/>
+              <w:pStyle w:val="Style21"/>
               <w:jc w:val="left"/>
               <w:rPr>
                 <w:lang w:val="ru-RU"/>
@@ -9146,7 +9100,7 @@
           </w:p>
           <w:p>
             <w:pPr>
-              <w:pStyle w:val="user7"/>
+              <w:pStyle w:val="Style21"/>
               <w:jc w:val="left"/>
               <w:rPr>
                 <w:lang w:val="ru-RU"/>
@@ -9197,7 +9151,7 @@
           </w:p>
           <w:p>
             <w:pPr>
-              <w:pStyle w:val="user7"/>
+              <w:pStyle w:val="Style21"/>
               <w:jc w:val="left"/>
               <w:rPr>
                 <w:lang w:val="ru-RU"/>
@@ -9212,7 +9166,7 @@
           </w:p>
           <w:p>
             <w:pPr>
-              <w:pStyle w:val="user7"/>
+              <w:pStyle w:val="Style21"/>
               <w:jc w:val="left"/>
               <w:rPr>
                 <w:lang w:val="ru-RU"/>
@@ -9237,7 +9191,7 @@
           </w:tcPr>
           <w:p>
             <w:pPr>
-              <w:pStyle w:val="user7"/>
+              <w:pStyle w:val="Style21"/>
               <w:jc w:val="center"/>
               <w:rPr>
                 <w:lang w:val="ru-RU"/>
@@ -9263,7 +9217,7 @@
           </w:tcPr>
           <w:p>
             <w:pPr>
-              <w:pStyle w:val="user7"/>
+              <w:pStyle w:val="Style21"/>
               <w:jc w:val="left"/>
               <w:rPr>
                 <w:lang w:val="ru-RU"/>
@@ -9281,7 +9235,7 @@
     </w:tbl>
     <w:p>
       <w:pPr>
-        <w:pStyle w:val="Style20"/>
+        <w:pStyle w:val="user6"/>
         <w:rPr>
           <w:lang w:val="ru-RU"/>
         </w:rPr>
@@ -9302,7 +9256,7 @@
         <w:rPr>
           <w:lang w:val="ru-RU"/>
         </w:rPr>
-        <w:instrText xml:space="preserve"> REF Ref_Таблица0_number_only \h </w:instrText>
+        <w:instrText xml:space="preserve"> REF Ref_Таблица1_number_only \h </w:instrText>
       </w:r>
       <w:r>
         <w:rPr>
@@ -9314,7 +9268,7 @@
         <w:rPr>
           <w:lang w:val="ru-RU"/>
         </w:rPr>
-        <w:t>1</w:t>
+        <w:t>2</w:t>
       </w:r>
       <w:r>
         <w:rPr>
@@ -9359,7 +9313,7 @@
           </w:tcPr>
           <w:p>
             <w:pPr>
-              <w:pStyle w:val="user7"/>
+              <w:pStyle w:val="Style21"/>
               <w:jc w:val="center"/>
               <w:rPr>
                 <w:b/>
@@ -9388,7 +9342,7 @@
           </w:tcPr>
           <w:p>
             <w:pPr>
-              <w:pStyle w:val="user7"/>
+              <w:pStyle w:val="Style21"/>
               <w:jc w:val="center"/>
               <w:rPr>
                 <w:b/>
@@ -9417,7 +9371,7 @@
           </w:tcPr>
           <w:p>
             <w:pPr>
-              <w:pStyle w:val="user7"/>
+              <w:pStyle w:val="Style21"/>
               <w:jc w:val="center"/>
               <w:rPr>
                 <w:b/>
@@ -9447,7 +9401,7 @@
           </w:tcPr>
           <w:p>
             <w:pPr>
-              <w:pStyle w:val="user7"/>
+              <w:pStyle w:val="Style21"/>
               <w:jc w:val="center"/>
               <w:rPr>
                 <w:b/>
@@ -9480,7 +9434,7 @@
           </w:tcPr>
           <w:p>
             <w:pPr>
-              <w:pStyle w:val="user7"/>
+              <w:pStyle w:val="Style21"/>
               <w:jc w:val="left"/>
               <w:rPr>
                 <w:lang w:val="ru-RU"/>
@@ -9505,7 +9459,7 @@
           </w:tcPr>
           <w:p>
             <w:pPr>
-              <w:pStyle w:val="user7"/>
+              <w:pStyle w:val="Style21"/>
               <w:jc w:val="left"/>
               <w:rPr>
                 <w:lang w:val="ru-RU"/>
@@ -9520,7 +9474,7 @@
           </w:p>
           <w:p>
             <w:pPr>
-              <w:pStyle w:val="user7"/>
+              <w:pStyle w:val="Style21"/>
               <w:jc w:val="left"/>
               <w:rPr>
                 <w:lang w:val="ru-RU"/>
@@ -9535,7 +9489,7 @@
           </w:p>
           <w:p>
             <w:pPr>
-              <w:pStyle w:val="user7"/>
+              <w:pStyle w:val="Style21"/>
               <w:jc w:val="left"/>
               <w:rPr>
                 <w:lang w:val="ru-RU"/>
@@ -9560,7 +9514,7 @@
           </w:tcPr>
           <w:p>
             <w:pPr>
-              <w:pStyle w:val="user7"/>
+              <w:pStyle w:val="Style21"/>
               <w:jc w:val="center"/>
               <w:rPr>
                 <w:lang w:val="ru-RU"/>
@@ -9586,7 +9540,7 @@
           </w:tcPr>
           <w:p>
             <w:pPr>
-              <w:pStyle w:val="user7"/>
+              <w:pStyle w:val="Style21"/>
               <w:jc w:val="left"/>
               <w:rPr>
                 <w:lang w:val="ru-RU"/>
@@ -9616,7 +9570,7 @@
           </w:tcPr>
           <w:p>
             <w:pPr>
-              <w:pStyle w:val="user7"/>
+              <w:pStyle w:val="Style21"/>
               <w:jc w:val="left"/>
               <w:rPr>
                 <w:lang w:val="ru-RU"/>
@@ -9641,7 +9595,7 @@
           </w:tcPr>
           <w:p>
             <w:pPr>
-              <w:pStyle w:val="user7"/>
+              <w:pStyle w:val="Style21"/>
               <w:jc w:val="left"/>
               <w:rPr>
                 <w:lang w:val="ru-RU"/>
@@ -9656,7 +9610,7 @@
           </w:p>
           <w:p>
             <w:pPr>
-              <w:pStyle w:val="user7"/>
+              <w:pStyle w:val="Style21"/>
               <w:jc w:val="left"/>
               <w:rPr>
                 <w:lang w:val="ru-RU"/>
@@ -9671,7 +9625,7 @@
           </w:p>
           <w:p>
             <w:pPr>
-              <w:pStyle w:val="user7"/>
+              <w:pStyle w:val="Style21"/>
               <w:jc w:val="left"/>
               <w:rPr>
                 <w:lang w:val="ru-RU"/>
@@ -9686,7 +9640,7 @@
           </w:p>
           <w:p>
             <w:pPr>
-              <w:pStyle w:val="user7"/>
+              <w:pStyle w:val="Style21"/>
               <w:jc w:val="left"/>
               <w:rPr>
                 <w:lang w:val="ru-RU"/>
@@ -9711,7 +9665,7 @@
           </w:tcPr>
           <w:p>
             <w:pPr>
-              <w:pStyle w:val="user7"/>
+              <w:pStyle w:val="Style21"/>
               <w:jc w:val="center"/>
               <w:rPr>
                 <w:lang w:val="ru-RU"/>
@@ -9737,7 +9691,7 @@
           </w:tcPr>
           <w:p>
             <w:pPr>
-              <w:pStyle w:val="user7"/>
+              <w:pStyle w:val="Style21"/>
               <w:jc w:val="left"/>
               <w:rPr>
                 <w:lang w:val="ru-RU"/>
@@ -9777,8 +9731,8 @@
           <w:lang w:val="ru-RU"/>
         </w:rPr>
       </w:pPr>
-      <w:bookmarkStart w:id="52" w:name="__RefHeading___Toc193_884528406"/>
-      <w:bookmarkEnd w:id="52"/>
+      <w:bookmarkStart w:id="55" w:name="__RefHeading___Toc193_884528406"/>
+      <w:bookmarkEnd w:id="55"/>
       <w:r>
         <w:rPr>
           <w:lang w:val="ru-RU"/>
@@ -9793,8 +9747,8 @@
           <w:lang w:val="ru-RU"/>
         </w:rPr>
       </w:pPr>
-      <w:bookmarkStart w:id="53" w:name="__RefHeading___Toc2523_345898378"/>
-      <w:bookmarkEnd w:id="53"/>
+      <w:bookmarkStart w:id="56" w:name="__RefHeading___Toc2523_345898378"/>
+      <w:bookmarkEnd w:id="56"/>
       <w:r>
         <w:rPr>
           <w:lang w:val="ru-RU"/>
@@ -9931,8 +9885,8 @@
           <w:lang w:val="ru-RU"/>
         </w:rPr>
       </w:pPr>
-      <w:bookmarkStart w:id="54" w:name="__RefHeading___Toc2525_345898378"/>
-      <w:bookmarkEnd w:id="54"/>
+      <w:bookmarkStart w:id="57" w:name="__RefHeading___Toc2525_345898378"/>
+      <w:bookmarkEnd w:id="57"/>
       <w:r>
         <w:rPr>
           <w:lang w:val="ru-RU"/>
@@ -10033,8 +9987,8 @@
           <w:lang w:val="ru-RU"/>
         </w:rPr>
       </w:pPr>
-      <w:bookmarkStart w:id="55" w:name="__RefHeading___Toc2527_345898378"/>
-      <w:bookmarkEnd w:id="55"/>
+      <w:bookmarkStart w:id="58" w:name="__RefHeading___Toc2527_345898378"/>
+      <w:bookmarkEnd w:id="58"/>
       <w:r>
         <w:rPr>
           <w:lang w:val="ru-RU"/>
@@ -10044,7 +9998,7 @@
     </w:p>
     <w:p>
       <w:pPr>
-        <w:pStyle w:val="user6"/>
+        <w:pStyle w:val="Style20"/>
         <w:rPr>
           <w:lang w:val="ru-RU"/>
         </w:rPr>
@@ -10127,7 +10081,7 @@
           </w:tcPr>
           <w:p>
             <w:pPr>
-              <w:pStyle w:val="Style18"/>
+              <w:pStyle w:val="user4"/>
               <w:keepNext w:val="true"/>
               <w:jc w:val="center"/>
               <w:rPr>
@@ -10158,7 +10112,7 @@
           </w:tcPr>
           <w:p>
             <w:pPr>
-              <w:pStyle w:val="Style18"/>
+              <w:pStyle w:val="user4"/>
               <w:jc w:val="center"/>
               <w:rPr>
                 <w:b/>
@@ -10191,7 +10145,7 @@
           </w:tcPr>
           <w:p>
             <w:pPr>
-              <w:pStyle w:val="Style18"/>
+              <w:pStyle w:val="user4"/>
               <w:keepNext w:val="true"/>
               <w:jc w:val="left"/>
               <w:rPr>
@@ -10218,7 +10172,7 @@
           </w:tcPr>
           <w:p>
             <w:pPr>
-              <w:pStyle w:val="Style18"/>
+              <w:pStyle w:val="user4"/>
               <w:numPr>
                 <w:ilvl w:val="0"/>
                 <w:numId w:val="3"/>
@@ -10251,7 +10205,7 @@
           </w:tcPr>
           <w:p>
             <w:pPr>
-              <w:pStyle w:val="Style18"/>
+              <w:pStyle w:val="user4"/>
               <w:keepNext w:val="true"/>
               <w:jc w:val="left"/>
               <w:rPr>
@@ -10278,7 +10232,7 @@
           </w:tcPr>
           <w:p>
             <w:pPr>
-              <w:pStyle w:val="Style18"/>
+              <w:pStyle w:val="user4"/>
               <w:numPr>
                 <w:ilvl w:val="0"/>
                 <w:numId w:val="3"/>
@@ -10296,7 +10250,7 @@
           </w:p>
           <w:p>
             <w:pPr>
-              <w:pStyle w:val="Style18"/>
+              <w:pStyle w:val="user4"/>
               <w:numPr>
                 <w:ilvl w:val="0"/>
                 <w:numId w:val="3"/>
@@ -10314,7 +10268,7 @@
           </w:p>
           <w:p>
             <w:pPr>
-              <w:pStyle w:val="Style18"/>
+              <w:pStyle w:val="user4"/>
               <w:numPr>
                 <w:ilvl w:val="0"/>
                 <w:numId w:val="3"/>
@@ -10347,7 +10301,7 @@
           </w:tcPr>
           <w:p>
             <w:pPr>
-              <w:pStyle w:val="Style18"/>
+              <w:pStyle w:val="user4"/>
               <w:keepNext w:val="true"/>
               <w:jc w:val="left"/>
               <w:rPr>
@@ -10374,7 +10328,7 @@
           </w:tcPr>
           <w:p>
             <w:pPr>
-              <w:pStyle w:val="Style18"/>
+              <w:pStyle w:val="user4"/>
               <w:numPr>
                 <w:ilvl w:val="0"/>
                 <w:numId w:val="3"/>
@@ -10392,7 +10346,7 @@
           </w:p>
           <w:p>
             <w:pPr>
-              <w:pStyle w:val="Style18"/>
+              <w:pStyle w:val="user4"/>
               <w:numPr>
                 <w:ilvl w:val="0"/>
                 <w:numId w:val="3"/>
@@ -10425,7 +10379,7 @@
           </w:tcPr>
           <w:p>
             <w:pPr>
-              <w:pStyle w:val="Style18"/>
+              <w:pStyle w:val="user4"/>
               <w:keepNext w:val="true"/>
               <w:jc w:val="left"/>
               <w:rPr>
@@ -10452,7 +10406,7 @@
           </w:tcPr>
           <w:p>
             <w:pPr>
-              <w:pStyle w:val="Style18"/>
+              <w:pStyle w:val="user4"/>
               <w:numPr>
                 <w:ilvl w:val="0"/>
                 <w:numId w:val="3"/>
@@ -10470,7 +10424,7 @@
           </w:p>
           <w:p>
             <w:pPr>
-              <w:pStyle w:val="Style18"/>
+              <w:pStyle w:val="user4"/>
               <w:numPr>
                 <w:ilvl w:val="0"/>
                 <w:numId w:val="3"/>
@@ -10503,7 +10457,7 @@
           </w:tcPr>
           <w:p>
             <w:pPr>
-              <w:pStyle w:val="Style18"/>
+              <w:pStyle w:val="user4"/>
               <w:keepNext w:val="true"/>
               <w:jc w:val="left"/>
               <w:rPr>
@@ -10530,7 +10484,7 @@
           </w:tcPr>
           <w:p>
             <w:pPr>
-              <w:pStyle w:val="Style18"/>
+              <w:pStyle w:val="user4"/>
               <w:numPr>
                 <w:ilvl w:val="0"/>
                 <w:numId w:val="3"/>
@@ -10563,7 +10517,7 @@
           </w:tcPr>
           <w:p>
             <w:pPr>
-              <w:pStyle w:val="Style18"/>
+              <w:pStyle w:val="user4"/>
               <w:jc w:val="left"/>
               <w:rPr>
                 <w:lang w:val="ru-RU"/>
@@ -10589,7 +10543,7 @@
           </w:tcPr>
           <w:p>
             <w:pPr>
-              <w:pStyle w:val="Style18"/>
+              <w:pStyle w:val="user4"/>
               <w:numPr>
                 <w:ilvl w:val="0"/>
                 <w:numId w:val="3"/>
@@ -10607,7 +10561,7 @@
           </w:p>
           <w:p>
             <w:pPr>
-              <w:pStyle w:val="Style18"/>
+              <w:pStyle w:val="user4"/>
               <w:numPr>
                 <w:ilvl w:val="0"/>
                 <w:numId w:val="3"/>
@@ -10633,8 +10587,8 @@
           <w:lang w:val="ru-RU"/>
         </w:rPr>
       </w:pPr>
-      <w:bookmarkStart w:id="56" w:name="__RefHeading___Toc2529_345898378"/>
-      <w:bookmarkEnd w:id="56"/>
+      <w:bookmarkStart w:id="59" w:name="__RefHeading___Toc2529_345898378"/>
+      <w:bookmarkEnd w:id="59"/>
       <w:r>
         <w:rPr>
           <w:lang w:val="ru-RU"/>
@@ -10663,8 +10617,8 @@
           <w:lang w:val="ru-RU"/>
         </w:rPr>
       </w:pPr>
-      <w:bookmarkStart w:id="57" w:name="__RefHeading___Toc2531_345898378"/>
-      <w:bookmarkEnd w:id="57"/>
+      <w:bookmarkStart w:id="60" w:name="__RefHeading___Toc2531_345898378"/>
+      <w:bookmarkEnd w:id="60"/>
       <w:r>
         <w:rPr>
           <w:lang w:val="ru-RU"/>
@@ -10693,8 +10647,8 @@
           <w:lang w:val="ru-RU"/>
         </w:rPr>
       </w:pPr>
-      <w:bookmarkStart w:id="58" w:name="__RefHeading___Toc2533_345898378"/>
-      <w:bookmarkEnd w:id="58"/>
+      <w:bookmarkStart w:id="61" w:name="__RefHeading___Toc2533_345898378"/>
+      <w:bookmarkEnd w:id="61"/>
       <w:r>
         <w:rPr>
           <w:lang w:val="ru-RU"/>
@@ -10759,8 +10713,8 @@
           <w:lang w:val="ru-RU"/>
         </w:rPr>
       </w:pPr>
-      <w:bookmarkStart w:id="59" w:name="__RefHeading___Toc2535_345898378"/>
-      <w:bookmarkEnd w:id="59"/>
+      <w:bookmarkStart w:id="62" w:name="__RefHeading___Toc2535_345898378"/>
+      <w:bookmarkEnd w:id="62"/>
       <w:r>
         <w:rPr>
           <w:lang w:val="ru-RU"/>
@@ -10789,8 +10743,8 @@
           <w:lang w:val="ru-RU"/>
         </w:rPr>
       </w:pPr>
-      <w:bookmarkStart w:id="60" w:name="__RefHeading___Toc2537_345898378"/>
-      <w:bookmarkEnd w:id="60"/>
+      <w:bookmarkStart w:id="63" w:name="__RefHeading___Toc2537_345898378"/>
+      <w:bookmarkEnd w:id="63"/>
       <w:r>
         <w:rPr>
           <w:lang w:val="ru-RU"/>
@@ -10819,8 +10773,8 @@
           <w:lang w:val="ru-RU"/>
         </w:rPr>
       </w:pPr>
-      <w:bookmarkStart w:id="61" w:name="__RefHeading___Toc2539_345898378"/>
-      <w:bookmarkEnd w:id="61"/>
+      <w:bookmarkStart w:id="64" w:name="__RefHeading___Toc2539_345898378"/>
+      <w:bookmarkEnd w:id="64"/>
       <w:r>
         <w:rPr>
           <w:lang w:val="ru-RU"/>
@@ -10849,8 +10803,8 @@
           <w:lang w:val="ru-RU"/>
         </w:rPr>
       </w:pPr>
-      <w:bookmarkStart w:id="62" w:name="__RefHeading___Toc2541_345898378"/>
-      <w:bookmarkEnd w:id="62"/>
+      <w:bookmarkStart w:id="65" w:name="__RefHeading___Toc2541_345898378"/>
+      <w:bookmarkEnd w:id="65"/>
       <w:r>
         <w:rPr>
           <w:lang w:val="ru-RU"/>
@@ -11004,8 +10958,8 @@
           <w:lang w:val="ru-RU"/>
         </w:rPr>
       </w:pPr>
-      <w:bookmarkStart w:id="63" w:name="__RefHeading___Toc195_884528406"/>
-      <w:bookmarkEnd w:id="63"/>
+      <w:bookmarkStart w:id="66" w:name="__RefHeading___Toc195_884528406"/>
+      <w:bookmarkEnd w:id="66"/>
       <w:r>
         <w:rPr>
           <w:lang w:val="ru-RU"/>
@@ -11037,8 +10991,8 @@
           <w:lang w:val="ru-RU"/>
         </w:rPr>
       </w:pPr>
-      <w:bookmarkStart w:id="64" w:name="__RefHeading___Toc197_884528406"/>
-      <w:bookmarkEnd w:id="64"/>
+      <w:bookmarkStart w:id="67" w:name="__RefHeading___Toc197_884528406"/>
+      <w:bookmarkEnd w:id="67"/>
       <w:r>
         <w:rPr>
           <w:lang w:val="ru-RU"/>
@@ -11070,8 +11024,8 @@
           <w:lang w:val="ru-RU"/>
         </w:rPr>
       </w:pPr>
-      <w:bookmarkStart w:id="65" w:name="__RefHeading___Toc199_884528406"/>
-      <w:bookmarkEnd w:id="65"/>
+      <w:bookmarkStart w:id="68" w:name="__RefHeading___Toc199_884528406"/>
+      <w:bookmarkEnd w:id="68"/>
       <w:r>
         <w:rPr>
           <w:lang w:val="ru-RU"/>
@@ -11103,8 +11057,8 @@
           <w:lang w:val="ru-RU"/>
         </w:rPr>
       </w:pPr>
-      <w:bookmarkStart w:id="66" w:name="__RefHeading___Toc201_884528406"/>
-      <w:bookmarkEnd w:id="66"/>
+      <w:bookmarkStart w:id="69" w:name="__RefHeading___Toc201_884528406"/>
+      <w:bookmarkEnd w:id="69"/>
       <w:r>
         <w:rPr>
           <w:lang w:val="ru-RU"/>
@@ -12170,29 +12124,29 @@
       <w:u w:val="single"/>
     </w:rPr>
   </w:style>
+  <w:style w:type="character" w:styleId="user" w:customStyle="1">
+    <w:name w:val="Ссылка указателя (user)"/>
+    <w:qFormat/>
+    <w:rPr/>
+  </w:style>
   <w:style w:type="character" w:styleId="Style13" w:customStyle="1">
     <w:name w:val="Ссылка указателя"/>
     <w:qFormat/>
     <w:rPr/>
   </w:style>
-  <w:style w:type="character" w:styleId="user" w:customStyle="1">
-    <w:name w:val="Ссылка указателя (user)"/>
-    <w:qFormat/>
-    <w:rPr/>
-  </w:style>
-  <w:style w:type="character" w:styleId="user1" w:customStyle="1">
-    <w:name w:val="Маркеры (user)"/>
+  <w:style w:type="character" w:styleId="Style14" w:customStyle="1">
+    <w:name w:val="Маркеры"/>
     <w:qFormat/>
     <w:rPr>
       <w:rFonts w:ascii="OpenSymbol" w:hAnsi="OpenSymbol" w:eastAsia="OpenSymbol" w:cs="OpenSymbol"/>
     </w:rPr>
   </w:style>
-  <w:style w:type="character" w:styleId="user2" w:customStyle="1">
-    <w:name w:val="Символ нумерации (user)"/>
+  <w:style w:type="character" w:styleId="Style15" w:customStyle="1">
+    <w:name w:val="Символ нумерации"/>
     <w:qFormat/>
     <w:rPr/>
   </w:style>
-  <w:style w:type="character" w:styleId="Style14" w:customStyle="1">
+  <w:style w:type="character" w:styleId="Style16" w:customStyle="1">
     <w:name w:val="Основной текст Знак"/>
     <w:basedOn w:val="DefaultParagraphFont"/>
     <w:qFormat/>
@@ -12202,7 +12156,7 @@
       <w:sz w:val="28"/>
     </w:rPr>
   </w:style>
-  <w:style w:type="paragraph" w:styleId="Style15" w:customStyle="1">
+  <w:style w:type="paragraph" w:styleId="Style17">
     <w:name w:val="Заголовок"/>
     <w:basedOn w:val="Normal"/>
     <w:next w:val="BodyText"/>
@@ -12220,7 +12174,7 @@
   <w:style w:type="paragraph" w:styleId="BodyText">
     <w:name w:val="Body Text"/>
     <w:basedOn w:val="Normal"/>
-    <w:link w:val="Style14"/>
+    <w:link w:val="Style16"/>
     <w:pPr>
       <w:spacing w:lineRule="auto" w:line="360" w:before="0" w:after="0"/>
       <w:ind w:firstLine="709"/>
@@ -12252,7 +12206,7 @@
       <w:szCs w:val="24"/>
     </w:rPr>
   </w:style>
-  <w:style w:type="paragraph" w:styleId="Style16" w:customStyle="1">
+  <w:style w:type="paragraph" w:styleId="Style18">
     <w:name w:val="Указатель"/>
     <w:basedOn w:val="Normal"/>
     <w:qFormat/>
@@ -12278,7 +12232,7 @@
       <w:szCs w:val="28"/>
     </w:rPr>
   </w:style>
-  <w:style w:type="paragraph" w:styleId="user3">
+  <w:style w:type="paragraph" w:styleId="user1" w:customStyle="1">
     <w:name w:val="Заголовок (user)"/>
     <w:basedOn w:val="Normal"/>
     <w:next w:val="BodyText"/>
@@ -12293,7 +12247,7 @@
       <w:szCs w:val="28"/>
     </w:rPr>
   </w:style>
-  <w:style w:type="paragraph" w:styleId="user4">
+  <w:style w:type="paragraph" w:styleId="user2" w:customStyle="1">
     <w:name w:val="Указатель (user)"/>
     <w:basedOn w:val="Normal"/>
     <w:qFormat/>
@@ -12315,15 +12269,15 @@
       <w:rFonts w:cs="Lucida Sans"/>
     </w:rPr>
   </w:style>
-  <w:style w:type="paragraph" w:styleId="Style17" w:customStyle="1">
-    <w:name w:val="Колонтитулы"/>
+  <w:style w:type="paragraph" w:styleId="user3" w:customStyle="1">
+    <w:name w:val="Колонтитулы (user)"/>
     <w:basedOn w:val="Normal"/>
     <w:qFormat/>
     <w:pPr/>
     <w:rPr/>
   </w:style>
-  <w:style w:type="paragraph" w:styleId="user5" w:customStyle="1">
-    <w:name w:val="Колонтитулы (user)"/>
+  <w:style w:type="paragraph" w:styleId="Style19" w:customStyle="1">
+    <w:name w:val="Колонтитулы"/>
     <w:basedOn w:val="Normal"/>
     <w:qFormat/>
     <w:pPr/>
@@ -12381,7 +12335,7 @@
   </w:style>
   <w:style w:type="paragraph" w:styleId="TOC1">
     <w:name w:val="toc 1"/>
-    <w:basedOn w:val="Style16"/>
+    <w:basedOn w:val="user2"/>
     <w:pPr>
       <w:tabs>
         <w:tab w:val="clear" w:pos="643"/>
@@ -12396,7 +12350,7 @@
   </w:style>
   <w:style w:type="paragraph" w:styleId="TOC2">
     <w:name w:val="toc 2"/>
-    <w:basedOn w:val="Style16"/>
+    <w:basedOn w:val="user2"/>
     <w:pPr>
       <w:tabs>
         <w:tab w:val="clear" w:pos="643"/>
@@ -12410,7 +12364,7 @@
   </w:style>
   <w:style w:type="paragraph" w:styleId="TOC3">
     <w:name w:val="toc 3"/>
-    <w:basedOn w:val="Style16"/>
+    <w:basedOn w:val="user2"/>
     <w:pPr>
       <w:tabs>
         <w:tab w:val="clear" w:pos="643"/>
@@ -12422,8 +12376,8 @@
     </w:pPr>
     <w:rPr/>
   </w:style>
-  <w:style w:type="paragraph" w:styleId="Style18" w:customStyle="1">
-    <w:name w:val="Содержимое таблицы"/>
+  <w:style w:type="paragraph" w:styleId="user4" w:customStyle="1">
+    <w:name w:val="Содержимое таблицы (user)"/>
     <w:basedOn w:val="Normal"/>
     <w:qFormat/>
     <w:pPr>
@@ -12433,9 +12387,9 @@
     </w:pPr>
     <w:rPr/>
   </w:style>
-  <w:style w:type="paragraph" w:styleId="Style19" w:customStyle="1">
-    <w:name w:val="Заголовок таблицы"/>
-    <w:basedOn w:val="Style18"/>
+  <w:style w:type="paragraph" w:styleId="user5" w:customStyle="1">
+    <w:name w:val="Заголовок таблицы (user)"/>
+    <w:basedOn w:val="user4"/>
     <w:qFormat/>
     <w:pPr>
       <w:jc w:val="center"/>
@@ -12443,6 +12397,18 @@
     <w:rPr>
       <w:b/>
       <w:bCs/>
+    </w:rPr>
+  </w:style>
+  <w:style w:type="paragraph" w:styleId="user6" w:customStyle="1">
+    <w:name w:val="Таблица (user)"/>
+    <w:basedOn w:val="Caption"/>
+    <w:qFormat/>
+    <w:pPr>
+      <w:keepNext w:val="true"/>
+      <w:spacing w:lineRule="auto" w:line="360" w:before="0" w:after="0"/>
+    </w:pPr>
+    <w:rPr>
+      <w:sz w:val="28"/>
     </w:rPr>
   </w:style>
   <w:style w:type="paragraph" w:styleId="Style20" w:customStyle="1">
@@ -12457,20 +12423,8 @@
       <w:sz w:val="28"/>
     </w:rPr>
   </w:style>
-  <w:style w:type="paragraph" w:styleId="user6" w:customStyle="1">
-    <w:name w:val="Таблица (user)"/>
-    <w:basedOn w:val="Caption"/>
-    <w:qFormat/>
-    <w:pPr>
-      <w:keepNext w:val="true"/>
-      <w:spacing w:lineRule="auto" w:line="360" w:before="0" w:after="0"/>
-    </w:pPr>
-    <w:rPr>
-      <w:sz w:val="28"/>
-    </w:rPr>
-  </w:style>
-  <w:style w:type="paragraph" w:styleId="user7" w:customStyle="1">
-    <w:name w:val="Содержимое таблицы (user)"/>
+  <w:style w:type="paragraph" w:styleId="Style21" w:customStyle="1">
+    <w:name w:val="Содержимое таблицы"/>
     <w:basedOn w:val="Normal"/>
     <w:qFormat/>
     <w:rsid w:val="00871d3e"/>
@@ -12483,42 +12437,42 @@
   </w:style>
   <w:style w:type="paragraph" w:styleId="TOC4">
     <w:name w:val="toc 4"/>
-    <w:basedOn w:val="Style16"/>
+    <w:basedOn w:val="user2"/>
     <w:pPr/>
     <w:rPr/>
   </w:style>
   <w:style w:type="paragraph" w:styleId="TOC5">
     <w:name w:val="toc 5"/>
-    <w:basedOn w:val="Style16"/>
+    <w:basedOn w:val="user2"/>
     <w:pPr/>
     <w:rPr/>
   </w:style>
   <w:style w:type="paragraph" w:styleId="TOC6">
     <w:name w:val="toc 6"/>
-    <w:basedOn w:val="Style16"/>
+    <w:basedOn w:val="user2"/>
     <w:pPr/>
     <w:rPr/>
   </w:style>
   <w:style w:type="paragraph" w:styleId="TOC7">
     <w:name w:val="toc 7"/>
-    <w:basedOn w:val="Style16"/>
+    <w:basedOn w:val="user2"/>
     <w:pPr/>
     <w:rPr/>
   </w:style>
   <w:style w:type="paragraph" w:styleId="TOC8">
     <w:name w:val="toc 8"/>
-    <w:basedOn w:val="Style16"/>
+    <w:basedOn w:val="user2"/>
     <w:pPr/>
     <w:rPr/>
   </w:style>
   <w:style w:type="paragraph" w:styleId="TOC9">
     <w:name w:val="toc 9"/>
-    <w:basedOn w:val="Style16"/>
+    <w:basedOn w:val="user2"/>
     <w:pPr/>
     <w:rPr/>
   </w:style>
-  <w:style w:type="paragraph" w:styleId="Style21">
-    <w:name w:val="Рисунок"/>
+  <w:style w:type="paragraph" w:styleId="user7">
+    <w:name w:val="Рисунок (user)"/>
     <w:basedOn w:val="Caption"/>
     <w:qFormat/>
     <w:pPr>
@@ -12530,15 +12484,15 @@
       <w:sz w:val="28"/>
     </w:rPr>
   </w:style>
-  <w:style w:type="numbering" w:styleId="Style22" w:customStyle="1">
-    <w:name w:val="Без списка"/>
+  <w:style w:type="numbering" w:styleId="user8" w:customStyle="1">
+    <w:name w:val="Без списка (user)"/>
     <w:uiPriority w:val="99"/>
     <w:semiHidden/>
     <w:unhideWhenUsed/>
     <w:qFormat/>
   </w:style>
-  <w:style w:type="numbering" w:styleId="user8" w:customStyle="1">
-    <w:name w:val="Без списка (user)"/>
+  <w:style w:type="numbering" w:styleId="Style22" w:customStyle="1">
+    <w:name w:val="Без списка"/>
     <w:uiPriority w:val="99"/>
     <w:semiHidden/>
     <w:unhideWhenUsed/>

--- a/6 семестр/Проектирование информационных систем/Практическая работа №1/ВраженкоДО.docx
+++ b/6 семестр/Проектирование информационных систем/Практическая работа №1/ВраженкоДО.docx
@@ -705,7 +705,37 @@
                 <w:szCs w:val="28"/>
                 <w:lang w:val="ru-RU"/>
               </w:rPr>
-              <w:t>ОТЧЁТ ПО ПРАКТИЧЕСКИМ РАБОТАМ</w:t>
+              <w:t>ОТЧЁТ ПО ПРАКТИЧЕСК</w:t>
+            </w:r>
+            <w:r>
+              <w:rPr>
+                <w:rFonts w:cs="Times New Roman"/>
+                <w:b/>
+                <w:sz w:val="28"/>
+                <w:szCs w:val="28"/>
+                <w:lang w:val="ru-RU"/>
+              </w:rPr>
+              <w:t>ОЙ</w:t>
+            </w:r>
+            <w:r>
+              <w:rPr>
+                <w:rFonts w:cs="Times New Roman"/>
+                <w:b/>
+                <w:sz w:val="28"/>
+                <w:szCs w:val="28"/>
+                <w:lang w:val="ru-RU"/>
+              </w:rPr>
+              <w:t xml:space="preserve"> РАБОТ</w:t>
+            </w:r>
+            <w:r>
+              <w:rPr>
+                <w:rFonts w:cs="Times New Roman"/>
+                <w:b/>
+                <w:sz w:val="28"/>
+                <w:szCs w:val="28"/>
+                <w:lang w:val="ru-RU"/>
+              </w:rPr>
+              <w:t>Е №1</w:t>
             </w:r>
           </w:p>
         </w:tc>
@@ -4359,7 +4389,7 @@
     </w:p>
     <w:p>
       <w:pPr>
-        <w:pStyle w:val="user7"/>
+        <w:pStyle w:val="Style21"/>
         <w:widowControl/>
         <w:suppressAutoHyphens w:val="true"/>
         <w:bidi w:val="0"/>
@@ -4376,7 +4406,6 @@
         <w:t xml:space="preserve">Рисунок </w:t>
       </w:r>
       <w:bookmarkStart w:id="16" w:name="Ref_Рисунок0_number_only"/>
-      <w:bookmarkStart w:id="17" w:name="Ref_Рисунок0_number_only"/>
       <w:r>
         <w:rPr>
           <w:lang w:val="ru-RU"/>
@@ -4407,145 +4436,132 @@
         </w:rPr>
         <w:fldChar w:fldCharType="end"/>
       </w:r>
+      <w:bookmarkEnd w:id="16"/>
+      <w:r>
+        <w:rPr>
+          <w:lang w:val="ru-RU"/>
+        </w:rPr>
+        <w:t xml:space="preserve"> – Архитектура Подсистемы</w:t>
+      </w:r>
+    </w:p>
+    <w:p>
+      <w:pPr>
+        <w:pStyle w:val="Heading2"/>
+        <w:rPr>
+          <w:lang w:val="ru-RU"/>
+        </w:rPr>
+      </w:pPr>
+      <w:bookmarkStart w:id="17" w:name="__RefHeading___Toc453_2363055178"/>
       <w:bookmarkEnd w:id="17"/>
       <w:r>
         <w:rPr>
           <w:lang w:val="ru-RU"/>
         </w:rPr>
-        <w:t xml:space="preserve"> </w:t>
-      </w:r>
-      <w:r>
-        <w:rPr>
-          <w:lang w:val="ru-RU"/>
-        </w:rPr>
-        <w:t>– Архитектура Подсистемы</w:t>
-      </w:r>
-    </w:p>
-    <w:p>
-      <w:pPr>
-        <w:pStyle w:val="Heading2"/>
-        <w:rPr>
-          <w:lang w:val="ru-RU"/>
-        </w:rPr>
-      </w:pPr>
-      <w:bookmarkStart w:id="18" w:name="__RefHeading___Toc453_2363055178"/>
+        <w:t>Требования к функциям (задачам), выполняемым Подсистемой</w:t>
+      </w:r>
+    </w:p>
+    <w:p>
+      <w:pPr>
+        <w:pStyle w:val="BodyText"/>
+        <w:rPr>
+          <w:lang w:val="ru-RU"/>
+        </w:rPr>
+      </w:pPr>
+      <w:r>
+        <w:rPr>
+          <w:lang w:val="ru-RU"/>
+        </w:rPr>
+        <w:t xml:space="preserve">Общий перечень функций Подсистемы и реализующих их задач приведён в таблице </w:t>
+      </w:r>
+      <w:r>
+        <w:rPr>
+          <w:lang w:val="ru-RU"/>
+        </w:rPr>
+        <w:fldChar w:fldCharType="begin"/>
+      </w:r>
+      <w:r>
+        <w:rPr>
+          <w:lang w:val="ru-RU"/>
+        </w:rPr>
+        <w:instrText xml:space="preserve"> REF Ref_Таблица0_number_only \h </w:instrText>
+      </w:r>
+      <w:r>
+        <w:rPr>
+          <w:lang w:val="ru-RU"/>
+        </w:rPr>
+        <w:fldChar w:fldCharType="separate"/>
+      </w:r>
+      <w:r>
+        <w:rPr>
+          <w:lang w:val="ru-RU"/>
+        </w:rPr>
+        <w:t>1</w:t>
+      </w:r>
+      <w:r>
+        <w:rPr>
+          <w:lang w:val="ru-RU"/>
+        </w:rPr>
+        <w:fldChar w:fldCharType="end"/>
+      </w:r>
+      <w:r>
+        <w:rPr>
+          <w:lang w:val="ru-RU"/>
+        </w:rPr>
+        <w:t>. Детальные требования к каждой функции представлены в последующих подразделах.</w:t>
+      </w:r>
+    </w:p>
+    <w:p>
+      <w:pPr>
+        <w:pStyle w:val="Style20"/>
+        <w:rPr>
+          <w:lang w:val="ru-RU"/>
+        </w:rPr>
+      </w:pPr>
+      <w:r>
+        <w:rPr>
+          <w:lang w:val="ru-RU"/>
+        </w:rPr>
+        <w:t xml:space="preserve">Таблица </w:t>
+      </w:r>
+      <w:bookmarkStart w:id="18" w:name="Ref_Таблица2_number_only"/>
+      <w:bookmarkStart w:id="19" w:name="Ref_Таблица0_number_only"/>
+      <w:r>
+        <w:rPr>
+          <w:lang w:val="ru-RU"/>
+        </w:rPr>
+        <w:fldChar w:fldCharType="begin"/>
+      </w:r>
+      <w:r>
+        <w:rPr>
+          <w:lang w:val="ru-RU"/>
+        </w:rPr>
+        <w:instrText xml:space="preserve"> SEQ Таблица \* ARABIC </w:instrText>
+      </w:r>
+      <w:r>
+        <w:rPr>
+          <w:lang w:val="ru-RU"/>
+        </w:rPr>
+        <w:fldChar w:fldCharType="separate"/>
+      </w:r>
+      <w:r>
+        <w:rPr>
+          <w:lang w:val="ru-RU"/>
+        </w:rPr>
+        <w:t>1</w:t>
+      </w:r>
+      <w:r>
+        <w:rPr>
+          <w:lang w:val="ru-RU"/>
+        </w:rPr>
+        <w:fldChar w:fldCharType="end"/>
+      </w:r>
       <w:bookmarkEnd w:id="18"/>
-      <w:r>
-        <w:rPr>
-          <w:lang w:val="ru-RU"/>
-        </w:rPr>
-        <w:t>Требования к функциям (задачам), выполняемым Подсистемой</w:t>
-      </w:r>
-    </w:p>
-    <w:p>
-      <w:pPr>
-        <w:pStyle w:val="BodyText"/>
-        <w:rPr>
-          <w:lang w:val="ru-RU"/>
-        </w:rPr>
-      </w:pPr>
-      <w:r>
-        <w:rPr>
-          <w:lang w:val="ru-RU"/>
-        </w:rPr>
-        <w:t xml:space="preserve">Общий перечень функций Подсистемы и реализующих их задач приведён в таблице </w:t>
-      </w:r>
-      <w:r>
-        <w:rPr>
-          <w:lang w:val="ru-RU"/>
-        </w:rPr>
-        <w:fldChar w:fldCharType="begin"/>
-      </w:r>
-      <w:r>
-        <w:rPr>
-          <w:lang w:val="ru-RU"/>
-        </w:rPr>
-        <w:instrText xml:space="preserve"> REF Ref_Таблица0_number_only \h </w:instrText>
-      </w:r>
-      <w:r>
-        <w:rPr>
-          <w:lang w:val="ru-RU"/>
-        </w:rPr>
-        <w:fldChar w:fldCharType="separate"/>
-      </w:r>
-      <w:r>
-        <w:rPr>
-          <w:lang w:val="ru-RU"/>
-        </w:rPr>
-        <w:t>1</w:t>
-      </w:r>
-      <w:r>
-        <w:rPr>
-          <w:lang w:val="ru-RU"/>
-        </w:rPr>
-        <w:fldChar w:fldCharType="end"/>
-      </w:r>
-      <w:r>
-        <w:rPr>
-          <w:lang w:val="ru-RU"/>
-        </w:rPr>
-        <w:t>. Детальные требования к каждой функции представлены в последующих подразделах.</w:t>
-      </w:r>
-    </w:p>
-    <w:p>
-      <w:pPr>
-        <w:pStyle w:val="user6"/>
-        <w:rPr>
-          <w:lang w:val="ru-RU"/>
-        </w:rPr>
-      </w:pPr>
-      <w:r>
-        <w:rPr>
-          <w:lang w:val="ru-RU"/>
-        </w:rPr>
-        <w:t xml:space="preserve">Таблица </w:t>
-      </w:r>
-      <w:bookmarkStart w:id="19" w:name="Ref_Таблица0_number_only"/>
-      <w:bookmarkStart w:id="20" w:name="Ref_Таблица2_number_only"/>
-      <w:bookmarkStart w:id="21" w:name="Ref_Таблица0_number_only"/>
-      <w:r>
-        <w:rPr>
-          <w:lang w:val="ru-RU"/>
-        </w:rPr>
-        <w:fldChar w:fldCharType="begin"/>
-      </w:r>
-      <w:r>
-        <w:rPr>
-          <w:lang w:val="ru-RU"/>
-        </w:rPr>
-        <w:instrText xml:space="preserve"> SEQ Таблица \* ARABIC </w:instrText>
-      </w:r>
-      <w:r>
-        <w:rPr>
-          <w:lang w:val="ru-RU"/>
-        </w:rPr>
-        <w:fldChar w:fldCharType="separate"/>
-      </w:r>
-      <w:r>
-        <w:rPr>
-          <w:lang w:val="ru-RU"/>
-        </w:rPr>
-        <w:t>1</w:t>
-      </w:r>
-      <w:r>
-        <w:rPr>
-          <w:lang w:val="ru-RU"/>
-        </w:rPr>
-        <w:fldChar w:fldCharType="end"/>
-      </w:r>
-      <w:bookmarkEnd w:id="21"/>
-      <w:bookmarkEnd w:id="20"/>
-      <w:r>
-        <w:rPr>
-          <w:lang w:val="ru-RU"/>
-        </w:rPr>
-        <w:t xml:space="preserve"> </w:t>
-      </w:r>
-      <w:r>
-        <w:rPr>
-          <w:lang w:val="ru-RU"/>
-        </w:rPr>
-        <w:t>– Календарный план работ по созданию Подсистемы</w:t>
+      <w:bookmarkEnd w:id="19"/>
+      <w:r>
+        <w:rPr>
+          <w:lang w:val="ru-RU"/>
+        </w:rPr>
+        <w:t xml:space="preserve"> – Календарный план работ по созданию Подсистемы</w:t>
       </w:r>
     </w:p>
     <w:tbl>
@@ -4582,7 +4598,7 @@
           </w:tcPr>
           <w:p>
             <w:pPr>
-              <w:pStyle w:val="Style21"/>
+              <w:pStyle w:val="user7"/>
               <w:jc w:val="center"/>
               <w:rPr>
                 <w:b/>
@@ -4612,7 +4628,7 @@
           </w:tcPr>
           <w:p>
             <w:pPr>
-              <w:pStyle w:val="Style21"/>
+              <w:pStyle w:val="user7"/>
               <w:jc w:val="center"/>
               <w:rPr>
                 <w:b/>
@@ -4643,7 +4659,7 @@
           </w:tcPr>
           <w:p>
             <w:pPr>
-              <w:pStyle w:val="Style21"/>
+              <w:pStyle w:val="user7"/>
               <w:jc w:val="left"/>
               <w:rPr>
                 <w:lang w:val="ru-RU"/>
@@ -4669,7 +4685,7 @@
           </w:tcPr>
           <w:p>
             <w:pPr>
-              <w:pStyle w:val="Style21"/>
+              <w:pStyle w:val="user7"/>
               <w:jc w:val="left"/>
               <w:rPr>
                 <w:lang w:val="ru-RU"/>
@@ -4690,7 +4706,7 @@
           </w:p>
           <w:p>
             <w:pPr>
-              <w:pStyle w:val="Style21"/>
+              <w:pStyle w:val="user7"/>
               <w:jc w:val="left"/>
               <w:rPr>
                 <w:lang w:val="ru-RU"/>
@@ -4711,7 +4727,7 @@
           </w:p>
           <w:p>
             <w:pPr>
-              <w:pStyle w:val="Style21"/>
+              <w:pStyle w:val="user7"/>
               <w:jc w:val="left"/>
               <w:rPr>
                 <w:lang w:val="ru-RU"/>
@@ -4745,7 +4761,7 @@
           </w:tcPr>
           <w:p>
             <w:pPr>
-              <w:pStyle w:val="Style21"/>
+              <w:pStyle w:val="user7"/>
               <w:jc w:val="left"/>
               <w:rPr>
                 <w:lang w:val="ru-RU"/>
@@ -4771,7 +4787,7 @@
           </w:tcPr>
           <w:p>
             <w:pPr>
-              <w:pStyle w:val="Style21"/>
+              <w:pStyle w:val="user7"/>
               <w:jc w:val="left"/>
               <w:rPr>
                 <w:lang w:val="ru-RU"/>
@@ -4792,7 +4808,7 @@
           </w:p>
           <w:p>
             <w:pPr>
-              <w:pStyle w:val="Style21"/>
+              <w:pStyle w:val="user7"/>
               <w:jc w:val="left"/>
               <w:rPr>
                 <w:lang w:val="ru-RU"/>
@@ -4813,7 +4829,7 @@
           </w:p>
           <w:p>
             <w:pPr>
-              <w:pStyle w:val="Style21"/>
+              <w:pStyle w:val="user7"/>
               <w:jc w:val="left"/>
               <w:rPr>
                 <w:lang w:val="ru-RU"/>
@@ -4847,7 +4863,7 @@
           </w:tcPr>
           <w:p>
             <w:pPr>
-              <w:pStyle w:val="Style21"/>
+              <w:pStyle w:val="user7"/>
               <w:jc w:val="left"/>
               <w:rPr>
                 <w:lang w:val="ru-RU"/>
@@ -4873,7 +4889,7 @@
           </w:tcPr>
           <w:p>
             <w:pPr>
-              <w:pStyle w:val="Style21"/>
+              <w:pStyle w:val="user7"/>
               <w:jc w:val="left"/>
               <w:rPr>
                 <w:lang w:val="ru-RU"/>
@@ -4894,7 +4910,7 @@
           </w:p>
           <w:p>
             <w:pPr>
-              <w:pStyle w:val="Style21"/>
+              <w:pStyle w:val="user7"/>
               <w:jc w:val="left"/>
               <w:rPr>
                 <w:lang w:val="ru-RU"/>
@@ -4915,7 +4931,7 @@
           </w:p>
           <w:p>
             <w:pPr>
-              <w:pStyle w:val="Style21"/>
+              <w:pStyle w:val="user7"/>
               <w:jc w:val="left"/>
               <w:rPr>
                 <w:lang w:val="ru-RU"/>
@@ -4936,7 +4952,7 @@
           </w:p>
           <w:p>
             <w:pPr>
-              <w:pStyle w:val="Style21"/>
+              <w:pStyle w:val="user7"/>
               <w:jc w:val="left"/>
               <w:rPr>
                 <w:lang w:val="ru-RU"/>
@@ -4970,7 +4986,7 @@
           </w:tcPr>
           <w:p>
             <w:pPr>
-              <w:pStyle w:val="Style21"/>
+              <w:pStyle w:val="user7"/>
               <w:jc w:val="left"/>
               <w:rPr>
                 <w:lang w:val="ru-RU"/>
@@ -4996,7 +5012,7 @@
           </w:tcPr>
           <w:p>
             <w:pPr>
-              <w:pStyle w:val="Style21"/>
+              <w:pStyle w:val="user7"/>
               <w:jc w:val="left"/>
               <w:rPr>
                 <w:lang w:val="ru-RU"/>
@@ -5017,7 +5033,7 @@
           </w:p>
           <w:p>
             <w:pPr>
-              <w:pStyle w:val="Style21"/>
+              <w:pStyle w:val="user7"/>
               <w:jc w:val="left"/>
               <w:rPr>
                 <w:lang w:val="ru-RU"/>
@@ -5038,7 +5054,7 @@
           </w:p>
           <w:p>
             <w:pPr>
-              <w:pStyle w:val="Style21"/>
+              <w:pStyle w:val="user7"/>
               <w:jc w:val="left"/>
               <w:rPr>
                 <w:lang w:val="ru-RU"/>
@@ -5072,7 +5088,7 @@
           </w:tcPr>
           <w:p>
             <w:pPr>
-              <w:pStyle w:val="Style21"/>
+              <w:pStyle w:val="user7"/>
               <w:jc w:val="left"/>
               <w:rPr>
                 <w:lang w:val="ru-RU"/>
@@ -5098,7 +5114,7 @@
           </w:tcPr>
           <w:p>
             <w:pPr>
-              <w:pStyle w:val="Style21"/>
+              <w:pStyle w:val="user7"/>
               <w:jc w:val="left"/>
               <w:rPr>
                 <w:lang w:val="ru-RU"/>
@@ -5119,7 +5135,7 @@
           </w:p>
           <w:p>
             <w:pPr>
-              <w:pStyle w:val="Style21"/>
+              <w:pStyle w:val="user7"/>
               <w:jc w:val="left"/>
               <w:rPr>
                 <w:lang w:val="ru-RU"/>
@@ -5140,7 +5156,7 @@
           </w:p>
           <w:p>
             <w:pPr>
-              <w:pStyle w:val="Style21"/>
+              <w:pStyle w:val="user7"/>
               <w:jc w:val="left"/>
               <w:rPr>
                 <w:lang w:val="ru-RU"/>
@@ -5174,7 +5190,7 @@
           </w:tcPr>
           <w:p>
             <w:pPr>
-              <w:pStyle w:val="Style21"/>
+              <w:pStyle w:val="user7"/>
               <w:jc w:val="left"/>
               <w:rPr>
                 <w:lang w:val="ru-RU"/>
@@ -5200,7 +5216,7 @@
           </w:tcPr>
           <w:p>
             <w:pPr>
-              <w:pStyle w:val="Style21"/>
+              <w:pStyle w:val="user7"/>
               <w:jc w:val="left"/>
               <w:rPr>
                 <w:lang w:val="ru-RU"/>
@@ -5221,7 +5237,7 @@
           </w:p>
           <w:p>
             <w:pPr>
-              <w:pStyle w:val="Style21"/>
+              <w:pStyle w:val="user7"/>
               <w:jc w:val="left"/>
               <w:rPr>
                 <w:lang w:val="ru-RU"/>
@@ -5242,7 +5258,7 @@
           </w:p>
           <w:p>
             <w:pPr>
-              <w:pStyle w:val="Style21"/>
+              <w:pStyle w:val="user7"/>
               <w:jc w:val="left"/>
               <w:rPr>
                 <w:lang w:val="ru-RU"/>
@@ -5276,7 +5292,7 @@
           </w:tcPr>
           <w:p>
             <w:pPr>
-              <w:pStyle w:val="Style21"/>
+              <w:pStyle w:val="user7"/>
               <w:jc w:val="left"/>
               <w:rPr>
                 <w:lang w:val="ru-RU"/>
@@ -5302,7 +5318,7 @@
           </w:tcPr>
           <w:p>
             <w:pPr>
-              <w:pStyle w:val="Style21"/>
+              <w:pStyle w:val="user7"/>
               <w:jc w:val="left"/>
               <w:rPr>
                 <w:lang w:val="ru-RU"/>
@@ -5323,7 +5339,7 @@
           </w:p>
           <w:p>
             <w:pPr>
-              <w:pStyle w:val="Style21"/>
+              <w:pStyle w:val="user7"/>
               <w:jc w:val="left"/>
               <w:rPr>
                 <w:lang w:val="ru-RU"/>
@@ -5344,7 +5360,7 @@
           </w:p>
           <w:p>
             <w:pPr>
-              <w:pStyle w:val="Style21"/>
+              <w:pStyle w:val="user7"/>
               <w:jc w:val="left"/>
               <w:rPr>
                 <w:lang w:val="ru-RU"/>
@@ -5378,7 +5394,7 @@
           </w:tcPr>
           <w:p>
             <w:pPr>
-              <w:pStyle w:val="Style21"/>
+              <w:pStyle w:val="user7"/>
               <w:jc w:val="left"/>
               <w:rPr>
                 <w:lang w:val="ru-RU"/>
@@ -5404,7 +5420,7 @@
           </w:tcPr>
           <w:p>
             <w:pPr>
-              <w:pStyle w:val="Style21"/>
+              <w:pStyle w:val="user7"/>
               <w:jc w:val="left"/>
               <w:rPr>
                 <w:lang w:val="ru-RU"/>
@@ -5425,7 +5441,7 @@
           </w:p>
           <w:p>
             <w:pPr>
-              <w:pStyle w:val="Style21"/>
+              <w:pStyle w:val="user7"/>
               <w:jc w:val="left"/>
               <w:rPr>
                 <w:lang w:val="ru-RU"/>
@@ -5454,8 +5470,8 @@
           <w:lang w:val="ru-RU"/>
         </w:rPr>
       </w:pPr>
-      <w:bookmarkStart w:id="22" w:name="__RefHeading___Toc455_2363055178"/>
-      <w:bookmarkEnd w:id="22"/>
+      <w:bookmarkStart w:id="20" w:name="__RefHeading___Toc455_2363055178"/>
+      <w:bookmarkEnd w:id="20"/>
       <w:r>
         <w:rPr>
           <w:lang w:val="ru-RU"/>
@@ -5636,8 +5652,8 @@
           <w:lang w:val="ru-RU"/>
         </w:rPr>
       </w:pPr>
-      <w:bookmarkStart w:id="23" w:name="__RefHeading___Toc457_2363055178"/>
-      <w:bookmarkEnd w:id="23"/>
+      <w:bookmarkStart w:id="21" w:name="__RefHeading___Toc457_2363055178"/>
+      <w:bookmarkEnd w:id="21"/>
       <w:r>
         <w:rPr>
           <w:lang w:val="ru-RU"/>
@@ -5752,8 +5768,8 @@
           <w:lang w:val="ru-RU"/>
         </w:rPr>
       </w:pPr>
-      <w:bookmarkStart w:id="24" w:name="__RefHeading___Toc459_2363055178"/>
-      <w:bookmarkEnd w:id="24"/>
+      <w:bookmarkStart w:id="22" w:name="__RefHeading___Toc459_2363055178"/>
+      <w:bookmarkEnd w:id="22"/>
       <w:r>
         <w:rPr>
           <w:lang w:val="ru-RU"/>
@@ -5954,8 +5970,8 @@
           <w:lang w:val="ru-RU"/>
         </w:rPr>
       </w:pPr>
-      <w:bookmarkStart w:id="25" w:name="__RefHeading___Toc461_2363055178"/>
-      <w:bookmarkEnd w:id="25"/>
+      <w:bookmarkStart w:id="23" w:name="__RefHeading___Toc461_2363055178"/>
+      <w:bookmarkEnd w:id="23"/>
       <w:r>
         <w:rPr>
           <w:lang w:val="ru-RU"/>
@@ -6078,8 +6094,8 @@
           <w:lang w:val="ru-RU"/>
         </w:rPr>
       </w:pPr>
-      <w:bookmarkStart w:id="26" w:name="__RefHeading___Toc463_2363055178"/>
-      <w:bookmarkEnd w:id="26"/>
+      <w:bookmarkStart w:id="24" w:name="__RefHeading___Toc463_2363055178"/>
+      <w:bookmarkEnd w:id="24"/>
       <w:r>
         <w:rPr>
           <w:lang w:val="ru-RU"/>
@@ -6305,8 +6321,8 @@
           <w:lang w:val="ru-RU"/>
         </w:rPr>
       </w:pPr>
-      <w:bookmarkStart w:id="27" w:name="__RefHeading___Toc1361_3782574610"/>
-      <w:bookmarkEnd w:id="27"/>
+      <w:bookmarkStart w:id="25" w:name="__RefHeading___Toc1361_3782574610"/>
+      <w:bookmarkEnd w:id="25"/>
       <w:r>
         <w:rPr>
           <w:lang w:val="ru-RU"/>
@@ -6540,8 +6556,8 @@
           <w:lang w:val="ru-RU"/>
         </w:rPr>
       </w:pPr>
-      <w:bookmarkStart w:id="28" w:name="__RefHeading___Toc1363_3782574610"/>
-      <w:bookmarkEnd w:id="28"/>
+      <w:bookmarkStart w:id="26" w:name="__RefHeading___Toc1363_3782574610"/>
+      <w:bookmarkEnd w:id="26"/>
       <w:r>
         <w:rPr>
           <w:lang w:val="ru-RU"/>
@@ -6665,8 +6681,8 @@
           <w:lang w:val="ru-RU"/>
         </w:rPr>
       </w:pPr>
-      <w:bookmarkStart w:id="29" w:name="__RefHeading___Toc1365_3782574610"/>
-      <w:bookmarkEnd w:id="29"/>
+      <w:bookmarkStart w:id="27" w:name="__RefHeading___Toc1365_3782574610"/>
+      <w:bookmarkEnd w:id="27"/>
       <w:r>
         <w:rPr>
           <w:lang w:val="ru-RU"/>
@@ -6803,8 +6819,8 @@
           <w:lang w:val="ru-RU"/>
         </w:rPr>
       </w:pPr>
-      <w:bookmarkStart w:id="30" w:name="__RefHeading___Toc465_2363055178"/>
-      <w:bookmarkEnd w:id="30"/>
+      <w:bookmarkStart w:id="28" w:name="__RefHeading___Toc465_2363055178"/>
+      <w:bookmarkEnd w:id="28"/>
       <w:r>
         <w:rPr>
           <w:lang w:val="ru-RU"/>
@@ -6819,8 +6835,8 @@
           <w:lang w:val="ru-RU"/>
         </w:rPr>
       </w:pPr>
-      <w:bookmarkStart w:id="31" w:name="__RefHeading___Toc467_2363055178"/>
-      <w:bookmarkEnd w:id="31"/>
+      <w:bookmarkStart w:id="29" w:name="__RefHeading___Toc467_2363055178"/>
+      <w:bookmarkEnd w:id="29"/>
       <w:r>
         <w:rPr>
           <w:lang w:val="ru-RU"/>
@@ -6949,8 +6965,8 @@
           <w:lang w:val="ru-RU"/>
         </w:rPr>
       </w:pPr>
-      <w:bookmarkStart w:id="32" w:name="__RefHeading___Toc469_2363055178"/>
-      <w:bookmarkEnd w:id="32"/>
+      <w:bookmarkStart w:id="30" w:name="__RefHeading___Toc469_2363055178"/>
+      <w:bookmarkEnd w:id="30"/>
       <w:r>
         <w:rPr>
           <w:lang w:val="ru-RU"/>
@@ -7153,8 +7169,8 @@
           <w:lang w:val="ru-RU"/>
         </w:rPr>
       </w:pPr>
-      <w:bookmarkStart w:id="33" w:name="__RefHeading___Toc471_2363055178"/>
-      <w:bookmarkEnd w:id="33"/>
+      <w:bookmarkStart w:id="31" w:name="__RefHeading___Toc471_2363055178"/>
+      <w:bookmarkEnd w:id="31"/>
       <w:r>
         <w:rPr>
           <w:lang w:val="ru-RU"/>
@@ -7283,124 +7299,124 @@
           <w:lang w:val="ru-RU"/>
         </w:rPr>
       </w:pPr>
-      <w:bookmarkStart w:id="34" w:name="__RefHeading___Toc473_2363055178"/>
+      <w:bookmarkStart w:id="32" w:name="__RefHeading___Toc473_2363055178"/>
+      <w:bookmarkEnd w:id="32"/>
+      <w:r>
+        <w:rPr>
+          <w:lang w:val="ru-RU"/>
+        </w:rPr>
+        <w:t>Лингвистическое обеспечение</w:t>
+      </w:r>
+    </w:p>
+    <w:p>
+      <w:pPr>
+        <w:pStyle w:val="BodyText"/>
+        <w:rPr>
+          <w:lang w:val="ru-RU"/>
+        </w:rPr>
+      </w:pPr>
+      <w:r>
+        <w:rPr>
+          <w:lang w:val="ru-RU"/>
+        </w:rPr>
+        <w:t>Все пользовательские интерфейсы должны быть на русском языке.</w:t>
+      </w:r>
+    </w:p>
+    <w:p>
+      <w:pPr>
+        <w:pStyle w:val="BodyText"/>
+        <w:rPr>
+          <w:lang w:val="ru-RU"/>
+        </w:rPr>
+      </w:pPr>
+      <w:r>
+        <w:rPr>
+          <w:lang w:val="ru-RU"/>
+        </w:rPr>
+        <w:t>Коды программ, комментарии, техническая документация – на русском или английском (по согласованию с Заказчиком).</w:t>
+      </w:r>
+    </w:p>
+    <w:p>
+      <w:pPr>
+        <w:pStyle w:val="BodyText"/>
+        <w:rPr>
+          <w:lang w:val="ru-RU"/>
+        </w:rPr>
+      </w:pPr>
+      <w:r>
+        <w:rPr>
+          <w:lang w:val="ru-RU"/>
+        </w:rPr>
+        <w:t>При отправке уведомлений текст должен быть на русском языке, с возможностью локализации на английский (опционально).</w:t>
+      </w:r>
+    </w:p>
+    <w:p>
+      <w:pPr>
+        <w:pStyle w:val="Heading3"/>
+        <w:rPr>
+          <w:lang w:val="ru-RU"/>
+        </w:rPr>
+      </w:pPr>
+      <w:bookmarkStart w:id="33" w:name="__RefHeading___Toc475_2363055178"/>
+      <w:bookmarkEnd w:id="33"/>
+      <w:r>
+        <w:rPr>
+          <w:lang w:val="ru-RU"/>
+        </w:rPr>
+        <w:t>Организационное обеспечение</w:t>
+      </w:r>
+    </w:p>
+    <w:p>
+      <w:pPr>
+        <w:pStyle w:val="BodyText"/>
+        <w:rPr>
+          <w:lang w:val="ru-RU"/>
+        </w:rPr>
+      </w:pPr>
+      <w:r>
+        <w:rPr>
+          <w:lang w:val="ru-RU"/>
+        </w:rPr>
+        <w:t>Назначается администратор Подсистемы (из числа сотрудников кафедры/ИТ-отдела), ответственный за первоначальную настройку, мониторинг и устранение сбоев.</w:t>
+      </w:r>
+    </w:p>
+    <w:p>
+      <w:pPr>
+        <w:pStyle w:val="BodyText"/>
+        <w:rPr>
+          <w:lang w:val="ru-RU"/>
+        </w:rPr>
+      </w:pPr>
+      <w:r>
+        <w:rPr>
+          <w:lang w:val="ru-RU"/>
+        </w:rPr>
+        <w:t>Студенты самостоятельно управляют подписками через интерфейс ИС УДС, дополнительное обучение не требуется.</w:t>
+      </w:r>
+    </w:p>
+    <w:p>
+      <w:pPr>
+        <w:pStyle w:val="BodyText"/>
+        <w:rPr>
+          <w:lang w:val="ru-RU"/>
+        </w:rPr>
+      </w:pPr>
+      <w:r>
+        <w:rPr>
+          <w:lang w:val="ru-RU"/>
+        </w:rPr>
+        <w:t>При возникновении нештатных ситуаций администратор действует в соответствии с инструкцией (разрабатывается в рамках документации).</w:t>
+      </w:r>
+    </w:p>
+    <w:p>
+      <w:pPr>
+        <w:pStyle w:val="Heading3"/>
+        <w:rPr>
+          <w:lang w:val="ru-RU"/>
+        </w:rPr>
+      </w:pPr>
+      <w:bookmarkStart w:id="34" w:name="__RefHeading___Toc477_2363055178"/>
       <w:bookmarkEnd w:id="34"/>
-      <w:r>
-        <w:rPr>
-          <w:lang w:val="ru-RU"/>
-        </w:rPr>
-        <w:t>Лингвистическое обеспечение</w:t>
-      </w:r>
-    </w:p>
-    <w:p>
-      <w:pPr>
-        <w:pStyle w:val="BodyText"/>
-        <w:rPr>
-          <w:lang w:val="ru-RU"/>
-        </w:rPr>
-      </w:pPr>
-      <w:r>
-        <w:rPr>
-          <w:lang w:val="ru-RU"/>
-        </w:rPr>
-        <w:t>Все пользовательские интерфейсы должны быть на русском языке.</w:t>
-      </w:r>
-    </w:p>
-    <w:p>
-      <w:pPr>
-        <w:pStyle w:val="BodyText"/>
-        <w:rPr>
-          <w:lang w:val="ru-RU"/>
-        </w:rPr>
-      </w:pPr>
-      <w:r>
-        <w:rPr>
-          <w:lang w:val="ru-RU"/>
-        </w:rPr>
-        <w:t>Коды программ, комментарии, техническая документация – на русском или английском (по согласованию с Заказчиком).</w:t>
-      </w:r>
-    </w:p>
-    <w:p>
-      <w:pPr>
-        <w:pStyle w:val="BodyText"/>
-        <w:rPr>
-          <w:lang w:val="ru-RU"/>
-        </w:rPr>
-      </w:pPr>
-      <w:r>
-        <w:rPr>
-          <w:lang w:val="ru-RU"/>
-        </w:rPr>
-        <w:t>При отправке уведомлений текст должен быть на русском языке, с возможностью локализации на английский (опционально).</w:t>
-      </w:r>
-    </w:p>
-    <w:p>
-      <w:pPr>
-        <w:pStyle w:val="Heading3"/>
-        <w:rPr>
-          <w:lang w:val="ru-RU"/>
-        </w:rPr>
-      </w:pPr>
-      <w:bookmarkStart w:id="35" w:name="__RefHeading___Toc475_2363055178"/>
-      <w:bookmarkEnd w:id="35"/>
-      <w:r>
-        <w:rPr>
-          <w:lang w:val="ru-RU"/>
-        </w:rPr>
-        <w:t>Организационное обеспечение</w:t>
-      </w:r>
-    </w:p>
-    <w:p>
-      <w:pPr>
-        <w:pStyle w:val="BodyText"/>
-        <w:rPr>
-          <w:lang w:val="ru-RU"/>
-        </w:rPr>
-      </w:pPr>
-      <w:r>
-        <w:rPr>
-          <w:lang w:val="ru-RU"/>
-        </w:rPr>
-        <w:t>Назначается администратор Подсистемы (из числа сотрудников кафедры/ИТ-отдела), ответственный за первоначальную настройку, мониторинг и устранение сбоев.</w:t>
-      </w:r>
-    </w:p>
-    <w:p>
-      <w:pPr>
-        <w:pStyle w:val="BodyText"/>
-        <w:rPr>
-          <w:lang w:val="ru-RU"/>
-        </w:rPr>
-      </w:pPr>
-      <w:r>
-        <w:rPr>
-          <w:lang w:val="ru-RU"/>
-        </w:rPr>
-        <w:t>Студенты самостоятельно управляют подписками через интерфейс ИС УДС, дополнительное обучение не требуется.</w:t>
-      </w:r>
-    </w:p>
-    <w:p>
-      <w:pPr>
-        <w:pStyle w:val="BodyText"/>
-        <w:rPr>
-          <w:lang w:val="ru-RU"/>
-        </w:rPr>
-      </w:pPr>
-      <w:r>
-        <w:rPr>
-          <w:lang w:val="ru-RU"/>
-        </w:rPr>
-        <w:t>При возникновении нештатных ситуаций администратор действует в соответствии с инструкцией (разрабатывается в рамках документации).</w:t>
-      </w:r>
-    </w:p>
-    <w:p>
-      <w:pPr>
-        <w:pStyle w:val="Heading3"/>
-        <w:rPr>
-          <w:lang w:val="ru-RU"/>
-        </w:rPr>
-      </w:pPr>
-      <w:bookmarkStart w:id="36" w:name="__RefHeading___Toc477_2363055178"/>
-      <w:bookmarkEnd w:id="36"/>
       <w:r>
         <w:rPr>
           <w:lang w:val="ru-RU"/>
@@ -7479,27 +7495,73 @@
           <w:lang w:val="ru-RU"/>
         </w:rPr>
       </w:pPr>
-      <w:bookmarkStart w:id="37" w:name="__RefHeading___Toc479_2363055178"/>
+      <w:bookmarkStart w:id="35" w:name="__RefHeading___Toc479_2363055178"/>
+      <w:bookmarkEnd w:id="35"/>
+      <w:r>
+        <w:rPr>
+          <w:lang w:val="ru-RU"/>
+        </w:rPr>
+        <w:t>Математическое обеспечение</w:t>
+      </w:r>
+    </w:p>
+    <w:p>
+      <w:pPr>
+        <w:pStyle w:val="BodyText"/>
+        <w:rPr>
+          <w:lang w:val="ru-RU"/>
+        </w:rPr>
+      </w:pPr>
+      <w:r>
+        <w:rPr>
+          <w:lang w:val="ru-RU"/>
+        </w:rPr>
+        <w:t>Требования не предъявляются.</w:t>
+      </w:r>
+    </w:p>
+    <w:p>
+      <w:pPr>
+        <w:pStyle w:val="Heading3"/>
+        <w:rPr>
+          <w:lang w:val="ru-RU"/>
+        </w:rPr>
+      </w:pPr>
+      <w:bookmarkStart w:id="36" w:name="__RefHeading___Toc481_2363055178"/>
+      <w:bookmarkEnd w:id="36"/>
+      <w:r>
+        <w:rPr>
+          <w:lang w:val="ru-RU"/>
+        </w:rPr>
+        <w:t>Метрологическое обеспечение</w:t>
+      </w:r>
+    </w:p>
+    <w:p>
+      <w:pPr>
+        <w:pStyle w:val="BodyText"/>
+        <w:rPr>
+          <w:lang w:val="ru-RU"/>
+        </w:rPr>
+      </w:pPr>
+      <w:r>
+        <w:rPr>
+          <w:lang w:val="ru-RU"/>
+        </w:rPr>
+        <w:t>Требования не предъявляются.</w:t>
+      </w:r>
+    </w:p>
+    <w:p>
+      <w:pPr>
+        <w:pStyle w:val="Heading2"/>
+        <w:rPr>
+          <w:lang w:val="ru-RU"/>
+        </w:rPr>
+      </w:pPr>
+      <w:bookmarkStart w:id="37" w:name="__RefHeading___Toc483_2363055178"/>
       <w:bookmarkEnd w:id="37"/>
       <w:r>
         <w:rPr>
           <w:lang w:val="ru-RU"/>
         </w:rPr>
-        <w:t>Математическое обеспечение</w:t>
-      </w:r>
-    </w:p>
-    <w:p>
-      <w:pPr>
-        <w:pStyle w:val="BodyText"/>
-        <w:rPr>
-          <w:lang w:val="ru-RU"/>
-        </w:rPr>
-      </w:pPr>
-      <w:r>
-        <w:rPr>
-          <w:lang w:val="ru-RU"/>
-        </w:rPr>
-        <w:t>Требования не предъявляются.</w:t>
+        <w:t>Общие технические требования к Подсистеме</w:t>
       </w:r>
     </w:p>
     <w:p>
@@ -7509,43 +7571,113 @@
           <w:lang w:val="ru-RU"/>
         </w:rPr>
       </w:pPr>
-      <w:bookmarkStart w:id="38" w:name="__RefHeading___Toc481_2363055178"/>
+      <w:bookmarkStart w:id="38" w:name="__RefHeading___Toc485_2363055178"/>
       <w:bookmarkEnd w:id="38"/>
       <w:r>
         <w:rPr>
           <w:lang w:val="ru-RU"/>
         </w:rPr>
-        <w:t>Метрологическое обеспечение</w:t>
-      </w:r>
-    </w:p>
-    <w:p>
-      <w:pPr>
-        <w:pStyle w:val="BodyText"/>
-        <w:rPr>
-          <w:lang w:val="ru-RU"/>
-        </w:rPr>
-      </w:pPr>
-      <w:r>
-        <w:rPr>
-          <w:lang w:val="ru-RU"/>
-        </w:rPr>
-        <w:t>Требования не предъявляются.</w:t>
-      </w:r>
-    </w:p>
-    <w:p>
-      <w:pPr>
-        <w:pStyle w:val="Heading2"/>
-        <w:rPr>
-          <w:lang w:val="ru-RU"/>
-        </w:rPr>
-      </w:pPr>
-      <w:bookmarkStart w:id="39" w:name="__RefHeading___Toc483_2363055178"/>
+        <w:t>Требования к численности и квалификации персонала и пользователей Подсистемы</w:t>
+      </w:r>
+    </w:p>
+    <w:p>
+      <w:pPr>
+        <w:pStyle w:val="BodyText"/>
+        <w:rPr>
+          <w:lang w:val="ru-RU"/>
+        </w:rPr>
+      </w:pPr>
+      <w:r>
+        <w:rPr>
+          <w:lang w:val="ru-RU"/>
+        </w:rPr>
+        <w:t>Администратор – 1 человек, владеющий навыками администрирования Linux/Windows, базовыми знаниями SQL и работы с API, пониманием принципов работы push-уведомлений и email-рассылок.</w:t>
+      </w:r>
+    </w:p>
+    <w:p>
+      <w:pPr>
+        <w:pStyle w:val="BodyText"/>
+        <w:rPr>
+          <w:lang w:val="ru-RU"/>
+        </w:rPr>
+      </w:pPr>
+      <w:r>
+        <w:rPr>
+          <w:lang w:val="ru-RU"/>
+        </w:rPr>
+        <w:t>Пользователи – все студенты вуза. Дополнительного обучения не требуется, достаточно краткой инструкции.</w:t>
+      </w:r>
+    </w:p>
+    <w:p>
+      <w:pPr>
+        <w:pStyle w:val="Heading3"/>
+        <w:rPr>
+          <w:lang w:val="ru-RU"/>
+        </w:rPr>
+      </w:pPr>
+      <w:bookmarkStart w:id="39" w:name="__RefHeading___Toc487_2363055178"/>
       <w:bookmarkEnd w:id="39"/>
       <w:r>
         <w:rPr>
           <w:lang w:val="ru-RU"/>
         </w:rPr>
-        <w:t>Общие технические требования к Подсистеме</w:t>
+        <w:t>Требования к показателям назначения</w:t>
+      </w:r>
+    </w:p>
+    <w:p>
+      <w:pPr>
+        <w:pStyle w:val="BodyText"/>
+        <w:rPr>
+          <w:lang w:val="ru-RU"/>
+        </w:rPr>
+      </w:pPr>
+      <w:r>
+        <w:rPr>
+          <w:lang w:val="ru-RU"/>
+        </w:rPr>
+        <w:t>Время реакции на изменение расписания: изменения, внесённые в ИС УДС до 18:00 текущего дня, должны учитываться при рассылке на следующий день.</w:t>
+      </w:r>
+    </w:p>
+    <w:p>
+      <w:pPr>
+        <w:pStyle w:val="BodyText"/>
+        <w:rPr>
+          <w:lang w:val="ru-RU"/>
+        </w:rPr>
+      </w:pPr>
+      <w:r>
+        <w:rPr>
+          <w:lang w:val="ru-RU"/>
+        </w:rPr>
+        <w:t>Время отправки уведомления одному студенту – не более 1 секунды (среднее).</w:t>
+      </w:r>
+    </w:p>
+    <w:p>
+      <w:pPr>
+        <w:pStyle w:val="BodyText"/>
+        <w:rPr>
+          <w:lang w:val="ru-RU"/>
+        </w:rPr>
+      </w:pPr>
+      <w:r>
+        <w:rPr>
+          <w:lang w:val="ru-RU"/>
+        </w:rPr>
+        <w:t>Пропускная способность: возможность отправки не менее 100 уведомлений в секунду.</w:t>
+      </w:r>
+    </w:p>
+    <w:p>
+      <w:pPr>
+        <w:pStyle w:val="BodyText"/>
+        <w:rPr>
+          <w:lang w:val="ru-RU"/>
+        </w:rPr>
+      </w:pPr>
+      <w:r>
+        <w:rPr>
+          <w:lang w:val="ru-RU"/>
+        </w:rPr>
+        <w:t>Доступность Подсистемы: не менее 99% времени в месяц (за исключением плановых профилактических работ).</w:t>
       </w:r>
     </w:p>
     <w:p>
@@ -7555,41 +7687,83 @@
           <w:lang w:val="ru-RU"/>
         </w:rPr>
       </w:pPr>
-      <w:bookmarkStart w:id="40" w:name="__RefHeading___Toc485_2363055178"/>
+      <w:bookmarkStart w:id="40" w:name="__RefHeading___Toc489_2363055178"/>
       <w:bookmarkEnd w:id="40"/>
       <w:r>
         <w:rPr>
           <w:lang w:val="ru-RU"/>
         </w:rPr>
-        <w:t>Требования к численности и квалификации персонала и пользователей Подсистемы</w:t>
-      </w:r>
-    </w:p>
-    <w:p>
-      <w:pPr>
-        <w:pStyle w:val="BodyText"/>
-        <w:rPr>
-          <w:lang w:val="ru-RU"/>
-        </w:rPr>
-      </w:pPr>
-      <w:r>
-        <w:rPr>
-          <w:lang w:val="ru-RU"/>
-        </w:rPr>
-        <w:t>Администратор – 1 человек, владеющий навыками администрирования Linux/Windows, базовыми знаниями SQL и работы с API, пониманием принципов работы push-уведомлений и email-рассылок.</w:t>
-      </w:r>
-    </w:p>
-    <w:p>
-      <w:pPr>
-        <w:pStyle w:val="BodyText"/>
-        <w:rPr>
-          <w:lang w:val="ru-RU"/>
-        </w:rPr>
-      </w:pPr>
-      <w:r>
-        <w:rPr>
-          <w:lang w:val="ru-RU"/>
-        </w:rPr>
-        <w:t>Пользователи – все студенты вуза. Дополнительного обучения не требуется, достаточно краткой инструкции.</w:t>
+        <w:t>Требования к надёжности</w:t>
+      </w:r>
+    </w:p>
+    <w:p>
+      <w:pPr>
+        <w:pStyle w:val="BodyText"/>
+        <w:rPr>
+          <w:lang w:val="ru-RU"/>
+        </w:rPr>
+      </w:pPr>
+      <w:r>
+        <w:rPr>
+          <w:lang w:val="ru-RU"/>
+        </w:rPr>
+        <w:t>Время непрерывной работы без сбоев – не менее 14 дней.</w:t>
+      </w:r>
+    </w:p>
+    <w:p>
+      <w:pPr>
+        <w:pStyle w:val="BodyText"/>
+        <w:rPr>
+          <w:lang w:val="ru-RU"/>
+        </w:rPr>
+      </w:pPr>
+      <w:r>
+        <w:rPr>
+          <w:lang w:val="ru-RU"/>
+        </w:rPr>
+        <w:t>Время восстановления после сбоя – не более 1 часа.</w:t>
+      </w:r>
+    </w:p>
+    <w:p>
+      <w:pPr>
+        <w:pStyle w:val="BodyText"/>
+        <w:rPr>
+          <w:lang w:val="ru-RU"/>
+        </w:rPr>
+      </w:pPr>
+      <w:r>
+        <w:rPr>
+          <w:lang w:val="ru-RU"/>
+        </w:rPr>
+        <w:t>При отказе одного канала уведомлений (например, FCM) Подсистема должна автоматически использовать альтернативный канал (email), если он доступен для данного студента.</w:t>
+      </w:r>
+    </w:p>
+    <w:p>
+      <w:pPr>
+        <w:pStyle w:val="BodyText"/>
+        <w:rPr>
+          <w:lang w:val="ru-RU"/>
+        </w:rPr>
+      </w:pPr>
+      <w:r>
+        <w:rPr>
+          <w:lang w:val="ru-RU"/>
+        </w:rPr>
+        <w:t>Сохранность данных при авариях обеспечивается штатными механизмами резервного копирования БД ИС УДС.</w:t>
+      </w:r>
+    </w:p>
+    <w:p>
+      <w:pPr>
+        <w:pStyle w:val="BodyText"/>
+        <w:rPr>
+          <w:lang w:val="ru-RU"/>
+        </w:rPr>
+      </w:pPr>
+      <w:r>
+        <w:rPr>
+          <w:lang w:val="ru-RU"/>
+        </w:rPr>
+        <w:t>В журнале событий должны фиксироваться все сбои и их причины.</w:t>
       </w:r>
     </w:p>
     <w:p>
@@ -7599,69 +7773,69 @@
           <w:lang w:val="ru-RU"/>
         </w:rPr>
       </w:pPr>
-      <w:bookmarkStart w:id="41" w:name="__RefHeading___Toc487_2363055178"/>
+      <w:bookmarkStart w:id="41" w:name="__RefHeading___Toc491_2363055178"/>
       <w:bookmarkEnd w:id="41"/>
       <w:r>
         <w:rPr>
           <w:lang w:val="ru-RU"/>
         </w:rPr>
-        <w:t>Требования к показателям назначения</w:t>
-      </w:r>
-    </w:p>
-    <w:p>
-      <w:pPr>
-        <w:pStyle w:val="BodyText"/>
-        <w:rPr>
-          <w:lang w:val="ru-RU"/>
-        </w:rPr>
-      </w:pPr>
-      <w:r>
-        <w:rPr>
-          <w:lang w:val="ru-RU"/>
-        </w:rPr>
-        <w:t>Время реакции на изменение расписания: изменения, внесённые в ИС УДС до 18:00 текущего дня, должны учитываться при рассылке на следующий день.</w:t>
-      </w:r>
-    </w:p>
-    <w:p>
-      <w:pPr>
-        <w:pStyle w:val="BodyText"/>
-        <w:rPr>
-          <w:lang w:val="ru-RU"/>
-        </w:rPr>
-      </w:pPr>
-      <w:r>
-        <w:rPr>
-          <w:lang w:val="ru-RU"/>
-        </w:rPr>
-        <w:t>Время отправки уведомления одному студенту – не более 1 секунды (среднее).</w:t>
-      </w:r>
-    </w:p>
-    <w:p>
-      <w:pPr>
-        <w:pStyle w:val="BodyText"/>
-        <w:rPr>
-          <w:lang w:val="ru-RU"/>
-        </w:rPr>
-      </w:pPr>
-      <w:r>
-        <w:rPr>
-          <w:lang w:val="ru-RU"/>
-        </w:rPr>
-        <w:t>Пропускная способность: возможность отправки не менее 100 уведомлений в секунду.</w:t>
-      </w:r>
-    </w:p>
-    <w:p>
-      <w:pPr>
-        <w:pStyle w:val="BodyText"/>
-        <w:rPr>
-          <w:lang w:val="ru-RU"/>
-        </w:rPr>
-      </w:pPr>
-      <w:r>
-        <w:rPr>
-          <w:lang w:val="ru-RU"/>
-        </w:rPr>
-        <w:t>Доступность Подсистемы: не менее 99% времени в месяц (за исключением плановых профилактических работ).</w:t>
+        <w:t>Требования по безопасности</w:t>
+      </w:r>
+    </w:p>
+    <w:p>
+      <w:pPr>
+        <w:pStyle w:val="BodyText"/>
+        <w:rPr>
+          <w:lang w:val="ru-RU"/>
+        </w:rPr>
+      </w:pPr>
+      <w:r>
+        <w:rPr>
+          <w:lang w:val="ru-RU"/>
+        </w:rPr>
+        <w:t>Доступ к функциям управления подписками осуществляется только после аутентификации в ИС УДС.</w:t>
+      </w:r>
+    </w:p>
+    <w:p>
+      <w:pPr>
+        <w:pStyle w:val="BodyText"/>
+        <w:rPr>
+          <w:lang w:val="ru-RU"/>
+        </w:rPr>
+      </w:pPr>
+      <w:r>
+        <w:rPr>
+          <w:lang w:val="ru-RU"/>
+        </w:rPr>
+        <w:t>Персональные данные студентов обрабатываются в соответствии с Федеральным законом № 152-ФЗ «О персональных данных».</w:t>
+      </w:r>
+    </w:p>
+    <w:p>
+      <w:pPr>
+        <w:pStyle w:val="BodyText"/>
+        <w:rPr>
+          <w:lang w:val="ru-RU"/>
+        </w:rPr>
+      </w:pPr>
+      <w:r>
+        <w:rPr>
+          <w:lang w:val="ru-RU"/>
+        </w:rPr>
+        <w:t>Передача данных по внешним каналам (FCM, SMTP, Telegram API) осуществляется по защищённым протоколам (HTTPS, TLS).</w:t>
+      </w:r>
+    </w:p>
+    <w:p>
+      <w:pPr>
+        <w:pStyle w:val="BodyText"/>
+        <w:rPr>
+          <w:lang w:val="ru-RU"/>
+        </w:rPr>
+      </w:pPr>
+      <w:r>
+        <w:rPr>
+          <w:lang w:val="ru-RU"/>
+        </w:rPr>
+        <w:t>Доступ к логам и настройкам Подсистемы должен быть ограничен администратором (используется существующая система авторизации ИС УДС или отдельные учётные записи).</w:t>
       </w:r>
     </w:p>
     <w:p>
@@ -7671,83 +7845,55 @@
           <w:lang w:val="ru-RU"/>
         </w:rPr>
       </w:pPr>
-      <w:bookmarkStart w:id="42" w:name="__RefHeading___Toc489_2363055178"/>
+      <w:bookmarkStart w:id="42" w:name="__RefHeading___Toc493_2363055178"/>
       <w:bookmarkEnd w:id="42"/>
       <w:r>
         <w:rPr>
           <w:lang w:val="ru-RU"/>
         </w:rPr>
-        <w:t>Требования к надёжности</w:t>
-      </w:r>
-    </w:p>
-    <w:p>
-      <w:pPr>
-        <w:pStyle w:val="BodyText"/>
-        <w:rPr>
-          <w:lang w:val="ru-RU"/>
-        </w:rPr>
-      </w:pPr>
-      <w:r>
-        <w:rPr>
-          <w:lang w:val="ru-RU"/>
-        </w:rPr>
-        <w:t>Время непрерывной работы без сбоев – не менее 14 дней.</w:t>
-      </w:r>
-    </w:p>
-    <w:p>
-      <w:pPr>
-        <w:pStyle w:val="BodyText"/>
-        <w:rPr>
-          <w:lang w:val="ru-RU"/>
-        </w:rPr>
-      </w:pPr>
-      <w:r>
-        <w:rPr>
-          <w:lang w:val="ru-RU"/>
-        </w:rPr>
-        <w:t>Время восстановления после сбоя – не более 1 часа.</w:t>
-      </w:r>
-    </w:p>
-    <w:p>
-      <w:pPr>
-        <w:pStyle w:val="BodyText"/>
-        <w:rPr>
-          <w:lang w:val="ru-RU"/>
-        </w:rPr>
-      </w:pPr>
-      <w:r>
-        <w:rPr>
-          <w:lang w:val="ru-RU"/>
-        </w:rPr>
-        <w:t>При отказе одного канала уведомлений (например, FCM) Подсистема должна автоматически использовать альтернативный канал (email), если он доступен для данного студента.</w:t>
-      </w:r>
-    </w:p>
-    <w:p>
-      <w:pPr>
-        <w:pStyle w:val="BodyText"/>
-        <w:rPr>
-          <w:lang w:val="ru-RU"/>
-        </w:rPr>
-      </w:pPr>
-      <w:r>
-        <w:rPr>
-          <w:lang w:val="ru-RU"/>
-        </w:rPr>
-        <w:t>Сохранность данных при авариях обеспечивается штатными механизмами резервного копирования БД ИС УДС.</w:t>
-      </w:r>
-    </w:p>
-    <w:p>
-      <w:pPr>
-        <w:pStyle w:val="BodyText"/>
-        <w:rPr>
-          <w:lang w:val="ru-RU"/>
-        </w:rPr>
-      </w:pPr>
-      <w:r>
-        <w:rPr>
-          <w:lang w:val="ru-RU"/>
-        </w:rPr>
-        <w:t>В журнале событий должны фиксироваться все сбои и их причины.</w:t>
+        <w:t>Требования к эргономике и технической эстетике</w:t>
+      </w:r>
+    </w:p>
+    <w:p>
+      <w:pPr>
+        <w:pStyle w:val="BodyText"/>
+        <w:rPr>
+          <w:lang w:val="ru-RU"/>
+        </w:rPr>
+      </w:pPr>
+      <w:r>
+        <w:rPr>
+          <w:lang w:val="ru-RU"/>
+        </w:rPr>
+        <w:t>Интерфейс управления подписками должен быть интуитивно понятен, соответствовать общему стилю ИС УДС.</w:t>
+      </w:r>
+    </w:p>
+    <w:p>
+      <w:pPr>
+        <w:pStyle w:val="BodyText"/>
+        <w:rPr>
+          <w:lang w:val="ru-RU"/>
+        </w:rPr>
+      </w:pPr>
+      <w:r>
+        <w:rPr>
+          <w:lang w:val="ru-RU"/>
+        </w:rPr>
+        <w:t>Уведомления должны быть краткими, информативными, не содержать избыточных данных. Рекомендуемый объём: не более 200 символов для push-уведомлений.</w:t>
+      </w:r>
+    </w:p>
+    <w:p>
+      <w:pPr>
+        <w:pStyle w:val="BodyText"/>
+        <w:rPr>
+          <w:lang w:val="ru-RU"/>
+        </w:rPr>
+      </w:pPr>
+      <w:r>
+        <w:rPr>
+          <w:lang w:val="ru-RU"/>
+        </w:rPr>
+        <w:t>В тексте уведомлений не допускается использование нецензурной лексики, оскорбительных выражений.</w:t>
       </w:r>
     </w:p>
     <w:p>
@@ -7757,69 +7903,55 @@
           <w:lang w:val="ru-RU"/>
         </w:rPr>
       </w:pPr>
-      <w:bookmarkStart w:id="43" w:name="__RefHeading___Toc491_2363055178"/>
+      <w:bookmarkStart w:id="43" w:name="__RefHeading___Toc495_2363055178"/>
       <w:bookmarkEnd w:id="43"/>
       <w:r>
         <w:rPr>
           <w:lang w:val="ru-RU"/>
         </w:rPr>
-        <w:t>Требования по безопасности</w:t>
-      </w:r>
-    </w:p>
-    <w:p>
-      <w:pPr>
-        <w:pStyle w:val="BodyText"/>
-        <w:rPr>
-          <w:lang w:val="ru-RU"/>
-        </w:rPr>
-      </w:pPr>
-      <w:r>
-        <w:rPr>
-          <w:lang w:val="ru-RU"/>
-        </w:rPr>
-        <w:t>Доступ к функциям управления подписками осуществляется только после аутентификации в ИС УДС.</w:t>
-      </w:r>
-    </w:p>
-    <w:p>
-      <w:pPr>
-        <w:pStyle w:val="BodyText"/>
-        <w:rPr>
-          <w:lang w:val="ru-RU"/>
-        </w:rPr>
-      </w:pPr>
-      <w:r>
-        <w:rPr>
-          <w:lang w:val="ru-RU"/>
-        </w:rPr>
-        <w:t>Персональные данные студентов обрабатываются в соответствии с Федеральным законом № 152-ФЗ «О персональных данных».</w:t>
-      </w:r>
-    </w:p>
-    <w:p>
-      <w:pPr>
-        <w:pStyle w:val="BodyText"/>
-        <w:rPr>
-          <w:lang w:val="ru-RU"/>
-        </w:rPr>
-      </w:pPr>
-      <w:r>
-        <w:rPr>
-          <w:lang w:val="ru-RU"/>
-        </w:rPr>
-        <w:t>Передача данных по внешним каналам (FCM, SMTP, Telegram API) осуществляется по защищённым протоколам (HTTPS, TLS).</w:t>
-      </w:r>
-    </w:p>
-    <w:p>
-      <w:pPr>
-        <w:pStyle w:val="BodyText"/>
-        <w:rPr>
-          <w:lang w:val="ru-RU"/>
-        </w:rPr>
-      </w:pPr>
-      <w:r>
-        <w:rPr>
-          <w:lang w:val="ru-RU"/>
-        </w:rPr>
-        <w:t>Доступ к логам и настройкам Подсистемы должен быть ограничен администратором (используется существующая система авторизации ИС УДС или отдельные учётные записи).</w:t>
+        <w:t>Требования к эксплуатации, техническому обслуживанию, ремонту и хранению компонентов Подсистемы</w:t>
+      </w:r>
+    </w:p>
+    <w:p>
+      <w:pPr>
+        <w:pStyle w:val="BodyText"/>
+        <w:rPr>
+          <w:lang w:val="ru-RU"/>
+        </w:rPr>
+      </w:pPr>
+      <w:r>
+        <w:rPr>
+          <w:lang w:val="ru-RU"/>
+        </w:rPr>
+        <w:t>Подсистема не требует специального обслуживания, кроме периодического контроля логов и своевременного обновления программного обеспечения (библиотек, сертификатов).</w:t>
+      </w:r>
+    </w:p>
+    <w:p>
+      <w:pPr>
+        <w:pStyle w:val="BodyText"/>
+        <w:rPr>
+          <w:lang w:val="ru-RU"/>
+        </w:rPr>
+      </w:pPr>
+      <w:r>
+        <w:rPr>
+          <w:lang w:val="ru-RU"/>
+        </w:rPr>
+        <w:t>При обнаружении ошибок администратор должен зафиксировать их и, при необходимости, обратиться к Разработчику для исправления.</w:t>
+      </w:r>
+    </w:p>
+    <w:p>
+      <w:pPr>
+        <w:pStyle w:val="BodyText"/>
+        <w:rPr>
+          <w:lang w:val="ru-RU"/>
+        </w:rPr>
+      </w:pPr>
+      <w:r>
+        <w:rPr>
+          <w:lang w:val="ru-RU"/>
+        </w:rPr>
+        <w:t>Резервное копирование данных (логов, настроек) выполняется в рамках общего резервирования сервера.</w:t>
       </w:r>
     </w:p>
     <w:p>
@@ -7829,55 +7961,55 @@
           <w:lang w:val="ru-RU"/>
         </w:rPr>
       </w:pPr>
-      <w:bookmarkStart w:id="44" w:name="__RefHeading___Toc493_2363055178"/>
+      <w:bookmarkStart w:id="44" w:name="__RefHeading___Toc497_2363055178"/>
       <w:bookmarkEnd w:id="44"/>
       <w:r>
         <w:rPr>
           <w:lang w:val="ru-RU"/>
         </w:rPr>
-        <w:t>Требования к эргономике и технической эстетике</w:t>
-      </w:r>
-    </w:p>
-    <w:p>
-      <w:pPr>
-        <w:pStyle w:val="BodyText"/>
-        <w:rPr>
-          <w:lang w:val="ru-RU"/>
-        </w:rPr>
-      </w:pPr>
-      <w:r>
-        <w:rPr>
-          <w:lang w:val="ru-RU"/>
-        </w:rPr>
-        <w:t>Интерфейс управления подписками должен быть интуитивно понятен, соответствовать общему стилю ИС УДС.</w:t>
-      </w:r>
-    </w:p>
-    <w:p>
-      <w:pPr>
-        <w:pStyle w:val="BodyText"/>
-        <w:rPr>
-          <w:lang w:val="ru-RU"/>
-        </w:rPr>
-      </w:pPr>
-      <w:r>
-        <w:rPr>
-          <w:lang w:val="ru-RU"/>
-        </w:rPr>
-        <w:t>Уведомления должны быть краткими, информативными, не содержать избыточных данных. Рекомендуемый объём: не более 200 символов для push-уведомлений.</w:t>
-      </w:r>
-    </w:p>
-    <w:p>
-      <w:pPr>
-        <w:pStyle w:val="BodyText"/>
-        <w:rPr>
-          <w:lang w:val="ru-RU"/>
-        </w:rPr>
-      </w:pPr>
-      <w:r>
-        <w:rPr>
-          <w:lang w:val="ru-RU"/>
-        </w:rPr>
-        <w:t>В тексте уведомлений не допускается использование нецензурной лексики, оскорбительных выражений.</w:t>
+        <w:t>Требования к защите информации от несанкционированного доступа</w:t>
+      </w:r>
+    </w:p>
+    <w:p>
+      <w:pPr>
+        <w:pStyle w:val="BodyText"/>
+        <w:rPr>
+          <w:lang w:val="ru-RU"/>
+        </w:rPr>
+      </w:pPr>
+      <w:r>
+        <w:rPr>
+          <w:lang w:val="ru-RU"/>
+        </w:rPr>
+        <w:t>Доступ к таблице notification_subscriptions и другим данным Подсистемы должен быть ограничен на уровне СУБД: только приложение Подсистемы имеет права на чтение/запись, администратор – через привилегированный доступ.</w:t>
+      </w:r>
+    </w:p>
+    <w:p>
+      <w:pPr>
+        <w:pStyle w:val="BodyText"/>
+        <w:rPr>
+          <w:lang w:val="ru-RU"/>
+        </w:rPr>
+      </w:pPr>
+      <w:r>
+        <w:rPr>
+          <w:lang w:val="ru-RU"/>
+        </w:rPr>
+        <w:t>Пароли и ключи доступа к внешним сервисам (FCM, SMTP, Telegram) должны храниться в защищённом хранилище (например, переменные окружения, зашифрованный конфигурационный файл) и не передаваться в открытом виде.</w:t>
+      </w:r>
+    </w:p>
+    <w:p>
+      <w:pPr>
+        <w:pStyle w:val="BodyText"/>
+        <w:rPr>
+          <w:lang w:val="ru-RU"/>
+        </w:rPr>
+      </w:pPr>
+      <w:r>
+        <w:rPr>
+          <w:lang w:val="ru-RU"/>
+        </w:rPr>
+        <w:t>Логи не должны содержать персональные данные в открытом виде (идентификаторы студентов допустимы, но без ФИО и контактной информации).</w:t>
       </w:r>
     </w:p>
     <w:p>
@@ -7887,55 +8019,55 @@
           <w:lang w:val="ru-RU"/>
         </w:rPr>
       </w:pPr>
-      <w:bookmarkStart w:id="45" w:name="__RefHeading___Toc495_2363055178"/>
+      <w:bookmarkStart w:id="45" w:name="__RefHeading___Toc499_2363055178"/>
       <w:bookmarkEnd w:id="45"/>
       <w:r>
         <w:rPr>
           <w:lang w:val="ru-RU"/>
         </w:rPr>
-        <w:t>Требования к эксплуатации, техническому обслуживанию, ремонту и хранению компонентов Подсистемы</w:t>
-      </w:r>
-    </w:p>
-    <w:p>
-      <w:pPr>
-        <w:pStyle w:val="BodyText"/>
-        <w:rPr>
-          <w:lang w:val="ru-RU"/>
-        </w:rPr>
-      </w:pPr>
-      <w:r>
-        <w:rPr>
-          <w:lang w:val="ru-RU"/>
-        </w:rPr>
-        <w:t>Подсистема не требует специального обслуживания, кроме периодического контроля логов и своевременного обновления программного обеспечения (библиотек, сертификатов).</w:t>
-      </w:r>
-    </w:p>
-    <w:p>
-      <w:pPr>
-        <w:pStyle w:val="BodyText"/>
-        <w:rPr>
-          <w:lang w:val="ru-RU"/>
-        </w:rPr>
-      </w:pPr>
-      <w:r>
-        <w:rPr>
-          <w:lang w:val="ru-RU"/>
-        </w:rPr>
-        <w:t>При обнаружении ошибок администратор должен зафиксировать их и, при необходимости, обратиться к Разработчику для исправления.</w:t>
-      </w:r>
-    </w:p>
-    <w:p>
-      <w:pPr>
-        <w:pStyle w:val="BodyText"/>
-        <w:rPr>
-          <w:lang w:val="ru-RU"/>
-        </w:rPr>
-      </w:pPr>
-      <w:r>
-        <w:rPr>
-          <w:lang w:val="ru-RU"/>
-        </w:rPr>
-        <w:t>Резервное копирование данных (логов, настроек) выполняется в рамках общего резервирования сервера.</w:t>
+        <w:t>Требования по сохранности информации при авариях</w:t>
+      </w:r>
+    </w:p>
+    <w:p>
+      <w:pPr>
+        <w:pStyle w:val="BodyText"/>
+        <w:rPr>
+          <w:lang w:val="ru-RU"/>
+        </w:rPr>
+      </w:pPr>
+      <w:r>
+        <w:rPr>
+          <w:lang w:val="ru-RU"/>
+        </w:rPr>
+        <w:t>В случае аварийного завершения работы Подсистемы неотправленные уведомления должны быть сохранены и обработаны после перезапуска.</w:t>
+      </w:r>
+    </w:p>
+    <w:p>
+      <w:pPr>
+        <w:pStyle w:val="BodyText"/>
+        <w:rPr>
+          <w:lang w:val="ru-RU"/>
+        </w:rPr>
+      </w:pPr>
+      <w:r>
+        <w:rPr>
+          <w:lang w:val="ru-RU"/>
+        </w:rPr>
+        <w:t>Для этого используется механизм очередей (например, в базе данных или в Celery), который гарантирует, что каждое уведомление будет отправлено хотя бы один раз.</w:t>
+      </w:r>
+    </w:p>
+    <w:p>
+      <w:pPr>
+        <w:pStyle w:val="BodyText"/>
+        <w:rPr>
+          <w:lang w:val="ru-RU"/>
+        </w:rPr>
+      </w:pPr>
+      <w:r>
+        <w:rPr>
+          <w:lang w:val="ru-RU"/>
+        </w:rPr>
+        <w:t>При потере соединения с внешними сервисами уведомления помещаются в очередь и повторяются с увеличивающимся интервалом.</w:t>
       </w:r>
     </w:p>
     <w:p>
@@ -7945,55 +8077,55 @@
           <w:lang w:val="ru-RU"/>
         </w:rPr>
       </w:pPr>
-      <w:bookmarkStart w:id="46" w:name="__RefHeading___Toc497_2363055178"/>
+      <w:bookmarkStart w:id="46" w:name="__RefHeading___Toc501_2363055178"/>
       <w:bookmarkEnd w:id="46"/>
       <w:r>
         <w:rPr>
           <w:lang w:val="ru-RU"/>
         </w:rPr>
-        <w:t>Требования к защите информации от несанкционированного доступа</w:t>
-      </w:r>
-    </w:p>
-    <w:p>
-      <w:pPr>
-        <w:pStyle w:val="BodyText"/>
-        <w:rPr>
-          <w:lang w:val="ru-RU"/>
-        </w:rPr>
-      </w:pPr>
-      <w:r>
-        <w:rPr>
-          <w:lang w:val="ru-RU"/>
-        </w:rPr>
-        <w:t>Доступ к таблице notification_subscriptions и другим данным Подсистемы должен быть ограничен на уровне СУБД: только приложение Подсистемы имеет права на чтение/запись, администратор – через привилегированный доступ.</w:t>
-      </w:r>
-    </w:p>
-    <w:p>
-      <w:pPr>
-        <w:pStyle w:val="BodyText"/>
-        <w:rPr>
-          <w:lang w:val="ru-RU"/>
-        </w:rPr>
-      </w:pPr>
-      <w:r>
-        <w:rPr>
-          <w:lang w:val="ru-RU"/>
-        </w:rPr>
-        <w:t>Пароли и ключи доступа к внешним сервисам (FCM, SMTP, Telegram) должны храниться в защищённом хранилище (например, переменные окружения, зашифрованный конфигурационный файл) и не передаваться в открытом виде.</w:t>
-      </w:r>
-    </w:p>
-    <w:p>
-      <w:pPr>
-        <w:pStyle w:val="BodyText"/>
-        <w:rPr>
-          <w:lang w:val="ru-RU"/>
-        </w:rPr>
-      </w:pPr>
-      <w:r>
-        <w:rPr>
-          <w:lang w:val="ru-RU"/>
-        </w:rPr>
-        <w:t>Логи не должны содержать персональные данные в открытом виде (идентификаторы студентов допустимы, но без ФИО и контактной информации).</w:t>
+        <w:t>Требования к защите от влияния внешних воздействий</w:t>
+      </w:r>
+    </w:p>
+    <w:p>
+      <w:pPr>
+        <w:pStyle w:val="BodyText"/>
+        <w:rPr>
+          <w:lang w:val="ru-RU"/>
+        </w:rPr>
+      </w:pPr>
+      <w:r>
+        <w:rPr>
+          <w:lang w:val="ru-RU"/>
+        </w:rPr>
+        <w:t>Программное обеспечение Подсистемы должно быть устойчиво к скачкам напряжения, кратковременным отключениям питания (при использовании источников бесперебойного питания на сервере).</w:t>
+      </w:r>
+    </w:p>
+    <w:p>
+      <w:pPr>
+        <w:pStyle w:val="BodyText"/>
+        <w:rPr>
+          <w:lang w:val="ru-RU"/>
+        </w:rPr>
+      </w:pPr>
+      <w:r>
+        <w:rPr>
+          <w:lang w:val="ru-RU"/>
+        </w:rPr>
+        <w:t>Сетевое оборудование должно обеспечивать защиту от DDoS-атак на уровне провайдера или организации.</w:t>
+      </w:r>
+    </w:p>
+    <w:p>
+      <w:pPr>
+        <w:pStyle w:val="BodyText"/>
+        <w:rPr>
+          <w:lang w:val="ru-RU"/>
+        </w:rPr>
+      </w:pPr>
+      <w:r>
+        <w:rPr>
+          <w:lang w:val="ru-RU"/>
+        </w:rPr>
+        <w:t>Рекомендуется использование файервола для ограничения доступа к серверу только необходимыми портами.</w:t>
       </w:r>
     </w:p>
     <w:p>
@@ -8003,55 +8135,41 @@
           <w:lang w:val="ru-RU"/>
         </w:rPr>
       </w:pPr>
-      <w:bookmarkStart w:id="47" w:name="__RefHeading___Toc499_2363055178"/>
+      <w:bookmarkStart w:id="47" w:name="__RefHeading___Toc503_2363055178"/>
       <w:bookmarkEnd w:id="47"/>
       <w:r>
         <w:rPr>
           <w:lang w:val="ru-RU"/>
         </w:rPr>
-        <w:t>Требования по сохранности информации при авариях</w:t>
-      </w:r>
-    </w:p>
-    <w:p>
-      <w:pPr>
-        <w:pStyle w:val="BodyText"/>
-        <w:rPr>
-          <w:lang w:val="ru-RU"/>
-        </w:rPr>
-      </w:pPr>
-      <w:r>
-        <w:rPr>
-          <w:lang w:val="ru-RU"/>
-        </w:rPr>
-        <w:t>В случае аварийного завершения работы Подсистемы неотправленные уведомления должны быть сохранены и обработаны после перезапуска.</w:t>
-      </w:r>
-    </w:p>
-    <w:p>
-      <w:pPr>
-        <w:pStyle w:val="BodyText"/>
-        <w:rPr>
-          <w:lang w:val="ru-RU"/>
-        </w:rPr>
-      </w:pPr>
-      <w:r>
-        <w:rPr>
-          <w:lang w:val="ru-RU"/>
-        </w:rPr>
-        <w:t>Для этого используется механизм очередей (например, в базе данных или в Celery), который гарантирует, что каждое уведомление будет отправлено хотя бы один раз.</w:t>
-      </w:r>
-    </w:p>
-    <w:p>
-      <w:pPr>
-        <w:pStyle w:val="BodyText"/>
-        <w:rPr>
-          <w:lang w:val="ru-RU"/>
-        </w:rPr>
-      </w:pPr>
-      <w:r>
-        <w:rPr>
-          <w:lang w:val="ru-RU"/>
-        </w:rPr>
-        <w:t>При потере соединения с внешними сервисами уведомления помещаются в очередь и повторяются с увеличивающимся интервалом.</w:t>
+        <w:t>Требования к патентной чистоте и патентоспособности</w:t>
+      </w:r>
+    </w:p>
+    <w:p>
+      <w:pPr>
+        <w:pStyle w:val="BodyText"/>
+        <w:rPr>
+          <w:lang w:val="ru-RU"/>
+        </w:rPr>
+      </w:pPr>
+      <w:r>
+        <w:rPr>
+          <w:lang w:val="ru-RU"/>
+        </w:rPr>
+        <w:t>Разработка должна выполняться с использованием свободно распространяемого и лицензионно чистого программного обеспечения (Open Source или с соответствующими лицензиями).</w:t>
+      </w:r>
+    </w:p>
+    <w:p>
+      <w:pPr>
+        <w:pStyle w:val="BodyText"/>
+        <w:rPr>
+          <w:lang w:val="ru-RU"/>
+        </w:rPr>
+      </w:pPr>
+      <w:r>
+        <w:rPr>
+          <w:lang w:val="ru-RU"/>
+        </w:rPr>
+        <w:t>При использовании сторонних библиотек необходимо соблюдать условия их лицензий.</w:t>
       </w:r>
     </w:p>
     <w:p>
@@ -8061,55 +8179,69 @@
           <w:lang w:val="ru-RU"/>
         </w:rPr>
       </w:pPr>
-      <w:bookmarkStart w:id="48" w:name="__RefHeading___Toc501_2363055178"/>
+      <w:bookmarkStart w:id="48" w:name="__RefHeading___Toc505_2363055178"/>
       <w:bookmarkEnd w:id="48"/>
       <w:r>
         <w:rPr>
           <w:lang w:val="ru-RU"/>
         </w:rPr>
-        <w:t>Требования к защите от влияния внешних воздействий</w:t>
-      </w:r>
-    </w:p>
-    <w:p>
-      <w:pPr>
-        <w:pStyle w:val="BodyText"/>
-        <w:rPr>
-          <w:lang w:val="ru-RU"/>
-        </w:rPr>
-      </w:pPr>
-      <w:r>
-        <w:rPr>
-          <w:lang w:val="ru-RU"/>
-        </w:rPr>
-        <w:t>Программное обеспечение Подсистемы должно быть устойчиво к скачкам напряжения, кратковременным отключениям питания (при использовании источников бесперебойного питания на сервере).</w:t>
-      </w:r>
-    </w:p>
-    <w:p>
-      <w:pPr>
-        <w:pStyle w:val="BodyText"/>
-        <w:rPr>
-          <w:lang w:val="ru-RU"/>
-        </w:rPr>
-      </w:pPr>
-      <w:r>
-        <w:rPr>
-          <w:lang w:val="ru-RU"/>
-        </w:rPr>
-        <w:t>Сетевое оборудование должно обеспечивать защиту от DDoS-атак на уровне провайдера или организации.</w:t>
-      </w:r>
-    </w:p>
-    <w:p>
-      <w:pPr>
-        <w:pStyle w:val="BodyText"/>
-        <w:rPr>
-          <w:lang w:val="ru-RU"/>
-        </w:rPr>
-      </w:pPr>
-      <w:r>
-        <w:rPr>
-          <w:lang w:val="ru-RU"/>
-        </w:rPr>
-        <w:t>Рекомендуется использование файервола для ограничения доступа к серверу только необходимыми портами.</w:t>
+        <w:t>Требования по стандартизации и унификации</w:t>
+      </w:r>
+    </w:p>
+    <w:p>
+      <w:pPr>
+        <w:pStyle w:val="BodyText"/>
+        <w:rPr>
+          <w:lang w:val="ru-RU"/>
+        </w:rPr>
+      </w:pPr>
+      <w:r>
+        <w:rPr>
+          <w:lang w:val="ru-RU"/>
+        </w:rPr>
+        <w:t>При разработке следует применять стандарты оформления кода PEP 8 для Python.</w:t>
+      </w:r>
+    </w:p>
+    <w:p>
+      <w:pPr>
+        <w:pStyle w:val="BodyText"/>
+        <w:rPr>
+          <w:lang w:val="ru-RU"/>
+        </w:rPr>
+      </w:pPr>
+      <w:r>
+        <w:rPr>
+          <w:lang w:val="ru-RU"/>
+        </w:rPr>
+        <w:t>Использовать унифицированные форматы данных (JSON для API).</w:t>
+      </w:r>
+    </w:p>
+    <w:p>
+      <w:pPr>
+        <w:pStyle w:val="BodyText"/>
+        <w:rPr>
+          <w:lang w:val="ru-RU"/>
+        </w:rPr>
+      </w:pPr>
+      <w:r>
+        <w:rPr>
+          <w:lang w:val="ru-RU"/>
+        </w:rPr>
+        <w:t>Документацию оформлять в соответствии с общепринятыми требованиями к оформлению технической документации.</w:t>
+      </w:r>
+    </w:p>
+    <w:p>
+      <w:pPr>
+        <w:pStyle w:val="BodyText"/>
+        <w:rPr>
+          <w:lang w:val="ru-RU"/>
+        </w:rPr>
+      </w:pPr>
+      <w:r>
+        <w:rPr>
+          <w:lang w:val="ru-RU"/>
+        </w:rPr>
+        <w:t>Именование переменных, функций, классов должно быть осмысленным и соответствовать принятым в проекте соглашениям.</w:t>
       </w:r>
     </w:p>
     <w:p>
@@ -8119,124 +8251,8 @@
           <w:lang w:val="ru-RU"/>
         </w:rPr>
       </w:pPr>
-      <w:bookmarkStart w:id="49" w:name="__RefHeading___Toc503_2363055178"/>
+      <w:bookmarkStart w:id="49" w:name="__RefHeading___Toc507_2363055178"/>
       <w:bookmarkEnd w:id="49"/>
-      <w:r>
-        <w:rPr>
-          <w:lang w:val="ru-RU"/>
-        </w:rPr>
-        <w:t>Требования к патентной чистоте и патентоспособности</w:t>
-      </w:r>
-    </w:p>
-    <w:p>
-      <w:pPr>
-        <w:pStyle w:val="BodyText"/>
-        <w:rPr>
-          <w:lang w:val="ru-RU"/>
-        </w:rPr>
-      </w:pPr>
-      <w:r>
-        <w:rPr>
-          <w:lang w:val="ru-RU"/>
-        </w:rPr>
-        <w:t>Разработка должна выполняться с использованием свободно распространяемого и лицензионно чистого программного обеспечения (Open Source или с соответствующими лицензиями).</w:t>
-      </w:r>
-    </w:p>
-    <w:p>
-      <w:pPr>
-        <w:pStyle w:val="BodyText"/>
-        <w:rPr>
-          <w:lang w:val="ru-RU"/>
-        </w:rPr>
-      </w:pPr>
-      <w:r>
-        <w:rPr>
-          <w:lang w:val="ru-RU"/>
-        </w:rPr>
-        <w:t>При использовании сторонних библиотек необходимо соблюдать условия их лицензий.</w:t>
-      </w:r>
-    </w:p>
-    <w:p>
-      <w:pPr>
-        <w:pStyle w:val="Heading3"/>
-        <w:rPr>
-          <w:lang w:val="ru-RU"/>
-        </w:rPr>
-      </w:pPr>
-      <w:bookmarkStart w:id="50" w:name="__RefHeading___Toc505_2363055178"/>
-      <w:bookmarkEnd w:id="50"/>
-      <w:r>
-        <w:rPr>
-          <w:lang w:val="ru-RU"/>
-        </w:rPr>
-        <w:t>Требования по стандартизации и унификации</w:t>
-      </w:r>
-    </w:p>
-    <w:p>
-      <w:pPr>
-        <w:pStyle w:val="BodyText"/>
-        <w:rPr>
-          <w:lang w:val="ru-RU"/>
-        </w:rPr>
-      </w:pPr>
-      <w:r>
-        <w:rPr>
-          <w:lang w:val="ru-RU"/>
-        </w:rPr>
-        <w:t>При разработке следует применять стандарты оформления кода PEP 8 для Python.</w:t>
-      </w:r>
-    </w:p>
-    <w:p>
-      <w:pPr>
-        <w:pStyle w:val="BodyText"/>
-        <w:rPr>
-          <w:lang w:val="ru-RU"/>
-        </w:rPr>
-      </w:pPr>
-      <w:r>
-        <w:rPr>
-          <w:lang w:val="ru-RU"/>
-        </w:rPr>
-        <w:t>Использовать унифицированные форматы данных (JSON для API).</w:t>
-      </w:r>
-    </w:p>
-    <w:p>
-      <w:pPr>
-        <w:pStyle w:val="BodyText"/>
-        <w:rPr>
-          <w:lang w:val="ru-RU"/>
-        </w:rPr>
-      </w:pPr>
-      <w:r>
-        <w:rPr>
-          <w:lang w:val="ru-RU"/>
-        </w:rPr>
-        <w:t>Документацию оформлять в соответствии с общепринятыми требованиями к оформлению технической документации.</w:t>
-      </w:r>
-    </w:p>
-    <w:p>
-      <w:pPr>
-        <w:pStyle w:val="BodyText"/>
-        <w:rPr>
-          <w:lang w:val="ru-RU"/>
-        </w:rPr>
-      </w:pPr>
-      <w:r>
-        <w:rPr>
-          <w:lang w:val="ru-RU"/>
-        </w:rPr>
-        <w:t>Именование переменных, функций, классов должно быть осмысленным и соответствовать принятым в проекте соглашениям.</w:t>
-      </w:r>
-    </w:p>
-    <w:p>
-      <w:pPr>
-        <w:pStyle w:val="Heading3"/>
-        <w:rPr>
-          <w:lang w:val="ru-RU"/>
-        </w:rPr>
-      </w:pPr>
-      <w:bookmarkStart w:id="51" w:name="__RefHeading___Toc507_2363055178"/>
-      <w:bookmarkEnd w:id="51"/>
       <w:r>
         <w:rPr>
           <w:lang w:val="ru-RU"/>
@@ -8311,123 +8327,117 @@
           <w:lang w:val="ru-RU"/>
         </w:rPr>
       </w:pPr>
-      <w:bookmarkStart w:id="52" w:name="__RefHeading___Toc191_884528406"/>
+      <w:bookmarkStart w:id="50" w:name="__RefHeading___Toc191_884528406"/>
+      <w:bookmarkEnd w:id="50"/>
+      <w:r>
+        <w:rPr>
+          <w:lang w:val="ru-RU"/>
+        </w:rPr>
+        <w:t>Состав и содержание работ по созданию Подсистемы</w:t>
+      </w:r>
+    </w:p>
+    <w:p>
+      <w:pPr>
+        <w:pStyle w:val="BodyText"/>
+        <w:rPr>
+          <w:lang w:val="ru-RU"/>
+        </w:rPr>
+      </w:pPr>
+      <w:r>
+        <w:rPr>
+          <w:lang w:val="ru-RU"/>
+        </w:rPr>
+        <w:t xml:space="preserve">Разработка Подсистемы автоматического напоминания о занятиях осуществляется поэтапно в соответствии с календарным планом, приведённым в таблице </w:t>
+      </w:r>
+      <w:r>
+        <w:rPr>
+          <w:lang w:val="ru-RU"/>
+        </w:rPr>
+        <w:fldChar w:fldCharType="begin"/>
+      </w:r>
+      <w:r>
+        <w:rPr>
+          <w:lang w:val="ru-RU"/>
+        </w:rPr>
+        <w:instrText xml:space="preserve"> REF Ref_Таблица1_number_only \h </w:instrText>
+      </w:r>
+      <w:r>
+        <w:rPr>
+          <w:lang w:val="ru-RU"/>
+        </w:rPr>
+        <w:fldChar w:fldCharType="separate"/>
+      </w:r>
+      <w:r>
+        <w:rPr>
+          <w:lang w:val="ru-RU"/>
+        </w:rPr>
+        <w:t>2</w:t>
+      </w:r>
+      <w:r>
+        <w:rPr>
+          <w:lang w:val="ru-RU"/>
+        </w:rPr>
+        <w:fldChar w:fldCharType="end"/>
+      </w:r>
+      <w:r>
+        <w:rPr>
+          <w:lang w:val="ru-RU"/>
+        </w:rPr>
+        <w:t>.</w:t>
+      </w:r>
+    </w:p>
+    <w:p>
+      <w:pPr>
+        <w:pStyle w:val="Style20"/>
+        <w:rPr>
+          <w:lang w:val="ru-RU"/>
+        </w:rPr>
+      </w:pPr>
+      <w:r>
+        <w:rPr>
+          <w:lang w:val="ru-RU"/>
+        </w:rPr>
+        <w:t xml:space="preserve">Таблица </w:t>
+      </w:r>
+      <w:bookmarkStart w:id="51" w:name="Ref_Таблица0_number_only_Копия_1"/>
+      <w:bookmarkStart w:id="52" w:name="Ref_Таблица1_number_only"/>
+      <w:r>
+        <w:rPr>
+          <w:lang w:val="ru-RU"/>
+        </w:rPr>
+        <w:fldChar w:fldCharType="begin"/>
+      </w:r>
+      <w:r>
+        <w:rPr>
+          <w:lang w:val="ru-RU"/>
+        </w:rPr>
+        <w:instrText xml:space="preserve"> SEQ Таблица \* ARABIC </w:instrText>
+      </w:r>
+      <w:r>
+        <w:rPr>
+          <w:lang w:val="ru-RU"/>
+        </w:rPr>
+        <w:fldChar w:fldCharType="separate"/>
+      </w:r>
+      <w:r>
+        <w:rPr>
+          <w:lang w:val="ru-RU"/>
+        </w:rPr>
+        <w:t>2</w:t>
+      </w:r>
+      <w:r>
+        <w:rPr>
+          <w:lang w:val="ru-RU"/>
+        </w:rPr>
+        <w:fldChar w:fldCharType="end"/>
+      </w:r>
+      <w:bookmarkEnd w:id="51"/>
       <w:bookmarkEnd w:id="52"/>
       <w:r>
         <w:rPr>
           <w:lang w:val="ru-RU"/>
         </w:rPr>
-        <w:t>Состав и содержание работ по созданию Подсистемы</w:t>
-      </w:r>
-    </w:p>
-    <w:p>
-      <w:pPr>
-        <w:pStyle w:val="BodyText"/>
-        <w:rPr>
-          <w:lang w:val="ru-RU"/>
-        </w:rPr>
-      </w:pPr>
-      <w:r>
-        <w:rPr>
-          <w:lang w:val="ru-RU"/>
-        </w:rPr>
-        <w:t xml:space="preserve">Разработка Подсистемы автоматического напоминания о занятиях осуществляется поэтапно в соответствии с календарным планом, приведённым в таблице </w:t>
-      </w:r>
-      <w:r>
-        <w:rPr>
-          <w:lang w:val="ru-RU"/>
-        </w:rPr>
-        <w:fldChar w:fldCharType="begin"/>
-      </w:r>
-      <w:r>
-        <w:rPr>
-          <w:lang w:val="ru-RU"/>
-        </w:rPr>
-        <w:instrText xml:space="preserve"> REF Ref_Таблица1_number_only \h </w:instrText>
-      </w:r>
-      <w:r>
-        <w:rPr>
-          <w:lang w:val="ru-RU"/>
-        </w:rPr>
-        <w:fldChar w:fldCharType="separate"/>
-      </w:r>
-      <w:r>
-        <w:rPr>
-          <w:lang w:val="ru-RU"/>
-        </w:rPr>
-        <w:t>2</w:t>
-      </w:r>
-      <w:r>
-        <w:rPr>
-          <w:lang w:val="ru-RU"/>
-        </w:rPr>
-        <w:fldChar w:fldCharType="end"/>
-      </w:r>
-      <w:r>
-        <w:rPr>
-          <w:lang w:val="ru-RU"/>
-        </w:rPr>
-        <w:t>.</w:t>
-      </w:r>
-    </w:p>
-    <w:p>
-      <w:pPr>
-        <w:pStyle w:val="user6"/>
-        <w:rPr>
-          <w:lang w:val="ru-RU"/>
-        </w:rPr>
-      </w:pPr>
-      <w:r>
-        <w:rPr>
-          <w:lang w:val="ru-RU"/>
-        </w:rPr>
-        <w:t xml:space="preserve">Таблица </w:t>
-      </w:r>
-      <w:bookmarkStart w:id="53" w:name="Ref_Таблица0_number_only_Копия_1"/>
-      <w:bookmarkStart w:id="54" w:name="Ref_Таблица1_number_only"/>
-      <w:r>
-        <w:rPr>
-          <w:lang w:val="ru-RU"/>
-        </w:rPr>
-        <w:fldChar w:fldCharType="begin"/>
-      </w:r>
-      <w:r>
-        <w:rPr>
-          <w:lang w:val="ru-RU"/>
-        </w:rPr>
-        <w:instrText xml:space="preserve"> SEQ Таблица \* ARABIC </w:instrText>
-      </w:r>
-      <w:r>
-        <w:rPr>
-          <w:lang w:val="ru-RU"/>
-        </w:rPr>
-        <w:fldChar w:fldCharType="separate"/>
-      </w:r>
-      <w:r>
-        <w:rPr>
-          <w:lang w:val="ru-RU"/>
-        </w:rPr>
-        <w:t>2</w:t>
-      </w:r>
-      <w:r>
-        <w:rPr>
-          <w:lang w:val="ru-RU"/>
-        </w:rPr>
-        <w:fldChar w:fldCharType="end"/>
-      </w:r>
-      <w:bookmarkEnd w:id="54"/>
-      <w:bookmarkEnd w:id="53"/>
-      <w:r>
-        <w:rPr>
-          <w:lang w:val="ru-RU"/>
-        </w:rPr>
-        <w:t xml:space="preserve"> </w:t>
-      </w:r>
-      <w:r>
-        <w:rPr>
-          <w:lang w:val="ru-RU"/>
-        </w:rPr>
-        <w:t>– Календарный план работ по созданию Подсистемы</w:t>
+        <w:t xml:space="preserve"> – Календарный план работ по созданию Подсистемы</w:t>
       </w:r>
     </w:p>
     <w:tbl>
@@ -8467,7 +8477,7 @@
           </w:tcPr>
           <w:p>
             <w:pPr>
-              <w:pStyle w:val="Style21"/>
+              <w:pStyle w:val="user7"/>
               <w:jc w:val="center"/>
               <w:rPr>
                 <w:b/>
@@ -8496,7 +8506,7 @@
           </w:tcPr>
           <w:p>
             <w:pPr>
-              <w:pStyle w:val="Style21"/>
+              <w:pStyle w:val="user7"/>
               <w:jc w:val="center"/>
               <w:rPr>
                 <w:b/>
@@ -8525,7 +8535,7 @@
           </w:tcPr>
           <w:p>
             <w:pPr>
-              <w:pStyle w:val="Style21"/>
+              <w:pStyle w:val="user7"/>
               <w:jc w:val="center"/>
               <w:rPr>
                 <w:b/>
@@ -8555,7 +8565,7 @@
           </w:tcPr>
           <w:p>
             <w:pPr>
-              <w:pStyle w:val="Style21"/>
+              <w:pStyle w:val="user7"/>
               <w:jc w:val="center"/>
               <w:rPr>
                 <w:b/>
@@ -8586,7 +8596,7 @@
           </w:tcPr>
           <w:p>
             <w:pPr>
-              <w:pStyle w:val="Style21"/>
+              <w:pStyle w:val="user7"/>
               <w:jc w:val="left"/>
               <w:rPr>
                 <w:lang w:val="ru-RU"/>
@@ -8611,7 +8621,7 @@
           </w:tcPr>
           <w:p>
             <w:pPr>
-              <w:pStyle w:val="Style21"/>
+              <w:pStyle w:val="user7"/>
               <w:jc w:val="left"/>
               <w:rPr>
                 <w:lang w:val="ru-RU"/>
@@ -8626,7 +8636,7 @@
           </w:p>
           <w:p>
             <w:pPr>
-              <w:pStyle w:val="Style21"/>
+              <w:pStyle w:val="user7"/>
               <w:jc w:val="left"/>
               <w:rPr>
                 <w:lang w:val="ru-RU"/>
@@ -8641,7 +8651,7 @@
           </w:p>
           <w:p>
             <w:pPr>
-              <w:pStyle w:val="Style21"/>
+              <w:pStyle w:val="user7"/>
               <w:jc w:val="left"/>
               <w:rPr>
                 <w:lang w:val="ru-RU"/>
@@ -8666,7 +8676,7 @@
           </w:tcPr>
           <w:p>
             <w:pPr>
-              <w:pStyle w:val="Style21"/>
+              <w:pStyle w:val="user7"/>
               <w:jc w:val="center"/>
               <w:rPr>
                 <w:lang w:val="ru-RU"/>
@@ -8692,7 +8702,7 @@
           </w:tcPr>
           <w:p>
             <w:pPr>
-              <w:pStyle w:val="Style21"/>
+              <w:pStyle w:val="user7"/>
               <w:jc w:val="left"/>
               <w:rPr>
                 <w:lang w:val="ru-RU"/>
@@ -8722,7 +8732,7 @@
           </w:tcPr>
           <w:p>
             <w:pPr>
-              <w:pStyle w:val="Style21"/>
+              <w:pStyle w:val="user7"/>
               <w:jc w:val="left"/>
               <w:rPr>
                 <w:lang w:val="ru-RU"/>
@@ -8747,7 +8757,7 @@
           </w:tcPr>
           <w:p>
             <w:pPr>
-              <w:pStyle w:val="Style21"/>
+              <w:pStyle w:val="user7"/>
               <w:jc w:val="left"/>
               <w:rPr>
                 <w:lang w:val="ru-RU"/>
@@ -8762,7 +8772,7 @@
           </w:p>
           <w:p>
             <w:pPr>
-              <w:pStyle w:val="Style21"/>
+              <w:pStyle w:val="user7"/>
               <w:jc w:val="left"/>
               <w:rPr>
                 <w:lang w:val="ru-RU"/>
@@ -8777,7 +8787,7 @@
           </w:p>
           <w:p>
             <w:pPr>
-              <w:pStyle w:val="Style21"/>
+              <w:pStyle w:val="user7"/>
               <w:jc w:val="left"/>
               <w:rPr>
                 <w:lang w:val="ru-RU"/>
@@ -8792,7 +8802,7 @@
           </w:p>
           <w:p>
             <w:pPr>
-              <w:pStyle w:val="Style21"/>
+              <w:pStyle w:val="user7"/>
               <w:jc w:val="left"/>
               <w:rPr>
                 <w:lang w:val="ru-RU"/>
@@ -8817,7 +8827,7 @@
           </w:tcPr>
           <w:p>
             <w:pPr>
-              <w:pStyle w:val="Style21"/>
+              <w:pStyle w:val="user7"/>
               <w:jc w:val="center"/>
               <w:rPr>
                 <w:lang w:val="ru-RU"/>
@@ -8843,7 +8853,7 @@
           </w:tcPr>
           <w:p>
             <w:pPr>
-              <w:pStyle w:val="Style21"/>
+              <w:pStyle w:val="user7"/>
               <w:jc w:val="left"/>
               <w:rPr>
                 <w:lang w:val="ru-RU"/>
@@ -8873,7 +8883,7 @@
           </w:tcPr>
           <w:p>
             <w:pPr>
-              <w:pStyle w:val="Style21"/>
+              <w:pStyle w:val="user7"/>
               <w:jc w:val="left"/>
               <w:rPr>
                 <w:lang w:val="ru-RU"/>
@@ -8898,7 +8908,7 @@
           </w:tcPr>
           <w:p>
             <w:pPr>
-              <w:pStyle w:val="Style21"/>
+              <w:pStyle w:val="user7"/>
               <w:jc w:val="left"/>
               <w:rPr>
                 <w:lang w:val="ru-RU"/>
@@ -8949,7 +8959,7 @@
           </w:p>
           <w:p>
             <w:pPr>
-              <w:pStyle w:val="Style21"/>
+              <w:pStyle w:val="user7"/>
               <w:jc w:val="left"/>
               <w:rPr>
                 <w:lang w:val="ru-RU"/>
@@ -8964,7 +8974,7 @@
           </w:p>
           <w:p>
             <w:pPr>
-              <w:pStyle w:val="Style21"/>
+              <w:pStyle w:val="user7"/>
               <w:jc w:val="left"/>
               <w:rPr>
                 <w:lang w:val="ru-RU"/>
@@ -8989,7 +8999,7 @@
           </w:tcPr>
           <w:p>
             <w:pPr>
-              <w:pStyle w:val="Style21"/>
+              <w:pStyle w:val="user7"/>
               <w:jc w:val="center"/>
               <w:rPr>
                 <w:lang w:val="ru-RU"/>
@@ -9015,7 +9025,7 @@
           </w:tcPr>
           <w:p>
             <w:pPr>
-              <w:pStyle w:val="Style21"/>
+              <w:pStyle w:val="user7"/>
               <w:jc w:val="left"/>
               <w:rPr>
                 <w:lang w:val="ru-RU"/>
@@ -9045,7 +9055,7 @@
           </w:tcPr>
           <w:p>
             <w:pPr>
-              <w:pStyle w:val="Style21"/>
+              <w:pStyle w:val="user7"/>
               <w:jc w:val="left"/>
               <w:rPr>
                 <w:lang w:val="ru-RU"/>
@@ -9070,7 +9080,7 @@
           </w:tcPr>
           <w:p>
             <w:pPr>
-              <w:pStyle w:val="Style21"/>
+              <w:pStyle w:val="user7"/>
               <w:jc w:val="left"/>
               <w:rPr>
                 <w:lang w:val="ru-RU"/>
@@ -9085,7 +9095,7 @@
           </w:p>
           <w:p>
             <w:pPr>
-              <w:pStyle w:val="Style21"/>
+              <w:pStyle w:val="user7"/>
               <w:jc w:val="left"/>
               <w:rPr>
                 <w:lang w:val="ru-RU"/>
@@ -9100,7 +9110,7 @@
           </w:p>
           <w:p>
             <w:pPr>
-              <w:pStyle w:val="Style21"/>
+              <w:pStyle w:val="user7"/>
               <w:jc w:val="left"/>
               <w:rPr>
                 <w:lang w:val="ru-RU"/>
@@ -9151,7 +9161,7 @@
           </w:p>
           <w:p>
             <w:pPr>
-              <w:pStyle w:val="Style21"/>
+              <w:pStyle w:val="user7"/>
               <w:jc w:val="left"/>
               <w:rPr>
                 <w:lang w:val="ru-RU"/>
@@ -9166,7 +9176,7 @@
           </w:p>
           <w:p>
             <w:pPr>
-              <w:pStyle w:val="Style21"/>
+              <w:pStyle w:val="user7"/>
               <w:jc w:val="left"/>
               <w:rPr>
                 <w:lang w:val="ru-RU"/>
@@ -9191,7 +9201,7 @@
           </w:tcPr>
           <w:p>
             <w:pPr>
-              <w:pStyle w:val="Style21"/>
+              <w:pStyle w:val="user7"/>
               <w:jc w:val="center"/>
               <w:rPr>
                 <w:lang w:val="ru-RU"/>
@@ -9217,7 +9227,7 @@
           </w:tcPr>
           <w:p>
             <w:pPr>
-              <w:pStyle w:val="Style21"/>
+              <w:pStyle w:val="user7"/>
               <w:jc w:val="left"/>
               <w:rPr>
                 <w:lang w:val="ru-RU"/>
@@ -9235,7 +9245,7 @@
     </w:tbl>
     <w:p>
       <w:pPr>
-        <w:pStyle w:val="user6"/>
+        <w:pStyle w:val="Style20"/>
         <w:rPr>
           <w:lang w:val="ru-RU"/>
         </w:rPr>
@@ -9313,7 +9323,7 @@
           </w:tcPr>
           <w:p>
             <w:pPr>
-              <w:pStyle w:val="Style21"/>
+              <w:pStyle w:val="user7"/>
               <w:jc w:val="center"/>
               <w:rPr>
                 <w:b/>
@@ -9342,7 +9352,7 @@
           </w:tcPr>
           <w:p>
             <w:pPr>
-              <w:pStyle w:val="Style21"/>
+              <w:pStyle w:val="user7"/>
               <w:jc w:val="center"/>
               <w:rPr>
                 <w:b/>
@@ -9371,7 +9381,7 @@
           </w:tcPr>
           <w:p>
             <w:pPr>
-              <w:pStyle w:val="Style21"/>
+              <w:pStyle w:val="user7"/>
               <w:jc w:val="center"/>
               <w:rPr>
                 <w:b/>
@@ -9401,7 +9411,7 @@
           </w:tcPr>
           <w:p>
             <w:pPr>
-              <w:pStyle w:val="Style21"/>
+              <w:pStyle w:val="user7"/>
               <w:jc w:val="center"/>
               <w:rPr>
                 <w:b/>
@@ -9434,7 +9444,7 @@
           </w:tcPr>
           <w:p>
             <w:pPr>
-              <w:pStyle w:val="Style21"/>
+              <w:pStyle w:val="user7"/>
               <w:jc w:val="left"/>
               <w:rPr>
                 <w:lang w:val="ru-RU"/>
@@ -9459,7 +9469,7 @@
           </w:tcPr>
           <w:p>
             <w:pPr>
-              <w:pStyle w:val="Style21"/>
+              <w:pStyle w:val="user7"/>
               <w:jc w:val="left"/>
               <w:rPr>
                 <w:lang w:val="ru-RU"/>
@@ -9474,7 +9484,7 @@
           </w:p>
           <w:p>
             <w:pPr>
-              <w:pStyle w:val="Style21"/>
+              <w:pStyle w:val="user7"/>
               <w:jc w:val="left"/>
               <w:rPr>
                 <w:lang w:val="ru-RU"/>
@@ -9489,7 +9499,7 @@
           </w:p>
           <w:p>
             <w:pPr>
-              <w:pStyle w:val="Style21"/>
+              <w:pStyle w:val="user7"/>
               <w:jc w:val="left"/>
               <w:rPr>
                 <w:lang w:val="ru-RU"/>
@@ -9514,7 +9524,7 @@
           </w:tcPr>
           <w:p>
             <w:pPr>
-              <w:pStyle w:val="Style21"/>
+              <w:pStyle w:val="user7"/>
               <w:jc w:val="center"/>
               <w:rPr>
                 <w:lang w:val="ru-RU"/>
@@ -9540,7 +9550,7 @@
           </w:tcPr>
           <w:p>
             <w:pPr>
-              <w:pStyle w:val="Style21"/>
+              <w:pStyle w:val="user7"/>
               <w:jc w:val="left"/>
               <w:rPr>
                 <w:lang w:val="ru-RU"/>
@@ -9570,7 +9580,7 @@
           </w:tcPr>
           <w:p>
             <w:pPr>
-              <w:pStyle w:val="Style21"/>
+              <w:pStyle w:val="user7"/>
               <w:jc w:val="left"/>
               <w:rPr>
                 <w:lang w:val="ru-RU"/>
@@ -9595,7 +9605,7 @@
           </w:tcPr>
           <w:p>
             <w:pPr>
-              <w:pStyle w:val="Style21"/>
+              <w:pStyle w:val="user7"/>
               <w:jc w:val="left"/>
               <w:rPr>
                 <w:lang w:val="ru-RU"/>
@@ -9610,7 +9620,7 @@
           </w:p>
           <w:p>
             <w:pPr>
-              <w:pStyle w:val="Style21"/>
+              <w:pStyle w:val="user7"/>
               <w:jc w:val="left"/>
               <w:rPr>
                 <w:lang w:val="ru-RU"/>
@@ -9625,7 +9635,7 @@
           </w:p>
           <w:p>
             <w:pPr>
-              <w:pStyle w:val="Style21"/>
+              <w:pStyle w:val="user7"/>
               <w:jc w:val="left"/>
               <w:rPr>
                 <w:lang w:val="ru-RU"/>
@@ -9640,7 +9650,7 @@
           </w:p>
           <w:p>
             <w:pPr>
-              <w:pStyle w:val="Style21"/>
+              <w:pStyle w:val="user7"/>
               <w:jc w:val="left"/>
               <w:rPr>
                 <w:lang w:val="ru-RU"/>
@@ -9665,7 +9675,7 @@
           </w:tcPr>
           <w:p>
             <w:pPr>
-              <w:pStyle w:val="Style21"/>
+              <w:pStyle w:val="user7"/>
               <w:jc w:val="center"/>
               <w:rPr>
                 <w:lang w:val="ru-RU"/>
@@ -9691,7 +9701,7 @@
           </w:tcPr>
           <w:p>
             <w:pPr>
-              <w:pStyle w:val="Style21"/>
+              <w:pStyle w:val="user7"/>
               <w:jc w:val="left"/>
               <w:rPr>
                 <w:lang w:val="ru-RU"/>
@@ -9731,8 +9741,8 @@
           <w:lang w:val="ru-RU"/>
         </w:rPr>
       </w:pPr>
-      <w:bookmarkStart w:id="55" w:name="__RefHeading___Toc193_884528406"/>
-      <w:bookmarkEnd w:id="55"/>
+      <w:bookmarkStart w:id="53" w:name="__RefHeading___Toc193_884528406"/>
+      <w:bookmarkEnd w:id="53"/>
       <w:r>
         <w:rPr>
           <w:lang w:val="ru-RU"/>
@@ -9747,8 +9757,8 @@
           <w:lang w:val="ru-RU"/>
         </w:rPr>
       </w:pPr>
-      <w:bookmarkStart w:id="56" w:name="__RefHeading___Toc2523_345898378"/>
-      <w:bookmarkEnd w:id="56"/>
+      <w:bookmarkStart w:id="54" w:name="__RefHeading___Toc2523_345898378"/>
+      <w:bookmarkEnd w:id="54"/>
       <w:r>
         <w:rPr>
           <w:lang w:val="ru-RU"/>
@@ -9885,8 +9895,8 @@
           <w:lang w:val="ru-RU"/>
         </w:rPr>
       </w:pPr>
-      <w:bookmarkStart w:id="57" w:name="__RefHeading___Toc2525_345898378"/>
-      <w:bookmarkEnd w:id="57"/>
+      <w:bookmarkStart w:id="55" w:name="__RefHeading___Toc2525_345898378"/>
+      <w:bookmarkEnd w:id="55"/>
       <w:r>
         <w:rPr>
           <w:lang w:val="ru-RU"/>
@@ -9987,8 +9997,8 @@
           <w:lang w:val="ru-RU"/>
         </w:rPr>
       </w:pPr>
-      <w:bookmarkStart w:id="58" w:name="__RefHeading___Toc2527_345898378"/>
-      <w:bookmarkEnd w:id="58"/>
+      <w:bookmarkStart w:id="56" w:name="__RefHeading___Toc2527_345898378"/>
+      <w:bookmarkEnd w:id="56"/>
       <w:r>
         <w:rPr>
           <w:lang w:val="ru-RU"/>
@@ -9998,7 +10008,7 @@
     </w:p>
     <w:p>
       <w:pPr>
-        <w:pStyle w:val="Style20"/>
+        <w:pStyle w:val="user6"/>
         <w:rPr>
           <w:lang w:val="ru-RU"/>
         </w:rPr>
@@ -10081,7 +10091,7 @@
           </w:tcPr>
           <w:p>
             <w:pPr>
-              <w:pStyle w:val="user4"/>
+              <w:pStyle w:val="Style18"/>
               <w:keepNext w:val="true"/>
               <w:jc w:val="center"/>
               <w:rPr>
@@ -10112,7 +10122,7 @@
           </w:tcPr>
           <w:p>
             <w:pPr>
-              <w:pStyle w:val="user4"/>
+              <w:pStyle w:val="Style18"/>
               <w:jc w:val="center"/>
               <w:rPr>
                 <w:b/>
@@ -10145,7 +10155,7 @@
           </w:tcPr>
           <w:p>
             <w:pPr>
-              <w:pStyle w:val="user4"/>
+              <w:pStyle w:val="Style18"/>
               <w:keepNext w:val="true"/>
               <w:jc w:val="left"/>
               <w:rPr>
@@ -10172,7 +10182,7 @@
           </w:tcPr>
           <w:p>
             <w:pPr>
-              <w:pStyle w:val="user4"/>
+              <w:pStyle w:val="Style18"/>
               <w:numPr>
                 <w:ilvl w:val="0"/>
                 <w:numId w:val="3"/>
@@ -10205,7 +10215,7 @@
           </w:tcPr>
           <w:p>
             <w:pPr>
-              <w:pStyle w:val="user4"/>
+              <w:pStyle w:val="Style18"/>
               <w:keepNext w:val="true"/>
               <w:jc w:val="left"/>
               <w:rPr>
@@ -10232,7 +10242,7 @@
           </w:tcPr>
           <w:p>
             <w:pPr>
-              <w:pStyle w:val="user4"/>
+              <w:pStyle w:val="Style18"/>
               <w:numPr>
                 <w:ilvl w:val="0"/>
                 <w:numId w:val="3"/>
@@ -10250,7 +10260,7 @@
           </w:p>
           <w:p>
             <w:pPr>
-              <w:pStyle w:val="user4"/>
+              <w:pStyle w:val="Style18"/>
               <w:numPr>
                 <w:ilvl w:val="0"/>
                 <w:numId w:val="3"/>
@@ -10268,7 +10278,7 @@
           </w:p>
           <w:p>
             <w:pPr>
-              <w:pStyle w:val="user4"/>
+              <w:pStyle w:val="Style18"/>
               <w:numPr>
                 <w:ilvl w:val="0"/>
                 <w:numId w:val="3"/>
@@ -10301,7 +10311,7 @@
           </w:tcPr>
           <w:p>
             <w:pPr>
-              <w:pStyle w:val="user4"/>
+              <w:pStyle w:val="Style18"/>
               <w:keepNext w:val="true"/>
               <w:jc w:val="left"/>
               <w:rPr>
@@ -10328,7 +10338,7 @@
           </w:tcPr>
           <w:p>
             <w:pPr>
-              <w:pStyle w:val="user4"/>
+              <w:pStyle w:val="Style18"/>
               <w:numPr>
                 <w:ilvl w:val="0"/>
                 <w:numId w:val="3"/>
@@ -10346,7 +10356,7 @@
           </w:p>
           <w:p>
             <w:pPr>
-              <w:pStyle w:val="user4"/>
+              <w:pStyle w:val="Style18"/>
               <w:numPr>
                 <w:ilvl w:val="0"/>
                 <w:numId w:val="3"/>
@@ -10379,7 +10389,7 @@
           </w:tcPr>
           <w:p>
             <w:pPr>
-              <w:pStyle w:val="user4"/>
+              <w:pStyle w:val="Style18"/>
               <w:keepNext w:val="true"/>
               <w:jc w:val="left"/>
               <w:rPr>
@@ -10406,7 +10416,7 @@
           </w:tcPr>
           <w:p>
             <w:pPr>
-              <w:pStyle w:val="user4"/>
+              <w:pStyle w:val="Style18"/>
               <w:numPr>
                 <w:ilvl w:val="0"/>
                 <w:numId w:val="3"/>
@@ -10424,7 +10434,7 @@
           </w:p>
           <w:p>
             <w:pPr>
-              <w:pStyle w:val="user4"/>
+              <w:pStyle w:val="Style18"/>
               <w:numPr>
                 <w:ilvl w:val="0"/>
                 <w:numId w:val="3"/>
@@ -10457,7 +10467,7 @@
           </w:tcPr>
           <w:p>
             <w:pPr>
-              <w:pStyle w:val="user4"/>
+              <w:pStyle w:val="Style18"/>
               <w:keepNext w:val="true"/>
               <w:jc w:val="left"/>
               <w:rPr>
@@ -10484,7 +10494,7 @@
           </w:tcPr>
           <w:p>
             <w:pPr>
-              <w:pStyle w:val="user4"/>
+              <w:pStyle w:val="Style18"/>
               <w:numPr>
                 <w:ilvl w:val="0"/>
                 <w:numId w:val="3"/>
@@ -10517,7 +10527,7 @@
           </w:tcPr>
           <w:p>
             <w:pPr>
-              <w:pStyle w:val="user4"/>
+              <w:pStyle w:val="Style18"/>
               <w:jc w:val="left"/>
               <w:rPr>
                 <w:lang w:val="ru-RU"/>
@@ -10543,7 +10553,7 @@
           </w:tcPr>
           <w:p>
             <w:pPr>
-              <w:pStyle w:val="user4"/>
+              <w:pStyle w:val="Style18"/>
               <w:numPr>
                 <w:ilvl w:val="0"/>
                 <w:numId w:val="3"/>
@@ -10561,7 +10571,7 @@
           </w:p>
           <w:p>
             <w:pPr>
-              <w:pStyle w:val="user4"/>
+              <w:pStyle w:val="Style18"/>
               <w:numPr>
                 <w:ilvl w:val="0"/>
                 <w:numId w:val="3"/>
@@ -10587,27 +10597,123 @@
           <w:lang w:val="ru-RU"/>
         </w:rPr>
       </w:pPr>
-      <w:bookmarkStart w:id="59" w:name="__RefHeading___Toc2529_345898378"/>
+      <w:bookmarkStart w:id="57" w:name="__RefHeading___Toc2529_345898378"/>
+      <w:bookmarkEnd w:id="57"/>
+      <w:r>
+        <w:rPr>
+          <w:lang w:val="ru-RU"/>
+        </w:rPr>
+        <w:t>Порядок проведения экспертизы технической документации</w:t>
+      </w:r>
+    </w:p>
+    <w:p>
+      <w:pPr>
+        <w:pStyle w:val="BodyText"/>
+        <w:rPr>
+          <w:lang w:val="ru-RU"/>
+        </w:rPr>
+      </w:pPr>
+      <w:r>
+        <w:rPr>
+          <w:lang w:val="ru-RU"/>
+        </w:rPr>
+        <w:t>Экспертиза технической документации проводится Заказчиком на этапе приёмки результатов каждого этапа. Замечания и предложения оформляются письменно или фиксируются в протоколе согласования. Разработчик обязан устранить замечания в согласованные сроки (не более 3 рабочих дней) и представить доработанные материалы.</w:t>
+      </w:r>
+    </w:p>
+    <w:p>
+      <w:pPr>
+        <w:pStyle w:val="Heading2"/>
+        <w:rPr>
+          <w:lang w:val="ru-RU"/>
+        </w:rPr>
+      </w:pPr>
+      <w:bookmarkStart w:id="58" w:name="__RefHeading___Toc2531_345898378"/>
+      <w:bookmarkEnd w:id="58"/>
+      <w:r>
+        <w:rPr>
+          <w:lang w:val="ru-RU"/>
+        </w:rPr>
+        <w:t>Перечень макетов, порядок их разработки, изготовления, испытаний, необходимость разработки на них документации, программы и методик испытаний</w:t>
+      </w:r>
+    </w:p>
+    <w:p>
+      <w:pPr>
+        <w:pStyle w:val="BodyText"/>
+        <w:rPr>
+          <w:lang w:val="ru-RU"/>
+        </w:rPr>
+      </w:pPr>
+      <w:r>
+        <w:rPr>
+          <w:lang w:val="ru-RU"/>
+        </w:rPr>
+        <w:t>Разработка макетов на этапе проектирования не предусмотрена, так как создаётся программный продукт. Допускается создание прототипов интерфейса для согласования с Заказчиком, но они не являются обязательными.</w:t>
+      </w:r>
+    </w:p>
+    <w:p>
+      <w:pPr>
+        <w:pStyle w:val="Heading2"/>
+        <w:rPr>
+          <w:lang w:val="ru-RU"/>
+        </w:rPr>
+      </w:pPr>
+      <w:bookmarkStart w:id="59" w:name="__RefHeading___Toc2533_345898378"/>
       <w:bookmarkEnd w:id="59"/>
       <w:r>
         <w:rPr>
           <w:lang w:val="ru-RU"/>
         </w:rPr>
-        <w:t>Порядок проведения экспертизы технической документации</w:t>
-      </w:r>
-    </w:p>
-    <w:p>
-      <w:pPr>
-        <w:pStyle w:val="BodyText"/>
-        <w:rPr>
-          <w:lang w:val="ru-RU"/>
-        </w:rPr>
-      </w:pPr>
-      <w:r>
-        <w:rPr>
-          <w:lang w:val="ru-RU"/>
-        </w:rPr>
-        <w:t>Экспертиза технической документации проводится Заказчиком на этапе приёмки результатов каждого этапа. Замечания и предложения оформляются письменно или фиксируются в протоколе согласования. Разработчик обязан устранить замечания в согласованные сроки (не более 3 рабочих дней) и представить доработанные материалы.</w:t>
+        <w:t>Порядок разработки, согласования и утверждения плана совместных работ по разработке Подсистемы</w:t>
+      </w:r>
+    </w:p>
+    <w:p>
+      <w:pPr>
+        <w:pStyle w:val="BodyText"/>
+        <w:rPr>
+          <w:lang w:val="ru-RU"/>
+        </w:rPr>
+      </w:pPr>
+      <w:r>
+        <w:rPr>
+          <w:lang w:val="ru-RU"/>
+        </w:rPr>
+        <w:t xml:space="preserve">План совместных работ (календарный план) определён в разделе </w:t>
+      </w:r>
+      <w:r>
+        <w:rPr>
+          <w:lang w:val="ru-RU"/>
+        </w:rPr>
+        <w:fldChar w:fldCharType="begin"/>
+      </w:r>
+      <w:r>
+        <w:rPr>
+          <w:lang w:val="ru-RU"/>
+        </w:rPr>
+        <w:instrText xml:space="preserve"> REF __RefHeading___Toc191_884528406 \r \r \h </w:instrText>
+      </w:r>
+      <w:r>
+        <w:rPr>
+          <w:lang w:val="ru-RU"/>
+        </w:rPr>
+        <w:fldChar w:fldCharType="separate"/>
+      </w:r>
+      <w:r>
+        <w:rPr>
+          <w:lang w:val="ru-RU"/>
+        </w:rPr>
+        <w:t>5</w:t>
+      </w:r>
+      <w:r>
+        <w:rPr>
+          <w:lang w:val="ru-RU"/>
+        </w:rPr>
+        <w:fldChar w:fldCharType="end"/>
+      </w:r>
+      <w:r>
+        <w:rPr>
+          <w:lang w:val="ru-RU"/>
+        </w:rPr>
+        <w:t xml:space="preserve"> настоящего ТЗ. Корректировка плана возможна по согласованию сторон при возникновении объективных причин. Изменения оформляются дополнительным соглашением или протоколом.</w:t>
       </w:r>
     </w:p>
     <w:p>
@@ -10617,27 +10723,27 @@
           <w:lang w:val="ru-RU"/>
         </w:rPr>
       </w:pPr>
-      <w:bookmarkStart w:id="60" w:name="__RefHeading___Toc2531_345898378"/>
+      <w:bookmarkStart w:id="60" w:name="__RefHeading___Toc2535_345898378"/>
       <w:bookmarkEnd w:id="60"/>
       <w:r>
         <w:rPr>
           <w:lang w:val="ru-RU"/>
         </w:rPr>
-        <w:t>Перечень макетов, порядок их разработки, изготовления, испытаний, необходимость разработки на них документации, программы и методик испытаний</w:t>
-      </w:r>
-    </w:p>
-    <w:p>
-      <w:pPr>
-        <w:pStyle w:val="BodyText"/>
-        <w:rPr>
-          <w:lang w:val="ru-RU"/>
-        </w:rPr>
-      </w:pPr>
-      <w:r>
-        <w:rPr>
-          <w:lang w:val="ru-RU"/>
-        </w:rPr>
-        <w:t>Разработка макетов на этапе проектирования не предусмотрена, так как создаётся программный продукт. Допускается создание прототипов интерфейса для согласования с Заказчиком, но они не являются обязательными.</w:t>
+        <w:t>Порядок разработки, согласования и утверждения программы работ по стандартизации</w:t>
+      </w:r>
+    </w:p>
+    <w:p>
+      <w:pPr>
+        <w:pStyle w:val="BodyText"/>
+        <w:rPr>
+          <w:lang w:val="ru-RU"/>
+        </w:rPr>
+      </w:pPr>
+      <w:r>
+        <w:rPr>
+          <w:lang w:val="ru-RU"/>
+        </w:rPr>
+        <w:t>Программа работ по стандартизации не разрабатывается, так как Подсистема создаётся в рамках учебного процесса и не подлежит обязательной сертификации. При разработке используются общепринятые подходы к оформлению кода и документации.</w:t>
       </w:r>
     </w:p>
     <w:p>
@@ -10647,63 +10753,27 @@
           <w:lang w:val="ru-RU"/>
         </w:rPr>
       </w:pPr>
-      <w:bookmarkStart w:id="61" w:name="__RefHeading___Toc2533_345898378"/>
+      <w:bookmarkStart w:id="61" w:name="__RefHeading___Toc2537_345898378"/>
       <w:bookmarkEnd w:id="61"/>
       <w:r>
         <w:rPr>
           <w:lang w:val="ru-RU"/>
         </w:rPr>
-        <w:t>Порядок разработки, согласования и утверждения плана совместных работ по разработке Подсистемы</w:t>
-      </w:r>
-    </w:p>
-    <w:p>
-      <w:pPr>
-        <w:pStyle w:val="BodyText"/>
-        <w:rPr>
-          <w:lang w:val="ru-RU"/>
-        </w:rPr>
-      </w:pPr>
-      <w:r>
-        <w:rPr>
-          <w:lang w:val="ru-RU"/>
-        </w:rPr>
-        <w:t xml:space="preserve">План совместных работ (календарный план) определён в разделе </w:t>
-      </w:r>
-      <w:r>
-        <w:rPr>
-          <w:lang w:val="ru-RU"/>
-        </w:rPr>
-        <w:fldChar w:fldCharType="begin"/>
-      </w:r>
-      <w:r>
-        <w:rPr>
-          <w:lang w:val="ru-RU"/>
-        </w:rPr>
-        <w:instrText xml:space="preserve"> REF __RefHeading___Toc191_884528406 \r \r \h </w:instrText>
-      </w:r>
-      <w:r>
-        <w:rPr>
-          <w:lang w:val="ru-RU"/>
-        </w:rPr>
-        <w:fldChar w:fldCharType="separate"/>
-      </w:r>
-      <w:r>
-        <w:rPr>
-          <w:lang w:val="ru-RU"/>
-        </w:rPr>
-        <w:t>5</w:t>
-      </w:r>
-      <w:r>
-        <w:rPr>
-          <w:lang w:val="ru-RU"/>
-        </w:rPr>
-        <w:fldChar w:fldCharType="end"/>
-      </w:r>
-      <w:r>
-        <w:rPr>
-          <w:lang w:val="ru-RU"/>
-        </w:rPr>
-        <w:t xml:space="preserve"> настоящего ТЗ. Корректировка плана возможна по согласованию сторон при возникновении объективных причин. Изменения оформляются дополнительным соглашением или протоколом.</w:t>
+        <w:t>Требования к гарантийным обязательствам Разработчика</w:t>
+      </w:r>
+    </w:p>
+    <w:p>
+      <w:pPr>
+        <w:pStyle w:val="BodyText"/>
+        <w:rPr>
+          <w:lang w:val="ru-RU"/>
+        </w:rPr>
+      </w:pPr>
+      <w:r>
+        <w:rPr>
+          <w:lang w:val="ru-RU"/>
+        </w:rPr>
+        <w:t>В рамках учебного проекта гарантийные обязательства не предусмотрены. Однако Разработчик обязуется устранять ошибки, выявленные в процессе опытной эксплуатации, в течение 5 рабочих дней после их обнаружения (при наличии технической возможности).</w:t>
       </w:r>
     </w:p>
     <w:p>
@@ -10713,27 +10783,27 @@
           <w:lang w:val="ru-RU"/>
         </w:rPr>
       </w:pPr>
-      <w:bookmarkStart w:id="62" w:name="__RefHeading___Toc2535_345898378"/>
+      <w:bookmarkStart w:id="62" w:name="__RefHeading___Toc2539_345898378"/>
       <w:bookmarkEnd w:id="62"/>
       <w:r>
         <w:rPr>
           <w:lang w:val="ru-RU"/>
         </w:rPr>
-        <w:t>Порядок разработки, согласования и утверждения программы работ по стандартизации</w:t>
-      </w:r>
-    </w:p>
-    <w:p>
-      <w:pPr>
-        <w:pStyle w:val="BodyText"/>
-        <w:rPr>
-          <w:lang w:val="ru-RU"/>
-        </w:rPr>
-      </w:pPr>
-      <w:r>
-        <w:rPr>
-          <w:lang w:val="ru-RU"/>
-        </w:rPr>
-        <w:t>Программа работ по стандартизации не разрабатывается, так как Подсистема создаётся в рамках учебного процесса и не подлежит обязательной сертификации. При разработке используются общепринятые подходы к оформлению кода и документации.</w:t>
+        <w:t>Порядок проведения технико-экономической оценки разработки Подсистемы</w:t>
+      </w:r>
+    </w:p>
+    <w:p>
+      <w:pPr>
+        <w:pStyle w:val="BodyText"/>
+        <w:rPr>
+          <w:lang w:val="ru-RU"/>
+        </w:rPr>
+      </w:pPr>
+      <w:r>
+        <w:rPr>
+          <w:lang w:val="ru-RU"/>
+        </w:rPr>
+        <w:t>Технико-экономическая оценка не проводится, так как работа выполняется в учебных целях без финансирования. Допускается приблизительная оценка трудозатрат (в часах) для отчёта.</w:t>
       </w:r>
     </w:p>
     <w:p>
@@ -10743,68 +10813,8 @@
           <w:lang w:val="ru-RU"/>
         </w:rPr>
       </w:pPr>
-      <w:bookmarkStart w:id="63" w:name="__RefHeading___Toc2537_345898378"/>
+      <w:bookmarkStart w:id="63" w:name="__RefHeading___Toc2541_345898378"/>
       <w:bookmarkEnd w:id="63"/>
-      <w:r>
-        <w:rPr>
-          <w:lang w:val="ru-RU"/>
-        </w:rPr>
-        <w:t>Требования к гарантийным обязательствам Разработчика</w:t>
-      </w:r>
-    </w:p>
-    <w:p>
-      <w:pPr>
-        <w:pStyle w:val="BodyText"/>
-        <w:rPr>
-          <w:lang w:val="ru-RU"/>
-        </w:rPr>
-      </w:pPr>
-      <w:r>
-        <w:rPr>
-          <w:lang w:val="ru-RU"/>
-        </w:rPr>
-        <w:t>В рамках учебного проекта гарантийные обязательства не предусмотрены. Однако Разработчик обязуется устранять ошибки, выявленные в процессе опытной эксплуатации, в течение 5 рабочих дней после их обнаружения (при наличии технической возможности).</w:t>
-      </w:r>
-    </w:p>
-    <w:p>
-      <w:pPr>
-        <w:pStyle w:val="Heading2"/>
-        <w:rPr>
-          <w:lang w:val="ru-RU"/>
-        </w:rPr>
-      </w:pPr>
-      <w:bookmarkStart w:id="64" w:name="__RefHeading___Toc2539_345898378"/>
-      <w:bookmarkEnd w:id="64"/>
-      <w:r>
-        <w:rPr>
-          <w:lang w:val="ru-RU"/>
-        </w:rPr>
-        <w:t>Порядок проведения технико-экономической оценки разработки Подсистемы</w:t>
-      </w:r>
-    </w:p>
-    <w:p>
-      <w:pPr>
-        <w:pStyle w:val="BodyText"/>
-        <w:rPr>
-          <w:lang w:val="ru-RU"/>
-        </w:rPr>
-      </w:pPr>
-      <w:r>
-        <w:rPr>
-          <w:lang w:val="ru-RU"/>
-        </w:rPr>
-        <w:t>Технико-экономическая оценка не проводится, так как работа выполняется в учебных целях без финансирования. Допускается приблизительная оценка трудозатрат (в часах) для отчёта.</w:t>
-      </w:r>
-    </w:p>
-    <w:p>
-      <w:pPr>
-        <w:pStyle w:val="Heading2"/>
-        <w:rPr>
-          <w:lang w:val="ru-RU"/>
-        </w:rPr>
-      </w:pPr>
-      <w:bookmarkStart w:id="65" w:name="__RefHeading___Toc2541_345898378"/>
-      <w:bookmarkEnd w:id="65"/>
       <w:r>
         <w:rPr>
           <w:lang w:val="ru-RU"/>
@@ -10958,8 +10968,8 @@
           <w:lang w:val="ru-RU"/>
         </w:rPr>
       </w:pPr>
-      <w:bookmarkStart w:id="66" w:name="__RefHeading___Toc195_884528406"/>
-      <w:bookmarkEnd w:id="66"/>
+      <w:bookmarkStart w:id="64" w:name="__RefHeading___Toc195_884528406"/>
+      <w:bookmarkEnd w:id="64"/>
       <w:r>
         <w:rPr>
           <w:lang w:val="ru-RU"/>
@@ -10991,8 +11001,8 @@
           <w:lang w:val="ru-RU"/>
         </w:rPr>
       </w:pPr>
-      <w:bookmarkStart w:id="67" w:name="__RefHeading___Toc197_884528406"/>
-      <w:bookmarkEnd w:id="67"/>
+      <w:bookmarkStart w:id="65" w:name="__RefHeading___Toc197_884528406"/>
+      <w:bookmarkEnd w:id="65"/>
       <w:r>
         <w:rPr>
           <w:lang w:val="ru-RU"/>
@@ -11024,8 +11034,8 @@
           <w:lang w:val="ru-RU"/>
         </w:rPr>
       </w:pPr>
-      <w:bookmarkStart w:id="68" w:name="__RefHeading___Toc199_884528406"/>
-      <w:bookmarkEnd w:id="68"/>
+      <w:bookmarkStart w:id="66" w:name="__RefHeading___Toc199_884528406"/>
+      <w:bookmarkEnd w:id="66"/>
       <w:r>
         <w:rPr>
           <w:lang w:val="ru-RU"/>
@@ -11057,8 +11067,8 @@
           <w:lang w:val="ru-RU"/>
         </w:rPr>
       </w:pPr>
-      <w:bookmarkStart w:id="69" w:name="__RefHeading___Toc201_884528406"/>
-      <w:bookmarkEnd w:id="69"/>
+      <w:bookmarkStart w:id="67" w:name="__RefHeading___Toc201_884528406"/>
+      <w:bookmarkEnd w:id="67"/>
       <w:r>
         <w:rPr>
           <w:lang w:val="ru-RU"/>
@@ -12124,29 +12134,29 @@
       <w:u w:val="single"/>
     </w:rPr>
   </w:style>
+  <w:style w:type="character" w:styleId="Style13" w:customStyle="1">
+    <w:name w:val="Ссылка указателя"/>
+    <w:qFormat/>
+    <w:rPr/>
+  </w:style>
   <w:style w:type="character" w:styleId="user" w:customStyle="1">
     <w:name w:val="Ссылка указателя (user)"/>
     <w:qFormat/>
     <w:rPr/>
   </w:style>
-  <w:style w:type="character" w:styleId="Style13" w:customStyle="1">
-    <w:name w:val="Ссылка указателя"/>
-    <w:qFormat/>
-    <w:rPr/>
-  </w:style>
-  <w:style w:type="character" w:styleId="Style14" w:customStyle="1">
-    <w:name w:val="Маркеры"/>
+  <w:style w:type="character" w:styleId="user1" w:customStyle="1">
+    <w:name w:val="Маркеры (user)"/>
     <w:qFormat/>
     <w:rPr>
       <w:rFonts w:ascii="OpenSymbol" w:hAnsi="OpenSymbol" w:eastAsia="OpenSymbol" w:cs="OpenSymbol"/>
     </w:rPr>
   </w:style>
-  <w:style w:type="character" w:styleId="Style15" w:customStyle="1">
-    <w:name w:val="Символ нумерации"/>
+  <w:style w:type="character" w:styleId="user2" w:customStyle="1">
+    <w:name w:val="Символ нумерации (user)"/>
     <w:qFormat/>
     <w:rPr/>
   </w:style>
-  <w:style w:type="character" w:styleId="Style16" w:customStyle="1">
+  <w:style w:type="character" w:styleId="Style14" w:customStyle="1">
     <w:name w:val="Основной текст Знак"/>
     <w:basedOn w:val="DefaultParagraphFont"/>
     <w:qFormat/>
@@ -12156,7 +12166,7 @@
       <w:sz w:val="28"/>
     </w:rPr>
   </w:style>
-  <w:style w:type="paragraph" w:styleId="Style17">
+  <w:style w:type="paragraph" w:styleId="Style15" w:customStyle="1">
     <w:name w:val="Заголовок"/>
     <w:basedOn w:val="Normal"/>
     <w:next w:val="BodyText"/>
@@ -12174,7 +12184,7 @@
   <w:style w:type="paragraph" w:styleId="BodyText">
     <w:name w:val="Body Text"/>
     <w:basedOn w:val="Normal"/>
-    <w:link w:val="Style16"/>
+    <w:link w:val="Style14"/>
     <w:pPr>
       <w:spacing w:lineRule="auto" w:line="360" w:before="0" w:after="0"/>
       <w:ind w:firstLine="709"/>
@@ -12206,7 +12216,7 @@
       <w:szCs w:val="24"/>
     </w:rPr>
   </w:style>
-  <w:style w:type="paragraph" w:styleId="Style18">
+  <w:style w:type="paragraph" w:styleId="Style16" w:customStyle="1">
     <w:name w:val="Указатель"/>
     <w:basedOn w:val="Normal"/>
     <w:qFormat/>
@@ -12232,7 +12242,7 @@
       <w:szCs w:val="28"/>
     </w:rPr>
   </w:style>
-  <w:style w:type="paragraph" w:styleId="user1" w:customStyle="1">
+  <w:style w:type="paragraph" w:styleId="user3">
     <w:name w:val="Заголовок (user)"/>
     <w:basedOn w:val="Normal"/>
     <w:next w:val="BodyText"/>
@@ -12247,7 +12257,7 @@
       <w:szCs w:val="28"/>
     </w:rPr>
   </w:style>
-  <w:style w:type="paragraph" w:styleId="user2" w:customStyle="1">
+  <w:style w:type="paragraph" w:styleId="user4">
     <w:name w:val="Указатель (user)"/>
     <w:basedOn w:val="Normal"/>
     <w:qFormat/>
@@ -12269,15 +12279,15 @@
       <w:rFonts w:cs="Lucida Sans"/>
     </w:rPr>
   </w:style>
-  <w:style w:type="paragraph" w:styleId="user3" w:customStyle="1">
-    <w:name w:val="Колонтитулы (user)"/>
+  <w:style w:type="paragraph" w:styleId="Style17" w:customStyle="1">
+    <w:name w:val="Колонтитулы"/>
     <w:basedOn w:val="Normal"/>
     <w:qFormat/>
     <w:pPr/>
     <w:rPr/>
   </w:style>
-  <w:style w:type="paragraph" w:styleId="Style19" w:customStyle="1">
-    <w:name w:val="Колонтитулы"/>
+  <w:style w:type="paragraph" w:styleId="user5" w:customStyle="1">
+    <w:name w:val="Колонтитулы (user)"/>
     <w:basedOn w:val="Normal"/>
     <w:qFormat/>
     <w:pPr/>
@@ -12335,7 +12345,7 @@
   </w:style>
   <w:style w:type="paragraph" w:styleId="TOC1">
     <w:name w:val="toc 1"/>
-    <w:basedOn w:val="user2"/>
+    <w:basedOn w:val="Style16"/>
     <w:pPr>
       <w:tabs>
         <w:tab w:val="clear" w:pos="643"/>
@@ -12350,7 +12360,7 @@
   </w:style>
   <w:style w:type="paragraph" w:styleId="TOC2">
     <w:name w:val="toc 2"/>
-    <w:basedOn w:val="user2"/>
+    <w:basedOn w:val="Style16"/>
     <w:pPr>
       <w:tabs>
         <w:tab w:val="clear" w:pos="643"/>
@@ -12364,7 +12374,7 @@
   </w:style>
   <w:style w:type="paragraph" w:styleId="TOC3">
     <w:name w:val="toc 3"/>
-    <w:basedOn w:val="user2"/>
+    <w:basedOn w:val="Style16"/>
     <w:pPr>
       <w:tabs>
         <w:tab w:val="clear" w:pos="643"/>
@@ -12376,8 +12386,8 @@
     </w:pPr>
     <w:rPr/>
   </w:style>
-  <w:style w:type="paragraph" w:styleId="user4" w:customStyle="1">
-    <w:name w:val="Содержимое таблицы (user)"/>
+  <w:style w:type="paragraph" w:styleId="Style18" w:customStyle="1">
+    <w:name w:val="Содержимое таблицы"/>
     <w:basedOn w:val="Normal"/>
     <w:qFormat/>
     <w:pPr>
@@ -12387,9 +12397,9 @@
     </w:pPr>
     <w:rPr/>
   </w:style>
-  <w:style w:type="paragraph" w:styleId="user5" w:customStyle="1">
-    <w:name w:val="Заголовок таблицы (user)"/>
-    <w:basedOn w:val="user4"/>
+  <w:style w:type="paragraph" w:styleId="Style19" w:customStyle="1">
+    <w:name w:val="Заголовок таблицы"/>
+    <w:basedOn w:val="Style18"/>
     <w:qFormat/>
     <w:pPr>
       <w:jc w:val="center"/>
@@ -12397,6 +12407,18 @@
     <w:rPr>
       <w:b/>
       <w:bCs/>
+    </w:rPr>
+  </w:style>
+  <w:style w:type="paragraph" w:styleId="Style20" w:customStyle="1">
+    <w:name w:val="Таблица"/>
+    <w:basedOn w:val="Caption"/>
+    <w:qFormat/>
+    <w:pPr>
+      <w:keepNext w:val="true"/>
+      <w:spacing w:lineRule="auto" w:line="360" w:before="0" w:after="0"/>
+    </w:pPr>
+    <w:rPr>
+      <w:sz w:val="28"/>
     </w:rPr>
   </w:style>
   <w:style w:type="paragraph" w:styleId="user6" w:customStyle="1">
@@ -12411,20 +12433,8 @@
       <w:sz w:val="28"/>
     </w:rPr>
   </w:style>
-  <w:style w:type="paragraph" w:styleId="Style20" w:customStyle="1">
-    <w:name w:val="Таблица"/>
-    <w:basedOn w:val="Caption"/>
-    <w:qFormat/>
-    <w:pPr>
-      <w:keepNext w:val="true"/>
-      <w:spacing w:lineRule="auto" w:line="360" w:before="0" w:after="0"/>
-    </w:pPr>
-    <w:rPr>
-      <w:sz w:val="28"/>
-    </w:rPr>
-  </w:style>
-  <w:style w:type="paragraph" w:styleId="Style21" w:customStyle="1">
-    <w:name w:val="Содержимое таблицы"/>
+  <w:style w:type="paragraph" w:styleId="user7" w:customStyle="1">
+    <w:name w:val="Содержимое таблицы (user)"/>
     <w:basedOn w:val="Normal"/>
     <w:qFormat/>
     <w:rsid w:val="00871d3e"/>
@@ -12437,42 +12447,42 @@
   </w:style>
   <w:style w:type="paragraph" w:styleId="TOC4">
     <w:name w:val="toc 4"/>
-    <w:basedOn w:val="user2"/>
+    <w:basedOn w:val="Style16"/>
     <w:pPr/>
     <w:rPr/>
   </w:style>
   <w:style w:type="paragraph" w:styleId="TOC5">
     <w:name w:val="toc 5"/>
-    <w:basedOn w:val="user2"/>
+    <w:basedOn w:val="Style16"/>
     <w:pPr/>
     <w:rPr/>
   </w:style>
   <w:style w:type="paragraph" w:styleId="TOC6">
     <w:name w:val="toc 6"/>
-    <w:basedOn w:val="user2"/>
+    <w:basedOn w:val="Style16"/>
     <w:pPr/>
     <w:rPr/>
   </w:style>
   <w:style w:type="paragraph" w:styleId="TOC7">
     <w:name w:val="toc 7"/>
-    <w:basedOn w:val="user2"/>
+    <w:basedOn w:val="Style16"/>
     <w:pPr/>
     <w:rPr/>
   </w:style>
   <w:style w:type="paragraph" w:styleId="TOC8">
     <w:name w:val="toc 8"/>
-    <w:basedOn w:val="user2"/>
+    <w:basedOn w:val="Style16"/>
     <w:pPr/>
     <w:rPr/>
   </w:style>
   <w:style w:type="paragraph" w:styleId="TOC9">
     <w:name w:val="toc 9"/>
-    <w:basedOn w:val="user2"/>
+    <w:basedOn w:val="Style16"/>
     <w:pPr/>
     <w:rPr/>
   </w:style>
-  <w:style w:type="paragraph" w:styleId="user7">
-    <w:name w:val="Рисунок (user)"/>
+  <w:style w:type="paragraph" w:styleId="Style21">
+    <w:name w:val="Рисунок"/>
     <w:basedOn w:val="Caption"/>
     <w:qFormat/>
     <w:pPr>
@@ -12484,15 +12494,15 @@
       <w:sz w:val="28"/>
     </w:rPr>
   </w:style>
-  <w:style w:type="numbering" w:styleId="user8" w:customStyle="1">
-    <w:name w:val="Без списка (user)"/>
+  <w:style w:type="numbering" w:styleId="Style22" w:customStyle="1">
+    <w:name w:val="Без списка"/>
     <w:uiPriority w:val="99"/>
     <w:semiHidden/>
     <w:unhideWhenUsed/>
     <w:qFormat/>
   </w:style>
-  <w:style w:type="numbering" w:styleId="Style22" w:customStyle="1">
-    <w:name w:val="Без списка"/>
+  <w:style w:type="numbering" w:styleId="user8" w:customStyle="1">
+    <w:name w:val="Без списка (user)"/>
     <w:uiPriority w:val="99"/>
     <w:semiHidden/>
     <w:unhideWhenUsed/>

--- a/6 семестр/Проектирование информационных систем/Практическая работа №1/ВраженкоДО.docx
+++ b/6 семестр/Проектирование информационных систем/Практическая работа №1/ВраженкоДО.docx
@@ -705,37 +705,7 @@
                 <w:szCs w:val="28"/>
                 <w:lang w:val="ru-RU"/>
               </w:rPr>
-              <w:t>ОТЧЁТ ПО ПРАКТИЧЕСК</w:t>
-            </w:r>
-            <w:r>
-              <w:rPr>
-                <w:rFonts w:cs="Times New Roman"/>
-                <w:b/>
-                <w:sz w:val="28"/>
-                <w:szCs w:val="28"/>
-                <w:lang w:val="ru-RU"/>
-              </w:rPr>
-              <w:t>ОЙ</w:t>
-            </w:r>
-            <w:r>
-              <w:rPr>
-                <w:rFonts w:cs="Times New Roman"/>
-                <w:b/>
-                <w:sz w:val="28"/>
-                <w:szCs w:val="28"/>
-                <w:lang w:val="ru-RU"/>
-              </w:rPr>
-              <w:t xml:space="preserve"> РАБОТ</w:t>
-            </w:r>
-            <w:r>
-              <w:rPr>
-                <w:rFonts w:cs="Times New Roman"/>
-                <w:b/>
-                <w:sz w:val="28"/>
-                <w:szCs w:val="28"/>
-                <w:lang w:val="ru-RU"/>
-              </w:rPr>
-              <w:t>Е №1</w:t>
+              <w:t>ОТЧЁТ ПО ПРАКТИЧЕСКОЙ РАБОТЕ №1</w:t>
             </w:r>
           </w:p>
         </w:tc>
@@ -4389,7 +4359,7 @@
     </w:p>
     <w:p>
       <w:pPr>
-        <w:pStyle w:val="Style21"/>
+        <w:pStyle w:val="user7"/>
         <w:widowControl/>
         <w:suppressAutoHyphens w:val="true"/>
         <w:bidi w:val="0"/>
@@ -4512,7 +4482,7 @@
     </w:p>
     <w:p>
       <w:pPr>
-        <w:pStyle w:val="Style20"/>
+        <w:pStyle w:val="user6"/>
         <w:rPr>
           <w:lang w:val="ru-RU"/>
         </w:rPr>
@@ -4523,8 +4493,8 @@
         </w:rPr>
         <w:t xml:space="preserve">Таблица </w:t>
       </w:r>
-      <w:bookmarkStart w:id="18" w:name="Ref_Таблица2_number_only"/>
-      <w:bookmarkStart w:id="19" w:name="Ref_Таблица0_number_only"/>
+      <w:bookmarkStart w:id="18" w:name="Ref_Таблица0_number_only"/>
+      <w:bookmarkStart w:id="19" w:name="Ref_Таблица2_number_only"/>
       <w:r>
         <w:rPr>
           <w:lang w:val="ru-RU"/>
@@ -4561,7 +4531,13 @@
         <w:rPr>
           <w:lang w:val="ru-RU"/>
         </w:rPr>
-        <w:t xml:space="preserve"> – Календарный план работ по созданию Подсистемы</w:t>
+        <w:t xml:space="preserve"> – </w:t>
+      </w:r>
+      <w:r>
+        <w:rPr>
+          <w:lang w:val="ru-RU"/>
+        </w:rPr>
+        <w:t>Функции Подсистемы</w:t>
       </w:r>
     </w:p>
     <w:tbl>
@@ -4598,7 +4574,7 @@
           </w:tcPr>
           <w:p>
             <w:pPr>
-              <w:pStyle w:val="user7"/>
+              <w:pStyle w:val="Style21"/>
               <w:jc w:val="center"/>
               <w:rPr>
                 <w:b/>
@@ -4628,7 +4604,7 @@
           </w:tcPr>
           <w:p>
             <w:pPr>
-              <w:pStyle w:val="user7"/>
+              <w:pStyle w:val="Style21"/>
               <w:jc w:val="center"/>
               <w:rPr>
                 <w:b/>
@@ -4659,7 +4635,7 @@
           </w:tcPr>
           <w:p>
             <w:pPr>
-              <w:pStyle w:val="user7"/>
+              <w:pStyle w:val="Style21"/>
               <w:jc w:val="left"/>
               <w:rPr>
                 <w:lang w:val="ru-RU"/>
@@ -4685,7 +4661,7 @@
           </w:tcPr>
           <w:p>
             <w:pPr>
-              <w:pStyle w:val="user7"/>
+              <w:pStyle w:val="Style21"/>
               <w:jc w:val="left"/>
               <w:rPr>
                 <w:lang w:val="ru-RU"/>
@@ -4706,7 +4682,7 @@
           </w:p>
           <w:p>
             <w:pPr>
-              <w:pStyle w:val="user7"/>
+              <w:pStyle w:val="Style21"/>
               <w:jc w:val="left"/>
               <w:rPr>
                 <w:lang w:val="ru-RU"/>
@@ -4727,7 +4703,7 @@
           </w:p>
           <w:p>
             <w:pPr>
-              <w:pStyle w:val="user7"/>
+              <w:pStyle w:val="Style21"/>
               <w:jc w:val="left"/>
               <w:rPr>
                 <w:lang w:val="ru-RU"/>
@@ -4761,7 +4737,7 @@
           </w:tcPr>
           <w:p>
             <w:pPr>
-              <w:pStyle w:val="user7"/>
+              <w:pStyle w:val="Style21"/>
               <w:jc w:val="left"/>
               <w:rPr>
                 <w:lang w:val="ru-RU"/>
@@ -4787,7 +4763,7 @@
           </w:tcPr>
           <w:p>
             <w:pPr>
-              <w:pStyle w:val="user7"/>
+              <w:pStyle w:val="Style21"/>
               <w:jc w:val="left"/>
               <w:rPr>
                 <w:lang w:val="ru-RU"/>
@@ -4808,7 +4784,7 @@
           </w:p>
           <w:p>
             <w:pPr>
-              <w:pStyle w:val="user7"/>
+              <w:pStyle w:val="Style21"/>
               <w:jc w:val="left"/>
               <w:rPr>
                 <w:lang w:val="ru-RU"/>
@@ -4829,7 +4805,7 @@
           </w:p>
           <w:p>
             <w:pPr>
-              <w:pStyle w:val="user7"/>
+              <w:pStyle w:val="Style21"/>
               <w:jc w:val="left"/>
               <w:rPr>
                 <w:lang w:val="ru-RU"/>
@@ -4863,7 +4839,7 @@
           </w:tcPr>
           <w:p>
             <w:pPr>
-              <w:pStyle w:val="user7"/>
+              <w:pStyle w:val="Style21"/>
               <w:jc w:val="left"/>
               <w:rPr>
                 <w:lang w:val="ru-RU"/>
@@ -4889,7 +4865,7 @@
           </w:tcPr>
           <w:p>
             <w:pPr>
-              <w:pStyle w:val="user7"/>
+              <w:pStyle w:val="Style21"/>
               <w:jc w:val="left"/>
               <w:rPr>
                 <w:lang w:val="ru-RU"/>
@@ -4910,7 +4886,7 @@
           </w:p>
           <w:p>
             <w:pPr>
-              <w:pStyle w:val="user7"/>
+              <w:pStyle w:val="Style21"/>
               <w:jc w:val="left"/>
               <w:rPr>
                 <w:lang w:val="ru-RU"/>
@@ -4931,7 +4907,7 @@
           </w:p>
           <w:p>
             <w:pPr>
-              <w:pStyle w:val="user7"/>
+              <w:pStyle w:val="Style21"/>
               <w:jc w:val="left"/>
               <w:rPr>
                 <w:lang w:val="ru-RU"/>
@@ -4952,7 +4928,7 @@
           </w:p>
           <w:p>
             <w:pPr>
-              <w:pStyle w:val="user7"/>
+              <w:pStyle w:val="Style21"/>
               <w:jc w:val="left"/>
               <w:rPr>
                 <w:lang w:val="ru-RU"/>
@@ -4986,7 +4962,7 @@
           </w:tcPr>
           <w:p>
             <w:pPr>
-              <w:pStyle w:val="user7"/>
+              <w:pStyle w:val="Style21"/>
               <w:jc w:val="left"/>
               <w:rPr>
                 <w:lang w:val="ru-RU"/>
@@ -5012,7 +4988,7 @@
           </w:tcPr>
           <w:p>
             <w:pPr>
-              <w:pStyle w:val="user7"/>
+              <w:pStyle w:val="Style21"/>
               <w:jc w:val="left"/>
               <w:rPr>
                 <w:lang w:val="ru-RU"/>
@@ -5033,7 +5009,7 @@
           </w:p>
           <w:p>
             <w:pPr>
-              <w:pStyle w:val="user7"/>
+              <w:pStyle w:val="Style21"/>
               <w:jc w:val="left"/>
               <w:rPr>
                 <w:lang w:val="ru-RU"/>
@@ -5054,7 +5030,7 @@
           </w:p>
           <w:p>
             <w:pPr>
-              <w:pStyle w:val="user7"/>
+              <w:pStyle w:val="Style21"/>
               <w:jc w:val="left"/>
               <w:rPr>
                 <w:lang w:val="ru-RU"/>
@@ -5088,7 +5064,7 @@
           </w:tcPr>
           <w:p>
             <w:pPr>
-              <w:pStyle w:val="user7"/>
+              <w:pStyle w:val="Style21"/>
               <w:jc w:val="left"/>
               <w:rPr>
                 <w:lang w:val="ru-RU"/>
@@ -5114,7 +5090,7 @@
           </w:tcPr>
           <w:p>
             <w:pPr>
-              <w:pStyle w:val="user7"/>
+              <w:pStyle w:val="Style21"/>
               <w:jc w:val="left"/>
               <w:rPr>
                 <w:lang w:val="ru-RU"/>
@@ -5135,7 +5111,7 @@
           </w:p>
           <w:p>
             <w:pPr>
-              <w:pStyle w:val="user7"/>
+              <w:pStyle w:val="Style21"/>
               <w:jc w:val="left"/>
               <w:rPr>
                 <w:lang w:val="ru-RU"/>
@@ -5156,7 +5132,7 @@
           </w:p>
           <w:p>
             <w:pPr>
-              <w:pStyle w:val="user7"/>
+              <w:pStyle w:val="Style21"/>
               <w:jc w:val="left"/>
               <w:rPr>
                 <w:lang w:val="ru-RU"/>
@@ -5190,7 +5166,7 @@
           </w:tcPr>
           <w:p>
             <w:pPr>
-              <w:pStyle w:val="user7"/>
+              <w:pStyle w:val="Style21"/>
               <w:jc w:val="left"/>
               <w:rPr>
                 <w:lang w:val="ru-RU"/>
@@ -5216,7 +5192,7 @@
           </w:tcPr>
           <w:p>
             <w:pPr>
-              <w:pStyle w:val="user7"/>
+              <w:pStyle w:val="Style21"/>
               <w:jc w:val="left"/>
               <w:rPr>
                 <w:lang w:val="ru-RU"/>
@@ -5237,7 +5213,7 @@
           </w:p>
           <w:p>
             <w:pPr>
-              <w:pStyle w:val="user7"/>
+              <w:pStyle w:val="Style21"/>
               <w:jc w:val="left"/>
               <w:rPr>
                 <w:lang w:val="ru-RU"/>
@@ -5258,7 +5234,7 @@
           </w:p>
           <w:p>
             <w:pPr>
-              <w:pStyle w:val="user7"/>
+              <w:pStyle w:val="Style21"/>
               <w:jc w:val="left"/>
               <w:rPr>
                 <w:lang w:val="ru-RU"/>
@@ -5292,7 +5268,7 @@
           </w:tcPr>
           <w:p>
             <w:pPr>
-              <w:pStyle w:val="user7"/>
+              <w:pStyle w:val="Style21"/>
               <w:jc w:val="left"/>
               <w:rPr>
                 <w:lang w:val="ru-RU"/>
@@ -5318,7 +5294,7 @@
           </w:tcPr>
           <w:p>
             <w:pPr>
-              <w:pStyle w:val="user7"/>
+              <w:pStyle w:val="Style21"/>
               <w:jc w:val="left"/>
               <w:rPr>
                 <w:lang w:val="ru-RU"/>
@@ -5339,7 +5315,7 @@
           </w:p>
           <w:p>
             <w:pPr>
-              <w:pStyle w:val="user7"/>
+              <w:pStyle w:val="Style21"/>
               <w:jc w:val="left"/>
               <w:rPr>
                 <w:lang w:val="ru-RU"/>
@@ -5360,7 +5336,7 @@
           </w:p>
           <w:p>
             <w:pPr>
-              <w:pStyle w:val="user7"/>
+              <w:pStyle w:val="Style21"/>
               <w:jc w:val="left"/>
               <w:rPr>
                 <w:lang w:val="ru-RU"/>
@@ -5394,7 +5370,7 @@
           </w:tcPr>
           <w:p>
             <w:pPr>
-              <w:pStyle w:val="user7"/>
+              <w:pStyle w:val="Style21"/>
               <w:jc w:val="left"/>
               <w:rPr>
                 <w:lang w:val="ru-RU"/>
@@ -5420,7 +5396,7 @@
           </w:tcPr>
           <w:p>
             <w:pPr>
-              <w:pStyle w:val="user7"/>
+              <w:pStyle w:val="Style21"/>
               <w:jc w:val="left"/>
               <w:rPr>
                 <w:lang w:val="ru-RU"/>
@@ -5441,7 +5417,7 @@
           </w:p>
           <w:p>
             <w:pPr>
-              <w:pStyle w:val="user7"/>
+              <w:pStyle w:val="Style21"/>
               <w:jc w:val="left"/>
               <w:rPr>
                 <w:lang w:val="ru-RU"/>
@@ -8388,7 +8364,7 @@
     </w:p>
     <w:p>
       <w:pPr>
-        <w:pStyle w:val="Style20"/>
+        <w:pStyle w:val="user6"/>
         <w:rPr>
           <w:lang w:val="ru-RU"/>
         </w:rPr>
@@ -8399,8 +8375,8 @@
         </w:rPr>
         <w:t xml:space="preserve">Таблица </w:t>
       </w:r>
-      <w:bookmarkStart w:id="51" w:name="Ref_Таблица0_number_only_Копия_1"/>
-      <w:bookmarkStart w:id="52" w:name="Ref_Таблица1_number_only"/>
+      <w:bookmarkStart w:id="51" w:name="Ref_Таблица1_number_only"/>
+      <w:bookmarkStart w:id="52" w:name="Ref_Таблица0_number_only_Копия_1"/>
       <w:r>
         <w:rPr>
           <w:lang w:val="ru-RU"/>
@@ -8477,7 +8453,7 @@
           </w:tcPr>
           <w:p>
             <w:pPr>
-              <w:pStyle w:val="user7"/>
+              <w:pStyle w:val="Style21"/>
               <w:jc w:val="center"/>
               <w:rPr>
                 <w:b/>
@@ -8506,7 +8482,7 @@
           </w:tcPr>
           <w:p>
             <w:pPr>
-              <w:pStyle w:val="user7"/>
+              <w:pStyle w:val="Style21"/>
               <w:jc w:val="center"/>
               <w:rPr>
                 <w:b/>
@@ -8535,7 +8511,7 @@
           </w:tcPr>
           <w:p>
             <w:pPr>
-              <w:pStyle w:val="user7"/>
+              <w:pStyle w:val="Style21"/>
               <w:jc w:val="center"/>
               <w:rPr>
                 <w:b/>
@@ -8565,7 +8541,7 @@
           </w:tcPr>
           <w:p>
             <w:pPr>
-              <w:pStyle w:val="user7"/>
+              <w:pStyle w:val="Style21"/>
               <w:jc w:val="center"/>
               <w:rPr>
                 <w:b/>
@@ -8596,7 +8572,7 @@
           </w:tcPr>
           <w:p>
             <w:pPr>
-              <w:pStyle w:val="user7"/>
+              <w:pStyle w:val="Style21"/>
               <w:jc w:val="left"/>
               <w:rPr>
                 <w:lang w:val="ru-RU"/>
@@ -8621,7 +8597,7 @@
           </w:tcPr>
           <w:p>
             <w:pPr>
-              <w:pStyle w:val="user7"/>
+              <w:pStyle w:val="Style21"/>
               <w:jc w:val="left"/>
               <w:rPr>
                 <w:lang w:val="ru-RU"/>
@@ -8636,7 +8612,7 @@
           </w:p>
           <w:p>
             <w:pPr>
-              <w:pStyle w:val="user7"/>
+              <w:pStyle w:val="Style21"/>
               <w:jc w:val="left"/>
               <w:rPr>
                 <w:lang w:val="ru-RU"/>
@@ -8651,7 +8627,7 @@
           </w:p>
           <w:p>
             <w:pPr>
-              <w:pStyle w:val="user7"/>
+              <w:pStyle w:val="Style21"/>
               <w:jc w:val="left"/>
               <w:rPr>
                 <w:lang w:val="ru-RU"/>
@@ -8676,7 +8652,7 @@
           </w:tcPr>
           <w:p>
             <w:pPr>
-              <w:pStyle w:val="user7"/>
+              <w:pStyle w:val="Style21"/>
               <w:jc w:val="center"/>
               <w:rPr>
                 <w:lang w:val="ru-RU"/>
@@ -8702,7 +8678,7 @@
           </w:tcPr>
           <w:p>
             <w:pPr>
-              <w:pStyle w:val="user7"/>
+              <w:pStyle w:val="Style21"/>
               <w:jc w:val="left"/>
               <w:rPr>
                 <w:lang w:val="ru-RU"/>
@@ -8732,7 +8708,7 @@
           </w:tcPr>
           <w:p>
             <w:pPr>
-              <w:pStyle w:val="user7"/>
+              <w:pStyle w:val="Style21"/>
               <w:jc w:val="left"/>
               <w:rPr>
                 <w:lang w:val="ru-RU"/>
@@ -8757,7 +8733,7 @@
           </w:tcPr>
           <w:p>
             <w:pPr>
-              <w:pStyle w:val="user7"/>
+              <w:pStyle w:val="Style21"/>
               <w:jc w:val="left"/>
               <w:rPr>
                 <w:lang w:val="ru-RU"/>
@@ -8772,7 +8748,7 @@
           </w:p>
           <w:p>
             <w:pPr>
-              <w:pStyle w:val="user7"/>
+              <w:pStyle w:val="Style21"/>
               <w:jc w:val="left"/>
               <w:rPr>
                 <w:lang w:val="ru-RU"/>
@@ -8787,7 +8763,7 @@
           </w:p>
           <w:p>
             <w:pPr>
-              <w:pStyle w:val="user7"/>
+              <w:pStyle w:val="Style21"/>
               <w:jc w:val="left"/>
               <w:rPr>
                 <w:lang w:val="ru-RU"/>
@@ -8802,7 +8778,7 @@
           </w:p>
           <w:p>
             <w:pPr>
-              <w:pStyle w:val="user7"/>
+              <w:pStyle w:val="Style21"/>
               <w:jc w:val="left"/>
               <w:rPr>
                 <w:lang w:val="ru-RU"/>
@@ -8827,7 +8803,7 @@
           </w:tcPr>
           <w:p>
             <w:pPr>
-              <w:pStyle w:val="user7"/>
+              <w:pStyle w:val="Style21"/>
               <w:jc w:val="center"/>
               <w:rPr>
                 <w:lang w:val="ru-RU"/>
@@ -8853,7 +8829,7 @@
           </w:tcPr>
           <w:p>
             <w:pPr>
-              <w:pStyle w:val="user7"/>
+              <w:pStyle w:val="Style21"/>
               <w:jc w:val="left"/>
               <w:rPr>
                 <w:lang w:val="ru-RU"/>
@@ -8883,7 +8859,7 @@
           </w:tcPr>
           <w:p>
             <w:pPr>
-              <w:pStyle w:val="user7"/>
+              <w:pStyle w:val="Style21"/>
               <w:jc w:val="left"/>
               <w:rPr>
                 <w:lang w:val="ru-RU"/>
@@ -8908,7 +8884,7 @@
           </w:tcPr>
           <w:p>
             <w:pPr>
-              <w:pStyle w:val="user7"/>
+              <w:pStyle w:val="Style21"/>
               <w:jc w:val="left"/>
               <w:rPr>
                 <w:lang w:val="ru-RU"/>
@@ -8959,7 +8935,7 @@
           </w:p>
           <w:p>
             <w:pPr>
-              <w:pStyle w:val="user7"/>
+              <w:pStyle w:val="Style21"/>
               <w:jc w:val="left"/>
               <w:rPr>
                 <w:lang w:val="ru-RU"/>
@@ -8974,7 +8950,7 @@
           </w:p>
           <w:p>
             <w:pPr>
-              <w:pStyle w:val="user7"/>
+              <w:pStyle w:val="Style21"/>
               <w:jc w:val="left"/>
               <w:rPr>
                 <w:lang w:val="ru-RU"/>
@@ -8999,7 +8975,7 @@
           </w:tcPr>
           <w:p>
             <w:pPr>
-              <w:pStyle w:val="user7"/>
+              <w:pStyle w:val="Style21"/>
               <w:jc w:val="center"/>
               <w:rPr>
                 <w:lang w:val="ru-RU"/>
@@ -9025,7 +9001,7 @@
           </w:tcPr>
           <w:p>
             <w:pPr>
-              <w:pStyle w:val="user7"/>
+              <w:pStyle w:val="Style21"/>
               <w:jc w:val="left"/>
               <w:rPr>
                 <w:lang w:val="ru-RU"/>
@@ -9055,7 +9031,7 @@
           </w:tcPr>
           <w:p>
             <w:pPr>
-              <w:pStyle w:val="user7"/>
+              <w:pStyle w:val="Style21"/>
               <w:jc w:val="left"/>
               <w:rPr>
                 <w:lang w:val="ru-RU"/>
@@ -9080,7 +9056,7 @@
           </w:tcPr>
           <w:p>
             <w:pPr>
-              <w:pStyle w:val="user7"/>
+              <w:pStyle w:val="Style21"/>
               <w:jc w:val="left"/>
               <w:rPr>
                 <w:lang w:val="ru-RU"/>
@@ -9095,7 +9071,7 @@
           </w:p>
           <w:p>
             <w:pPr>
-              <w:pStyle w:val="user7"/>
+              <w:pStyle w:val="Style21"/>
               <w:jc w:val="left"/>
               <w:rPr>
                 <w:lang w:val="ru-RU"/>
@@ -9110,7 +9086,7 @@
           </w:p>
           <w:p>
             <w:pPr>
-              <w:pStyle w:val="user7"/>
+              <w:pStyle w:val="Style21"/>
               <w:jc w:val="left"/>
               <w:rPr>
                 <w:lang w:val="ru-RU"/>
@@ -9161,7 +9137,7 @@
           </w:p>
           <w:p>
             <w:pPr>
-              <w:pStyle w:val="user7"/>
+              <w:pStyle w:val="Style21"/>
               <w:jc w:val="left"/>
               <w:rPr>
                 <w:lang w:val="ru-RU"/>
@@ -9176,7 +9152,7 @@
           </w:p>
           <w:p>
             <w:pPr>
-              <w:pStyle w:val="user7"/>
+              <w:pStyle w:val="Style21"/>
               <w:jc w:val="left"/>
               <w:rPr>
                 <w:lang w:val="ru-RU"/>
@@ -9201,7 +9177,7 @@
           </w:tcPr>
           <w:p>
             <w:pPr>
-              <w:pStyle w:val="user7"/>
+              <w:pStyle w:val="Style21"/>
               <w:jc w:val="center"/>
               <w:rPr>
                 <w:lang w:val="ru-RU"/>
@@ -9227,7 +9203,7 @@
           </w:tcPr>
           <w:p>
             <w:pPr>
-              <w:pStyle w:val="user7"/>
+              <w:pStyle w:val="Style21"/>
               <w:jc w:val="left"/>
               <w:rPr>
                 <w:lang w:val="ru-RU"/>
@@ -9245,7 +9221,7 @@
     </w:tbl>
     <w:p>
       <w:pPr>
-        <w:pStyle w:val="Style20"/>
+        <w:pStyle w:val="user6"/>
         <w:rPr>
           <w:lang w:val="ru-RU"/>
         </w:rPr>
@@ -9323,7 +9299,7 @@
           </w:tcPr>
           <w:p>
             <w:pPr>
-              <w:pStyle w:val="user7"/>
+              <w:pStyle w:val="Style21"/>
               <w:jc w:val="center"/>
               <w:rPr>
                 <w:b/>
@@ -9352,7 +9328,7 @@
           </w:tcPr>
           <w:p>
             <w:pPr>
-              <w:pStyle w:val="user7"/>
+              <w:pStyle w:val="Style21"/>
               <w:jc w:val="center"/>
               <w:rPr>
                 <w:b/>
@@ -9381,7 +9357,7 @@
           </w:tcPr>
           <w:p>
             <w:pPr>
-              <w:pStyle w:val="user7"/>
+              <w:pStyle w:val="Style21"/>
               <w:jc w:val="center"/>
               <w:rPr>
                 <w:b/>
@@ -9411,7 +9387,7 @@
           </w:tcPr>
           <w:p>
             <w:pPr>
-              <w:pStyle w:val="user7"/>
+              <w:pStyle w:val="Style21"/>
               <w:jc w:val="center"/>
               <w:rPr>
                 <w:b/>
@@ -9444,7 +9420,7 @@
           </w:tcPr>
           <w:p>
             <w:pPr>
-              <w:pStyle w:val="user7"/>
+              <w:pStyle w:val="Style21"/>
               <w:jc w:val="left"/>
               <w:rPr>
                 <w:lang w:val="ru-RU"/>
@@ -9469,7 +9445,7 @@
           </w:tcPr>
           <w:p>
             <w:pPr>
-              <w:pStyle w:val="user7"/>
+              <w:pStyle w:val="Style21"/>
               <w:jc w:val="left"/>
               <w:rPr>
                 <w:lang w:val="ru-RU"/>
@@ -9484,7 +9460,7 @@
           </w:p>
           <w:p>
             <w:pPr>
-              <w:pStyle w:val="user7"/>
+              <w:pStyle w:val="Style21"/>
               <w:jc w:val="left"/>
               <w:rPr>
                 <w:lang w:val="ru-RU"/>
@@ -9499,7 +9475,7 @@
           </w:p>
           <w:p>
             <w:pPr>
-              <w:pStyle w:val="user7"/>
+              <w:pStyle w:val="Style21"/>
               <w:jc w:val="left"/>
               <w:rPr>
                 <w:lang w:val="ru-RU"/>
@@ -9524,7 +9500,7 @@
           </w:tcPr>
           <w:p>
             <w:pPr>
-              <w:pStyle w:val="user7"/>
+              <w:pStyle w:val="Style21"/>
               <w:jc w:val="center"/>
               <w:rPr>
                 <w:lang w:val="ru-RU"/>
@@ -9550,7 +9526,7 @@
           </w:tcPr>
           <w:p>
             <w:pPr>
-              <w:pStyle w:val="user7"/>
+              <w:pStyle w:val="Style21"/>
               <w:jc w:val="left"/>
               <w:rPr>
                 <w:lang w:val="ru-RU"/>
@@ -9580,7 +9556,7 @@
           </w:tcPr>
           <w:p>
             <w:pPr>
-              <w:pStyle w:val="user7"/>
+              <w:pStyle w:val="Style21"/>
               <w:jc w:val="left"/>
               <w:rPr>
                 <w:lang w:val="ru-RU"/>
@@ -9605,7 +9581,7 @@
           </w:tcPr>
           <w:p>
             <w:pPr>
-              <w:pStyle w:val="user7"/>
+              <w:pStyle w:val="Style21"/>
               <w:jc w:val="left"/>
               <w:rPr>
                 <w:lang w:val="ru-RU"/>
@@ -9620,7 +9596,7 @@
           </w:p>
           <w:p>
             <w:pPr>
-              <w:pStyle w:val="user7"/>
+              <w:pStyle w:val="Style21"/>
               <w:jc w:val="left"/>
               <w:rPr>
                 <w:lang w:val="ru-RU"/>
@@ -9635,7 +9611,7 @@
           </w:p>
           <w:p>
             <w:pPr>
-              <w:pStyle w:val="user7"/>
+              <w:pStyle w:val="Style21"/>
               <w:jc w:val="left"/>
               <w:rPr>
                 <w:lang w:val="ru-RU"/>
@@ -9650,7 +9626,7 @@
           </w:p>
           <w:p>
             <w:pPr>
-              <w:pStyle w:val="user7"/>
+              <w:pStyle w:val="Style21"/>
               <w:jc w:val="left"/>
               <w:rPr>
                 <w:lang w:val="ru-RU"/>
@@ -9675,7 +9651,7 @@
           </w:tcPr>
           <w:p>
             <w:pPr>
-              <w:pStyle w:val="user7"/>
+              <w:pStyle w:val="Style21"/>
               <w:jc w:val="center"/>
               <w:rPr>
                 <w:lang w:val="ru-RU"/>
@@ -9701,7 +9677,7 @@
           </w:tcPr>
           <w:p>
             <w:pPr>
-              <w:pStyle w:val="user7"/>
+              <w:pStyle w:val="Style21"/>
               <w:jc w:val="left"/>
               <w:rPr>
                 <w:lang w:val="ru-RU"/>
@@ -10008,7 +9984,7 @@
     </w:p>
     <w:p>
       <w:pPr>
-        <w:pStyle w:val="user6"/>
+        <w:pStyle w:val="Style20"/>
         <w:rPr>
           <w:lang w:val="ru-RU"/>
         </w:rPr>
@@ -10091,7 +10067,7 @@
           </w:tcPr>
           <w:p>
             <w:pPr>
-              <w:pStyle w:val="Style18"/>
+              <w:pStyle w:val="user4"/>
               <w:keepNext w:val="true"/>
               <w:jc w:val="center"/>
               <w:rPr>
@@ -10122,7 +10098,7 @@
           </w:tcPr>
           <w:p>
             <w:pPr>
-              <w:pStyle w:val="Style18"/>
+              <w:pStyle w:val="user4"/>
               <w:jc w:val="center"/>
               <w:rPr>
                 <w:b/>
@@ -10155,7 +10131,7 @@
           </w:tcPr>
           <w:p>
             <w:pPr>
-              <w:pStyle w:val="Style18"/>
+              <w:pStyle w:val="user4"/>
               <w:keepNext w:val="true"/>
               <w:jc w:val="left"/>
               <w:rPr>
@@ -10182,7 +10158,7 @@
           </w:tcPr>
           <w:p>
             <w:pPr>
-              <w:pStyle w:val="Style18"/>
+              <w:pStyle w:val="user4"/>
               <w:numPr>
                 <w:ilvl w:val="0"/>
                 <w:numId w:val="3"/>
@@ -10215,7 +10191,7 @@
           </w:tcPr>
           <w:p>
             <w:pPr>
-              <w:pStyle w:val="Style18"/>
+              <w:pStyle w:val="user4"/>
               <w:keepNext w:val="true"/>
               <w:jc w:val="left"/>
               <w:rPr>
@@ -10242,7 +10218,7 @@
           </w:tcPr>
           <w:p>
             <w:pPr>
-              <w:pStyle w:val="Style18"/>
+              <w:pStyle w:val="user4"/>
               <w:numPr>
                 <w:ilvl w:val="0"/>
                 <w:numId w:val="3"/>
@@ -10260,7 +10236,7 @@
           </w:p>
           <w:p>
             <w:pPr>
-              <w:pStyle w:val="Style18"/>
+              <w:pStyle w:val="user4"/>
               <w:numPr>
                 <w:ilvl w:val="0"/>
                 <w:numId w:val="3"/>
@@ -10278,7 +10254,7 @@
           </w:p>
           <w:p>
             <w:pPr>
-              <w:pStyle w:val="Style18"/>
+              <w:pStyle w:val="user4"/>
               <w:numPr>
                 <w:ilvl w:val="0"/>
                 <w:numId w:val="3"/>
@@ -10311,7 +10287,7 @@
           </w:tcPr>
           <w:p>
             <w:pPr>
-              <w:pStyle w:val="Style18"/>
+              <w:pStyle w:val="user4"/>
               <w:keepNext w:val="true"/>
               <w:jc w:val="left"/>
               <w:rPr>
@@ -10338,7 +10314,7 @@
           </w:tcPr>
           <w:p>
             <w:pPr>
-              <w:pStyle w:val="Style18"/>
+              <w:pStyle w:val="user4"/>
               <w:numPr>
                 <w:ilvl w:val="0"/>
                 <w:numId w:val="3"/>
@@ -10356,7 +10332,7 @@
           </w:p>
           <w:p>
             <w:pPr>
-              <w:pStyle w:val="Style18"/>
+              <w:pStyle w:val="user4"/>
               <w:numPr>
                 <w:ilvl w:val="0"/>
                 <w:numId w:val="3"/>
@@ -10389,7 +10365,7 @@
           </w:tcPr>
           <w:p>
             <w:pPr>
-              <w:pStyle w:val="Style18"/>
+              <w:pStyle w:val="user4"/>
               <w:keepNext w:val="true"/>
               <w:jc w:val="left"/>
               <w:rPr>
@@ -10416,7 +10392,7 @@
           </w:tcPr>
           <w:p>
             <w:pPr>
-              <w:pStyle w:val="Style18"/>
+              <w:pStyle w:val="user4"/>
               <w:numPr>
                 <w:ilvl w:val="0"/>
                 <w:numId w:val="3"/>
@@ -10434,7 +10410,7 @@
           </w:p>
           <w:p>
             <w:pPr>
-              <w:pStyle w:val="Style18"/>
+              <w:pStyle w:val="user4"/>
               <w:numPr>
                 <w:ilvl w:val="0"/>
                 <w:numId w:val="3"/>
@@ -10467,7 +10443,7 @@
           </w:tcPr>
           <w:p>
             <w:pPr>
-              <w:pStyle w:val="Style18"/>
+              <w:pStyle w:val="user4"/>
               <w:keepNext w:val="true"/>
               <w:jc w:val="left"/>
               <w:rPr>
@@ -10494,7 +10470,7 @@
           </w:tcPr>
           <w:p>
             <w:pPr>
-              <w:pStyle w:val="Style18"/>
+              <w:pStyle w:val="user4"/>
               <w:numPr>
                 <w:ilvl w:val="0"/>
                 <w:numId w:val="3"/>
@@ -10527,7 +10503,7 @@
           </w:tcPr>
           <w:p>
             <w:pPr>
-              <w:pStyle w:val="Style18"/>
+              <w:pStyle w:val="user4"/>
               <w:jc w:val="left"/>
               <w:rPr>
                 <w:lang w:val="ru-RU"/>
@@ -10553,7 +10529,7 @@
           </w:tcPr>
           <w:p>
             <w:pPr>
-              <w:pStyle w:val="Style18"/>
+              <w:pStyle w:val="user4"/>
               <w:numPr>
                 <w:ilvl w:val="0"/>
                 <w:numId w:val="3"/>
@@ -10571,7 +10547,7 @@
           </w:p>
           <w:p>
             <w:pPr>
-              <w:pStyle w:val="Style18"/>
+              <w:pStyle w:val="user4"/>
               <w:numPr>
                 <w:ilvl w:val="0"/>
                 <w:numId w:val="3"/>
@@ -11153,7 +11129,7 @@
         </w:r>
         <w:r>
           <w:rPr/>
-          <w:t>34</w:t>
+          <w:t>2</w:t>
         </w:r>
         <w:r>
           <w:rPr/>
@@ -12134,29 +12110,29 @@
       <w:u w:val="single"/>
     </w:rPr>
   </w:style>
+  <w:style w:type="character" w:styleId="user" w:customStyle="1">
+    <w:name w:val="Ссылка указателя (user)"/>
+    <w:qFormat/>
+    <w:rPr/>
+  </w:style>
   <w:style w:type="character" w:styleId="Style13" w:customStyle="1">
     <w:name w:val="Ссылка указателя"/>
     <w:qFormat/>
     <w:rPr/>
   </w:style>
-  <w:style w:type="character" w:styleId="user" w:customStyle="1">
-    <w:name w:val="Ссылка указателя (user)"/>
-    <w:qFormat/>
-    <w:rPr/>
-  </w:style>
-  <w:style w:type="character" w:styleId="user1" w:customStyle="1">
-    <w:name w:val="Маркеры (user)"/>
+  <w:style w:type="character" w:styleId="Style14" w:customStyle="1">
+    <w:name w:val="Маркеры"/>
     <w:qFormat/>
     <w:rPr>
       <w:rFonts w:ascii="OpenSymbol" w:hAnsi="OpenSymbol" w:eastAsia="OpenSymbol" w:cs="OpenSymbol"/>
     </w:rPr>
   </w:style>
-  <w:style w:type="character" w:styleId="user2" w:customStyle="1">
-    <w:name w:val="Символ нумерации (user)"/>
+  <w:style w:type="character" w:styleId="Style15" w:customStyle="1">
+    <w:name w:val="Символ нумерации"/>
     <w:qFormat/>
     <w:rPr/>
   </w:style>
-  <w:style w:type="character" w:styleId="Style14" w:customStyle="1">
+  <w:style w:type="character" w:styleId="Style16" w:customStyle="1">
     <w:name w:val="Основной текст Знак"/>
     <w:basedOn w:val="DefaultParagraphFont"/>
     <w:qFormat/>
@@ -12166,7 +12142,7 @@
       <w:sz w:val="28"/>
     </w:rPr>
   </w:style>
-  <w:style w:type="paragraph" w:styleId="Style15" w:customStyle="1">
+  <w:style w:type="paragraph" w:styleId="Style17">
     <w:name w:val="Заголовок"/>
     <w:basedOn w:val="Normal"/>
     <w:next w:val="BodyText"/>
@@ -12184,7 +12160,7 @@
   <w:style w:type="paragraph" w:styleId="BodyText">
     <w:name w:val="Body Text"/>
     <w:basedOn w:val="Normal"/>
-    <w:link w:val="Style14"/>
+    <w:link w:val="Style16"/>
     <w:pPr>
       <w:spacing w:lineRule="auto" w:line="360" w:before="0" w:after="0"/>
       <w:ind w:firstLine="709"/>
@@ -12216,7 +12192,7 @@
       <w:szCs w:val="24"/>
     </w:rPr>
   </w:style>
-  <w:style w:type="paragraph" w:styleId="Style16" w:customStyle="1">
+  <w:style w:type="paragraph" w:styleId="Style18">
     <w:name w:val="Указатель"/>
     <w:basedOn w:val="Normal"/>
     <w:qFormat/>
@@ -12242,7 +12218,7 @@
       <w:szCs w:val="28"/>
     </w:rPr>
   </w:style>
-  <w:style w:type="paragraph" w:styleId="user3">
+  <w:style w:type="paragraph" w:styleId="user1" w:customStyle="1">
     <w:name w:val="Заголовок (user)"/>
     <w:basedOn w:val="Normal"/>
     <w:next w:val="BodyText"/>
@@ -12257,7 +12233,7 @@
       <w:szCs w:val="28"/>
     </w:rPr>
   </w:style>
-  <w:style w:type="paragraph" w:styleId="user4">
+  <w:style w:type="paragraph" w:styleId="user2" w:customStyle="1">
     <w:name w:val="Указатель (user)"/>
     <w:basedOn w:val="Normal"/>
     <w:qFormat/>
@@ -12279,15 +12255,15 @@
       <w:rFonts w:cs="Lucida Sans"/>
     </w:rPr>
   </w:style>
-  <w:style w:type="paragraph" w:styleId="Style17" w:customStyle="1">
-    <w:name w:val="Колонтитулы"/>
+  <w:style w:type="paragraph" w:styleId="user3" w:customStyle="1">
+    <w:name w:val="Колонтитулы (user)"/>
     <w:basedOn w:val="Normal"/>
     <w:qFormat/>
     <w:pPr/>
     <w:rPr/>
   </w:style>
-  <w:style w:type="paragraph" w:styleId="user5" w:customStyle="1">
-    <w:name w:val="Колонтитулы (user)"/>
+  <w:style w:type="paragraph" w:styleId="Style19" w:customStyle="1">
+    <w:name w:val="Колонтитулы"/>
     <w:basedOn w:val="Normal"/>
     <w:qFormat/>
     <w:pPr/>
@@ -12345,7 +12321,7 @@
   </w:style>
   <w:style w:type="paragraph" w:styleId="TOC1">
     <w:name w:val="toc 1"/>
-    <w:basedOn w:val="Style16"/>
+    <w:basedOn w:val="user2"/>
     <w:pPr>
       <w:tabs>
         <w:tab w:val="clear" w:pos="643"/>
@@ -12360,7 +12336,7 @@
   </w:style>
   <w:style w:type="paragraph" w:styleId="TOC2">
     <w:name w:val="toc 2"/>
-    <w:basedOn w:val="Style16"/>
+    <w:basedOn w:val="user2"/>
     <w:pPr>
       <w:tabs>
         <w:tab w:val="clear" w:pos="643"/>
@@ -12374,7 +12350,7 @@
   </w:style>
   <w:style w:type="paragraph" w:styleId="TOC3">
     <w:name w:val="toc 3"/>
-    <w:basedOn w:val="Style16"/>
+    <w:basedOn w:val="user2"/>
     <w:pPr>
       <w:tabs>
         <w:tab w:val="clear" w:pos="643"/>
@@ -12386,8 +12362,8 @@
     </w:pPr>
     <w:rPr/>
   </w:style>
-  <w:style w:type="paragraph" w:styleId="Style18" w:customStyle="1">
-    <w:name w:val="Содержимое таблицы"/>
+  <w:style w:type="paragraph" w:styleId="user4" w:customStyle="1">
+    <w:name w:val="Содержимое таблицы (user)"/>
     <w:basedOn w:val="Normal"/>
     <w:qFormat/>
     <w:pPr>
@@ -12397,9 +12373,9 @@
     </w:pPr>
     <w:rPr/>
   </w:style>
-  <w:style w:type="paragraph" w:styleId="Style19" w:customStyle="1">
-    <w:name w:val="Заголовок таблицы"/>
-    <w:basedOn w:val="Style18"/>
+  <w:style w:type="paragraph" w:styleId="user5" w:customStyle="1">
+    <w:name w:val="Заголовок таблицы (user)"/>
+    <w:basedOn w:val="user4"/>
     <w:qFormat/>
     <w:pPr>
       <w:jc w:val="center"/>
@@ -12407,6 +12383,18 @@
     <w:rPr>
       <w:b/>
       <w:bCs/>
+    </w:rPr>
+  </w:style>
+  <w:style w:type="paragraph" w:styleId="user6" w:customStyle="1">
+    <w:name w:val="Таблица (user)"/>
+    <w:basedOn w:val="Caption"/>
+    <w:qFormat/>
+    <w:pPr>
+      <w:keepNext w:val="true"/>
+      <w:spacing w:lineRule="auto" w:line="360" w:before="0" w:after="0"/>
+    </w:pPr>
+    <w:rPr>
+      <w:sz w:val="28"/>
     </w:rPr>
   </w:style>
   <w:style w:type="paragraph" w:styleId="Style20" w:customStyle="1">
@@ -12421,20 +12409,8 @@
       <w:sz w:val="28"/>
     </w:rPr>
   </w:style>
-  <w:style w:type="paragraph" w:styleId="user6" w:customStyle="1">
-    <w:name w:val="Таблица (user)"/>
-    <w:basedOn w:val="Caption"/>
-    <w:qFormat/>
-    <w:pPr>
-      <w:keepNext w:val="true"/>
-      <w:spacing w:lineRule="auto" w:line="360" w:before="0" w:after="0"/>
-    </w:pPr>
-    <w:rPr>
-      <w:sz w:val="28"/>
-    </w:rPr>
-  </w:style>
-  <w:style w:type="paragraph" w:styleId="user7" w:customStyle="1">
-    <w:name w:val="Содержимое таблицы (user)"/>
+  <w:style w:type="paragraph" w:styleId="Style21" w:customStyle="1">
+    <w:name w:val="Содержимое таблицы"/>
     <w:basedOn w:val="Normal"/>
     <w:qFormat/>
     <w:rsid w:val="00871d3e"/>
@@ -12447,42 +12423,42 @@
   </w:style>
   <w:style w:type="paragraph" w:styleId="TOC4">
     <w:name w:val="toc 4"/>
-    <w:basedOn w:val="Style16"/>
+    <w:basedOn w:val="user2"/>
     <w:pPr/>
     <w:rPr/>
   </w:style>
   <w:style w:type="paragraph" w:styleId="TOC5">
     <w:name w:val="toc 5"/>
-    <w:basedOn w:val="Style16"/>
+    <w:basedOn w:val="user2"/>
     <w:pPr/>
     <w:rPr/>
   </w:style>
   <w:style w:type="paragraph" w:styleId="TOC6">
     <w:name w:val="toc 6"/>
-    <w:basedOn w:val="Style16"/>
+    <w:basedOn w:val="user2"/>
     <w:pPr/>
     <w:rPr/>
   </w:style>
   <w:style w:type="paragraph" w:styleId="TOC7">
     <w:name w:val="toc 7"/>
-    <w:basedOn w:val="Style16"/>
+    <w:basedOn w:val="user2"/>
     <w:pPr/>
     <w:rPr/>
   </w:style>
   <w:style w:type="paragraph" w:styleId="TOC8">
     <w:name w:val="toc 8"/>
-    <w:basedOn w:val="Style16"/>
+    <w:basedOn w:val="user2"/>
     <w:pPr/>
     <w:rPr/>
   </w:style>
   <w:style w:type="paragraph" w:styleId="TOC9">
     <w:name w:val="toc 9"/>
-    <w:basedOn w:val="Style16"/>
+    <w:basedOn w:val="user2"/>
     <w:pPr/>
     <w:rPr/>
   </w:style>
-  <w:style w:type="paragraph" w:styleId="Style21">
-    <w:name w:val="Рисунок"/>
+  <w:style w:type="paragraph" w:styleId="user7">
+    <w:name w:val="Рисунок (user)"/>
     <w:basedOn w:val="Caption"/>
     <w:qFormat/>
     <w:pPr>
@@ -12494,15 +12470,15 @@
       <w:sz w:val="28"/>
     </w:rPr>
   </w:style>
-  <w:style w:type="numbering" w:styleId="Style22" w:customStyle="1">
-    <w:name w:val="Без списка"/>
+  <w:style w:type="numbering" w:styleId="user8" w:customStyle="1">
+    <w:name w:val="Без списка (user)"/>
     <w:uiPriority w:val="99"/>
     <w:semiHidden/>
     <w:unhideWhenUsed/>
     <w:qFormat/>
   </w:style>
-  <w:style w:type="numbering" w:styleId="user8" w:customStyle="1">
-    <w:name w:val="Без списка (user)"/>
+  <w:style w:type="numbering" w:styleId="Style22" w:customStyle="1">
+    <w:name w:val="Без списка"/>
     <w:uiPriority w:val="99"/>
     <w:semiHidden/>
     <w:unhideWhenUsed/>

--- a/6 семестр/Проектирование информационных систем/Практическая работа №1/ВраженкоДО.docx
+++ b/6 семестр/Проектирование информационных систем/Практическая работа №1/ВраженкоДО.docx
@@ -125,14 +125,10 @@
                     <w:pStyle w:val="Normal"/>
                     <w:spacing w:lineRule="auto" w:line="240" w:before="0" w:after="0"/>
                     <w:jc w:val="center"/>
-                    <w:rPr>
-                      <w:lang w:val="ru-RU"/>
-                    </w:rPr>
+                    <w:rPr/>
                   </w:pPr>
                   <w:r>
-                    <w:rPr>
-                      <w:lang w:val="ru-RU"/>
-                    </w:rPr>
+                    <w:rPr/>
                     <w:t xml:space="preserve">               </w:t>
                   </w:r>
                   <w:r>
@@ -245,7 +241,6 @@
                     <w:rPr>
                       <w:caps/>
                       <w:szCs w:val="24"/>
-                      <w:lang w:val="ru-RU"/>
                     </w:rPr>
                     <w:t>МИНОБРНАУКИ РОССИИ</w:t>
                   </w:r>
@@ -286,14 +281,10 @@
                     <w:pStyle w:val="Normal"/>
                     <w:spacing w:lineRule="auto" w:line="240" w:before="0" w:after="0"/>
                     <w:jc w:val="center"/>
-                    <w:rPr>
-                      <w:lang w:val="ru-RU"/>
-                    </w:rPr>
+                    <w:rPr/>
                   </w:pPr>
                   <w:r>
-                    <w:rPr>
-                      <w:lang w:val="ru-RU"/>
-                    </w:rPr>
+                    <w:rPr/>
                     <w:t>Федеральное государственное бюджетное образовательное учреждение</w:t>
                   </w:r>
                 </w:p>
@@ -302,14 +293,10 @@
                     <w:pStyle w:val="Normal"/>
                     <w:spacing w:lineRule="auto" w:line="240" w:before="0" w:after="0"/>
                     <w:jc w:val="center"/>
-                    <w:rPr>
-                      <w:lang w:val="ru-RU"/>
-                    </w:rPr>
+                    <w:rPr/>
                   </w:pPr>
                   <w:r>
-                    <w:rPr>
-                      <w:lang w:val="ru-RU"/>
-                    </w:rPr>
+                    <w:rPr/>
                     <w:t>высшего образования</w:t>
                   </w:r>
                 </w:p>
@@ -323,7 +310,6 @@
                   <w:r>
                     <w:rPr>
                       <w:b/>
-                      <w:lang w:val="ru-RU"/>
                     </w:rPr>
                     <w:t xml:space="preserve">«МИРЭА </w:t>
                   </w:r>
@@ -332,14 +318,12 @@
                       <w:rStyle w:val="translation-chunk"/>
                       <w:b/>
                       <w:szCs w:val="24"/>
-                      <w:lang w:val="ru-RU"/>
                     </w:rPr>
                     <w:t xml:space="preserve">– </w:t>
                   </w:r>
                   <w:r>
                     <w:rPr>
                       <w:b/>
-                      <w:lang w:val="ru-RU"/>
                     </w:rPr>
                     <w:t>Российский технологический университет»</w:t>
                     <w:br/>
@@ -366,7 +350,7 @@
                               <wp:posOffset>200025</wp:posOffset>
                             </wp:positionH>
                             <wp:positionV relativeFrom="paragraph">
-                              <wp:posOffset>406400</wp:posOffset>
+                              <wp:posOffset>405765</wp:posOffset>
                             </wp:positionV>
                             <wp:extent cx="5600700" cy="1905"/>
                             <wp:effectExtent l="19050" t="19050" r="19050" b="19050"/>
@@ -406,7 +390,7 @@
                       </mc:Choice>
                       <mc:Fallback>
                         <w:pict>
-                          <v:line id="shape_0" from="15.75pt,32pt" to="456.7pt,32.1pt" ID="Line 4" stroked="t" o:allowincell="t" style="position:absolute;flip:y">
+                          <v:line id="shape_0" from="15.75pt,31.95pt" to="456.7pt,32.05pt" ID="Line 4" stroked="t" o:allowincell="t" style="position:absolute;flip:y">
                             <v:stroke color="black" weight="38160" joinstyle="round" endcap="flat"/>
                             <v:fill o:detectmouseclick="t" on="false"/>
                             <w10:wrap type="none"/>
@@ -420,7 +404,6 @@
                       <w:b/>
                       <w:sz w:val="32"/>
                       <w:szCs w:val="32"/>
-                      <w:lang w:val="ru-RU"/>
                     </w:rPr>
                     <w:t>РТУ МИРЭА</w:t>
                     <w:br/>
@@ -433,14 +416,10 @@
             <w:pPr>
               <w:pStyle w:val="Normal"/>
               <w:spacing w:lineRule="auto" w:line="240" w:before="0" w:after="0"/>
-              <w:rPr>
-                <w:lang w:val="ru-RU"/>
-              </w:rPr>
-            </w:pPr>
-            <w:r>
-              <w:rPr>
-                <w:lang w:val="ru-RU"/>
-              </w:rPr>
+              <w:rPr/>
+            </w:pPr>
+            <w:r>
+              <w:rPr/>
             </w:r>
           </w:p>
         </w:tc>
@@ -457,14 +436,10 @@
               <w:bidi w:val="0"/>
               <w:spacing w:lineRule="auto" w:line="259" w:before="0" w:after="160"/>
               <w:jc w:val="both"/>
-              <w:rPr>
-                <w:lang w:val="ru-RU"/>
-              </w:rPr>
-            </w:pPr>
-            <w:r>
-              <w:rPr>
-                <w:lang w:val="ru-RU"/>
-              </w:rPr>
+              <w:rPr/>
+            </w:pPr>
+            <w:r>
+              <w:rPr/>
             </w:r>
           </w:p>
         </w:tc>
@@ -534,7 +509,6 @@
               <w:rPr>
                 <w:rFonts w:cs="Times New Roman"/>
                 <w:szCs w:val="24"/>
-                <w:lang w:val="ru-RU"/>
               </w:rPr>
               <w:t>Институт информационных технологий (ИТ)</w:t>
             </w:r>
@@ -589,7 +563,6 @@
                 <w:rFonts w:cs="Times New Roman"/>
                 <w:bCs/>
                 <w:szCs w:val="24"/>
-                <w:lang w:val="ru-RU"/>
               </w:rPr>
               <w:t xml:space="preserve">Кафедра </w:t>
             </w:r>
@@ -600,7 +573,6 @@
                 <w:color w:val="000000"/>
                 <w:szCs w:val="24"/>
                 <w:shd w:fill="FFFFFF" w:val="clear"/>
-                <w:lang w:val="ru-RU"/>
               </w:rPr>
               <w:t>инструментального и прикладного программного обеспечения</w:t>
             </w:r>
@@ -609,7 +581,6 @@
                 <w:rFonts w:cs="Times New Roman"/>
                 <w:bCs/>
                 <w:szCs w:val="24"/>
-                <w:lang w:val="ru-RU"/>
               </w:rPr>
               <w:t xml:space="preserve"> (ИиППО)</w:t>
             </w:r>
@@ -703,7 +674,6 @@
                 <w:b/>
                 <w:sz w:val="28"/>
                 <w:szCs w:val="28"/>
-                <w:lang w:val="ru-RU"/>
               </w:rPr>
               <w:t>ОТЧЁТ ПО ПРАКТИЧЕСКОЙ РАБОТЕ №1</w:t>
             </w:r>
@@ -722,14 +692,10 @@
               <w:bidi w:val="0"/>
               <w:spacing w:lineRule="auto" w:line="259" w:before="0" w:after="160"/>
               <w:jc w:val="both"/>
-              <w:rPr>
-                <w:lang w:val="ru-RU"/>
-              </w:rPr>
-            </w:pPr>
-            <w:r>
-              <w:rPr>
-                <w:lang w:val="ru-RU"/>
-              </w:rPr>
+              <w:rPr/>
+            </w:pPr>
+            <w:r>
+              <w:rPr/>
             </w:r>
           </w:p>
         </w:tc>
@@ -748,9 +714,7 @@
               <w:shd w:val="clear" w:color="auto" w:fill="FFFFFF"/>
               <w:spacing w:lineRule="auto" w:line="240"/>
               <w:jc w:val="center"/>
-              <w:rPr>
-                <w:lang w:val="ru-RU"/>
-              </w:rPr>
+              <w:rPr/>
             </w:pPr>
             <w:r>
               <w:rPr>
@@ -758,7 +722,6 @@
                 <w:b/>
                 <w:sz w:val="28"/>
                 <w:szCs w:val="28"/>
-                <w:lang w:val="ru-RU"/>
               </w:rPr>
               <w:t>по дисциплине «Проектирование информационных систем»</w:t>
             </w:r>
@@ -769,9 +732,7 @@
               <w:shd w:val="clear" w:color="auto" w:fill="FFFFFF"/>
               <w:spacing w:lineRule="auto" w:line="240"/>
               <w:jc w:val="center"/>
-              <w:rPr>
-                <w:lang w:val="ru-RU"/>
-              </w:rPr>
+              <w:rPr/>
             </w:pPr>
             <w:r>
               <w:rPr>
@@ -779,7 +740,6 @@
                 <w:bCs/>
                 <w:sz w:val="28"/>
                 <w:szCs w:val="28"/>
-                <w:lang w:val="ru-RU"/>
               </w:rPr>
               <w:t>на тему</w:t>
             </w:r>
@@ -790,9 +750,7 @@
               <w:shd w:val="clear" w:color="auto" w:fill="FFFFFF"/>
               <w:spacing w:lineRule="auto" w:line="240" w:before="0" w:after="160"/>
               <w:jc w:val="center"/>
-              <w:rPr>
-                <w:lang w:val="ru-RU"/>
-              </w:rPr>
+              <w:rPr/>
             </w:pPr>
             <w:r>
               <w:rPr>
@@ -800,7 +758,6 @@
                 <w:b/>
                 <w:sz w:val="28"/>
                 <w:szCs w:val="28"/>
-                <w:lang w:val="ru-RU"/>
               </w:rPr>
               <w:t>«Информационная система Умный дневник студента»</w:t>
             </w:r>
@@ -819,14 +776,10 @@
               <w:bidi w:val="0"/>
               <w:spacing w:lineRule="auto" w:line="259" w:before="0" w:after="160"/>
               <w:jc w:val="both"/>
-              <w:rPr>
-                <w:lang w:val="ru-RU"/>
-              </w:rPr>
-            </w:pPr>
-            <w:r>
-              <w:rPr>
-                <w:lang w:val="ru-RU"/>
-              </w:rPr>
+              <w:rPr/>
+            </w:pPr>
+            <w:r>
+              <w:rPr/>
             </w:r>
           </w:p>
         </w:tc>
@@ -876,14 +829,10 @@
               <w:bidi w:val="0"/>
               <w:spacing w:lineRule="auto" w:line="259" w:before="0" w:after="160"/>
               <w:jc w:val="both"/>
-              <w:rPr>
-                <w:lang w:val="ru-RU"/>
-              </w:rPr>
-            </w:pPr>
-            <w:r>
-              <w:rPr>
-                <w:lang w:val="ru-RU"/>
-              </w:rPr>
+              <w:rPr/>
+            </w:pPr>
+            <w:r>
+              <w:rPr/>
             </w:r>
           </w:p>
         </w:tc>
@@ -920,15 +869,12 @@
               <w:bidi w:val="0"/>
               <w:spacing w:lineRule="auto" w:line="259" w:before="0" w:after="160"/>
               <w:jc w:val="both"/>
-              <w:rPr>
-                <w:lang w:val="ru-RU"/>
-              </w:rPr>
+              <w:rPr/>
             </w:pPr>
             <w:r>
               <w:rPr>
                 <w:rFonts w:cs="Times New Roman"/>
                 <w:szCs w:val="24"/>
-                <w:lang w:val="ru-RU"/>
               </w:rPr>
               <w:t>Выполнил студент группы ИКБО-50-23</w:t>
             </w:r>
@@ -962,16 +908,13 @@
               <w:pStyle w:val="Normal"/>
               <w:shd w:val="clear" w:color="auto" w:fill="FFFFFF"/>
               <w:spacing w:before="0" w:after="160"/>
-              <w:rPr>
-                <w:lang w:val="ru-RU"/>
-              </w:rPr>
+              <w:rPr/>
             </w:pPr>
             <w:r>
               <w:rPr>
                 <w:rFonts w:cs="Times New Roman"/>
                 <w:b/>
                 <w:szCs w:val="24"/>
-                <w:lang w:val="ru-RU"/>
               </w:rPr>
               <w:t xml:space="preserve">                        </w:t>
             </w:r>
@@ -979,7 +922,6 @@
               <w:rPr>
                 <w:rFonts w:cs="Times New Roman"/>
                 <w:szCs w:val="24"/>
-                <w:lang w:val="ru-RU"/>
               </w:rPr>
               <w:t>Враженко Д.О.</w:t>
             </w:r>
@@ -998,14 +940,10 @@
               <w:bidi w:val="0"/>
               <w:spacing w:lineRule="auto" w:line="259" w:before="0" w:after="160"/>
               <w:jc w:val="both"/>
-              <w:rPr>
-                <w:lang w:val="ru-RU"/>
-              </w:rPr>
-            </w:pPr>
-            <w:r>
-              <w:rPr>
-                <w:lang w:val="ru-RU"/>
-              </w:rPr>
+              <w:rPr/>
+            </w:pPr>
+            <w:r>
+              <w:rPr/>
             </w:r>
           </w:p>
         </w:tc>
@@ -1074,14 +1012,10 @@
               <w:bidi w:val="0"/>
               <w:spacing w:lineRule="auto" w:line="259" w:before="0" w:after="160"/>
               <w:jc w:val="both"/>
-              <w:rPr>
-                <w:lang w:val="ru-RU"/>
-              </w:rPr>
-            </w:pPr>
-            <w:r>
-              <w:rPr>
-                <w:lang w:val="ru-RU"/>
-              </w:rPr>
+              <w:rPr/>
+            </w:pPr>
+            <w:r>
+              <w:rPr/>
             </w:r>
           </w:p>
         </w:tc>
@@ -1102,15 +1036,12 @@
               <w:bidi w:val="0"/>
               <w:spacing w:lineRule="auto" w:line="259" w:before="0" w:after="160"/>
               <w:jc w:val="both"/>
-              <w:rPr>
-                <w:lang w:val="ru-RU"/>
-              </w:rPr>
+              <w:rPr/>
             </w:pPr>
             <w:r>
               <w:rPr>
                 <w:rFonts w:cs="Times New Roman"/>
                 <w:szCs w:val="24"/>
-                <w:lang w:val="ru-RU"/>
               </w:rPr>
               <w:t xml:space="preserve">Принял </w:t>
               <w:br/>
@@ -1120,7 +1051,6 @@
                 <w:rFonts w:cs="Times New Roman"/>
                 <w:i/>
                 <w:szCs w:val="24"/>
-                <w:lang w:val="ru-RU"/>
               </w:rPr>
               <w:t>Ассистент</w:t>
             </w:r>
@@ -1137,16 +1067,13 @@
               <w:pStyle w:val="Normal"/>
               <w:shd w:val="clear" w:color="auto" w:fill="FFFFFF"/>
               <w:spacing w:before="0" w:after="160"/>
-              <w:rPr>
-                <w:lang w:val="ru-RU"/>
-              </w:rPr>
+              <w:rPr/>
             </w:pPr>
             <w:r>
               <w:rPr>
                 <w:rFonts w:cs="Times New Roman"/>
                 <w:b/>
                 <w:szCs w:val="24"/>
-                <w:lang w:val="ru-RU"/>
               </w:rPr>
               <w:t xml:space="preserve">                         </w:t>
             </w:r>
@@ -1154,7 +1081,6 @@
               <w:rPr>
                 <w:rFonts w:cs="Times New Roman"/>
                 <w:szCs w:val="24"/>
-                <w:lang w:val="ru-RU"/>
               </w:rPr>
               <w:t>Ткаченко Д.И.</w:t>
             </w:r>
@@ -1173,14 +1099,10 @@
               <w:bidi w:val="0"/>
               <w:spacing w:lineRule="auto" w:line="259" w:before="0" w:after="160"/>
               <w:jc w:val="both"/>
-              <w:rPr>
-                <w:lang w:val="ru-RU"/>
-              </w:rPr>
-            </w:pPr>
-            <w:r>
-              <w:rPr>
-                <w:lang w:val="ru-RU"/>
-              </w:rPr>
+              <w:rPr/>
+            </w:pPr>
+            <w:r>
+              <w:rPr/>
             </w:r>
           </w:p>
         </w:tc>
@@ -1207,7 +1129,6 @@
               <w:rPr>
                 <w:rFonts w:cs="Times New Roman"/>
                 <w:szCs w:val="24"/>
-                <w:lang w:val="ru-RU"/>
               </w:rPr>
               <w:t>Практические работы выполнены</w:t>
             </w:r>
@@ -1234,7 +1155,6 @@
               <w:rPr>
                 <w:rFonts w:cs="Times New Roman"/>
                 <w:szCs w:val="24"/>
-                <w:lang w:val="ru-RU"/>
               </w:rPr>
               <w:t>«___»_______2026 г.</w:t>
             </w:r>
@@ -1318,7 +1238,6 @@
                 <w:rFonts w:cs="Times New Roman"/>
                 <w:sz w:val="20"/>
                 <w:szCs w:val="20"/>
-                <w:lang w:val="ru-RU"/>
               </w:rPr>
               <w:t>(подпись студента)</w:t>
             </w:r>
@@ -1423,7 +1342,6 @@
               <w:rPr>
                 <w:rFonts w:cs="Times New Roman"/>
                 <w:szCs w:val="24"/>
-                <w:lang w:val="ru-RU"/>
               </w:rPr>
               <w:t>«Зачтено»</w:t>
             </w:r>
@@ -1467,7 +1385,6 @@
               <w:rPr>
                 <w:rFonts w:cs="Times New Roman"/>
                 <w:szCs w:val="24"/>
-                <w:lang w:val="ru-RU"/>
               </w:rPr>
               <w:t>«___»_______2026 г.</w:t>
             </w:r>
@@ -1511,7 +1428,6 @@
                 <w:rFonts w:cs="Times New Roman"/>
                 <w:sz w:val="20"/>
                 <w:szCs w:val="20"/>
-                <w:lang w:val="ru-RU"/>
               </w:rPr>
               <w:t>(подпись руководителя)</w:t>
             </w:r>
@@ -1640,7 +1556,6 @@
         <w:rPr>
           <w:rFonts w:cs="Times New Roman"/>
           <w:szCs w:val="24"/>
-          <w:lang w:val="ru-RU"/>
         </w:rPr>
         <w:t>Москва 2026</w:t>
       </w:r>
@@ -1696,11 +1611,6 @@
                 <w:rStyle w:val="Style13"/>
               </w:rPr>
               <w:t>1. Общие сведения</w:t>
-            </w:r>
-            <w:r>
-              <w:rPr>
-                <w:rStyle w:val="Style13"/>
-              </w:rPr>
               <w:tab/>
               <w:t>5</w:t>
             </w:r>
@@ -2022,7 +1932,7 @@
               </w:rPr>
               <w:t>4.2.1. Сбор и подготовка данных о занятиях</w:t>
               <w:tab/>
-              <w:t>15</w:t>
+              <w:t>14</w:t>
             </w:r>
           </w:hyperlink>
         </w:p>
@@ -2062,7 +1972,7 @@
               </w:rPr>
               <w:t>4.2.3. Отправка уведомлений</w:t>
               <w:tab/>
-              <w:t>16</w:t>
+              <w:t>15</w:t>
             </w:r>
           </w:hyperlink>
         </w:p>
@@ -2222,7 +2132,7 @@
               </w:rPr>
               <w:t>4.3.2. Программное обеспечение</w:t>
               <w:tab/>
-              <w:t>20</w:t>
+              <w:t>19</w:t>
             </w:r>
           </w:hyperlink>
         </w:p>
@@ -2262,7 +2172,7 @@
               </w:rPr>
               <w:t>4.3.4. Лингвистическое обеспечение</w:t>
               <w:tab/>
-              <w:t>21</w:t>
+              <w:t>20</w:t>
             </w:r>
           </w:hyperlink>
         </w:p>
@@ -2362,7 +2272,7 @@
               </w:rPr>
               <w:t>4.4. Общие технические требования к Подсистеме</w:t>
               <w:tab/>
-              <w:t>22</w:t>
+              <w:t>21</w:t>
             </w:r>
           </w:hyperlink>
         </w:p>
@@ -2382,7 +2292,7 @@
               </w:rPr>
               <w:t>4.4.1. Требования к численности и квалификации персонала и пользователей Подсистемы</w:t>
               <w:tab/>
-              <w:t>22</w:t>
+              <w:t>21</w:t>
             </w:r>
           </w:hyperlink>
         </w:p>
@@ -2582,7 +2492,7 @@
               </w:rPr>
               <w:t>4.4.11. Требования по стандартизации и унификации</w:t>
               <w:tab/>
-              <w:t>25</w:t>
+              <w:t>24</w:t>
             </w:r>
           </w:hyperlink>
         </w:p>
@@ -2958,30 +2868,22 @@
       <w:pPr>
         <w:pStyle w:val="Heading1"/>
         <w:spacing w:before="0" w:after="0"/>
-        <w:rPr>
-          <w:lang w:val="ru-RU"/>
-        </w:rPr>
+        <w:rPr/>
       </w:pPr>
       <w:bookmarkStart w:id="0" w:name="__RefHeading___Toc183_884528406"/>
       <w:bookmarkEnd w:id="0"/>
       <w:r>
-        <w:rPr>
-          <w:lang w:val="ru-RU"/>
-        </w:rPr>
+        <w:rPr/>
         <w:t>Общие сведения</w:t>
       </w:r>
     </w:p>
     <w:p>
       <w:pPr>
         <w:pStyle w:val="BodyText"/>
-        <w:rPr>
-          <w:lang w:val="ru-RU"/>
-        </w:rPr>
-      </w:pPr>
-      <w:r>
-        <w:rPr>
-          <w:lang w:val="ru-RU"/>
-        </w:rPr>
+        <w:rPr/>
+      </w:pPr>
+      <w:r>
+        <w:rPr/>
       </w:r>
       <w:r>
         <w:br w:type="page"/>
@@ -2991,16 +2893,12 @@
       <w:pPr>
         <w:pStyle w:val="Heading1"/>
         <w:spacing w:before="0" w:after="119"/>
-        <w:rPr>
-          <w:lang w:val="ru-RU"/>
-        </w:rPr>
+        <w:rPr/>
       </w:pPr>
       <w:bookmarkStart w:id="1" w:name="__RefHeading___Toc185_884528406"/>
       <w:bookmarkEnd w:id="1"/>
       <w:r>
-        <w:rPr>
-          <w:lang w:val="ru-RU"/>
-        </w:rPr>
+        <w:rPr/>
         <w:t>Цели и назначение создания Подсистемы</w:t>
       </w:r>
     </w:p>
@@ -3023,14 +2921,10 @@
     <w:p>
       <w:pPr>
         <w:pStyle w:val="BodyText"/>
-        <w:rPr>
-          <w:lang w:val="ru-RU"/>
-        </w:rPr>
-      </w:pPr>
-      <w:r>
-        <w:rPr>
-          <w:lang w:val="ru-RU"/>
-        </w:rPr>
+        <w:rPr/>
+      </w:pPr>
+      <w:r>
+        <w:rPr/>
         <w:t>Подсистема автоматического напоминания (далее – Подсистема) предназначена для автоматизации процесса оповещения студентов о предстоящих занятиях (дисциплина, время начала, аудитория, преподаватель) путём от</w:t>
         <w:softHyphen/>
         <w:t>правки персонализированных уведомлений через доступные каналы связи (мобильное приложение, электронная почта, мессенджеры) в соответствии с настройками, выбранными каждым студентом. Подсистема используется для всех учебных групп, по которым ведётся расписание в информацион</w:t>
@@ -3057,93 +2951,45 @@
     <w:p>
       <w:pPr>
         <w:pStyle w:val="BodyText"/>
-        <w:widowControl/>
         <w:numPr>
           <w:ilvl w:val="0"/>
           <w:numId w:val="2"/>
         </w:numPr>
-        <w:suppressAutoHyphens w:val="true"/>
-        <w:bidi w:val="0"/>
-        <w:jc w:val="both"/>
-        <w:rPr>
-          <w:lang w:val="ru-RU"/>
-        </w:rPr>
+        <w:rPr/>
       </w:pPr>
       <w:bookmarkStart w:id="4" w:name="__RefHeading___Toc431_2363055178"/>
       <w:bookmarkEnd w:id="4"/>
       <w:r>
-        <w:rPr>
-          <w:lang w:val="ru-RU"/>
-        </w:rPr>
-        <w:t>Повы</w:t>
-      </w:r>
-      <w:r>
-        <w:rPr>
-          <w:rFonts w:eastAsia="Calibri" w:cs="" w:cstheme="minorBidi" w:eastAsiaTheme="minorHAnsi"/>
-          <w:color w:val="auto"/>
-          <w:kern w:val="0"/>
-          <w:szCs w:val="22"/>
-          <w:lang w:val="ru-RU" w:eastAsia="en-US" w:bidi="ar-SA"/>
-        </w:rPr>
-        <w:t>шение информированности студентов о предстоящих занятиях</w:t>
-      </w:r>
-    </w:p>
-    <w:p>
-      <w:pPr>
-        <w:pStyle w:val="BodyText"/>
-        <w:widowControl/>
+        <w:rPr/>
+        <w:t>Повышение информированности студентов о предстоящих занятиях</w:t>
+      </w:r>
+    </w:p>
+    <w:p>
+      <w:pPr>
+        <w:pStyle w:val="BodyText"/>
         <w:numPr>
           <w:ilvl w:val="1"/>
           <w:numId w:val="2"/>
         </w:numPr>
-        <w:suppressAutoHyphens w:val="true"/>
-        <w:bidi w:val="0"/>
-        <w:jc w:val="both"/>
-        <w:rPr>
-          <w:lang w:val="ru-RU"/>
-        </w:rPr>
-      </w:pPr>
-      <w:r>
-        <w:rPr>
-          <w:rFonts w:eastAsia="Calibri" w:cs="" w:cstheme="minorBidi" w:eastAsiaTheme="minorHAnsi"/>
-          <w:color w:val="auto"/>
-          <w:kern w:val="0"/>
-          <w:szCs w:val="22"/>
-          <w:lang w:val="ru-RU" w:eastAsia="en-US" w:bidi="ar-SA"/>
-        </w:rPr>
+        <w:rPr/>
+      </w:pPr>
+      <w:r>
+        <w:rPr/>
         <w:t>Целевой показатель: не менее 80% студентов, подписавшихся на уведомления, подтверждают, что получают информацию своевременно.</w:t>
       </w:r>
     </w:p>
     <w:p>
       <w:pPr>
         <w:pStyle w:val="BodyText"/>
-        <w:widowControl/>
         <w:numPr>
           <w:ilvl w:val="1"/>
           <w:numId w:val="2"/>
         </w:numPr>
-        <w:suppressAutoHyphens w:val="true"/>
-        <w:bidi w:val="0"/>
-        <w:jc w:val="both"/>
-        <w:rPr>
-          <w:lang w:val="ru-RU"/>
-        </w:rPr>
-      </w:pPr>
-      <w:r>
-        <w:rPr>
-          <w:rFonts w:eastAsia="Calibri" w:cs="" w:cstheme="minorBidi" w:eastAsiaTheme="minorHAnsi"/>
-          <w:color w:val="auto"/>
-          <w:kern w:val="0"/>
-          <w:szCs w:val="22"/>
-          <w:lang w:val="ru-RU" w:eastAsia="en-US" w:bidi="ar-SA"/>
-        </w:rPr>
-        <w:t xml:space="preserve">Способ </w:t>
-      </w:r>
-      <w:r>
-        <w:rPr>
-          <w:lang w:val="ru-RU"/>
-        </w:rPr>
-        <w:t>контроля: проводится анонимное анкетирование студентов через неделю после ввода Подсистемы в опытную экс</w:t>
+        <w:rPr/>
+      </w:pPr>
+      <w:r>
+        <w:rPr/>
+        <w:t>Способ контроля: проводится анонимное анкетирование студентов через неделю после ввода Подсистемы в опытную экс</w:t>
         <w:softHyphen/>
         <w:t>плуатацию, через месяц, а далее – в середине каждого учебного семестра. В анкете фиксируется, своевременно ли студент по</w:t>
         <w:softHyphen/>
@@ -3155,66 +3001,42 @@
     <w:p>
       <w:pPr>
         <w:pStyle w:val="BodyText"/>
-        <w:widowControl/>
         <w:numPr>
           <w:ilvl w:val="0"/>
           <w:numId w:val="2"/>
         </w:numPr>
-        <w:suppressAutoHyphens w:val="true"/>
-        <w:bidi w:val="0"/>
-        <w:jc w:val="both"/>
-        <w:rPr>
-          <w:lang w:val="ru-RU"/>
-        </w:rPr>
-      </w:pPr>
-      <w:r>
-        <w:rPr>
-          <w:lang w:val="ru-RU"/>
-        </w:rPr>
+        <w:rPr/>
+      </w:pPr>
+      <w:r>
+        <w:rPr/>
         <w:t>Сокращение трудозатрат на ручное информирование</w:t>
       </w:r>
     </w:p>
     <w:p>
       <w:pPr>
         <w:pStyle w:val="BodyText"/>
-        <w:widowControl/>
         <w:numPr>
           <w:ilvl w:val="1"/>
           <w:numId w:val="2"/>
         </w:numPr>
-        <w:suppressAutoHyphens w:val="true"/>
-        <w:bidi w:val="0"/>
-        <w:jc w:val="both"/>
-        <w:rPr>
-          <w:lang w:val="ru-RU"/>
-        </w:rPr>
-      </w:pPr>
-      <w:r>
-        <w:rPr>
-          <w:lang w:val="ru-RU"/>
-        </w:rPr>
+        <w:rPr/>
+      </w:pPr>
+      <w:r>
+        <w:rPr/>
         <w:t>Целевой показатель: снижение количества обращений к старостам или одногруппникам с вопросами о расписании не менее чем на 50% (по сравнению с периодом до внедрения Подсистемы).</w:t>
       </w:r>
     </w:p>
     <w:p>
       <w:pPr>
         <w:pStyle w:val="BodyText"/>
-        <w:widowControl/>
         <w:numPr>
           <w:ilvl w:val="1"/>
           <w:numId w:val="2"/>
         </w:numPr>
-        <w:suppressAutoHyphens w:val="true"/>
-        <w:bidi w:val="0"/>
-        <w:jc w:val="both"/>
-        <w:rPr>
-          <w:lang w:val="ru-RU"/>
-        </w:rPr>
-      </w:pPr>
-      <w:r>
-        <w:rPr>
-          <w:lang w:val="ru-RU"/>
-        </w:rPr>
+        <w:rPr/>
+      </w:pPr>
+      <w:r>
+        <w:rPr/>
         <w:t>Способ контроля: проводится анонимное анкетирование студентов через неделю после ввода Подсистемы в опытную экс</w:t>
         <w:softHyphen/>
         <w:t>плуатацию, через месяц, а далее – в середине каждого учебного семестра. В анкете фиксируется частота обращений за расписа</w:t>
@@ -3225,66 +3047,42 @@
     <w:p>
       <w:pPr>
         <w:pStyle w:val="BodyText"/>
-        <w:widowControl/>
         <w:numPr>
           <w:ilvl w:val="0"/>
           <w:numId w:val="2"/>
         </w:numPr>
-        <w:suppressAutoHyphens w:val="true"/>
-        <w:bidi w:val="0"/>
-        <w:jc w:val="both"/>
-        <w:rPr>
-          <w:lang w:val="ru-RU"/>
-        </w:rPr>
-      </w:pPr>
-      <w:r>
-        <w:rPr>
-          <w:lang w:val="ru-RU"/>
-        </w:rPr>
+        <w:rPr/>
+      </w:pPr>
+      <w:r>
+        <w:rPr/>
         <w:t>Уменьшение числа опозданий и пропусков занятий, связанных с незнанием расписания</w:t>
       </w:r>
     </w:p>
     <w:p>
       <w:pPr>
         <w:pStyle w:val="BodyText"/>
-        <w:widowControl/>
         <w:numPr>
           <w:ilvl w:val="1"/>
           <w:numId w:val="2"/>
         </w:numPr>
-        <w:suppressAutoHyphens w:val="true"/>
-        <w:bidi w:val="0"/>
-        <w:jc w:val="both"/>
-        <w:rPr>
-          <w:lang w:val="ru-RU"/>
-        </w:rPr>
-      </w:pPr>
-      <w:r>
-        <w:rPr>
-          <w:lang w:val="ru-RU"/>
-        </w:rPr>
+        <w:rPr/>
+      </w:pPr>
+      <w:r>
+        <w:rPr/>
         <w:t>Целевой показатель: снижение доли таких пропусков на 30%.</w:t>
       </w:r>
     </w:p>
     <w:p>
       <w:pPr>
         <w:pStyle w:val="BodyText"/>
-        <w:widowControl/>
         <w:numPr>
           <w:ilvl w:val="1"/>
           <w:numId w:val="2"/>
         </w:numPr>
-        <w:suppressAutoHyphens w:val="true"/>
-        <w:bidi w:val="0"/>
-        <w:jc w:val="both"/>
-        <w:rPr>
-          <w:lang w:val="ru-RU"/>
-        </w:rPr>
-      </w:pPr>
-      <w:r>
-        <w:rPr>
-          <w:lang w:val="ru-RU"/>
-        </w:rPr>
+        <w:rPr/>
+      </w:pPr>
+      <w:r>
+        <w:rPr/>
         <w:t>Способ контроля: анализируются данные журнала посещаемости за период до внедрения Подсистемы и за аналогичный пе</w:t>
         <w:softHyphen/>
         <w:t>риод после внедрения. Вычисляется доля пропусков, связанных с незнанием расписания (на основе опросов или отметок препо</w:t>
@@ -3297,14 +3095,10 @@
     <w:p>
       <w:pPr>
         <w:pStyle w:val="BodyText"/>
-        <w:rPr>
-          <w:lang w:val="ru-RU"/>
-        </w:rPr>
-      </w:pPr>
-      <w:r>
-        <w:rPr>
-          <w:lang w:val="ru-RU"/>
-        </w:rPr>
+        <w:rPr/>
+      </w:pPr>
+      <w:r>
+        <w:rPr/>
       </w:r>
       <w:r>
         <w:br w:type="page"/>
@@ -3314,16 +3108,12 @@
       <w:pPr>
         <w:pStyle w:val="Heading1"/>
         <w:spacing w:before="0" w:after="119"/>
-        <w:rPr>
-          <w:lang w:val="ru-RU"/>
-        </w:rPr>
+        <w:rPr/>
       </w:pPr>
       <w:bookmarkStart w:id="5" w:name="__RefHeading___Toc187_884528406"/>
       <w:bookmarkEnd w:id="5"/>
       <w:r>
-        <w:rPr>
-          <w:lang w:val="ru-RU"/>
-        </w:rPr>
+        <w:rPr/>
         <w:t>Характеристика объектов автоматизации</w:t>
       </w:r>
     </w:p>
@@ -3346,42 +3136,30 @@
     <w:p>
       <w:pPr>
         <w:pStyle w:val="BodyText"/>
-        <w:rPr>
-          <w:lang w:val="ru-RU"/>
-        </w:rPr>
-      </w:pPr>
-      <w:r>
-        <w:rPr>
-          <w:lang w:val="ru-RU"/>
-        </w:rPr>
+        <w:rPr/>
+      </w:pPr>
+      <w:r>
+        <w:rPr/>
         <w:t>Объектом автоматизации является процесс информирования студентов о расписании учебных занятий в вузе.</w:t>
       </w:r>
     </w:p>
     <w:p>
       <w:pPr>
         <w:pStyle w:val="BodyText"/>
-        <w:rPr>
-          <w:lang w:val="ru-RU"/>
-        </w:rPr>
-      </w:pPr>
-      <w:r>
-        <w:rPr>
-          <w:lang w:val="ru-RU"/>
-        </w:rPr>
+        <w:rPr/>
+      </w:pPr>
+      <w:r>
+        <w:rPr/>
         <w:t>В настоящее время информирование студентов осуществляется путем публикации расписания на официальном сайте вуза.</w:t>
       </w:r>
     </w:p>
     <w:p>
       <w:pPr>
         <w:pStyle w:val="BodyText"/>
-        <w:rPr>
-          <w:lang w:val="ru-RU"/>
-        </w:rPr>
-      </w:pPr>
-      <w:r>
-        <w:rPr>
-          <w:lang w:val="ru-RU"/>
-        </w:rPr>
+        <w:rPr/>
+      </w:pPr>
+      <w:r>
+        <w:rPr/>
         <w:t>Основные недостатки существующей системы:</w:t>
       </w:r>
     </w:p>
@@ -3392,14 +3170,10 @@
           <w:ilvl w:val="0"/>
           <w:numId w:val="2"/>
         </w:numPr>
-        <w:rPr>
-          <w:lang w:val="ru-RU"/>
-        </w:rPr>
-      </w:pPr>
-      <w:r>
-        <w:rPr>
-          <w:lang w:val="ru-RU"/>
-        </w:rPr>
+        <w:rPr/>
+      </w:pPr>
+      <w:r>
+        <w:rPr/>
         <w:t>отсутствие гарантии, что каждый студент своевременно ознакомится с изменениями в расписании;</w:t>
       </w:r>
     </w:p>
@@ -3410,14 +3184,10 @@
           <w:ilvl w:val="0"/>
           <w:numId w:val="2"/>
         </w:numPr>
-        <w:rPr>
-          <w:lang w:val="ru-RU"/>
-        </w:rPr>
-      </w:pPr>
-      <w:r>
-        <w:rPr>
-          <w:lang w:val="ru-RU"/>
-        </w:rPr>
+        <w:rPr/>
+      </w:pPr>
+      <w:r>
+        <w:rPr/>
         <w:t>невозможность индивидуальной настройки уведомлений.</w:t>
       </w:r>
     </w:p>
@@ -3440,56 +3210,40 @@
     <w:p>
       <w:pPr>
         <w:pStyle w:val="BodyText"/>
-        <w:rPr>
-          <w:lang w:val="ru-RU"/>
-        </w:rPr>
-      </w:pPr>
-      <w:r>
-        <w:rPr>
-          <w:lang w:val="ru-RU"/>
-        </w:rPr>
+        <w:rPr/>
+      </w:pPr>
+      <w:r>
+        <w:rPr/>
         <w:t>ИС «Умный дневник студента» функционирует круглосуточно, доступ к ней осуществляется через веб-интерфейс и мобильное приложение.</w:t>
       </w:r>
     </w:p>
     <w:p>
       <w:pPr>
         <w:pStyle w:val="BodyText"/>
-        <w:rPr>
-          <w:lang w:val="ru-RU"/>
-        </w:rPr>
-      </w:pPr>
-      <w:r>
-        <w:rPr>
-          <w:lang w:val="ru-RU"/>
-        </w:rPr>
+        <w:rPr/>
+      </w:pPr>
+      <w:r>
+        <w:rPr/>
         <w:t>Студенты используют персональные компьютеры, смартфоны с постоянным или периодическим доступом в сеть Интернет.</w:t>
       </w:r>
     </w:p>
     <w:p>
       <w:pPr>
         <w:pStyle w:val="BodyText"/>
-        <w:rPr>
-          <w:lang w:val="ru-RU"/>
-        </w:rPr>
-      </w:pPr>
-      <w:r>
-        <w:rPr>
-          <w:lang w:val="ru-RU"/>
-        </w:rPr>
+        <w:rPr/>
+      </w:pPr>
+      <w:r>
+        <w:rPr/>
         <w:t>Внешняя среда не оказывает влияния на функционирование программно-аппаратных средств.</w:t>
       </w:r>
     </w:p>
     <w:p>
       <w:pPr>
         <w:pStyle w:val="BodyText"/>
-        <w:rPr>
-          <w:lang w:val="ru-RU"/>
-        </w:rPr>
-      </w:pPr>
-      <w:r>
-        <w:rPr>
-          <w:lang w:val="ru-RU"/>
-        </w:rPr>
+        <w:rPr/>
+      </w:pPr>
+      <w:r>
+        <w:rPr/>
       </w:r>
       <w:r>
         <w:br w:type="page"/>
@@ -3499,16 +3253,12 @@
       <w:pPr>
         <w:pStyle w:val="Heading1"/>
         <w:spacing w:before="0" w:after="119"/>
-        <w:rPr>
-          <w:lang w:val="ru-RU"/>
-        </w:rPr>
+        <w:rPr/>
       </w:pPr>
       <w:bookmarkStart w:id="8" w:name="__RefHeading___Toc189_884528406"/>
       <w:bookmarkEnd w:id="8"/>
       <w:r>
-        <w:rPr>
-          <w:lang w:val="ru-RU"/>
-        </w:rPr>
+        <w:rPr/>
         <w:t>Требования к Подсистеме</w:t>
       </w:r>
     </w:p>
@@ -3531,30 +3281,22 @@
     <w:p>
       <w:pPr>
         <w:pStyle w:val="Heading3"/>
-        <w:rPr>
-          <w:lang w:val="ru-RU"/>
-        </w:rPr>
+        <w:rPr/>
       </w:pPr>
       <w:bookmarkStart w:id="10" w:name="__RefHeading___Toc443_2363055178"/>
       <w:bookmarkEnd w:id="10"/>
       <w:r>
-        <w:rPr>
-          <w:lang w:val="ru-RU"/>
-        </w:rPr>
+        <w:rPr/>
         <w:t>Состав Подсистемы</w:t>
       </w:r>
     </w:p>
     <w:p>
       <w:pPr>
         <w:pStyle w:val="BodyText"/>
-        <w:rPr>
-          <w:lang w:val="ru-RU"/>
-        </w:rPr>
-      </w:pPr>
-      <w:r>
-        <w:rPr>
-          <w:lang w:val="ru-RU"/>
-        </w:rPr>
+        <w:rPr/>
+      </w:pPr>
+      <w:r>
+        <w:rPr/>
         <w:t>Подсистема является функциональной частью ИС УДС и включает следующие компоненты:</w:t>
       </w:r>
     </w:p>
@@ -3565,14 +3307,10 @@
           <w:ilvl w:val="0"/>
           <w:numId w:val="2"/>
         </w:numPr>
-        <w:rPr>
-          <w:lang w:val="ru-RU"/>
-        </w:rPr>
-      </w:pPr>
-      <w:r>
-        <w:rPr>
-          <w:lang w:val="ru-RU"/>
-        </w:rPr>
+        <w:rPr/>
+      </w:pPr>
+      <w:r>
+        <w:rPr/>
         <w:t>модуль сбора и анализа расписания – отвечает за периодический запрос расписания из ИС УДС, его структурирование и предварительную обработку;</w:t>
       </w:r>
     </w:p>
@@ -3583,14 +3321,10 @@
           <w:ilvl w:val="0"/>
           <w:numId w:val="2"/>
         </w:numPr>
-        <w:rPr>
-          <w:lang w:val="ru-RU"/>
-        </w:rPr>
-      </w:pPr>
-      <w:r>
-        <w:rPr>
-          <w:lang w:val="ru-RU"/>
-        </w:rPr>
+        <w:rPr/>
+      </w:pPr>
+      <w:r>
+        <w:rPr/>
         <w:t>модуль управления подписками – обеспечивает интерфейс для настройки студентами параметров уведомлений (включение / отключение, выбор каналов и времени упреждения), а также хранение этих настроек;</w:t>
       </w:r>
     </w:p>
@@ -3601,14 +3335,10 @@
           <w:ilvl w:val="0"/>
           <w:numId w:val="2"/>
         </w:numPr>
-        <w:rPr>
-          <w:lang w:val="ru-RU"/>
-        </w:rPr>
-      </w:pPr>
-      <w:r>
-        <w:rPr>
-          <w:lang w:val="ru-RU"/>
-        </w:rPr>
+        <w:rPr/>
+      </w:pPr>
+      <w:r>
+        <w:rPr/>
         <w:t>модуль отправки уведомлений – формирует тексты уведомлений и направляет их через выбранные каналы связи;</w:t>
       </w:r>
     </w:p>
@@ -3619,14 +3349,10 @@
           <w:ilvl w:val="0"/>
           <w:numId w:val="2"/>
         </w:numPr>
-        <w:rPr>
-          <w:lang w:val="ru-RU"/>
-        </w:rPr>
-      </w:pPr>
-      <w:r>
-        <w:rPr>
-          <w:lang w:val="ru-RU"/>
-        </w:rPr>
+        <w:rPr/>
+      </w:pPr>
+      <w:r>
+        <w:rPr/>
         <w:t>модуль логирования и отчётности – регистрирует все события работы Подсистемы, предоставляет администратору статистику и отчёты;</w:t>
       </w:r>
     </w:p>
@@ -3637,14 +3363,10 @@
           <w:ilvl w:val="0"/>
           <w:numId w:val="2"/>
         </w:numPr>
-        <w:rPr>
-          <w:lang w:val="ru-RU"/>
-        </w:rPr>
-      </w:pPr>
-      <w:r>
-        <w:rPr>
-          <w:lang w:val="ru-RU"/>
-        </w:rPr>
+        <w:rPr/>
+      </w:pPr>
+      <w:r>
+        <w:rPr/>
         <w:t>модуль администрирования – предоставляет интерфейс для настройки общих параметров Подсистемы (время сбора расписания, список групп для рассылки, управление праздничными днями), мониторинга состояния и просмотра логов;</w:t>
       </w:r>
     </w:p>
@@ -3655,14 +3377,10 @@
           <w:ilvl w:val="0"/>
           <w:numId w:val="2"/>
         </w:numPr>
-        <w:rPr>
-          <w:lang w:val="ru-RU"/>
-        </w:rPr>
-      </w:pPr>
-      <w:r>
-        <w:rPr>
-          <w:lang w:val="ru-RU"/>
-        </w:rPr>
+        <w:rPr/>
+      </w:pPr>
+      <w:r>
+        <w:rPr/>
         <w:t>модуль доступа к данным – инкапсулирует все обращения к базе данных ИС УДС и внешним API, предоставляя унифицированный интер</w:t>
         <w:softHyphen/>
         <w:t>фейс остальным модулям;</w:t>
@@ -3675,14 +3393,10 @@
           <w:ilvl w:val="0"/>
           <w:numId w:val="2"/>
         </w:numPr>
-        <w:rPr>
-          <w:lang w:val="ru-RU"/>
-        </w:rPr>
-      </w:pPr>
-      <w:r>
-        <w:rPr>
-          <w:lang w:val="ru-RU"/>
-        </w:rPr>
+        <w:rPr/>
+      </w:pPr>
+      <w:r>
+        <w:rPr/>
         <w:t>модуль планирования задач – управляет запуском фоновых процессов (сбор расписания, отправка уведомлений) в соответствии с задан</w:t>
         <w:softHyphen/>
         <w:t>ным расписанием;</w:t>
@@ -3695,28 +3409,20 @@
           <w:ilvl w:val="0"/>
           <w:numId w:val="2"/>
         </w:numPr>
-        <w:rPr>
-          <w:lang w:val="ru-RU"/>
-        </w:rPr>
-      </w:pPr>
-      <w:r>
-        <w:rPr>
-          <w:lang w:val="ru-RU"/>
-        </w:rPr>
+        <w:rPr/>
+      </w:pPr>
+      <w:r>
+        <w:rPr/>
         <w:t>модуль интеграции с внешними сервисами – реализует взаимодействие с конкретными шлюзами уведомлений (FCM, SMTP-сервер, Telegram Bot API), обрабатывает ошибки и повторные попытки.</w:t>
       </w:r>
     </w:p>
     <w:p>
       <w:pPr>
         <w:pStyle w:val="BodyText"/>
-        <w:rPr>
-          <w:lang w:val="ru-RU"/>
-        </w:rPr>
-      </w:pPr>
-      <w:r>
-        <w:rPr>
-          <w:lang w:val="ru-RU"/>
-        </w:rPr>
+        <w:rPr/>
+      </w:pPr>
+      <w:r>
+        <w:rPr/>
         <w:t>Все модули функционируют как единое целое, взаимодействуя че</w:t>
         <w:softHyphen/>
         <w:t>рез общую базу данных ИС УДС и её программный интерфейс (API).</w:t>
@@ -3725,595 +3431,401 @@
     <w:p>
       <w:pPr>
         <w:pStyle w:val="Heading3"/>
-        <w:rPr>
-          <w:lang w:val="ru-RU"/>
-        </w:rPr>
+        <w:rPr/>
       </w:pPr>
       <w:bookmarkStart w:id="11" w:name="__RefHeading___Toc445_2363055178"/>
       <w:bookmarkEnd w:id="11"/>
       <w:r>
-        <w:rPr>
-          <w:lang w:val="ru-RU"/>
-        </w:rPr>
+        <w:rPr/>
         <w:t>Требования к способам и средствам информационного взаимодействия компонентов Подсистемы</w:t>
       </w:r>
     </w:p>
     <w:p>
       <w:pPr>
         <w:pStyle w:val="BodyText"/>
-        <w:rPr>
-          <w:lang w:val="ru-RU"/>
-        </w:rPr>
-      </w:pPr>
-      <w:r>
-        <w:rPr>
-          <w:lang w:val="ru-RU"/>
-        </w:rPr>
+        <w:rPr/>
+      </w:pPr>
+      <w:r>
+        <w:rPr/>
         <w:t>Взаимодействие между модулями Подсистемы осуществляется через вызовы внутренних процедур и обращение к общей базе данных.</w:t>
       </w:r>
     </w:p>
     <w:p>
       <w:pPr>
         <w:pStyle w:val="BodyText"/>
-        <w:rPr>
-          <w:lang w:val="ru-RU"/>
-        </w:rPr>
-      </w:pPr>
-      <w:r>
-        <w:rPr>
-          <w:lang w:val="ru-RU"/>
-        </w:rPr>
+        <w:rPr/>
+      </w:pPr>
+      <w:r>
+        <w:rPr/>
         <w:t>Взаимодействие с внешними сервисами (FCM, SMTP-сервер, Telegram Bot API) производится по стандартным протоколам (HTTPS, SMTP) с использованием соответствующих библиотек.</w:t>
       </w:r>
     </w:p>
     <w:p>
       <w:pPr>
         <w:pStyle w:val="BodyText"/>
-        <w:rPr>
-          <w:lang w:val="ru-RU"/>
-        </w:rPr>
-      </w:pPr>
-      <w:r>
-        <w:rPr>
-          <w:lang w:val="ru-RU"/>
-        </w:rPr>
+        <w:rPr/>
+      </w:pPr>
+      <w:r>
+        <w:rPr/>
         <w:t>Подсистема должна использовать существующее REST API ИС УДС для получения данных о расписании, студентах, группах и преподавателях. Формат обмена данными – JSON.</w:t>
       </w:r>
     </w:p>
     <w:p>
       <w:pPr>
         <w:pStyle w:val="BodyText"/>
-        <w:rPr>
-          <w:lang w:val="ru-RU"/>
-        </w:rPr>
-      </w:pPr>
-      <w:r>
-        <w:rPr>
-          <w:lang w:val="ru-RU"/>
-        </w:rPr>
+        <w:rPr/>
+      </w:pPr>
+      <w:r>
+        <w:rPr/>
         <w:t>В случае недоступности API ИС УДС Подсистема должна выполнять повторные попытки подключения (не менее 3 попыток с интервалом 1 минута) и уведомлять администратора о сбое.</w:t>
       </w:r>
     </w:p>
     <w:p>
       <w:pPr>
         <w:pStyle w:val="Heading3"/>
-        <w:rPr>
-          <w:lang w:val="ru-RU"/>
-        </w:rPr>
+        <w:rPr/>
       </w:pPr>
       <w:bookmarkStart w:id="12" w:name="__RefHeading___Toc447_2363055178"/>
       <w:bookmarkEnd w:id="12"/>
       <w:r>
-        <w:rPr>
-          <w:lang w:val="ru-RU"/>
-        </w:rPr>
+        <w:rPr/>
         <w:t>Требования к режимам функционирования Подсистемы</w:t>
       </w:r>
     </w:p>
     <w:p>
       <w:pPr>
         <w:pStyle w:val="BodyText"/>
-        <w:rPr>
-          <w:lang w:val="ru-RU"/>
-        </w:rPr>
-      </w:pPr>
-      <w:r>
-        <w:rPr>
-          <w:lang w:val="ru-RU"/>
-        </w:rPr>
+        <w:rPr/>
+      </w:pPr>
+      <w:r>
+        <w:rPr/>
         <w:t>Основной режим – автоматическое выполнение заданий по расписанию: ежедневный сбор расписания на следующий день, отправка уведомлений за установленное время до начала занятий.</w:t>
       </w:r>
     </w:p>
     <w:p>
       <w:pPr>
         <w:pStyle w:val="BodyText"/>
-        <w:rPr>
-          <w:lang w:val="ru-RU"/>
-        </w:rPr>
-      </w:pPr>
-      <w:r>
-        <w:rPr>
-          <w:lang w:val="ru-RU"/>
-        </w:rPr>
+        <w:rPr/>
+      </w:pPr>
+      <w:r>
+        <w:rPr/>
         <w:t>Режим настройки – администратор может изменять параметры Подсистемы: время упреждения уведомлений (по умолчанию 30 минут), перечень доступных каналов уведомлений (push, email, Telegram), список групп, для которых выполняется рассылка, а также возможность временного отключения рассылки (например, в праздничные дни).</w:t>
       </w:r>
     </w:p>
     <w:p>
       <w:pPr>
         <w:pStyle w:val="BodyText"/>
-        <w:rPr>
-          <w:lang w:val="ru-RU"/>
-        </w:rPr>
-      </w:pPr>
-      <w:r>
-        <w:rPr>
-          <w:lang w:val="ru-RU"/>
-        </w:rPr>
+        <w:rPr/>
+      </w:pPr>
+      <w:r>
+        <w:rPr/>
         <w:t>Режим восстановления после сбоев – при возникновении ошибок (например, сбой в работе API или внешнего сервиса) Подсистема должна автоматически перезапускать соответствующие модули и восстанавливать свою работу без потери данных. Состояние очередей уведомлений должно сохраняться в базе данных и восстанавливаться после перезапуска.</w:t>
       </w:r>
     </w:p>
     <w:p>
       <w:pPr>
         <w:pStyle w:val="Heading3"/>
-        <w:rPr>
-          <w:lang w:val="ru-RU"/>
-        </w:rPr>
+        <w:rPr/>
       </w:pPr>
       <w:bookmarkStart w:id="13" w:name="__RefHeading___Toc449_2363055178"/>
       <w:bookmarkEnd w:id="13"/>
       <w:r>
-        <w:rPr>
-          <w:lang w:val="ru-RU"/>
-        </w:rPr>
+        <w:rPr/>
         <w:t>Требования по диагностированию Подсистемы</w:t>
       </w:r>
     </w:p>
     <w:p>
       <w:pPr>
         <w:pStyle w:val="BodyText"/>
-        <w:rPr>
-          <w:lang w:val="ru-RU"/>
-        </w:rPr>
-      </w:pPr>
-      <w:r>
-        <w:rPr>
-          <w:lang w:val="ru-RU"/>
-        </w:rPr>
+        <w:rPr/>
+      </w:pPr>
+      <w:r>
+        <w:rPr/>
         <w:t>Подсистема должна вести журнал событий (логи) с указанием времени, типа события (информация, предупреждение, ошибка), модуля и статуса выполнения.</w:t>
       </w:r>
     </w:p>
     <w:p>
       <w:pPr>
         <w:pStyle w:val="BodyText"/>
-        <w:rPr>
-          <w:lang w:val="ru-RU"/>
-        </w:rPr>
-      </w:pPr>
-      <w:r>
-        <w:rPr>
-          <w:lang w:val="ru-RU"/>
-        </w:rPr>
+        <w:rPr/>
+      </w:pPr>
+      <w:r>
+        <w:rPr/>
         <w:t>Логи должны храниться не менее 30 дней и быть доступны для просмотра и фильтрации администратору через веб-интерфейс или путём прямого доступа к файлам.</w:t>
       </w:r>
     </w:p>
     <w:p>
       <w:pPr>
         <w:pStyle w:val="BodyText"/>
-        <w:rPr>
-          <w:lang w:val="ru-RU"/>
-        </w:rPr>
-      </w:pPr>
-      <w:r>
-        <w:rPr>
-          <w:lang w:val="ru-RU"/>
-        </w:rPr>
+        <w:rPr/>
+      </w:pPr>
+      <w:r>
+        <w:rPr/>
         <w:t>При возникновении критических ошибок (например, недоступность базы данных или сервиса уведомлений) должно формироваться уведомление администратору по электронной почте или через мессенджер (Telegram).</w:t>
       </w:r>
     </w:p>
     <w:p>
       <w:pPr>
         <w:pStyle w:val="Heading3"/>
-        <w:rPr>
-          <w:lang w:val="ru-RU"/>
-        </w:rPr>
+        <w:rPr/>
       </w:pPr>
       <w:bookmarkStart w:id="14" w:name="__RefHeading___Toc451_2363055178"/>
       <w:bookmarkEnd w:id="14"/>
       <w:r>
-        <w:rPr>
-          <w:lang w:val="ru-RU"/>
-        </w:rPr>
+        <w:rPr/>
         <w:t>Перспективы развития, модернизации Подсистемы</w:t>
       </w:r>
     </w:p>
     <w:p>
       <w:pPr>
         <w:pStyle w:val="BodyText"/>
-        <w:rPr>
-          <w:lang w:val="ru-RU"/>
-        </w:rPr>
-      </w:pPr>
-      <w:r>
-        <w:rPr>
-          <w:lang w:val="ru-RU"/>
-        </w:rPr>
+        <w:rPr/>
+      </w:pPr>
+      <w:r>
+        <w:rPr/>
         <w:t>Архитектура Подсистемы должна допускать подключение новых каналов уведомлений (SMS, VK) без изменения основной логики.</w:t>
       </w:r>
     </w:p>
     <w:p>
       <w:pPr>
         <w:pStyle w:val="BodyText"/>
-        <w:rPr>
-          <w:lang w:val="ru-RU"/>
-        </w:rPr>
-      </w:pPr>
-      <w:r>
-        <w:rPr>
-          <w:lang w:val="ru-RU"/>
-        </w:rPr>
+        <w:rPr/>
+      </w:pPr>
+      <w:r>
+        <w:rPr/>
         <w:t>В дальнейшем возможно расширение функционала: отправка напоминаний о сдаче домашних заданий, опросов после занятий и т. п.</w:t>
       </w:r>
     </w:p>
     <w:p>
       <w:pPr>
         <w:pStyle w:val="Heading3"/>
-        <w:ind w:hanging="0" w:left="0"/>
-        <w:rPr>
-          <w:lang w:val="ru-RU"/>
-        </w:rPr>
+        <w:rPr/>
       </w:pPr>
       <w:bookmarkStart w:id="15" w:name="__RefHeading___Toc1359_3782574610"/>
       <w:bookmarkEnd w:id="15"/>
       <w:r>
-        <w:rPr>
-          <w:lang w:val="ru-RU"/>
-        </w:rPr>
+        <w:rPr/>
         <w:t>Архитектура Подсистемы</w:t>
       </w:r>
     </w:p>
     <w:p>
       <w:pPr>
         <w:pStyle w:val="BodyText"/>
-        <w:rPr>
-          <w:lang w:val="ru-RU"/>
-        </w:rPr>
-      </w:pPr>
-      <w:r>
-        <w:rPr>
-          <w:lang w:val="ru-RU"/>
-        </w:rPr>
+        <w:rPr/>
+      </w:pPr>
+      <w:r>
+        <w:rPr/>
         <w:t>Подсистема автоматического напоминания строится на основе классической трёхуровневой клиент-серверной архитектуры, которая обеспечивает разделение ответственности, масштабируемость и удобство сопровождения. Выделяются следующие уровни:</w:t>
       </w:r>
     </w:p>
     <w:p>
       <w:pPr>
         <w:pStyle w:val="BodyText"/>
-        <w:widowControl/>
         <w:numPr>
           <w:ilvl w:val="0"/>
           <w:numId w:val="2"/>
         </w:numPr>
-        <w:suppressAutoHyphens w:val="true"/>
-        <w:bidi w:val="0"/>
-        <w:jc w:val="both"/>
-        <w:rPr>
-          <w:lang w:val="ru-RU"/>
-        </w:rPr>
-      </w:pPr>
-      <w:r>
-        <w:rPr>
-          <w:lang w:val="ru-RU"/>
-        </w:rPr>
+        <w:rPr/>
+      </w:pPr>
+      <w:r>
+        <w:rPr/>
         <w:t>Клиентский уровень – включает веб-интерфейс, доступный пользователям через браузер. Взаимодействие с сервером осуществляется по протоколу HTTPS. На этом уровне располагаются:</w:t>
       </w:r>
     </w:p>
     <w:p>
       <w:pPr>
         <w:pStyle w:val="BodyText"/>
-        <w:widowControl/>
         <w:numPr>
           <w:ilvl w:val="1"/>
           <w:numId w:val="2"/>
         </w:numPr>
-        <w:suppressAutoHyphens w:val="true"/>
-        <w:bidi w:val="0"/>
-        <w:jc w:val="both"/>
-        <w:rPr>
-          <w:lang w:val="ru-RU"/>
-        </w:rPr>
-      </w:pPr>
-      <w:r>
-        <w:rPr>
-          <w:lang w:val="ru-RU"/>
-        </w:rPr>
+        <w:rPr/>
+      </w:pPr>
+      <w:r>
+        <w:rPr/>
         <w:t>страница управления подписками в личном кабинете студента;</w:t>
       </w:r>
     </w:p>
     <w:p>
       <w:pPr>
         <w:pStyle w:val="BodyText"/>
-        <w:widowControl/>
         <w:numPr>
           <w:ilvl w:val="1"/>
           <w:numId w:val="2"/>
         </w:numPr>
-        <w:suppressAutoHyphens w:val="true"/>
-        <w:bidi w:val="0"/>
-        <w:jc w:val="both"/>
-        <w:rPr>
-          <w:lang w:val="ru-RU"/>
-        </w:rPr>
-      </w:pPr>
-      <w:r>
-        <w:rPr>
-          <w:lang w:val="ru-RU"/>
-        </w:rPr>
+        <w:rPr/>
+      </w:pPr>
+      <w:r>
+        <w:rPr/>
         <w:t>интерфейс администратора для настройки параметров, мониторинга и просмотра отчётов.</w:t>
       </w:r>
     </w:p>
     <w:p>
       <w:pPr>
         <w:pStyle w:val="BodyText"/>
-        <w:widowControl/>
         <w:numPr>
           <w:ilvl w:val="0"/>
           <w:numId w:val="2"/>
         </w:numPr>
-        <w:suppressAutoHyphens w:val="true"/>
-        <w:bidi w:val="0"/>
-        <w:jc w:val="both"/>
-        <w:rPr>
-          <w:lang w:val="ru-RU"/>
-        </w:rPr>
-      </w:pPr>
-      <w:r>
-        <w:rPr>
-          <w:lang w:val="ru-RU"/>
-        </w:rPr>
+        <w:rPr/>
+      </w:pPr>
+      <w:r>
+        <w:rPr/>
         <w:t>Серверный уровень – реализует всю функциональность Подсистемы. Модули этого уровня взаимодействуют между собой через внутренние вызовы и очереди сообщений, что обеспечивает асинхронность и отказоустойчивость. Здесь выполняются:</w:t>
       </w:r>
     </w:p>
     <w:p>
       <w:pPr>
         <w:pStyle w:val="BodyText"/>
-        <w:widowControl/>
         <w:numPr>
           <w:ilvl w:val="1"/>
           <w:numId w:val="2"/>
         </w:numPr>
-        <w:suppressAutoHyphens w:val="true"/>
-        <w:bidi w:val="0"/>
-        <w:jc w:val="both"/>
-        <w:rPr>
-          <w:lang w:val="ru-RU"/>
-        </w:rPr>
-      </w:pPr>
-      <w:r>
-        <w:rPr>
-          <w:lang w:val="ru-RU"/>
-        </w:rPr>
+        <w:rPr/>
+      </w:pPr>
+      <w:r>
+        <w:rPr/>
         <w:t>сбор и анализ расписания (запросы к API ИС УДС);</w:t>
       </w:r>
     </w:p>
     <w:p>
       <w:pPr>
         <w:pStyle w:val="BodyText"/>
-        <w:widowControl/>
         <w:numPr>
           <w:ilvl w:val="1"/>
           <w:numId w:val="2"/>
         </w:numPr>
-        <w:suppressAutoHyphens w:val="true"/>
-        <w:bidi w:val="0"/>
-        <w:jc w:val="both"/>
-        <w:rPr>
-          <w:lang w:val="ru-RU"/>
-        </w:rPr>
-      </w:pPr>
-      <w:r>
-        <w:rPr>
-          <w:lang w:val="ru-RU"/>
-        </w:rPr>
+        <w:rPr/>
+      </w:pPr>
+      <w:r>
+        <w:rPr/>
         <w:t>управление подписками студентов;</w:t>
       </w:r>
     </w:p>
     <w:p>
       <w:pPr>
         <w:pStyle w:val="BodyText"/>
-        <w:widowControl/>
         <w:numPr>
           <w:ilvl w:val="1"/>
           <w:numId w:val="2"/>
         </w:numPr>
-        <w:suppressAutoHyphens w:val="true"/>
-        <w:bidi w:val="0"/>
-        <w:jc w:val="both"/>
-        <w:rPr>
-          <w:lang w:val="ru-RU"/>
-        </w:rPr>
-      </w:pPr>
-      <w:r>
-        <w:rPr>
-          <w:lang w:val="ru-RU"/>
-        </w:rPr>
+        <w:rPr/>
+      </w:pPr>
+      <w:r>
+        <w:rPr/>
         <w:t>формирование и отправка уведомлений через внешние сервисы;</w:t>
       </w:r>
     </w:p>
     <w:p>
       <w:pPr>
         <w:pStyle w:val="BodyText"/>
-        <w:widowControl/>
         <w:numPr>
           <w:ilvl w:val="1"/>
           <w:numId w:val="2"/>
         </w:numPr>
-        <w:suppressAutoHyphens w:val="true"/>
-        <w:bidi w:val="0"/>
-        <w:jc w:val="both"/>
-        <w:rPr>
-          <w:lang w:val="ru-RU"/>
-        </w:rPr>
-      </w:pPr>
-      <w:r>
-        <w:rPr>
-          <w:lang w:val="ru-RU"/>
-        </w:rPr>
+        <w:rPr/>
+      </w:pPr>
+      <w:r>
+        <w:rPr/>
         <w:t>логирование событий и генерация отчётов;</w:t>
       </w:r>
     </w:p>
     <w:p>
       <w:pPr>
         <w:pStyle w:val="BodyText"/>
-        <w:widowControl/>
         <w:numPr>
           <w:ilvl w:val="1"/>
           <w:numId w:val="2"/>
         </w:numPr>
-        <w:suppressAutoHyphens w:val="true"/>
-        <w:bidi w:val="0"/>
-        <w:jc w:val="both"/>
-        <w:rPr>
-          <w:lang w:val="ru-RU"/>
-        </w:rPr>
-      </w:pPr>
-      <w:r>
-        <w:rPr>
-          <w:lang w:val="ru-RU"/>
-        </w:rPr>
+        <w:rPr/>
+      </w:pPr>
+      <w:r>
+        <w:rPr/>
         <w:t>администрирование и планирование задач.</w:t>
       </w:r>
     </w:p>
     <w:p>
       <w:pPr>
         <w:pStyle w:val="BodyText"/>
-        <w:widowControl/>
         <w:numPr>
           <w:ilvl w:val="0"/>
           <w:numId w:val="2"/>
         </w:numPr>
-        <w:suppressAutoHyphens w:val="true"/>
-        <w:bidi w:val="0"/>
-        <w:jc w:val="both"/>
-        <w:rPr>
-          <w:lang w:val="ru-RU"/>
-        </w:rPr>
-      </w:pPr>
-      <w:r>
-        <w:rPr>
-          <w:lang w:val="ru-RU"/>
-        </w:rPr>
+        <w:rPr/>
+      </w:pPr>
+      <w:r>
+        <w:rPr/>
         <w:t>Уровень данных – отвечает за хранение всей информации, необходимой для работы Подсистемы. Доступ к данным осуществляется через специализированный модуль доступа к данным, который предоставляет единый интерфейс для остальных компонентов. Включает:</w:t>
       </w:r>
     </w:p>
     <w:p>
       <w:pPr>
         <w:pStyle w:val="BodyText"/>
-        <w:widowControl/>
         <w:numPr>
           <w:ilvl w:val="1"/>
           <w:numId w:val="2"/>
         </w:numPr>
-        <w:suppressAutoHyphens w:val="true"/>
-        <w:bidi w:val="0"/>
-        <w:jc w:val="both"/>
-        <w:rPr>
-          <w:lang w:val="ru-RU"/>
-        </w:rPr>
-      </w:pPr>
-      <w:r>
-        <w:rPr>
-          <w:lang w:val="ru-RU"/>
-        </w:rPr>
+        <w:rPr/>
+      </w:pPr>
+      <w:r>
+        <w:rPr/>
         <w:t>реляционную базу данных (PostgreSQL), в которой хранятся данные о студентах, группах, расписании и подписках;</w:t>
       </w:r>
     </w:p>
     <w:p>
       <w:pPr>
         <w:pStyle w:val="BodyText"/>
-        <w:widowControl/>
         <w:numPr>
           <w:ilvl w:val="1"/>
           <w:numId w:val="2"/>
         </w:numPr>
-        <w:suppressAutoHyphens w:val="true"/>
-        <w:bidi w:val="0"/>
-        <w:jc w:val="both"/>
-        <w:rPr>
-          <w:lang w:val="ru-RU"/>
-        </w:rPr>
-      </w:pPr>
-      <w:r>
-        <w:rPr>
-          <w:lang w:val="ru-RU"/>
-        </w:rPr>
+        <w:rPr/>
+      </w:pPr>
+      <w:r>
+        <w:rPr/>
         <w:t>кэш и очереди (Redis) для временного хранения списков получателей и отложенных задач.</w:t>
       </w:r>
     </w:p>
     <w:p>
       <w:pPr>
         <w:pStyle w:val="BodyText"/>
-        <w:widowControl/>
-        <w:suppressAutoHyphens w:val="true"/>
-        <w:bidi w:val="0"/>
-        <w:jc w:val="both"/>
-        <w:rPr>
-          <w:lang w:val="ru-RU"/>
-        </w:rPr>
-      </w:pPr>
-      <w:r>
-        <w:rPr>
-          <w:lang w:val="ru-RU"/>
-        </w:rPr>
+        <w:rPr/>
+      </w:pPr>
+      <w:r>
+        <w:rPr/>
         <w:t xml:space="preserve">Схема архитектуры приведена на рисунке </w:t>
       </w:r>
       <w:r>
-        <w:rPr>
-          <w:lang w:val="ru-RU"/>
-        </w:rPr>
+        <w:rPr/>
         <w:fldChar w:fldCharType="begin"/>
       </w:r>
       <w:r>
-        <w:rPr>
-          <w:lang w:val="ru-RU"/>
-        </w:rPr>
+        <w:rPr/>
         <w:instrText xml:space="preserve"> REF Ref_Рисунок0_number_only \h </w:instrText>
       </w:r>
       <w:r>
-        <w:rPr>
-          <w:lang w:val="ru-RU"/>
-        </w:rPr>
+        <w:rPr/>
         <w:fldChar w:fldCharType="separate"/>
       </w:r>
       <w:r>
-        <w:rPr>
-          <w:lang w:val="ru-RU"/>
-        </w:rPr>
+        <w:rPr/>
         <w:t>1</w:t>
       </w:r>
       <w:r>
-        <w:rPr>
-          <w:lang w:val="ru-RU"/>
-        </w:rPr>
+        <w:rPr/>
         <w:fldChar w:fldCharType="end"/>
       </w:r>
       <w:r>
-        <w:rPr>
-          <w:lang w:val="ru-RU"/>
-        </w:rPr>
+        <w:rPr/>
         <w:t>.</w:t>
       </w:r>
     </w:p>
     <w:p>
       <w:pPr>
         <w:pStyle w:val="BodyText"/>
-        <w:widowControl/>
-        <w:suppressAutoHyphens w:val="true"/>
-        <w:bidi w:val="0"/>
-        <w:ind w:hanging="0" w:left="0"/>
+        <w:ind w:hanging="0"/>
         <w:jc w:val="center"/>
-        <w:rPr>
-          <w:lang w:val="ru-RU"/>
-        </w:rPr>
+        <w:rPr/>
       </w:pPr>
       <w:r>
         <w:rPr/>
@@ -4359,58 +3871,37 @@
     </w:p>
     <w:p>
       <w:pPr>
-        <w:pStyle w:val="user7"/>
-        <w:widowControl/>
-        <w:suppressAutoHyphens w:val="true"/>
-        <w:bidi w:val="0"/>
-        <w:ind w:hanging="0" w:left="0"/>
-        <w:jc w:val="center"/>
-        <w:rPr>
-          <w:lang w:val="ru-RU"/>
-        </w:rPr>
-      </w:pPr>
-      <w:r>
-        <w:rPr>
-          <w:lang w:val="ru-RU"/>
-        </w:rPr>
+        <w:pStyle w:val="Style21"/>
+        <w:rPr/>
+      </w:pPr>
+      <w:r>
+        <w:rPr/>
         <w:t xml:space="preserve">Рисунок </w:t>
       </w:r>
       <w:bookmarkStart w:id="16" w:name="Ref_Рисунок0_number_only"/>
       <w:r>
-        <w:rPr>
-          <w:lang w:val="ru-RU"/>
-        </w:rPr>
+        <w:rPr/>
         <w:fldChar w:fldCharType="begin"/>
       </w:r>
       <w:r>
-        <w:rPr>
-          <w:lang w:val="ru-RU"/>
-        </w:rPr>
+        <w:rPr/>
         <w:instrText xml:space="preserve"> SEQ Рисунок \* ARABIC </w:instrText>
       </w:r>
       <w:r>
-        <w:rPr>
-          <w:lang w:val="ru-RU"/>
-        </w:rPr>
+        <w:rPr/>
         <w:fldChar w:fldCharType="separate"/>
       </w:r>
       <w:r>
-        <w:rPr>
-          <w:lang w:val="ru-RU"/>
-        </w:rPr>
+        <w:rPr/>
         <w:t>1</w:t>
       </w:r>
       <w:r>
-        <w:rPr>
-          <w:lang w:val="ru-RU"/>
-        </w:rPr>
+        <w:rPr/>
         <w:fldChar w:fldCharType="end"/>
       </w:r>
       <w:bookmarkEnd w:id="16"/>
       <w:r>
-        <w:rPr>
-          <w:lang w:val="ru-RU"/>
-        </w:rPr>
+        <w:rPr/>
         <w:t xml:space="preserve"> – Архитектура Подсистемы</w:t>
       </w:r>
     </w:p>
@@ -4433,111 +3924,73 @@
     <w:p>
       <w:pPr>
         <w:pStyle w:val="BodyText"/>
-        <w:rPr>
-          <w:lang w:val="ru-RU"/>
-        </w:rPr>
-      </w:pPr>
-      <w:r>
-        <w:rPr>
-          <w:lang w:val="ru-RU"/>
-        </w:rPr>
+        <w:rPr/>
+      </w:pPr>
+      <w:r>
+        <w:rPr/>
         <w:t xml:space="preserve">Общий перечень функций Подсистемы и реализующих их задач приведён в таблице </w:t>
       </w:r>
       <w:r>
-        <w:rPr>
-          <w:lang w:val="ru-RU"/>
-        </w:rPr>
+        <w:rPr/>
         <w:fldChar w:fldCharType="begin"/>
       </w:r>
       <w:r>
-        <w:rPr>
-          <w:lang w:val="ru-RU"/>
-        </w:rPr>
+        <w:rPr/>
         <w:instrText xml:space="preserve"> REF Ref_Таблица0_number_only \h </w:instrText>
       </w:r>
       <w:r>
-        <w:rPr>
-          <w:lang w:val="ru-RU"/>
-        </w:rPr>
+        <w:rPr/>
         <w:fldChar w:fldCharType="separate"/>
       </w:r>
       <w:r>
-        <w:rPr>
-          <w:lang w:val="ru-RU"/>
-        </w:rPr>
+        <w:rPr/>
         <w:t>1</w:t>
       </w:r>
       <w:r>
-        <w:rPr>
-          <w:lang w:val="ru-RU"/>
-        </w:rPr>
+        <w:rPr/>
         <w:fldChar w:fldCharType="end"/>
       </w:r>
       <w:r>
-        <w:rPr>
-          <w:lang w:val="ru-RU"/>
-        </w:rPr>
+        <w:rPr/>
         <w:t>. Детальные требования к каждой функции представлены в последующих подразделах.</w:t>
       </w:r>
     </w:p>
     <w:p>
       <w:pPr>
-        <w:pStyle w:val="user6"/>
-        <w:rPr>
-          <w:lang w:val="ru-RU"/>
-        </w:rPr>
-      </w:pPr>
-      <w:r>
-        <w:rPr>
-          <w:lang w:val="ru-RU"/>
-        </w:rPr>
+        <w:pStyle w:val="Style20"/>
+        <w:rPr/>
+      </w:pPr>
+      <w:r>
+        <w:rPr/>
         <w:t xml:space="preserve">Таблица </w:t>
       </w:r>
-      <w:bookmarkStart w:id="18" w:name="Ref_Таблица0_number_only"/>
-      <w:bookmarkStart w:id="19" w:name="Ref_Таблица2_number_only"/>
-      <w:r>
-        <w:rPr>
-          <w:lang w:val="ru-RU"/>
-        </w:rPr>
+      <w:bookmarkStart w:id="18" w:name="Ref_Таблица2_number_only"/>
+      <w:bookmarkStart w:id="19" w:name="Ref_Таблица0_number_only"/>
+      <w:r>
+        <w:rPr/>
         <w:fldChar w:fldCharType="begin"/>
       </w:r>
       <w:r>
-        <w:rPr>
-          <w:lang w:val="ru-RU"/>
-        </w:rPr>
+        <w:rPr/>
         <w:instrText xml:space="preserve"> SEQ Таблица \* ARABIC </w:instrText>
       </w:r>
       <w:r>
-        <w:rPr>
-          <w:lang w:val="ru-RU"/>
-        </w:rPr>
+        <w:rPr/>
         <w:fldChar w:fldCharType="separate"/>
       </w:r>
       <w:r>
-        <w:rPr>
-          <w:lang w:val="ru-RU"/>
-        </w:rPr>
+        <w:rPr/>
         <w:t>1</w:t>
       </w:r>
       <w:r>
-        <w:rPr>
-          <w:lang w:val="ru-RU"/>
-        </w:rPr>
+        <w:rPr/>
         <w:fldChar w:fldCharType="end"/>
       </w:r>
       <w:bookmarkEnd w:id="18"/>
       <w:bookmarkEnd w:id="19"/>
       <w:r>
-        <w:rPr>
-          <w:lang w:val="ru-RU"/>
-        </w:rPr>
-        <w:t xml:space="preserve"> – </w:t>
-      </w:r>
-      <w:r>
-        <w:rPr>
-          <w:lang w:val="ru-RU"/>
-        </w:rPr>
-        <w:t>Функции Подсистемы</w:t>
+        <w:rPr/>
+        <w:t xml:space="preserve"> – Функции Подсистемы</w:t>
       </w:r>
     </w:p>
     <w:tbl>
@@ -4574,7 +4027,7 @@
           </w:tcPr>
           <w:p>
             <w:pPr>
-              <w:pStyle w:val="Style21"/>
+              <w:pStyle w:val="user5"/>
               <w:jc w:val="center"/>
               <w:rPr>
                 <w:b/>
@@ -4585,7 +4038,6 @@
               <w:rPr>
                 <w:b/>
                 <w:bCs/>
-                <w:lang w:val="ru-RU"/>
               </w:rPr>
               <w:t>Функция</w:t>
             </w:r>
@@ -4604,7 +4056,7 @@
           </w:tcPr>
           <w:p>
             <w:pPr>
-              <w:pStyle w:val="Style21"/>
+              <w:pStyle w:val="user5"/>
               <w:jc w:val="center"/>
               <w:rPr>
                 <w:b/>
@@ -4615,7 +4067,6 @@
               <w:rPr>
                 <w:b/>
                 <w:bCs/>
-                <w:lang w:val="ru-RU"/>
               </w:rPr>
               <w:t>Задачи, реализующие функцию</w:t>
             </w:r>
@@ -4635,16 +4086,12 @@
           </w:tcPr>
           <w:p>
             <w:pPr>
-              <w:pStyle w:val="Style21"/>
+              <w:pStyle w:val="user5"/>
               <w:jc w:val="left"/>
-              <w:rPr>
-                <w:lang w:val="ru-RU"/>
-              </w:rPr>
-            </w:pPr>
-            <w:r>
-              <w:rPr>
-                <w:lang w:val="ru-RU"/>
-              </w:rPr>
+              <w:rPr/>
+            </w:pPr>
+            <w:r>
+              <w:rPr/>
               <w:t>Сбор и подготовка данных о занятиях</w:t>
             </w:r>
           </w:p>
@@ -4661,64 +4108,46 @@
           </w:tcPr>
           <w:p>
             <w:pPr>
-              <w:pStyle w:val="Style21"/>
+              <w:pStyle w:val="user5"/>
               <w:jc w:val="left"/>
-              <w:rPr>
-                <w:lang w:val="ru-RU"/>
-              </w:rPr>
-            </w:pPr>
-            <w:r>
-              <w:rPr>
-                <w:lang w:val="ru-RU"/>
-              </w:rPr>
+              <w:rPr/>
+            </w:pPr>
+            <w:r>
+              <w:rPr/>
               <w:t xml:space="preserve">– </w:t>
             </w:r>
             <w:r>
-              <w:rPr>
-                <w:lang w:val="ru-RU"/>
-              </w:rPr>
+              <w:rPr/>
               <w:t>Ежедневно в заданное время запрашивать из ИС УДС расписание на следующий день.</w:t>
             </w:r>
           </w:p>
           <w:p>
             <w:pPr>
-              <w:pStyle w:val="Style21"/>
+              <w:pStyle w:val="user5"/>
               <w:jc w:val="left"/>
-              <w:rPr>
-                <w:lang w:val="ru-RU"/>
-              </w:rPr>
-            </w:pPr>
-            <w:r>
-              <w:rPr>
-                <w:lang w:val="ru-RU"/>
-              </w:rPr>
+              <w:rPr/>
+            </w:pPr>
+            <w:r>
+              <w:rPr/>
               <w:t xml:space="preserve">– </w:t>
             </w:r>
             <w:r>
-              <w:rPr>
-                <w:lang w:val="ru-RU"/>
-              </w:rPr>
+              <w:rPr/>
               <w:t>Структурировать данные по группам, дисциплинам, времени, аудиториям, преподавателям.</w:t>
             </w:r>
           </w:p>
           <w:p>
             <w:pPr>
-              <w:pStyle w:val="Style21"/>
+              <w:pStyle w:val="user5"/>
               <w:jc w:val="left"/>
-              <w:rPr>
-                <w:lang w:val="ru-RU"/>
-              </w:rPr>
-            </w:pPr>
-            <w:r>
-              <w:rPr>
-                <w:lang w:val="ru-RU"/>
-              </w:rPr>
+              <w:rPr/>
+            </w:pPr>
+            <w:r>
+              <w:rPr/>
               <w:t xml:space="preserve">– </w:t>
             </w:r>
             <w:r>
-              <w:rPr>
-                <w:lang w:val="ru-RU"/>
-              </w:rPr>
+              <w:rPr/>
               <w:t>Фиксировать предупреждения в логе при отсутствии данных.</w:t>
             </w:r>
           </w:p>
@@ -4737,16 +4166,12 @@
           </w:tcPr>
           <w:p>
             <w:pPr>
-              <w:pStyle w:val="Style21"/>
+              <w:pStyle w:val="user5"/>
               <w:jc w:val="left"/>
-              <w:rPr>
-                <w:lang w:val="ru-RU"/>
-              </w:rPr>
-            </w:pPr>
-            <w:r>
-              <w:rPr>
-                <w:lang w:val="ru-RU"/>
-              </w:rPr>
+              <w:rPr/>
+            </w:pPr>
+            <w:r>
+              <w:rPr/>
               <w:t>Формирование списка получателей</w:t>
             </w:r>
           </w:p>
@@ -4763,64 +4188,46 @@
           </w:tcPr>
           <w:p>
             <w:pPr>
-              <w:pStyle w:val="Style21"/>
+              <w:pStyle w:val="user5"/>
               <w:jc w:val="left"/>
-              <w:rPr>
-                <w:lang w:val="ru-RU"/>
-              </w:rPr>
-            </w:pPr>
-            <w:r>
-              <w:rPr>
-                <w:lang w:val="ru-RU"/>
-              </w:rPr>
+              <w:rPr/>
+            </w:pPr>
+            <w:r>
+              <w:rPr/>
               <w:t xml:space="preserve">– </w:t>
             </w:r>
             <w:r>
-              <w:rPr>
-                <w:lang w:val="ru-RU"/>
-              </w:rPr>
+              <w:rPr/>
               <w:t>Для каждой группы извлекать студентов с активной подпиской.</w:t>
             </w:r>
           </w:p>
           <w:p>
             <w:pPr>
-              <w:pStyle w:val="Style21"/>
+              <w:pStyle w:val="user5"/>
               <w:jc w:val="left"/>
-              <w:rPr>
-                <w:lang w:val="ru-RU"/>
-              </w:rPr>
-            </w:pPr>
-            <w:r>
-              <w:rPr>
-                <w:lang w:val="ru-RU"/>
-              </w:rPr>
+              <w:rPr/>
+            </w:pPr>
+            <w:r>
+              <w:rPr/>
               <w:t xml:space="preserve">– </w:t>
             </w:r>
             <w:r>
-              <w:rPr>
-                <w:lang w:val="ru-RU"/>
-              </w:rPr>
+              <w:rPr/>
               <w:t>Учитывать индивидуальные настройки (каналы, время упреждения).</w:t>
             </w:r>
           </w:p>
           <w:p>
             <w:pPr>
-              <w:pStyle w:val="Style21"/>
+              <w:pStyle w:val="user5"/>
               <w:jc w:val="left"/>
-              <w:rPr>
-                <w:lang w:val="ru-RU"/>
-              </w:rPr>
-            </w:pPr>
-            <w:r>
-              <w:rPr>
-                <w:lang w:val="ru-RU"/>
-              </w:rPr>
+              <w:rPr/>
+            </w:pPr>
+            <w:r>
+              <w:rPr/>
               <w:t xml:space="preserve">– </w:t>
             </w:r>
             <w:r>
-              <w:rPr>
-                <w:lang w:val="ru-RU"/>
-              </w:rPr>
+              <w:rPr/>
               <w:t>Исключать отписавшихся студентов.</w:t>
             </w:r>
           </w:p>
@@ -4839,16 +4246,12 @@
           </w:tcPr>
           <w:p>
             <w:pPr>
-              <w:pStyle w:val="Style21"/>
+              <w:pStyle w:val="user5"/>
               <w:jc w:val="left"/>
-              <w:rPr>
-                <w:lang w:val="ru-RU"/>
-              </w:rPr>
-            </w:pPr>
-            <w:r>
-              <w:rPr>
-                <w:lang w:val="ru-RU"/>
-              </w:rPr>
+              <w:rPr/>
+            </w:pPr>
+            <w:r>
+              <w:rPr/>
               <w:t>Отправка уведомлений</w:t>
             </w:r>
           </w:p>
@@ -4865,85 +4268,61 @@
           </w:tcPr>
           <w:p>
             <w:pPr>
-              <w:pStyle w:val="Style21"/>
+              <w:pStyle w:val="user5"/>
               <w:jc w:val="left"/>
-              <w:rPr>
-                <w:lang w:val="ru-RU"/>
-              </w:rPr>
-            </w:pPr>
-            <w:r>
-              <w:rPr>
-                <w:lang w:val="ru-RU"/>
-              </w:rPr>
+              <w:rPr/>
+            </w:pPr>
+            <w:r>
+              <w:rPr/>
               <w:t xml:space="preserve">– </w:t>
             </w:r>
             <w:r>
-              <w:rPr>
-                <w:lang w:val="ru-RU"/>
-              </w:rPr>
+              <w:rPr/>
               <w:t>За установленное время до занятия формировать уведомление.</w:t>
             </w:r>
           </w:p>
           <w:p>
             <w:pPr>
-              <w:pStyle w:val="Style21"/>
+              <w:pStyle w:val="user5"/>
               <w:jc w:val="left"/>
-              <w:rPr>
-                <w:lang w:val="ru-RU"/>
-              </w:rPr>
-            </w:pPr>
-            <w:r>
-              <w:rPr>
-                <w:lang w:val="ru-RU"/>
-              </w:rPr>
+              <w:rPr/>
+            </w:pPr>
+            <w:r>
+              <w:rPr/>
               <w:t xml:space="preserve">– </w:t>
             </w:r>
             <w:r>
-              <w:rPr>
-                <w:lang w:val="ru-RU"/>
-              </w:rPr>
+              <w:rPr/>
               <w:t>Отправлять через выбранные каналы (push, email, Telegram).</w:t>
             </w:r>
           </w:p>
           <w:p>
             <w:pPr>
-              <w:pStyle w:val="Style21"/>
+              <w:pStyle w:val="user5"/>
               <w:jc w:val="left"/>
-              <w:rPr>
-                <w:lang w:val="ru-RU"/>
-              </w:rPr>
-            </w:pPr>
-            <w:r>
-              <w:rPr>
-                <w:lang w:val="ru-RU"/>
-              </w:rPr>
+              <w:rPr/>
+            </w:pPr>
+            <w:r>
+              <w:rPr/>
               <w:t xml:space="preserve">– </w:t>
             </w:r>
             <w:r>
-              <w:rPr>
-                <w:lang w:val="ru-RU"/>
-              </w:rPr>
+              <w:rPr/>
               <w:t>При ошибке выполнять повторные попытки.</w:t>
             </w:r>
           </w:p>
           <w:p>
             <w:pPr>
-              <w:pStyle w:val="Style21"/>
+              <w:pStyle w:val="user5"/>
               <w:jc w:val="left"/>
-              <w:rPr>
-                <w:lang w:val="ru-RU"/>
-              </w:rPr>
-            </w:pPr>
-            <w:r>
-              <w:rPr>
-                <w:lang w:val="ru-RU"/>
-              </w:rPr>
+              <w:rPr/>
+            </w:pPr>
+            <w:r>
+              <w:rPr/>
               <w:t xml:space="preserve">– </w:t>
             </w:r>
             <w:r>
-              <w:rPr>
-                <w:lang w:val="ru-RU"/>
-              </w:rPr>
+              <w:rPr/>
               <w:t>Фиксировать успех/ошибку в логе.</w:t>
             </w:r>
           </w:p>
@@ -4962,16 +4341,12 @@
           </w:tcPr>
           <w:p>
             <w:pPr>
-              <w:pStyle w:val="Style21"/>
+              <w:pStyle w:val="user5"/>
               <w:jc w:val="left"/>
-              <w:rPr>
-                <w:lang w:val="ru-RU"/>
-              </w:rPr>
-            </w:pPr>
-            <w:r>
-              <w:rPr>
-                <w:lang w:val="ru-RU"/>
-              </w:rPr>
+              <w:rPr/>
+            </w:pPr>
+            <w:r>
+              <w:rPr/>
               <w:t>Управление подписками</w:t>
             </w:r>
           </w:p>
@@ -4988,64 +4363,46 @@
           </w:tcPr>
           <w:p>
             <w:pPr>
-              <w:pStyle w:val="Style21"/>
+              <w:pStyle w:val="user5"/>
               <w:jc w:val="left"/>
-              <w:rPr>
-                <w:lang w:val="ru-RU"/>
-              </w:rPr>
-            </w:pPr>
-            <w:r>
-              <w:rPr>
-                <w:lang w:val="ru-RU"/>
-              </w:rPr>
+              <w:rPr/>
+            </w:pPr>
+            <w:r>
+              <w:rPr/>
               <w:t xml:space="preserve">– </w:t>
             </w:r>
             <w:r>
-              <w:rPr>
-                <w:lang w:val="ru-RU"/>
-              </w:rPr>
+              <w:rPr/>
               <w:t>Обеспечивать интерфейс для включения/отключения напоминаний.</w:t>
             </w:r>
           </w:p>
           <w:p>
             <w:pPr>
-              <w:pStyle w:val="Style21"/>
+              <w:pStyle w:val="user5"/>
               <w:jc w:val="left"/>
-              <w:rPr>
-                <w:lang w:val="ru-RU"/>
-              </w:rPr>
-            </w:pPr>
-            <w:r>
-              <w:rPr>
-                <w:lang w:val="ru-RU"/>
-              </w:rPr>
+              <w:rPr/>
+            </w:pPr>
+            <w:r>
+              <w:rPr/>
               <w:t xml:space="preserve">– </w:t>
             </w:r>
             <w:r>
-              <w:rPr>
-                <w:lang w:val="ru-RU"/>
-              </w:rPr>
+              <w:rPr/>
               <w:t>Предоставлять выбор каналов и времени упреждения.</w:t>
             </w:r>
           </w:p>
           <w:p>
             <w:pPr>
-              <w:pStyle w:val="Style21"/>
+              <w:pStyle w:val="user5"/>
               <w:jc w:val="left"/>
-              <w:rPr>
-                <w:lang w:val="ru-RU"/>
-              </w:rPr>
-            </w:pPr>
-            <w:r>
-              <w:rPr>
-                <w:lang w:val="ru-RU"/>
-              </w:rPr>
+              <w:rPr/>
+            </w:pPr>
+            <w:r>
+              <w:rPr/>
               <w:t xml:space="preserve">– </w:t>
             </w:r>
             <w:r>
-              <w:rPr>
-                <w:lang w:val="ru-RU"/>
-              </w:rPr>
+              <w:rPr/>
               <w:t>Применять изменения незамедлительно.</w:t>
             </w:r>
           </w:p>
@@ -5064,16 +4421,12 @@
           </w:tcPr>
           <w:p>
             <w:pPr>
-              <w:pStyle w:val="Style21"/>
+              <w:pStyle w:val="user5"/>
               <w:jc w:val="left"/>
-              <w:rPr>
-                <w:lang w:val="ru-RU"/>
-              </w:rPr>
-            </w:pPr>
-            <w:r>
-              <w:rPr>
-                <w:lang w:val="ru-RU"/>
-              </w:rPr>
+              <w:rPr/>
+            </w:pPr>
+            <w:r>
+              <w:rPr/>
               <w:t>Логирование и отчётность</w:t>
             </w:r>
           </w:p>
@@ -5090,64 +4443,46 @@
           </w:tcPr>
           <w:p>
             <w:pPr>
-              <w:pStyle w:val="Style21"/>
+              <w:pStyle w:val="user5"/>
               <w:jc w:val="left"/>
-              <w:rPr>
-                <w:lang w:val="ru-RU"/>
-              </w:rPr>
-            </w:pPr>
-            <w:r>
-              <w:rPr>
-                <w:lang w:val="ru-RU"/>
-              </w:rPr>
+              <w:rPr/>
+            </w:pPr>
+            <w:r>
+              <w:rPr/>
               <w:t xml:space="preserve">– </w:t>
             </w:r>
             <w:r>
-              <w:rPr>
-                <w:lang w:val="ru-RU"/>
-              </w:rPr>
+              <w:rPr/>
               <w:t>Записывать в лог все отправленные уведомления.</w:t>
             </w:r>
           </w:p>
           <w:p>
             <w:pPr>
-              <w:pStyle w:val="Style21"/>
+              <w:pStyle w:val="user5"/>
               <w:jc w:val="left"/>
-              <w:rPr>
-                <w:lang w:val="ru-RU"/>
-              </w:rPr>
-            </w:pPr>
-            <w:r>
-              <w:rPr>
-                <w:lang w:val="ru-RU"/>
-              </w:rPr>
+              <w:rPr/>
+            </w:pPr>
+            <w:r>
+              <w:rPr/>
               <w:t xml:space="preserve">– </w:t>
             </w:r>
             <w:r>
-              <w:rPr>
-                <w:lang w:val="ru-RU"/>
-              </w:rPr>
+              <w:rPr/>
               <w:t>Предоставлять администратору отчёты за период.</w:t>
             </w:r>
           </w:p>
           <w:p>
             <w:pPr>
-              <w:pStyle w:val="Style21"/>
+              <w:pStyle w:val="user5"/>
               <w:jc w:val="left"/>
-              <w:rPr>
-                <w:lang w:val="ru-RU"/>
-              </w:rPr>
-            </w:pPr>
-            <w:r>
-              <w:rPr>
-                <w:lang w:val="ru-RU"/>
-              </w:rPr>
+              <w:rPr/>
+            </w:pPr>
+            <w:r>
+              <w:rPr/>
               <w:t xml:space="preserve">– </w:t>
             </w:r>
             <w:r>
-              <w:rPr>
-                <w:lang w:val="ru-RU"/>
-              </w:rPr>
+              <w:rPr/>
               <w:t>Обеспечивать выгрузку отчётов в CSV и PDF.</w:t>
             </w:r>
           </w:p>
@@ -5166,16 +4501,12 @@
           </w:tcPr>
           <w:p>
             <w:pPr>
-              <w:pStyle w:val="Style21"/>
+              <w:pStyle w:val="user5"/>
               <w:jc w:val="left"/>
-              <w:rPr>
-                <w:lang w:val="ru-RU"/>
-              </w:rPr>
-            </w:pPr>
-            <w:r>
-              <w:rPr>
-                <w:lang w:val="ru-RU"/>
-              </w:rPr>
+              <w:rPr/>
+            </w:pPr>
+            <w:r>
+              <w:rPr/>
               <w:t>Администрирование и мониторинг</w:t>
             </w:r>
           </w:p>
@@ -5192,64 +4523,46 @@
           </w:tcPr>
           <w:p>
             <w:pPr>
-              <w:pStyle w:val="Style21"/>
+              <w:pStyle w:val="user5"/>
               <w:jc w:val="left"/>
-              <w:rPr>
-                <w:lang w:val="ru-RU"/>
-              </w:rPr>
-            </w:pPr>
-            <w:r>
-              <w:rPr>
-                <w:lang w:val="ru-RU"/>
-              </w:rPr>
+              <w:rPr/>
+            </w:pPr>
+            <w:r>
+              <w:rPr/>
               <w:t xml:space="preserve">– </w:t>
             </w:r>
             <w:r>
-              <w:rPr>
-                <w:lang w:val="ru-RU"/>
-              </w:rPr>
+              <w:rPr/>
               <w:t>Настройка общих параметров Подсистемы (время сбора расписания, перечень групп, праздничные дни).</w:t>
             </w:r>
           </w:p>
           <w:p>
             <w:pPr>
-              <w:pStyle w:val="Style21"/>
+              <w:pStyle w:val="user5"/>
               <w:jc w:val="left"/>
-              <w:rPr>
-                <w:lang w:val="ru-RU"/>
-              </w:rPr>
-            </w:pPr>
-            <w:r>
-              <w:rPr>
-                <w:lang w:val="ru-RU"/>
-              </w:rPr>
+              <w:rPr/>
+            </w:pPr>
+            <w:r>
+              <w:rPr/>
               <w:t xml:space="preserve">– </w:t>
             </w:r>
             <w:r>
-              <w:rPr>
-                <w:lang w:val="ru-RU"/>
-              </w:rPr>
+              <w:rPr/>
               <w:t>Просмотр состояния модулей, журнала событий.</w:t>
             </w:r>
           </w:p>
           <w:p>
             <w:pPr>
-              <w:pStyle w:val="Style21"/>
+              <w:pStyle w:val="user5"/>
               <w:jc w:val="left"/>
-              <w:rPr>
-                <w:lang w:val="ru-RU"/>
-              </w:rPr>
-            </w:pPr>
-            <w:r>
-              <w:rPr>
-                <w:lang w:val="ru-RU"/>
-              </w:rPr>
+              <w:rPr/>
+            </w:pPr>
+            <w:r>
+              <w:rPr/>
               <w:t xml:space="preserve">– </w:t>
             </w:r>
             <w:r>
-              <w:rPr>
-                <w:lang w:val="ru-RU"/>
-              </w:rPr>
+              <w:rPr/>
               <w:t>Управление учётными записями администраторов.</w:t>
             </w:r>
           </w:p>
@@ -5268,16 +4581,12 @@
           </w:tcPr>
           <w:p>
             <w:pPr>
-              <w:pStyle w:val="Style21"/>
+              <w:pStyle w:val="user5"/>
               <w:jc w:val="left"/>
-              <w:rPr>
-                <w:lang w:val="ru-RU"/>
-              </w:rPr>
-            </w:pPr>
-            <w:r>
-              <w:rPr>
-                <w:lang w:val="ru-RU"/>
-              </w:rPr>
+              <w:rPr/>
+            </w:pPr>
+            <w:r>
+              <w:rPr/>
               <w:t>Планирование задач</w:t>
             </w:r>
           </w:p>
@@ -5294,64 +4603,46 @@
           </w:tcPr>
           <w:p>
             <w:pPr>
-              <w:pStyle w:val="Style21"/>
+              <w:pStyle w:val="user5"/>
               <w:jc w:val="left"/>
-              <w:rPr>
-                <w:lang w:val="ru-RU"/>
-              </w:rPr>
-            </w:pPr>
-            <w:r>
-              <w:rPr>
-                <w:lang w:val="ru-RU"/>
-              </w:rPr>
+              <w:rPr/>
+            </w:pPr>
+            <w:r>
+              <w:rPr/>
               <w:t xml:space="preserve">– </w:t>
             </w:r>
             <w:r>
-              <w:rPr>
-                <w:lang w:val="ru-RU"/>
-              </w:rPr>
+              <w:rPr/>
               <w:t>Запуск сбора расписания в заданное время.</w:t>
             </w:r>
           </w:p>
           <w:p>
             <w:pPr>
-              <w:pStyle w:val="Style21"/>
+              <w:pStyle w:val="user5"/>
               <w:jc w:val="left"/>
-              <w:rPr>
-                <w:lang w:val="ru-RU"/>
-              </w:rPr>
-            </w:pPr>
-            <w:r>
-              <w:rPr>
-                <w:lang w:val="ru-RU"/>
-              </w:rPr>
+              <w:rPr/>
+            </w:pPr>
+            <w:r>
+              <w:rPr/>
               <w:t xml:space="preserve">– </w:t>
             </w:r>
             <w:r>
-              <w:rPr>
-                <w:lang w:val="ru-RU"/>
-              </w:rPr>
+              <w:rPr/>
               <w:t>Запуск отправки уведомлений в соответствии с временем упреждения.</w:t>
             </w:r>
           </w:p>
           <w:p>
             <w:pPr>
-              <w:pStyle w:val="Style21"/>
+              <w:pStyle w:val="user5"/>
               <w:jc w:val="left"/>
-              <w:rPr>
-                <w:lang w:val="ru-RU"/>
-              </w:rPr>
-            </w:pPr>
-            <w:r>
-              <w:rPr>
-                <w:lang w:val="ru-RU"/>
-              </w:rPr>
+              <w:rPr/>
+            </w:pPr>
+            <w:r>
+              <w:rPr/>
               <w:t xml:space="preserve">– </w:t>
             </w:r>
             <w:r>
-              <w:rPr>
-                <w:lang w:val="ru-RU"/>
-              </w:rPr>
+              <w:rPr/>
               <w:t>Обработка отложенных и повторных попыток отправки.</w:t>
             </w:r>
           </w:p>
@@ -5370,16 +4661,12 @@
           </w:tcPr>
           <w:p>
             <w:pPr>
-              <w:pStyle w:val="Style21"/>
+              <w:pStyle w:val="user5"/>
               <w:jc w:val="left"/>
-              <w:rPr>
-                <w:lang w:val="ru-RU"/>
-              </w:rPr>
-            </w:pPr>
-            <w:r>
-              <w:rPr>
-                <w:lang w:val="ru-RU"/>
-              </w:rPr>
+              <w:rPr/>
+            </w:pPr>
+            <w:r>
+              <w:rPr/>
               <w:t>Интеграция с внешними сервисами</w:t>
             </w:r>
           </w:p>
@@ -5396,43 +4683,61 @@
           </w:tcPr>
           <w:p>
             <w:pPr>
-              <w:pStyle w:val="Style21"/>
+              <w:pStyle w:val="user5"/>
               <w:jc w:val="left"/>
               <w:rPr>
-                <w:lang w:val="ru-RU"/>
-              </w:rPr>
-            </w:pPr>
-            <w:r>
-              <w:rPr>
-                <w:lang w:val="ru-RU"/>
+                <w:lang w:val="en-US"/>
+              </w:rPr>
+            </w:pPr>
+            <w:r>
+              <w:rPr>
+                <w:lang w:val="en-US"/>
               </w:rPr>
               <w:t xml:space="preserve">– </w:t>
             </w:r>
             <w:r>
-              <w:rPr>
-                <w:lang w:val="ru-RU"/>
-              </w:rPr>
-              <w:t>Взаимодействие с Firebase Cloud Messaging, SMTP-сервером, Telegram Bot API.</w:t>
-            </w:r>
-          </w:p>
-          <w:p>
-            <w:pPr>
-              <w:pStyle w:val="Style21"/>
+              <w:rPr/>
+              <w:t>Взаимодействие</w:t>
+            </w:r>
+            <w:r>
+              <w:rPr>
+                <w:lang w:val="en-US"/>
+              </w:rPr>
+              <w:t xml:space="preserve"> </w:t>
+            </w:r>
+            <w:r>
+              <w:rPr/>
+              <w:t>с</w:t>
+            </w:r>
+            <w:r>
+              <w:rPr>
+                <w:lang w:val="en-US"/>
+              </w:rPr>
+              <w:t xml:space="preserve"> Firebase Cloud Messaging, SMTP-</w:t>
+            </w:r>
+            <w:r>
+              <w:rPr/>
+              <w:t>сервером</w:t>
+            </w:r>
+            <w:r>
+              <w:rPr>
+                <w:lang w:val="en-US"/>
+              </w:rPr>
+              <w:t>, Telegram Bot API.</w:t>
+            </w:r>
+          </w:p>
+          <w:p>
+            <w:pPr>
+              <w:pStyle w:val="user5"/>
               <w:jc w:val="left"/>
-              <w:rPr>
-                <w:lang w:val="ru-RU"/>
-              </w:rPr>
-            </w:pPr>
-            <w:r>
-              <w:rPr>
-                <w:lang w:val="ru-RU"/>
-              </w:rPr>
+              <w:rPr/>
+            </w:pPr>
+            <w:r>
+              <w:rPr/>
               <w:t xml:space="preserve">– </w:t>
             </w:r>
             <w:r>
-              <w:rPr>
-                <w:lang w:val="ru-RU"/>
-              </w:rPr>
+              <w:rPr/>
               <w:t>Обработка ошибок и повторные попытки при сбоях внешних сервисов.</w:t>
             </w:r>
           </w:p>
@@ -5442,1349 +4747,906 @@
     <w:p>
       <w:pPr>
         <w:pStyle w:val="Heading3"/>
-        <w:rPr>
-          <w:lang w:val="ru-RU"/>
-        </w:rPr>
+        <w:rPr/>
       </w:pPr>
       <w:bookmarkStart w:id="20" w:name="__RefHeading___Toc455_2363055178"/>
       <w:bookmarkEnd w:id="20"/>
       <w:r>
-        <w:rPr>
-          <w:lang w:val="ru-RU"/>
-        </w:rPr>
+        <w:rPr/>
         <w:t>Сбор и подготовка данных о занятиях</w:t>
       </w:r>
     </w:p>
     <w:p>
       <w:pPr>
         <w:pStyle w:val="BodyText"/>
-        <w:rPr>
-          <w:lang w:val="ru-RU"/>
-        </w:rPr>
-      </w:pPr>
-      <w:r>
-        <w:rPr>
-          <w:lang w:val="ru-RU"/>
-        </w:rPr>
+        <w:rPr/>
+      </w:pPr>
+      <w:r>
+        <w:rPr/>
         <w:t>Модуль сбора и анализа расписания ежедневно в заданное время (по умолчанию в 20:00) выполняет запрос к REST API ИС УДС для получения расписания на следующий день.</w:t>
       </w:r>
     </w:p>
     <w:p>
       <w:pPr>
         <w:pStyle w:val="BodyText"/>
-        <w:rPr>
-          <w:lang w:val="ru-RU"/>
-        </w:rPr>
-      </w:pPr>
-      <w:r>
-        <w:rPr>
-          <w:lang w:val="ru-RU"/>
-        </w:rPr>
+        <w:rPr/>
+      </w:pPr>
+      <w:r>
+        <w:rPr/>
         <w:t>Полученные данные должны быть структурированы по следующим атрибутам:</w:t>
       </w:r>
     </w:p>
     <w:p>
       <w:pPr>
         <w:pStyle w:val="BodyText"/>
-        <w:widowControl/>
         <w:numPr>
           <w:ilvl w:val="0"/>
           <w:numId w:val="2"/>
         </w:numPr>
-        <w:suppressAutoHyphens w:val="true"/>
-        <w:bidi w:val="0"/>
-        <w:jc w:val="both"/>
-        <w:rPr>
-          <w:lang w:val="ru-RU"/>
-        </w:rPr>
-      </w:pPr>
-      <w:r>
-        <w:rPr>
-          <w:lang w:val="ru-RU"/>
-        </w:rPr>
+        <w:rPr/>
+      </w:pPr>
+      <w:r>
+        <w:rPr/>
         <w:t>группа (идентификатор или название);</w:t>
       </w:r>
     </w:p>
     <w:p>
       <w:pPr>
         <w:pStyle w:val="BodyText"/>
-        <w:widowControl/>
         <w:numPr>
           <w:ilvl w:val="0"/>
           <w:numId w:val="2"/>
         </w:numPr>
-        <w:suppressAutoHyphens w:val="true"/>
-        <w:bidi w:val="0"/>
-        <w:jc w:val="both"/>
-        <w:rPr>
-          <w:rFonts w:ascii="Times New Roman" w:hAnsi="Times New Roman"/>
-        </w:rPr>
-      </w:pPr>
-      <w:r>
-        <w:rPr>
-          <w:lang w:val="ru-RU"/>
-        </w:rPr>
+        <w:rPr/>
+      </w:pPr>
+      <w:r>
+        <w:rPr/>
         <w:t>дисциплина;</w:t>
       </w:r>
     </w:p>
     <w:p>
       <w:pPr>
         <w:pStyle w:val="BodyText"/>
-        <w:widowControl/>
         <w:numPr>
           <w:ilvl w:val="0"/>
           <w:numId w:val="2"/>
         </w:numPr>
-        <w:suppressAutoHyphens w:val="true"/>
-        <w:bidi w:val="0"/>
-        <w:jc w:val="both"/>
-        <w:rPr>
-          <w:rFonts w:ascii="Times New Roman" w:hAnsi="Times New Roman"/>
-        </w:rPr>
-      </w:pPr>
-      <w:r>
-        <w:rPr>
-          <w:lang w:val="ru-RU"/>
-        </w:rPr>
+        <w:rPr/>
+      </w:pPr>
+      <w:r>
+        <w:rPr/>
         <w:t>дата и время начала занятия (в формате ДД-ММ-ГГГГ ЧЧ:ММ);</w:t>
       </w:r>
     </w:p>
     <w:p>
       <w:pPr>
         <w:pStyle w:val="BodyText"/>
-        <w:widowControl/>
         <w:numPr>
           <w:ilvl w:val="0"/>
           <w:numId w:val="2"/>
         </w:numPr>
-        <w:suppressAutoHyphens w:val="true"/>
-        <w:bidi w:val="0"/>
-        <w:jc w:val="both"/>
-        <w:rPr>
-          <w:rFonts w:ascii="Times New Roman" w:hAnsi="Times New Roman"/>
-        </w:rPr>
-      </w:pPr>
-      <w:r>
-        <w:rPr>
-          <w:lang w:val="ru-RU"/>
-        </w:rPr>
+        <w:rPr/>
+      </w:pPr>
+      <w:r>
+        <w:rPr/>
         <w:t>аудитория (если указана);</w:t>
       </w:r>
     </w:p>
     <w:p>
       <w:pPr>
         <w:pStyle w:val="BodyText"/>
-        <w:widowControl/>
         <w:numPr>
           <w:ilvl w:val="0"/>
           <w:numId w:val="2"/>
         </w:numPr>
-        <w:suppressAutoHyphens w:val="true"/>
-        <w:bidi w:val="0"/>
-        <w:jc w:val="both"/>
-        <w:rPr>
-          <w:lang w:val="ru-RU"/>
-        </w:rPr>
-      </w:pPr>
-      <w:r>
-        <w:rPr>
-          <w:lang w:val="ru-RU"/>
-        </w:rPr>
+        <w:rPr/>
+      </w:pPr>
+      <w:r>
+        <w:rPr/>
         <w:t>преподаватель (ФИО, если указан).</w:t>
       </w:r>
     </w:p>
     <w:p>
       <w:pPr>
         <w:pStyle w:val="BodyText"/>
-        <w:rPr>
-          <w:lang w:val="ru-RU"/>
-        </w:rPr>
-      </w:pPr>
-      <w:r>
-        <w:rPr>
-          <w:lang w:val="ru-RU"/>
-        </w:rPr>
+        <w:rPr/>
+      </w:pPr>
+      <w:r>
+        <w:rPr/>
         <w:t>При отсутствии данных для какой-либо группы (например, расписание не загружено) модуль формирует предупреждение, которое записывается в лог, но не прерывает обработку остальных групп.</w:t>
       </w:r>
     </w:p>
     <w:p>
       <w:pPr>
         <w:pStyle w:val="BodyText"/>
-        <w:rPr>
-          <w:lang w:val="ru-RU"/>
-        </w:rPr>
-      </w:pPr>
-      <w:r>
-        <w:rPr>
-          <w:lang w:val="ru-RU"/>
-        </w:rPr>
+        <w:rPr/>
+      </w:pPr>
+      <w:r>
+        <w:rPr/>
         <w:t>В случае недоступности API ИС УДС модуль выполняет повторные попытки (не менее 3 с интервалом 1 минута) и уведомляет администратора о сбое.</w:t>
       </w:r>
     </w:p>
     <w:p>
       <w:pPr>
         <w:pStyle w:val="Heading3"/>
-        <w:rPr>
-          <w:lang w:val="ru-RU"/>
-        </w:rPr>
+        <w:rPr/>
       </w:pPr>
       <w:bookmarkStart w:id="21" w:name="__RefHeading___Toc457_2363055178"/>
       <w:bookmarkEnd w:id="21"/>
       <w:r>
-        <w:rPr>
-          <w:lang w:val="ru-RU"/>
-        </w:rPr>
+        <w:rPr/>
         <w:t>Формирование списка получателей</w:t>
       </w:r>
     </w:p>
     <w:p>
       <w:pPr>
         <w:pStyle w:val="BodyText"/>
-        <w:rPr>
-          <w:lang w:val="ru-RU"/>
-        </w:rPr>
-      </w:pPr>
-      <w:r>
-        <w:rPr>
-          <w:lang w:val="ru-RU"/>
-        </w:rPr>
+        <w:rPr/>
+      </w:pPr>
+      <w:r>
+        <w:rPr/>
         <w:t>Для каждой группы, имеющей занятия на следующий день, модуль управления подписками извлекает из базы данных список студентов, у которых включена подписка на напоминания (флаг push_enabled = true или email_enabled = true или telegram_enabled = true).</w:t>
       </w:r>
     </w:p>
     <w:p>
       <w:pPr>
         <w:pStyle w:val="BodyText"/>
-        <w:rPr>
-          <w:lang w:val="ru-RU"/>
-        </w:rPr>
-      </w:pPr>
-      <w:r>
-        <w:rPr>
-          <w:lang w:val="ru-RU"/>
-        </w:rPr>
+        <w:rPr/>
+      </w:pPr>
+      <w:r>
+        <w:rPr/>
         <w:t>Для каждого студента учитываются индивидуальные настройки:</w:t>
       </w:r>
     </w:p>
     <w:p>
       <w:pPr>
         <w:pStyle w:val="BodyText"/>
-        <w:widowControl/>
         <w:numPr>
           <w:ilvl w:val="0"/>
           <w:numId w:val="2"/>
         </w:numPr>
-        <w:suppressAutoHyphens w:val="true"/>
-        <w:bidi w:val="0"/>
-        <w:jc w:val="both"/>
-        <w:rPr>
-          <w:lang w:val="ru-RU"/>
-        </w:rPr>
-      </w:pPr>
-      <w:r>
-        <w:rPr>
-          <w:lang w:val="ru-RU"/>
-        </w:rPr>
+        <w:rPr/>
+      </w:pPr>
+      <w:r>
+        <w:rPr/>
         <w:t>выбранные каналы уведомлений (один или несколько);</w:t>
       </w:r>
     </w:p>
     <w:p>
       <w:pPr>
         <w:pStyle w:val="BodyText"/>
-        <w:widowControl/>
         <w:numPr>
           <w:ilvl w:val="0"/>
           <w:numId w:val="2"/>
         </w:numPr>
-        <w:suppressAutoHyphens w:val="true"/>
-        <w:bidi w:val="0"/>
-        <w:jc w:val="both"/>
-        <w:rPr>
-          <w:lang w:val="ru-RU"/>
-        </w:rPr>
-      </w:pPr>
-      <w:r>
-        <w:rPr>
-          <w:lang w:val="ru-RU"/>
-        </w:rPr>
+        <w:rPr/>
+      </w:pPr>
+      <w:r>
+        <w:rPr/>
         <w:t>время упреждения (15, 30 или 60 минут до начала занятия).</w:t>
       </w:r>
     </w:p>
     <w:p>
       <w:pPr>
         <w:pStyle w:val="BodyText"/>
-        <w:rPr>
-          <w:lang w:val="ru-RU"/>
-        </w:rPr>
-      </w:pPr>
-      <w:r>
-        <w:rPr>
-          <w:lang w:val="ru-RU"/>
-        </w:rPr>
+        <w:rPr/>
+      </w:pPr>
+      <w:r>
+        <w:rPr/>
         <w:t>Студенты, отключившие подписку (все каналы отключены), исключаются из списка рассылки.</w:t>
       </w:r>
     </w:p>
     <w:p>
       <w:pPr>
         <w:pStyle w:val="BodyText"/>
-        <w:rPr>
-          <w:lang w:val="ru-RU"/>
-        </w:rPr>
-      </w:pPr>
-      <w:r>
-        <w:rPr>
-          <w:lang w:val="ru-RU"/>
-        </w:rPr>
+        <w:rPr/>
+      </w:pPr>
+      <w:r>
+        <w:rPr/>
         <w:t>Сформированный список получателей сохраняется в базе данных (временная таблица или кэш) для последующей обработки модулем отправки.</w:t>
       </w:r>
     </w:p>
     <w:p>
       <w:pPr>
         <w:pStyle w:val="Heading3"/>
-        <w:rPr>
-          <w:lang w:val="ru-RU"/>
-        </w:rPr>
+        <w:rPr/>
       </w:pPr>
       <w:bookmarkStart w:id="22" w:name="__RefHeading___Toc459_2363055178"/>
       <w:bookmarkEnd w:id="22"/>
       <w:r>
-        <w:rPr>
-          <w:lang w:val="ru-RU"/>
-        </w:rPr>
+        <w:rPr/>
         <w:t>Отправка уведомлений</w:t>
       </w:r>
     </w:p>
     <w:p>
       <w:pPr>
         <w:pStyle w:val="BodyText"/>
-        <w:rPr>
-          <w:lang w:val="ru-RU"/>
-        </w:rPr>
-      </w:pPr>
-      <w:r>
-        <w:rPr>
-          <w:lang w:val="ru-RU"/>
-        </w:rPr>
+        <w:rPr/>
+      </w:pPr>
+      <w:r>
+        <w:rPr/>
         <w:t>За установленное время до начала каждого занятия (с учётом индивидуального времени упреждения студента) модуль отправки уведомлений формирует текст сообщения.</w:t>
       </w:r>
     </w:p>
     <w:p>
       <w:pPr>
         <w:pStyle w:val="BodyText"/>
-        <w:rPr>
-          <w:lang w:val="ru-RU"/>
-        </w:rPr>
-      </w:pPr>
-      <w:r>
-        <w:rPr>
-          <w:lang w:val="ru-RU"/>
-        </w:rPr>
+        <w:rPr/>
+      </w:pPr>
+      <w:r>
+        <w:rPr/>
         <w:t>Текст уведомления должен содержать:</w:t>
       </w:r>
     </w:p>
     <w:p>
       <w:pPr>
         <w:pStyle w:val="BodyText"/>
-        <w:widowControl/>
         <w:numPr>
           <w:ilvl w:val="0"/>
           <w:numId w:val="2"/>
         </w:numPr>
-        <w:suppressAutoHyphens w:val="true"/>
-        <w:bidi w:val="0"/>
-        <w:jc w:val="both"/>
-        <w:rPr>
-          <w:lang w:val="ru-RU"/>
-        </w:rPr>
-      </w:pPr>
-      <w:r>
-        <w:rPr>
-          <w:lang w:val="ru-RU"/>
-        </w:rPr>
+        <w:rPr/>
+      </w:pPr>
+      <w:r>
+        <w:rPr/>
         <w:t>название дисциплины;</w:t>
       </w:r>
     </w:p>
     <w:p>
       <w:pPr>
         <w:pStyle w:val="BodyText"/>
-        <w:widowControl/>
         <w:numPr>
           <w:ilvl w:val="0"/>
           <w:numId w:val="2"/>
         </w:numPr>
-        <w:suppressAutoHyphens w:val="true"/>
-        <w:bidi w:val="0"/>
-        <w:jc w:val="both"/>
-        <w:rPr>
-          <w:rFonts w:ascii="Times New Roman" w:hAnsi="Times New Roman"/>
-        </w:rPr>
-      </w:pPr>
-      <w:r>
-        <w:rPr>
-          <w:lang w:val="ru-RU"/>
-        </w:rPr>
+        <w:rPr/>
+      </w:pPr>
+      <w:r>
+        <w:rPr/>
         <w:t>время начала в формате ЧЧ:ММ;</w:t>
       </w:r>
     </w:p>
     <w:p>
       <w:pPr>
         <w:pStyle w:val="BodyText"/>
-        <w:widowControl/>
         <w:numPr>
           <w:ilvl w:val="0"/>
           <w:numId w:val="2"/>
         </w:numPr>
-        <w:suppressAutoHyphens w:val="true"/>
-        <w:bidi w:val="0"/>
-        <w:jc w:val="both"/>
-        <w:rPr>
-          <w:rFonts w:ascii="Times New Roman" w:hAnsi="Times New Roman"/>
-        </w:rPr>
-      </w:pPr>
-      <w:r>
-        <w:rPr>
-          <w:lang w:val="ru-RU"/>
-        </w:rPr>
+        <w:rPr/>
+      </w:pPr>
+      <w:r>
+        <w:rPr/>
         <w:t>номер аудитории (если присутствует в расписании);</w:t>
       </w:r>
     </w:p>
     <w:p>
       <w:pPr>
         <w:pStyle w:val="BodyText"/>
-        <w:widowControl/>
         <w:numPr>
           <w:ilvl w:val="0"/>
           <w:numId w:val="2"/>
         </w:numPr>
-        <w:suppressAutoHyphens w:val="true"/>
-        <w:bidi w:val="0"/>
-        <w:jc w:val="both"/>
-        <w:rPr>
-          <w:lang w:val="ru-RU"/>
-        </w:rPr>
-      </w:pPr>
-      <w:r>
-        <w:rPr>
-          <w:lang w:val="ru-RU"/>
-        </w:rPr>
+        <w:rPr/>
+      </w:pPr>
+      <w:r>
+        <w:rPr/>
         <w:t>ФИО преподавателя (если присутствует).</w:t>
       </w:r>
     </w:p>
     <w:p>
       <w:pPr>
         <w:pStyle w:val="BodyText"/>
-        <w:rPr>
-          <w:lang w:val="ru-RU"/>
-        </w:rPr>
-      </w:pPr>
-      <w:r>
-        <w:rPr>
-          <w:lang w:val="ru-RU"/>
-        </w:rPr>
+        <w:rPr/>
+      </w:pPr>
+      <w:r>
+        <w:rPr/>
         <w:t>Если аудитория или преподаватель не указаны, соответствующие поля в уведомлении опускаются.</w:t>
       </w:r>
     </w:p>
     <w:p>
       <w:pPr>
         <w:pStyle w:val="BodyText"/>
-        <w:rPr>
-          <w:lang w:val="ru-RU"/>
-        </w:rPr>
-      </w:pPr>
-      <w:r>
-        <w:rPr>
-          <w:lang w:val="ru-RU"/>
-        </w:rPr>
+        <w:rPr/>
+      </w:pPr>
+      <w:r>
+        <w:rPr/>
         <w:t>Отправка производится через модуль интеграции с внешними сервисами для каждого выбранного студентом канала.</w:t>
       </w:r>
     </w:p>
     <w:p>
       <w:pPr>
         <w:pStyle w:val="BodyText"/>
-        <w:rPr>
-          <w:lang w:val="ru-RU"/>
-        </w:rPr>
-      </w:pPr>
-      <w:r>
-        <w:rPr>
-          <w:lang w:val="ru-RU"/>
-        </w:rPr>
+        <w:rPr/>
+      </w:pPr>
+      <w:r>
+        <w:rPr/>
         <w:t>Отправка считается успешной, если внешний сервис подтвердил приём сообщения (для push – подтверждение FCM, для email – успешная передача SMTP-серверу, для Telegram – успешный вызов API с кодом 200).</w:t>
       </w:r>
     </w:p>
     <w:p>
       <w:pPr>
         <w:pStyle w:val="BodyText"/>
-        <w:rPr>
-          <w:lang w:val="ru-RU"/>
-        </w:rPr>
-      </w:pPr>
-      <w:r>
-        <w:rPr>
-          <w:lang w:val="ru-RU"/>
-        </w:rPr>
+        <w:rPr/>
+      </w:pPr>
+      <w:r>
+        <w:rPr/>
         <w:t>При ошибке модуль интеграции выполняет повторные попытки (до 3 раз с интервалом 1 минута). После исчерпания попыток фиксируется ошибка в логе, и администратору может быть отправлено уведомление (настраивается).</w:t>
       </w:r>
     </w:p>
     <w:p>
       <w:pPr>
         <w:pStyle w:val="BodyText"/>
-        <w:rPr>
-          <w:lang w:val="ru-RU"/>
-        </w:rPr>
-      </w:pPr>
-      <w:r>
-        <w:rPr>
-          <w:lang w:val="ru-RU"/>
-        </w:rPr>
+        <w:rPr/>
+      </w:pPr>
+      <w:r>
+        <w:rPr/>
         <w:t>Все результаты отправки (успех/ошибка) передаются в модуль логирования.</w:t>
       </w:r>
     </w:p>
     <w:p>
       <w:pPr>
         <w:pStyle w:val="Heading3"/>
-        <w:rPr>
-          <w:lang w:val="ru-RU"/>
-        </w:rPr>
+        <w:rPr/>
       </w:pPr>
       <w:bookmarkStart w:id="23" w:name="__RefHeading___Toc461_2363055178"/>
       <w:bookmarkEnd w:id="23"/>
       <w:r>
-        <w:rPr>
-          <w:lang w:val="ru-RU"/>
-        </w:rPr>
+        <w:rPr/>
         <w:t>Управление подписками</w:t>
       </w:r>
     </w:p>
     <w:p>
       <w:pPr>
         <w:pStyle w:val="BodyText"/>
-        <w:rPr>
-          <w:lang w:val="ru-RU"/>
-        </w:rPr>
-      </w:pPr>
-      <w:r>
-        <w:rPr>
-          <w:lang w:val="ru-RU"/>
-        </w:rPr>
+        <w:rPr/>
+      </w:pPr>
+      <w:r>
+        <w:rPr/>
         <w:t>В личном кабинете студента в ИС УДС должен быть доступен интерфейс для управления подписками, включающий:</w:t>
       </w:r>
     </w:p>
     <w:p>
       <w:pPr>
         <w:pStyle w:val="BodyText"/>
-        <w:widowControl/>
         <w:numPr>
           <w:ilvl w:val="0"/>
           <w:numId w:val="2"/>
         </w:numPr>
-        <w:suppressAutoHyphens w:val="true"/>
-        <w:bidi w:val="0"/>
-        <w:jc w:val="both"/>
-        <w:rPr>
-          <w:lang w:val="ru-RU"/>
-        </w:rPr>
-      </w:pPr>
-      <w:r>
-        <w:rPr>
-          <w:lang w:val="ru-RU"/>
-        </w:rPr>
+        <w:rPr/>
+      </w:pPr>
+      <w:r>
+        <w:rPr/>
         <w:t>возможность включить или отключить напоминания (общий включатель);</w:t>
       </w:r>
     </w:p>
     <w:p>
       <w:pPr>
         <w:pStyle w:val="BodyText"/>
-        <w:widowControl/>
         <w:numPr>
           <w:ilvl w:val="0"/>
           <w:numId w:val="2"/>
         </w:numPr>
-        <w:suppressAutoHyphens w:val="true"/>
-        <w:bidi w:val="0"/>
-        <w:jc w:val="both"/>
-        <w:rPr>
-          <w:rFonts w:ascii="Times New Roman" w:hAnsi="Times New Roman"/>
-        </w:rPr>
-      </w:pPr>
-      <w:r>
-        <w:rPr>
-          <w:lang w:val="ru-RU"/>
-        </w:rPr>
+        <w:rPr/>
+      </w:pPr>
+      <w:r>
+        <w:rPr/>
         <w:t>выбор каналов уведомлений (мобильное приложение / email / Telegram) с возможностью комбинирования (например, push + email);</w:t>
       </w:r>
     </w:p>
     <w:p>
       <w:pPr>
         <w:pStyle w:val="BodyText"/>
-        <w:widowControl/>
         <w:numPr>
           <w:ilvl w:val="0"/>
           <w:numId w:val="2"/>
         </w:numPr>
-        <w:suppressAutoHyphens w:val="true"/>
-        <w:bidi w:val="0"/>
-        <w:jc w:val="both"/>
-        <w:rPr>
-          <w:lang w:val="ru-RU"/>
-        </w:rPr>
-      </w:pPr>
-      <w:r>
-        <w:rPr>
-          <w:lang w:val="ru-RU"/>
-        </w:rPr>
+        <w:rPr/>
+      </w:pPr>
+      <w:r>
+        <w:rPr/>
         <w:t>выбор времени упреждения из предопределённого списка: 15, 30, 60 минут до занятия.</w:t>
       </w:r>
     </w:p>
     <w:p>
       <w:pPr>
         <w:pStyle w:val="BodyText"/>
-        <w:rPr>
-          <w:lang w:val="ru-RU"/>
-        </w:rPr>
-      </w:pPr>
-      <w:r>
-        <w:rPr>
-          <w:lang w:val="ru-RU"/>
-        </w:rPr>
+        <w:rPr/>
+      </w:pPr>
+      <w:r>
+        <w:rPr/>
         <w:t>Изменения в подписках должны применяться незамедлительно после сохранения (время реакции не более 5 секунд).</w:t>
       </w:r>
     </w:p>
     <w:p>
       <w:pPr>
         <w:pStyle w:val="BodyText"/>
-        <w:rPr>
-          <w:lang w:val="ru-RU"/>
-        </w:rPr>
-      </w:pPr>
-      <w:r>
-        <w:rPr>
-          <w:lang w:val="ru-RU"/>
-        </w:rPr>
+        <w:rPr/>
+      </w:pPr>
+      <w:r>
+        <w:rPr/>
         <w:t>Настройки подписок хранятся в таблице notification_subscriptions базы данных ИС УДС.</w:t>
       </w:r>
     </w:p>
     <w:p>
       <w:pPr>
         <w:pStyle w:val="Heading3"/>
-        <w:rPr>
-          <w:lang w:val="ru-RU"/>
-        </w:rPr>
+        <w:rPr/>
       </w:pPr>
       <w:bookmarkStart w:id="24" w:name="__RefHeading___Toc463_2363055178"/>
       <w:bookmarkEnd w:id="24"/>
       <w:r>
-        <w:rPr>
-          <w:lang w:val="ru-RU"/>
-        </w:rPr>
+        <w:rPr/>
         <w:t>Логирование и отчетность</w:t>
       </w:r>
     </w:p>
     <w:p>
       <w:pPr>
         <w:pStyle w:val="BodyText"/>
-        <w:rPr>
-          <w:lang w:val="ru-RU"/>
-        </w:rPr>
-      </w:pPr>
-      <w:r>
-        <w:rPr>
-          <w:lang w:val="ru-RU"/>
-        </w:rPr>
+        <w:rPr/>
+      </w:pPr>
+      <w:r>
+        <w:rPr/>
         <w:t>Модуль логирования регистрирует все события, связанные с работой Подсистемы:</w:t>
       </w:r>
     </w:p>
     <w:p>
       <w:pPr>
         <w:pStyle w:val="BodyText"/>
-        <w:widowControl/>
         <w:numPr>
           <w:ilvl w:val="0"/>
           <w:numId w:val="2"/>
         </w:numPr>
-        <w:suppressAutoHyphens w:val="true"/>
-        <w:bidi w:val="0"/>
-        <w:jc w:val="both"/>
-        <w:rPr>
-          <w:lang w:val="ru-RU"/>
-        </w:rPr>
-      </w:pPr>
-      <w:r>
-        <w:rPr>
-          <w:lang w:val="ru-RU"/>
-        </w:rPr>
+        <w:rPr/>
+      </w:pPr>
+      <w:r>
+        <w:rPr/>
         <w:t>запуск и завершение сбора расписания;</w:t>
       </w:r>
     </w:p>
     <w:p>
       <w:pPr>
         <w:pStyle w:val="BodyText"/>
-        <w:widowControl/>
         <w:numPr>
           <w:ilvl w:val="0"/>
           <w:numId w:val="2"/>
         </w:numPr>
-        <w:suppressAutoHyphens w:val="true"/>
-        <w:bidi w:val="0"/>
-        <w:jc w:val="both"/>
-        <w:rPr>
-          <w:rFonts w:ascii="Times New Roman" w:hAnsi="Times New Roman"/>
-        </w:rPr>
-      </w:pPr>
-      <w:r>
-        <w:rPr>
-          <w:lang w:val="ru-RU"/>
-        </w:rPr>
+        <w:rPr/>
+      </w:pPr>
+      <w:r>
+        <w:rPr/>
         <w:t>формирование списка получателей;</w:t>
       </w:r>
     </w:p>
     <w:p>
       <w:pPr>
         <w:pStyle w:val="BodyText"/>
-        <w:widowControl/>
         <w:numPr>
           <w:ilvl w:val="0"/>
           <w:numId w:val="2"/>
         </w:numPr>
-        <w:suppressAutoHyphens w:val="true"/>
-        <w:bidi w:val="0"/>
-        <w:jc w:val="both"/>
-        <w:rPr>
-          <w:rFonts w:ascii="Times New Roman" w:hAnsi="Times New Roman"/>
-        </w:rPr>
-      </w:pPr>
-      <w:r>
-        <w:rPr>
-          <w:lang w:val="ru-RU"/>
-        </w:rPr>
+        <w:rPr/>
+      </w:pPr>
+      <w:r>
+        <w:rPr/>
         <w:t>отправка каждого уведомления (время, идентификатор студента, канал, текст, статус);</w:t>
       </w:r>
     </w:p>
     <w:p>
       <w:pPr>
         <w:pStyle w:val="BodyText"/>
-        <w:widowControl/>
         <w:numPr>
           <w:ilvl w:val="0"/>
           <w:numId w:val="2"/>
         </w:numPr>
-        <w:suppressAutoHyphens w:val="true"/>
-        <w:bidi w:val="0"/>
-        <w:jc w:val="both"/>
-        <w:rPr>
-          <w:lang w:val="ru-RU"/>
-        </w:rPr>
-      </w:pPr>
-      <w:r>
-        <w:rPr>
-          <w:lang w:val="ru-RU"/>
-        </w:rPr>
+        <w:rPr/>
+      </w:pPr>
+      <w:r>
+        <w:rPr/>
         <w:t>ошибки и предупреждения.</w:t>
       </w:r>
     </w:p>
     <w:p>
       <w:pPr>
         <w:pStyle w:val="BodyText"/>
-        <w:rPr>
-          <w:lang w:val="ru-RU"/>
-        </w:rPr>
-      </w:pPr>
-      <w:r>
-        <w:rPr>
-          <w:lang w:val="ru-RU"/>
-        </w:rPr>
+        <w:rPr/>
+      </w:pPr>
+      <w:r>
+        <w:rPr/>
         <w:t>Логи хранятся не менее 30 дней и доступны для просмотра администратору через веб-интерфейс (с фильтрацией по дате, типу события, статусу).</w:t>
       </w:r>
     </w:p>
     <w:p>
       <w:pPr>
         <w:pStyle w:val="BodyText"/>
-        <w:rPr>
-          <w:lang w:val="ru-RU"/>
-        </w:rPr>
-      </w:pPr>
-      <w:r>
-        <w:rPr>
-          <w:lang w:val="ru-RU"/>
-        </w:rPr>
+        <w:rPr/>
+      </w:pPr>
+      <w:r>
+        <w:rPr/>
         <w:t>Администратор может формировать отчёты за выбранный период:</w:t>
       </w:r>
     </w:p>
     <w:p>
       <w:pPr>
         <w:pStyle w:val="BodyText"/>
-        <w:widowControl/>
         <w:numPr>
           <w:ilvl w:val="0"/>
           <w:numId w:val="2"/>
         </w:numPr>
-        <w:suppressAutoHyphens w:val="true"/>
-        <w:bidi w:val="0"/>
-        <w:jc w:val="both"/>
-        <w:rPr>
-          <w:lang w:val="ru-RU"/>
-        </w:rPr>
-      </w:pPr>
-      <w:r>
-        <w:rPr>
-          <w:lang w:val="ru-RU"/>
-        </w:rPr>
+        <w:rPr/>
+      </w:pPr>
+      <w:r>
+        <w:rPr/>
         <w:t>общее количество отправленных уведомлений;</w:t>
       </w:r>
     </w:p>
     <w:p>
       <w:pPr>
         <w:pStyle w:val="BodyText"/>
-        <w:widowControl/>
         <w:numPr>
           <w:ilvl w:val="0"/>
           <w:numId w:val="2"/>
         </w:numPr>
-        <w:suppressAutoHyphens w:val="true"/>
-        <w:bidi w:val="0"/>
-        <w:jc w:val="both"/>
-        <w:rPr>
-          <w:rFonts w:ascii="Times New Roman" w:hAnsi="Times New Roman"/>
-        </w:rPr>
-      </w:pPr>
-      <w:r>
-        <w:rPr>
-          <w:lang w:val="ru-RU"/>
-        </w:rPr>
+        <w:rPr/>
+      </w:pPr>
+      <w:r>
+        <w:rPr/>
         <w:t>количество успешных и ошибочных уведомлений по каждому каналу;</w:t>
       </w:r>
     </w:p>
     <w:p>
       <w:pPr>
         <w:pStyle w:val="BodyText"/>
-        <w:widowControl/>
         <w:numPr>
           <w:ilvl w:val="0"/>
           <w:numId w:val="2"/>
         </w:numPr>
-        <w:suppressAutoHyphens w:val="true"/>
-        <w:bidi w:val="0"/>
-        <w:jc w:val="both"/>
-        <w:rPr>
-          <w:lang w:val="ru-RU"/>
-        </w:rPr>
-      </w:pPr>
-      <w:r>
-        <w:rPr>
-          <w:lang w:val="ru-RU"/>
-        </w:rPr>
+        <w:rPr/>
+      </w:pPr>
+      <w:r>
+        <w:rPr/>
         <w:t>статистика по группам и дисциплинам.</w:t>
       </w:r>
     </w:p>
     <w:p>
       <w:pPr>
         <w:pStyle w:val="BodyText"/>
-        <w:rPr>
-          <w:lang w:val="ru-RU"/>
-        </w:rPr>
-      </w:pPr>
-      <w:r>
-        <w:rPr>
-          <w:lang w:val="ru-RU"/>
-        </w:rPr>
+        <w:rPr/>
+      </w:pPr>
+      <w:r>
+        <w:rPr/>
         <w:t>Отчёты должны быть доступны для выгрузки в форматах CSV и PDF.</w:t>
       </w:r>
     </w:p>
     <w:p>
       <w:pPr>
         <w:pStyle w:val="Heading3"/>
-        <w:ind w:hanging="0" w:left="0"/>
-        <w:rPr>
-          <w:lang w:val="ru-RU"/>
-        </w:rPr>
+        <w:rPr/>
       </w:pPr>
       <w:bookmarkStart w:id="25" w:name="__RefHeading___Toc1361_3782574610"/>
       <w:bookmarkEnd w:id="25"/>
       <w:r>
-        <w:rPr>
-          <w:lang w:val="ru-RU"/>
-        </w:rPr>
+        <w:rPr/>
         <w:t>Администрирование и мониторинг</w:t>
       </w:r>
     </w:p>
     <w:p>
       <w:pPr>
         <w:pStyle w:val="BodyText"/>
-        <w:rPr>
-          <w:lang w:val="ru-RU"/>
-        </w:rPr>
-      </w:pPr>
-      <w:r>
-        <w:rPr>
-          <w:lang w:val="ru-RU"/>
-        </w:rPr>
+        <w:rPr/>
+      </w:pPr>
+      <w:r>
+        <w:rPr/>
         <w:t>Модуль администрирования предоставляет интерфейс (веб-панель) для настройки общих параметров Подсистемы:</w:t>
       </w:r>
     </w:p>
     <w:p>
       <w:pPr>
         <w:pStyle w:val="BodyText"/>
-        <w:widowControl/>
         <w:numPr>
           <w:ilvl w:val="0"/>
           <w:numId w:val="2"/>
         </w:numPr>
-        <w:suppressAutoHyphens w:val="true"/>
-        <w:bidi w:val="0"/>
-        <w:jc w:val="both"/>
-        <w:rPr>
-          <w:lang w:val="ru-RU"/>
-        </w:rPr>
-      </w:pPr>
-      <w:r>
-        <w:rPr>
-          <w:lang w:val="ru-RU"/>
-        </w:rPr>
+        <w:rPr/>
+      </w:pPr>
+      <w:r>
+        <w:rPr/>
         <w:t>время ежедневного сбора расписания (по умолчанию 20:00);</w:t>
       </w:r>
     </w:p>
     <w:p>
       <w:pPr>
         <w:pStyle w:val="BodyText"/>
-        <w:widowControl/>
         <w:numPr>
           <w:ilvl w:val="0"/>
           <w:numId w:val="2"/>
         </w:numPr>
-        <w:suppressAutoHyphens w:val="true"/>
-        <w:bidi w:val="0"/>
-        <w:jc w:val="both"/>
-        <w:rPr>
-          <w:rFonts w:ascii="Times New Roman" w:hAnsi="Times New Roman"/>
-        </w:rPr>
-      </w:pPr>
-      <w:r>
-        <w:rPr>
-          <w:lang w:val="ru-RU"/>
-        </w:rPr>
+        <w:rPr/>
+      </w:pPr>
+      <w:r>
+        <w:rPr/>
         <w:t>список учебных групп, для которых выполняется рассылка (можно выбрать все или отдельные);</w:t>
       </w:r>
     </w:p>
     <w:p>
       <w:pPr>
         <w:pStyle w:val="BodyText"/>
-        <w:widowControl/>
         <w:numPr>
           <w:ilvl w:val="0"/>
           <w:numId w:val="2"/>
         </w:numPr>
-        <w:suppressAutoHyphens w:val="true"/>
-        <w:bidi w:val="0"/>
-        <w:jc w:val="both"/>
-        <w:rPr>
-          <w:rFonts w:ascii="Times New Roman" w:hAnsi="Times New Roman"/>
-        </w:rPr>
-      </w:pPr>
-      <w:r>
-        <w:rPr>
-          <w:lang w:val="ru-RU"/>
-        </w:rPr>
+        <w:rPr/>
+      </w:pPr>
+      <w:r>
+        <w:rPr/>
         <w:t>возможность временного отключения рассылки в праздничные и нерабочие дни (с заданием списка дат);</w:t>
       </w:r>
     </w:p>
     <w:p>
       <w:pPr>
         <w:pStyle w:val="BodyText"/>
-        <w:widowControl/>
         <w:numPr>
           <w:ilvl w:val="0"/>
           <w:numId w:val="2"/>
         </w:numPr>
-        <w:suppressAutoHyphens w:val="true"/>
-        <w:bidi w:val="0"/>
-        <w:jc w:val="both"/>
-        <w:rPr>
-          <w:rFonts w:ascii="Times New Roman" w:hAnsi="Times New Roman"/>
-        </w:rPr>
-      </w:pPr>
-      <w:r>
-        <w:rPr>
-          <w:lang w:val="ru-RU"/>
-        </w:rPr>
+        <w:rPr/>
+      </w:pPr>
+      <w:r>
+        <w:rPr/>
         <w:t>настройки повторных попыток (количество и интервал);</w:t>
       </w:r>
     </w:p>
     <w:p>
       <w:pPr>
         <w:pStyle w:val="BodyText"/>
-        <w:widowControl/>
         <w:numPr>
           <w:ilvl w:val="0"/>
           <w:numId w:val="2"/>
         </w:numPr>
-        <w:suppressAutoHyphens w:val="true"/>
-        <w:bidi w:val="0"/>
-        <w:jc w:val="both"/>
-        <w:rPr>
-          <w:lang w:val="ru-RU"/>
-        </w:rPr>
-      </w:pPr>
-      <w:r>
-        <w:rPr>
-          <w:lang w:val="ru-RU"/>
-        </w:rPr>
+        <w:rPr/>
+      </w:pPr>
+      <w:r>
+        <w:rPr/>
         <w:t>управление учётными записями администраторов (добавление, удаление, изменение прав).</w:t>
       </w:r>
     </w:p>
     <w:p>
       <w:pPr>
         <w:pStyle w:val="BodyText"/>
-        <w:rPr>
-          <w:lang w:val="ru-RU"/>
-        </w:rPr>
-      </w:pPr>
-      <w:r>
-        <w:rPr>
-          <w:lang w:val="ru-RU"/>
-        </w:rPr>
+        <w:rPr/>
+      </w:pPr>
+      <w:r>
+        <w:rPr/>
         <w:t>Модуль обеспечивает мониторинг состояния Подсистемы:</w:t>
       </w:r>
     </w:p>
     <w:p>
       <w:pPr>
         <w:pStyle w:val="BodyText"/>
-        <w:widowControl/>
         <w:numPr>
           <w:ilvl w:val="0"/>
           <w:numId w:val="2"/>
         </w:numPr>
-        <w:suppressAutoHyphens w:val="true"/>
-        <w:bidi w:val="0"/>
-        <w:jc w:val="both"/>
-        <w:rPr>
-          <w:lang w:val="ru-RU"/>
-        </w:rPr>
-      </w:pPr>
-      <w:r>
-        <w:rPr>
-          <w:lang w:val="ru-RU"/>
-        </w:rPr>
+        <w:rPr/>
+      </w:pPr>
+      <w:r>
+        <w:rPr/>
         <w:t>отображение текущего статуса модулей (активен / остановлен / ошибка);</w:t>
       </w:r>
     </w:p>
     <w:p>
       <w:pPr>
         <w:pStyle w:val="BodyText"/>
-        <w:widowControl/>
         <w:numPr>
           <w:ilvl w:val="0"/>
           <w:numId w:val="2"/>
         </w:numPr>
-        <w:suppressAutoHyphens w:val="true"/>
-        <w:bidi w:val="0"/>
-        <w:jc w:val="both"/>
-        <w:rPr>
-          <w:rFonts w:ascii="Times New Roman" w:hAnsi="Times New Roman"/>
-        </w:rPr>
-      </w:pPr>
-      <w:r>
-        <w:rPr>
-          <w:lang w:val="ru-RU"/>
-        </w:rPr>
+        <w:rPr/>
+      </w:pPr>
+      <w:r>
+        <w:rPr/>
         <w:t>просмотр логов в реальном времени;</w:t>
       </w:r>
     </w:p>
     <w:p>
       <w:pPr>
         <w:pStyle w:val="BodyText"/>
-        <w:widowControl/>
         <w:numPr>
           <w:ilvl w:val="0"/>
           <w:numId w:val="2"/>
         </w:numPr>
-        <w:suppressAutoHyphens w:val="true"/>
-        <w:bidi w:val="0"/>
-        <w:jc w:val="both"/>
-        <w:rPr>
-          <w:lang w:val="ru-RU"/>
-        </w:rPr>
-      </w:pPr>
-      <w:r>
-        <w:rPr>
-          <w:lang w:val="ru-RU"/>
-        </w:rPr>
+        <w:rPr/>
+      </w:pPr>
+      <w:r>
+        <w:rPr/>
         <w:t>отображение статистики отправок за последние 24 часа.</w:t>
       </w:r>
     </w:p>
     <w:p>
       <w:pPr>
         <w:pStyle w:val="BodyText"/>
-        <w:rPr>
-          <w:lang w:val="ru-RU"/>
-        </w:rPr>
-      </w:pPr>
-      <w:r>
-        <w:rPr>
-          <w:lang w:val="ru-RU"/>
-        </w:rPr>
+        <w:rPr/>
+      </w:pPr>
+      <w:r>
+        <w:rPr/>
         <w:t>При обнаружении критических сбоев (например, длительная недоступность БД или внешних сервисов) модуль может отправлять уведомления администратору по email или Telegram (настраивается).</w:t>
       </w:r>
     </w:p>
     <w:p>
       <w:pPr>
         <w:pStyle w:val="Heading3"/>
-        <w:ind w:hanging="0" w:left="0"/>
-        <w:rPr>
-          <w:lang w:val="ru-RU"/>
-        </w:rPr>
+        <w:rPr/>
       </w:pPr>
       <w:bookmarkStart w:id="26" w:name="__RefHeading___Toc1363_3782574610"/>
       <w:bookmarkEnd w:id="26"/>
       <w:r>
-        <w:rPr>
-          <w:lang w:val="ru-RU"/>
-        </w:rPr>
+        <w:rPr/>
         <w:t>Планирование задач</w:t>
       </w:r>
     </w:p>
     <w:p>
       <w:pPr>
         <w:pStyle w:val="BodyText"/>
-        <w:rPr>
-          <w:lang w:val="ru-RU"/>
-        </w:rPr>
-      </w:pPr>
-      <w:r>
-        <w:rPr>
-          <w:lang w:val="ru-RU"/>
-        </w:rPr>
+        <w:rPr/>
+      </w:pPr>
+      <w:r>
+        <w:rPr/>
         <w:t>Модуль планирования задач отвечает за запуск фоновых процессов в соответствии с расписанием:</w:t>
       </w:r>
     </w:p>
     <w:p>
       <w:pPr>
         <w:pStyle w:val="BodyText"/>
-        <w:widowControl/>
         <w:numPr>
           <w:ilvl w:val="0"/>
           <w:numId w:val="2"/>
         </w:numPr>
-        <w:suppressAutoHyphens w:val="true"/>
-        <w:bidi w:val="0"/>
-        <w:jc w:val="both"/>
-        <w:rPr>
-          <w:lang w:val="ru-RU"/>
-        </w:rPr>
-      </w:pPr>
-      <w:r>
-        <w:rPr>
-          <w:lang w:val="ru-RU"/>
-        </w:rPr>
+        <w:rPr/>
+      </w:pPr>
+      <w:r>
+        <w:rPr/>
         <w:t>ежедневный запуск модуля сбора расписания в заданное время;</w:t>
       </w:r>
     </w:p>
     <w:p>
       <w:pPr>
         <w:pStyle w:val="BodyText"/>
-        <w:widowControl/>
         <w:numPr>
           <w:ilvl w:val="0"/>
           <w:numId w:val="2"/>
         </w:numPr>
-        <w:suppressAutoHyphens w:val="true"/>
-        <w:bidi w:val="0"/>
-        <w:jc w:val="both"/>
-        <w:rPr>
-          <w:rFonts w:ascii="Times New Roman" w:hAnsi="Times New Roman"/>
-        </w:rPr>
-      </w:pPr>
-      <w:r>
-        <w:rPr>
-          <w:lang w:val="ru-RU"/>
-        </w:rPr>
+        <w:rPr/>
+      </w:pPr>
+      <w:r>
+        <w:rPr/>
         <w:t>запуск модуля отправки уведомлений в реальном времени (по наступлению времени упреждения для каждого занятия);</w:t>
       </w:r>
     </w:p>
     <w:p>
       <w:pPr>
         <w:pStyle w:val="BodyText"/>
-        <w:widowControl/>
         <w:numPr>
           <w:ilvl w:val="0"/>
           <w:numId w:val="2"/>
         </w:numPr>
-        <w:suppressAutoHyphens w:val="true"/>
-        <w:bidi w:val="0"/>
-        <w:jc w:val="both"/>
-        <w:rPr>
-          <w:lang w:val="ru-RU"/>
-        </w:rPr>
-      </w:pPr>
-      <w:r>
-        <w:rPr>
-          <w:lang w:val="ru-RU"/>
-        </w:rPr>
+        <w:rPr/>
+      </w:pPr>
+      <w:r>
+        <w:rPr/>
         <w:t>обработка отложенных задач (например, повторные попытки отправки).</w:t>
       </w:r>
     </w:p>
     <w:p>
       <w:pPr>
         <w:pStyle w:val="BodyText"/>
-        <w:rPr>
-          <w:lang w:val="ru-RU"/>
-        </w:rPr>
-      </w:pPr>
-      <w:r>
-        <w:rPr>
-          <w:lang w:val="ru-RU"/>
-        </w:rPr>
+        <w:rPr/>
+      </w:pPr>
+      <w:r>
+        <w:rPr/>
         <w:t>Планировщик должен быть устойчив к сбоям: при перезапуске Подсистемы невыполненные задачи должны быть восстановлены и выполнены.</w:t>
       </w:r>
     </w:p>
     <w:p>
       <w:pPr>
         <w:pStyle w:val="BodyText"/>
-        <w:rPr>
-          <w:lang w:val="ru-RU"/>
-        </w:rPr>
-      </w:pPr>
-      <w:r>
-        <w:rPr>
-          <w:lang w:val="ru-RU"/>
-        </w:rPr>
+        <w:rPr/>
+      </w:pPr>
+      <w:r>
+        <w:rPr/>
         <w:t>Рекомендуется использование очередей сообщений (например, Celery с брокером Redis/RabbitMQ) для асинхронного выполнения задач.</w:t>
       </w:r>
     </w:p>
     <w:p>
       <w:pPr>
         <w:pStyle w:val="Heading3"/>
-        <w:ind w:hanging="0" w:left="0"/>
-        <w:rPr>
-          <w:lang w:val="ru-RU"/>
-        </w:rPr>
+        <w:rPr/>
       </w:pPr>
       <w:bookmarkStart w:id="27" w:name="__RefHeading___Toc1365_3782574610"/>
       <w:bookmarkEnd w:id="27"/>
       <w:r>
-        <w:rPr>
-          <w:lang w:val="ru-RU"/>
-        </w:rPr>
+        <w:rPr/>
         <w:t>Интеграция с внешними сервисами</w:t>
       </w:r>
     </w:p>
     <w:p>
       <w:pPr>
         <w:pStyle w:val="BodyText"/>
-        <w:rPr>
-          <w:lang w:val="ru-RU"/>
-        </w:rPr>
-      </w:pPr>
-      <w:r>
-        <w:rPr>
-          <w:lang w:val="ru-RU"/>
-        </w:rPr>
+        <w:rPr/>
+      </w:pPr>
+      <w:r>
+        <w:rPr/>
         <w:t>Модуль интеграции реализует взаимодействие с конкретными внешними сервисами уведомлений:</w:t>
       </w:r>
     </w:p>
     <w:p>
       <w:pPr>
         <w:pStyle w:val="BodyText"/>
-        <w:widowControl/>
         <w:numPr>
           <w:ilvl w:val="0"/>
           <w:numId w:val="2"/>
         </w:numPr>
-        <w:suppressAutoHyphens w:val="true"/>
-        <w:bidi w:val="0"/>
-        <w:jc w:val="both"/>
-        <w:rPr>
-          <w:rFonts w:ascii="Times New Roman" w:hAnsi="Times New Roman"/>
-        </w:rPr>
-      </w:pPr>
-      <w:r>
-        <w:rPr>
-          <w:lang w:val="ru-RU"/>
-        </w:rPr>
+        <w:rPr/>
+      </w:pPr>
+      <w:r>
+        <w:rPr/>
         <w:t>Firebase Cloud Messaging (FCM) – для отправки push-уведомлений в мобильное приложение. Используется Firebase Admin SDK. Требуется обработка ошибок аутентификации и таймаутов.</w:t>
       </w:r>
     </w:p>
     <w:p>
       <w:pPr>
         <w:pStyle w:val="BodyText"/>
-        <w:widowControl/>
         <w:numPr>
           <w:ilvl w:val="0"/>
           <w:numId w:val="2"/>
         </w:numPr>
-        <w:suppressAutoHyphens w:val="true"/>
-        <w:bidi w:val="0"/>
-        <w:jc w:val="both"/>
-        <w:rPr>
-          <w:rFonts w:ascii="Times New Roman" w:hAnsi="Times New Roman"/>
-        </w:rPr>
-      </w:pPr>
-      <w:r>
-        <w:rPr>
-          <w:lang w:val="ru-RU"/>
-        </w:rPr>
+        <w:rPr/>
+      </w:pPr>
+      <w:r>
+        <w:rPr/>
         <w:t>SMTP-сервер – для отправки email-уведомлений. Поддерживается отправка через внешний SMTP-релей (например, Яндекс.Почта, Gmail) с использованием STARTTLS.</w:t>
       </w:r>
     </w:p>
     <w:p>
       <w:pPr>
         <w:pStyle w:val="BodyText"/>
-        <w:widowControl/>
         <w:numPr>
           <w:ilvl w:val="0"/>
           <w:numId w:val="2"/>
         </w:numPr>
-        <w:suppressAutoHyphens w:val="true"/>
-        <w:bidi w:val="0"/>
-        <w:jc w:val="both"/>
-        <w:rPr>
-          <w:lang w:val="ru-RU"/>
-        </w:rPr>
-      </w:pPr>
-      <w:r>
-        <w:rPr>
-          <w:lang w:val="ru-RU"/>
-        </w:rPr>
+        <w:rPr/>
+      </w:pPr>
+      <w:r>
+        <w:rPr/>
         <w:t>Telegram Bot API – для отправки сообщений в Telegram. Бот должен быть зарегистрирован, токен хранится в защищённом конфигурационном файле.</w:t>
       </w:r>
     </w:p>
     <w:p>
       <w:pPr>
         <w:pStyle w:val="BodyText"/>
-        <w:rPr>
-          <w:lang w:val="ru-RU"/>
-        </w:rPr>
-      </w:pPr>
-      <w:r>
-        <w:rPr>
-          <w:lang w:val="ru-RU"/>
-        </w:rPr>
+        <w:rPr/>
+      </w:pPr>
+      <w:r>
+        <w:rPr/>
         <w:t>Модуль обеспечивает единый интерфейс для отправки уведомлений, скрывая детали реализации каждого канала.</w:t>
       </w:r>
     </w:p>
     <w:p>
       <w:pPr>
         <w:pStyle w:val="BodyText"/>
-        <w:rPr>
-          <w:lang w:val="ru-RU"/>
-        </w:rPr>
-      </w:pPr>
-      <w:r>
-        <w:rPr>
-          <w:lang w:val="ru-RU"/>
-        </w:rPr>
+        <w:rPr/>
+      </w:pPr>
+      <w:r>
+        <w:rPr/>
         <w:t>При сбоях внешних сервисов модуль возвращает код ошибки, инициируя повторные попытки (согласно настройкам).</w:t>
       </w:r>
     </w:p>
     <w:p>
       <w:pPr>
         <w:pStyle w:val="BodyText"/>
-        <w:rPr>
-          <w:lang w:val="ru-RU"/>
-        </w:rPr>
-      </w:pPr>
-      <w:r>
-        <w:rPr>
-          <w:lang w:val="ru-RU"/>
-        </w:rPr>
+        <w:rPr/>
+      </w:pPr>
+      <w:r>
+        <w:rPr/>
         <w:t>Все ключи доступа, пароли и токены хранятся в защищённом хранилище (переменные окружения или зашифрованный конфиг) и не должны быть доступны из исходного кода.</w:t>
       </w:r>
     </w:p>
@@ -6807,30 +5669,22 @@
     <w:p>
       <w:pPr>
         <w:pStyle w:val="Heading3"/>
-        <w:rPr>
-          <w:lang w:val="ru-RU"/>
-        </w:rPr>
+        <w:rPr/>
       </w:pPr>
       <w:bookmarkStart w:id="29" w:name="__RefHeading___Toc467_2363055178"/>
       <w:bookmarkEnd w:id="29"/>
       <w:r>
-        <w:rPr>
-          <w:lang w:val="ru-RU"/>
-        </w:rPr>
+        <w:rPr/>
         <w:t>Информационное обеспечение</w:t>
       </w:r>
     </w:p>
     <w:p>
       <w:pPr>
         <w:pStyle w:val="BodyText"/>
-        <w:rPr>
-          <w:lang w:val="ru-RU"/>
-        </w:rPr>
-      </w:pPr>
-      <w:r>
-        <w:rPr>
-          <w:lang w:val="ru-RU"/>
-        </w:rPr>
+        <w:rPr/>
+      </w:pPr>
+      <w:r>
+        <w:rPr/>
         <w:t>Подсистема использует существующие таблицы базы данных ИС УДС:</w:t>
       </w:r>
     </w:p>
@@ -6841,14 +5695,10 @@
           <w:ilvl w:val="0"/>
           <w:numId w:val="2"/>
         </w:numPr>
-        <w:rPr>
-          <w:lang w:val="ru-RU"/>
-        </w:rPr>
-      </w:pPr>
-      <w:r>
-        <w:rPr>
-          <w:lang w:val="ru-RU"/>
-        </w:rPr>
+        <w:rPr/>
+      </w:pPr>
+      <w:r>
+        <w:rPr/>
         <w:t>students (идентификатор студента, ФИО, группа, email, тэг для Telegram);</w:t>
       </w:r>
     </w:p>
@@ -6859,14 +5709,10 @@
           <w:ilvl w:val="0"/>
           <w:numId w:val="2"/>
         </w:numPr>
-        <w:rPr>
-          <w:lang w:val="ru-RU"/>
-        </w:rPr>
-      </w:pPr>
-      <w:r>
-        <w:rPr>
-          <w:lang w:val="ru-RU"/>
-        </w:rPr>
+        <w:rPr/>
+      </w:pPr>
+      <w:r>
+        <w:rPr/>
         <w:t>groups (название группы);</w:t>
       </w:r>
     </w:p>
@@ -6877,14 +5723,10 @@
           <w:ilvl w:val="0"/>
           <w:numId w:val="2"/>
         </w:numPr>
-        <w:rPr>
-          <w:lang w:val="ru-RU"/>
-        </w:rPr>
-      </w:pPr>
-      <w:r>
-        <w:rPr>
-          <w:lang w:val="ru-RU"/>
-        </w:rPr>
+        <w:rPr/>
+      </w:pPr>
+      <w:r>
+        <w:rPr/>
         <w:t>schedule (расписание с полями: дата, время начала, время окончания, дисциплина, аудитория, преподаватель, группа);</w:t>
       </w:r>
     </w:p>
@@ -6901,80 +5743,90 @@
       </w:pPr>
       <w:r>
         <w:rPr>
-          <w:lang w:val="ru-RU"/>
+          <w:lang w:val="en-US"/>
         </w:rPr>
-        <w:t>notification_subscriptions – новая таблица для хранения настроек подписок (создаётся в рамках разработки Подсистемы). Поля: student_id, push_enabled, email_enabled, telegram_enabled, lead_time (в минутах).</w:t>
-      </w:r>
-    </w:p>
-    <w:p>
-      <w:pPr>
-        <w:pStyle w:val="BodyText"/>
+        <w:t>notification_subscriptions – (student_id, push_enabled, email_enabled, telegram_enabled, lead_time (</w:t>
+      </w:r>
+      <w:r>
+        <w:rPr/>
+        <w:t>в</w:t>
+      </w:r>
+      <w:r>
         <w:rPr>
-          <w:lang w:val="ru-RU"/>
+          <w:lang w:val="en-US"/>
         </w:rPr>
-      </w:pPr>
+        <w:t xml:space="preserve"> </w:t>
+      </w:r>
+      <w:r>
+        <w:rPr/>
+        <w:t>минутах</w:t>
+      </w:r>
       <w:r>
         <w:rPr>
-          <w:lang w:val="ru-RU"/>
+          <w:lang w:val="en-US"/>
         </w:rPr>
+        <w:t>)</w:t>
+      </w:r>
+      <w:r>
+        <w:rPr/>
+        <w:t>)</w:t>
+      </w:r>
+      <w:r>
+        <w:rPr>
+          <w:lang w:val="en-US"/>
+        </w:rPr>
+        <w:t>.</w:t>
+      </w:r>
+    </w:p>
+    <w:p>
+      <w:pPr>
+        <w:pStyle w:val="BodyText"/>
+        <w:rPr/>
+      </w:pPr>
+      <w:r>
+        <w:rPr/>
         <w:t>Форматы данных – реляционные таблицы СУБД (PostgreSQL/MySQL). Доступ к данным осуществляется через SQL-запросы или API.</w:t>
       </w:r>
     </w:p>
     <w:p>
       <w:pPr>
         <w:pStyle w:val="BodyText"/>
-        <w:rPr>
-          <w:lang w:val="ru-RU"/>
-        </w:rPr>
-      </w:pPr>
-      <w:r>
-        <w:rPr>
-          <w:lang w:val="ru-RU"/>
-        </w:rPr>
+        <w:rPr/>
+      </w:pPr>
+      <w:r>
+        <w:rPr/>
         <w:t>Требования к контролю, хранению, обновлению и восстановлению данных – в соответствии с политикой резервного копирования ИС УДС (ежедневное резервирование, хранение не менее 7 дней).</w:t>
       </w:r>
     </w:p>
     <w:p>
       <w:pPr>
         <w:pStyle w:val="Heading3"/>
-        <w:rPr>
-          <w:lang w:val="ru-RU"/>
-        </w:rPr>
+        <w:rPr/>
       </w:pPr>
       <w:bookmarkStart w:id="30" w:name="__RefHeading___Toc469_2363055178"/>
       <w:bookmarkEnd w:id="30"/>
       <w:r>
-        <w:rPr>
-          <w:lang w:val="ru-RU"/>
-        </w:rPr>
+        <w:rPr/>
         <w:t>Программное обеспечение</w:t>
       </w:r>
     </w:p>
     <w:p>
       <w:pPr>
         <w:pStyle w:val="BodyText"/>
-        <w:rPr>
-          <w:lang w:val="ru-RU"/>
-        </w:rPr>
-      </w:pPr>
-      <w:r>
-        <w:rPr>
-          <w:lang w:val="ru-RU"/>
-        </w:rPr>
+        <w:rPr/>
+      </w:pPr>
+      <w:r>
+        <w:rPr/>
         <w:t>Язык разработки модулей – Python 3.9+. Выбор языка обусловлен простотой разработки, наличием большого количества библиотек для работы с API, базами данных и внешними сервисами, а также возможностью быстрого прототипирования.</w:t>
       </w:r>
     </w:p>
     <w:p>
       <w:pPr>
         <w:pStyle w:val="BodyText"/>
-        <w:rPr>
-          <w:lang w:val="ru-RU"/>
-        </w:rPr>
-      </w:pPr>
-      <w:r>
-        <w:rPr>
-          <w:lang w:val="ru-RU"/>
-        </w:rPr>
+        <w:rPr/>
+      </w:pPr>
+      <w:r>
+        <w:rPr/>
         <w:t>Используемые библиотеки и фреймворки:</w:t>
       </w:r>
     </w:p>
@@ -6985,14 +5837,10 @@
           <w:ilvl w:val="0"/>
           <w:numId w:val="2"/>
         </w:numPr>
-        <w:rPr>
-          <w:lang w:val="ru-RU"/>
-        </w:rPr>
-      </w:pPr>
-      <w:r>
-        <w:rPr>
-          <w:lang w:val="ru-RU"/>
-        </w:rPr>
+        <w:rPr/>
+      </w:pPr>
+      <w:r>
+        <w:rPr/>
         <w:t>Для работы с API – requests;</w:t>
       </w:r>
     </w:p>
@@ -7003,14 +5851,10 @@
           <w:ilvl w:val="0"/>
           <w:numId w:val="2"/>
         </w:numPr>
-        <w:rPr>
-          <w:lang w:val="ru-RU"/>
-        </w:rPr>
-      </w:pPr>
-      <w:r>
-        <w:rPr>
-          <w:lang w:val="ru-RU"/>
-        </w:rPr>
+        <w:rPr/>
+      </w:pPr>
+      <w:r>
+        <w:rPr/>
         <w:t>Для работы с БД – SQLAlchemy;</w:t>
       </w:r>
     </w:p>
@@ -7021,14 +5865,10 @@
           <w:ilvl w:val="0"/>
           <w:numId w:val="2"/>
         </w:numPr>
-        <w:rPr>
-          <w:lang w:val="ru-RU"/>
-        </w:rPr>
-      </w:pPr>
-      <w:r>
-        <w:rPr>
-          <w:lang w:val="ru-RU"/>
-        </w:rPr>
+        <w:rPr/>
+      </w:pPr>
+      <w:r>
+        <w:rPr/>
         <w:t>Для планирования задач – Celery с брокером Redis / RabbitMQ;</w:t>
       </w:r>
     </w:p>
@@ -7039,14 +5879,10 @@
           <w:ilvl w:val="0"/>
           <w:numId w:val="2"/>
         </w:numPr>
-        <w:rPr>
-          <w:lang w:val="ru-RU"/>
-        </w:rPr>
-      </w:pPr>
-      <w:r>
-        <w:rPr>
-          <w:lang w:val="ru-RU"/>
-        </w:rPr>
+        <w:rPr/>
+      </w:pPr>
+      <w:r>
+        <w:rPr/>
         <w:t>Для отправки email – smtplib;</w:t>
       </w:r>
     </w:p>
@@ -7062,16 +5898,24 @@
         </w:rPr>
       </w:pPr>
       <w:r>
+        <w:rPr/>
+        <w:t>Для</w:t>
+      </w:r>
+      <w:r>
         <w:rPr>
-          <w:lang w:val="ru-RU" w:eastAsia="en-US" w:bidi="ar-SA"/>
+          <w:lang w:val="en-US"/>
         </w:rPr>
-        <w:t>Для</w:t>
+        <w:t xml:space="preserve"> push-</w:t>
+      </w:r>
+      <w:r>
+        <w:rPr/>
+        <w:t>уведомлений</w:t>
       </w:r>
       <w:r>
         <w:rPr>
-          <w:lang w:val="ru-RU"/>
+          <w:lang w:val="en-US"/>
         </w:rPr>
-        <w:t xml:space="preserve"> push-уведомлений – Firebase Admin SDK;</w:t>
+        <w:t xml:space="preserve"> – Firebase Admin SDK;</w:t>
       </w:r>
     </w:p>
     <w:p>
@@ -7086,10 +5930,14 @@
         </w:rPr>
       </w:pPr>
       <w:r>
+        <w:rPr/>
+        <w:t>Для</w:t>
+      </w:r>
+      <w:r>
         <w:rPr>
-          <w:lang w:val="ru-RU"/>
+          <w:lang w:val="en-US"/>
         </w:rPr>
-        <w:t>Для Telegram – python-telegram-bot;</w:t>
+        <w:t xml:space="preserve"> Telegram – python-telegram-bot;</w:t>
       </w:r>
     </w:p>
     <w:p>
@@ -7099,86 +5947,62 @@
           <w:ilvl w:val="0"/>
           <w:numId w:val="2"/>
         </w:numPr>
-        <w:rPr>
-          <w:lang w:val="ru-RU"/>
-        </w:rPr>
-      </w:pPr>
-      <w:r>
-        <w:rPr>
-          <w:lang w:val="ru-RU"/>
-        </w:rPr>
+        <w:rPr/>
+      </w:pPr>
+      <w:r>
+        <w:rPr/>
         <w:t>Для логирования – встроенный модуль logging с ротацией файлов.</w:t>
       </w:r>
     </w:p>
     <w:p>
       <w:pPr>
         <w:pStyle w:val="BodyText"/>
-        <w:rPr>
-          <w:lang w:val="ru-RU"/>
-        </w:rPr>
-      </w:pPr>
-      <w:r>
-        <w:rPr>
-          <w:lang w:val="ru-RU"/>
-        </w:rPr>
+        <w:rPr/>
+      </w:pPr>
+      <w:r>
+        <w:rPr/>
         <w:t>Код должен быть документирован (docstring, комментарии), структурирован по модулям, следовать стандартам оформления PEP 8.</w:t>
       </w:r>
     </w:p>
     <w:p>
       <w:pPr>
         <w:pStyle w:val="BodyText"/>
-        <w:rPr>
-          <w:lang w:val="ru-RU"/>
-        </w:rPr>
-      </w:pPr>
-      <w:r>
-        <w:rPr>
-          <w:lang w:val="ru-RU"/>
-        </w:rPr>
+        <w:rPr/>
+      </w:pPr>
+      <w:r>
+        <w:rPr/>
         <w:t>Разработанное ПО должно быть размещено в системе контроля версий Git.</w:t>
       </w:r>
     </w:p>
     <w:p>
       <w:pPr>
         <w:pStyle w:val="Heading3"/>
-        <w:rPr>
-          <w:lang w:val="ru-RU"/>
-        </w:rPr>
+        <w:rPr/>
       </w:pPr>
       <w:bookmarkStart w:id="31" w:name="__RefHeading___Toc471_2363055178"/>
       <w:bookmarkEnd w:id="31"/>
       <w:r>
-        <w:rPr>
-          <w:lang w:val="ru-RU"/>
-        </w:rPr>
+        <w:rPr/>
         <w:t>Техническое обеспечение</w:t>
       </w:r>
     </w:p>
     <w:p>
       <w:pPr>
         <w:pStyle w:val="BodyText"/>
-        <w:rPr>
-          <w:lang w:val="ru-RU"/>
-        </w:rPr>
-      </w:pPr>
-      <w:r>
-        <w:rPr>
-          <w:lang w:val="ru-RU"/>
-        </w:rPr>
+        <w:rPr/>
+      </w:pPr>
+      <w:r>
+        <w:rPr/>
         <w:t>Подсистема развёртывается на сервере, где функционирует ИС УДС, либо на отдельном сервере, имеющем доступ к её базе данных и API.</w:t>
       </w:r>
     </w:p>
     <w:p>
       <w:pPr>
         <w:pStyle w:val="BodyText"/>
-        <w:rPr>
-          <w:lang w:val="ru-RU"/>
-        </w:rPr>
-      </w:pPr>
-      <w:r>
-        <w:rPr>
-          <w:lang w:val="ru-RU"/>
-        </w:rPr>
+        <w:rPr/>
+      </w:pPr>
+      <w:r>
+        <w:rPr/>
         <w:t>Минимальные требования к серверу:</w:t>
       </w:r>
     </w:p>
@@ -7189,14 +6013,10 @@
           <w:ilvl w:val="0"/>
           <w:numId w:val="2"/>
         </w:numPr>
-        <w:rPr>
-          <w:lang w:val="ru-RU"/>
-        </w:rPr>
-      </w:pPr>
-      <w:r>
-        <w:rPr>
-          <w:lang w:val="ru-RU"/>
-        </w:rPr>
+        <w:rPr/>
+      </w:pPr>
+      <w:r>
+        <w:rPr/>
         <w:t>Процессор: 2 ядра, 2.5 GHz;</w:t>
       </w:r>
     </w:p>
@@ -7207,14 +6027,10 @@
           <w:ilvl w:val="0"/>
           <w:numId w:val="2"/>
         </w:numPr>
-        <w:rPr>
-          <w:lang w:val="ru-RU"/>
-        </w:rPr>
-      </w:pPr>
-      <w:r>
-        <w:rPr>
-          <w:lang w:val="ru-RU"/>
-        </w:rPr>
+        <w:rPr/>
+      </w:pPr>
+      <w:r>
+        <w:rPr/>
         <w:t>Оперативная память: 4 GB;</w:t>
       </w:r>
     </w:p>
@@ -7225,14 +6041,10 @@
           <w:ilvl w:val="0"/>
           <w:numId w:val="2"/>
         </w:numPr>
-        <w:rPr>
-          <w:lang w:val="ru-RU"/>
-        </w:rPr>
-      </w:pPr>
-      <w:r>
-        <w:rPr>
-          <w:lang w:val="ru-RU"/>
-        </w:rPr>
+        <w:rPr/>
+      </w:pPr>
+      <w:r>
+        <w:rPr/>
         <w:t>Дисковое пространство: 20 GB (для логов и временных файлов);</w:t>
       </w:r>
     </w:p>
@@ -7243,174 +6055,126 @@
           <w:ilvl w:val="0"/>
           <w:numId w:val="2"/>
         </w:numPr>
-        <w:rPr>
-          <w:lang w:val="ru-RU"/>
-        </w:rPr>
-      </w:pPr>
-      <w:r>
-        <w:rPr>
-          <w:lang w:val="ru-RU"/>
-        </w:rPr>
+        <w:rPr/>
+      </w:pPr>
+      <w:r>
+        <w:rPr/>
         <w:t>Сетевое подключение: не менее 100 Мбит/с, доступ в интернет для внешних сервисов (FCM, SMTP, Telegram API).</w:t>
       </w:r>
     </w:p>
     <w:p>
       <w:pPr>
         <w:pStyle w:val="BodyText"/>
-        <w:rPr>
-          <w:lang w:val="ru-RU"/>
-        </w:rPr>
-      </w:pPr>
-      <w:r>
-        <w:rPr>
-          <w:lang w:val="ru-RU"/>
-        </w:rPr>
+        <w:rPr/>
+      </w:pPr>
+      <w:r>
+        <w:rPr/>
         <w:t>Для обеспечения отказоустойчивости рекомендуется использовать кластеризацию (на усмотрение администратора).</w:t>
       </w:r>
     </w:p>
     <w:p>
       <w:pPr>
         <w:pStyle w:val="Heading3"/>
-        <w:rPr>
-          <w:lang w:val="ru-RU"/>
-        </w:rPr>
+        <w:rPr/>
       </w:pPr>
       <w:bookmarkStart w:id="32" w:name="__RefHeading___Toc473_2363055178"/>
       <w:bookmarkEnd w:id="32"/>
       <w:r>
-        <w:rPr>
-          <w:lang w:val="ru-RU"/>
-        </w:rPr>
+        <w:rPr/>
         <w:t>Лингвистическое обеспечение</w:t>
       </w:r>
     </w:p>
     <w:p>
       <w:pPr>
         <w:pStyle w:val="BodyText"/>
-        <w:rPr>
-          <w:lang w:val="ru-RU"/>
-        </w:rPr>
-      </w:pPr>
-      <w:r>
-        <w:rPr>
-          <w:lang w:val="ru-RU"/>
-        </w:rPr>
+        <w:rPr/>
+      </w:pPr>
+      <w:r>
+        <w:rPr/>
         <w:t>Все пользовательские интерфейсы должны быть на русском языке.</w:t>
       </w:r>
     </w:p>
     <w:p>
       <w:pPr>
         <w:pStyle w:val="BodyText"/>
-        <w:rPr>
-          <w:lang w:val="ru-RU"/>
-        </w:rPr>
-      </w:pPr>
-      <w:r>
-        <w:rPr>
-          <w:lang w:val="ru-RU"/>
-        </w:rPr>
+        <w:rPr/>
+      </w:pPr>
+      <w:r>
+        <w:rPr/>
         <w:t>Коды программ, комментарии, техническая документация – на русском или английском (по согласованию с Заказчиком).</w:t>
       </w:r>
     </w:p>
     <w:p>
       <w:pPr>
         <w:pStyle w:val="BodyText"/>
-        <w:rPr>
-          <w:lang w:val="ru-RU"/>
-        </w:rPr>
-      </w:pPr>
-      <w:r>
-        <w:rPr>
-          <w:lang w:val="ru-RU"/>
-        </w:rPr>
+        <w:rPr/>
+      </w:pPr>
+      <w:r>
+        <w:rPr/>
         <w:t>При отправке уведомлений текст должен быть на русском языке, с возможностью локализации на английский (опционально).</w:t>
       </w:r>
     </w:p>
     <w:p>
       <w:pPr>
         <w:pStyle w:val="Heading3"/>
-        <w:rPr>
-          <w:lang w:val="ru-RU"/>
-        </w:rPr>
+        <w:rPr/>
       </w:pPr>
       <w:bookmarkStart w:id="33" w:name="__RefHeading___Toc475_2363055178"/>
       <w:bookmarkEnd w:id="33"/>
       <w:r>
-        <w:rPr>
-          <w:lang w:val="ru-RU"/>
-        </w:rPr>
+        <w:rPr/>
         <w:t>Организационное обеспечение</w:t>
       </w:r>
     </w:p>
     <w:p>
       <w:pPr>
         <w:pStyle w:val="BodyText"/>
-        <w:rPr>
-          <w:lang w:val="ru-RU"/>
-        </w:rPr>
-      </w:pPr>
-      <w:r>
-        <w:rPr>
-          <w:lang w:val="ru-RU"/>
-        </w:rPr>
+        <w:rPr/>
+      </w:pPr>
+      <w:r>
+        <w:rPr/>
         <w:t>Назначается администратор Подсистемы (из числа сотрудников кафедры/ИТ-отдела), ответственный за первоначальную настройку, мониторинг и устранение сбоев.</w:t>
       </w:r>
     </w:p>
     <w:p>
       <w:pPr>
         <w:pStyle w:val="BodyText"/>
-        <w:rPr>
-          <w:lang w:val="ru-RU"/>
-        </w:rPr>
-      </w:pPr>
-      <w:r>
-        <w:rPr>
-          <w:lang w:val="ru-RU"/>
-        </w:rPr>
+        <w:rPr/>
+      </w:pPr>
+      <w:r>
+        <w:rPr/>
         <w:t>Студенты самостоятельно управляют подписками через интерфейс ИС УДС, дополнительное обучение не требуется.</w:t>
       </w:r>
     </w:p>
     <w:p>
       <w:pPr>
         <w:pStyle w:val="BodyText"/>
-        <w:rPr>
-          <w:lang w:val="ru-RU"/>
-        </w:rPr>
-      </w:pPr>
-      <w:r>
-        <w:rPr>
-          <w:lang w:val="ru-RU"/>
-        </w:rPr>
+        <w:rPr/>
+      </w:pPr>
+      <w:r>
+        <w:rPr/>
         <w:t>При возникновении нештатных ситуаций администратор действует в соответствии с инструкцией (разрабатывается в рамках документации).</w:t>
       </w:r>
     </w:p>
     <w:p>
       <w:pPr>
         <w:pStyle w:val="Heading3"/>
-        <w:rPr>
-          <w:lang w:val="ru-RU"/>
-        </w:rPr>
+        <w:rPr/>
       </w:pPr>
       <w:bookmarkStart w:id="34" w:name="__RefHeading___Toc477_2363055178"/>
       <w:bookmarkEnd w:id="34"/>
       <w:r>
-        <w:rPr>
-          <w:lang w:val="ru-RU"/>
-        </w:rPr>
+        <w:rPr/>
         <w:t>Методическое обеспечение</w:t>
       </w:r>
     </w:p>
     <w:p>
       <w:pPr>
         <w:pStyle w:val="BodyText"/>
-        <w:rPr>
-          <w:lang w:val="ru-RU"/>
-        </w:rPr>
-      </w:pPr>
-      <w:r>
-        <w:rPr>
-          <w:lang w:val="ru-RU"/>
-        </w:rPr>
+        <w:rPr/>
+      </w:pPr>
+      <w:r>
+        <w:rPr/>
         <w:t>Разрабатываются следующие документы:</w:t>
       </w:r>
     </w:p>
@@ -7421,14 +6185,10 @@
           <w:ilvl w:val="0"/>
           <w:numId w:val="2"/>
         </w:numPr>
-        <w:rPr>
-          <w:lang w:val="ru-RU"/>
-        </w:rPr>
-      </w:pPr>
-      <w:r>
-        <w:rPr>
-          <w:lang w:val="ru-RU"/>
-        </w:rPr>
+        <w:rPr/>
+      </w:pPr>
+      <w:r>
+        <w:rPr/>
         <w:t>Руководство администратора по настройке и эксплуатации Подсистемы;</w:t>
       </w:r>
     </w:p>
@@ -7439,88 +6199,64 @@
           <w:ilvl w:val="0"/>
           <w:numId w:val="2"/>
         </w:numPr>
-        <w:rPr>
-          <w:lang w:val="ru-RU"/>
-        </w:rPr>
-      </w:pPr>
-      <w:r>
-        <w:rPr>
-          <w:lang w:val="ru-RU"/>
-        </w:rPr>
+        <w:rPr/>
+      </w:pPr>
+      <w:r>
+        <w:rPr/>
         <w:t>Инструкция для студентов по управлению подписками.</w:t>
       </w:r>
     </w:p>
     <w:p>
       <w:pPr>
         <w:pStyle w:val="BodyText"/>
-        <w:rPr>
-          <w:lang w:val="ru-RU"/>
-        </w:rPr>
-      </w:pPr>
-      <w:r>
-        <w:rPr>
-          <w:lang w:val="ru-RU"/>
-        </w:rPr>
+        <w:rPr/>
+      </w:pPr>
+      <w:r>
+        <w:rPr/>
         <w:t>Документы оформляются в электронном виде (PDF) и публикуются в разделе «Помощь» ИС УДС или передаются Заказчику отдельно.</w:t>
       </w:r>
     </w:p>
     <w:p>
       <w:pPr>
         <w:pStyle w:val="Heading3"/>
-        <w:rPr>
-          <w:lang w:val="ru-RU"/>
-        </w:rPr>
+        <w:rPr/>
       </w:pPr>
       <w:bookmarkStart w:id="35" w:name="__RefHeading___Toc479_2363055178"/>
       <w:bookmarkEnd w:id="35"/>
       <w:r>
-        <w:rPr>
-          <w:lang w:val="ru-RU"/>
-        </w:rPr>
+        <w:rPr/>
         <w:t>Математическое обеспечение</w:t>
       </w:r>
     </w:p>
     <w:p>
       <w:pPr>
         <w:pStyle w:val="BodyText"/>
-        <w:rPr>
-          <w:lang w:val="ru-RU"/>
-        </w:rPr>
-      </w:pPr>
-      <w:r>
-        <w:rPr>
-          <w:lang w:val="ru-RU"/>
-        </w:rPr>
+        <w:rPr/>
+      </w:pPr>
+      <w:r>
+        <w:rPr/>
         <w:t>Требования не предъявляются.</w:t>
       </w:r>
     </w:p>
     <w:p>
       <w:pPr>
         <w:pStyle w:val="Heading3"/>
-        <w:rPr>
-          <w:lang w:val="ru-RU"/>
-        </w:rPr>
+        <w:rPr/>
       </w:pPr>
       <w:bookmarkStart w:id="36" w:name="__RefHeading___Toc481_2363055178"/>
       <w:bookmarkEnd w:id="36"/>
       <w:r>
-        <w:rPr>
-          <w:lang w:val="ru-RU"/>
-        </w:rPr>
+        <w:rPr/>
         <w:t>Метрологическое обеспечение</w:t>
       </w:r>
     </w:p>
     <w:p>
       <w:pPr>
         <w:pStyle w:val="BodyText"/>
-        <w:rPr>
-          <w:lang w:val="ru-RU"/>
-        </w:rPr>
-      </w:pPr>
-      <w:r>
-        <w:rPr>
-          <w:lang w:val="ru-RU"/>
-        </w:rPr>
+        <w:rPr/>
+      </w:pPr>
+      <w:r>
+        <w:rPr/>
         <w:t>Требования не предъявляются.</w:t>
       </w:r>
     </w:p>
@@ -7543,752 +6279,544 @@
     <w:p>
       <w:pPr>
         <w:pStyle w:val="Heading3"/>
-        <w:rPr>
-          <w:lang w:val="ru-RU"/>
-        </w:rPr>
+        <w:rPr/>
       </w:pPr>
       <w:bookmarkStart w:id="38" w:name="__RefHeading___Toc485_2363055178"/>
       <w:bookmarkEnd w:id="38"/>
       <w:r>
-        <w:rPr>
-          <w:lang w:val="ru-RU"/>
-        </w:rPr>
+        <w:rPr/>
         <w:t>Требования к численности и квалификации персонала и пользователей Подсистемы</w:t>
       </w:r>
     </w:p>
     <w:p>
       <w:pPr>
         <w:pStyle w:val="BodyText"/>
-        <w:rPr>
-          <w:lang w:val="ru-RU"/>
-        </w:rPr>
-      </w:pPr>
-      <w:r>
-        <w:rPr>
-          <w:lang w:val="ru-RU"/>
-        </w:rPr>
+        <w:rPr/>
+      </w:pPr>
+      <w:r>
+        <w:rPr/>
         <w:t>Администратор – 1 человек, владеющий навыками администрирования Linux/Windows, базовыми знаниями SQL и работы с API, пониманием принципов работы push-уведомлений и email-рассылок.</w:t>
       </w:r>
     </w:p>
     <w:p>
       <w:pPr>
         <w:pStyle w:val="BodyText"/>
-        <w:rPr>
-          <w:lang w:val="ru-RU"/>
-        </w:rPr>
-      </w:pPr>
-      <w:r>
-        <w:rPr>
-          <w:lang w:val="ru-RU"/>
-        </w:rPr>
+        <w:rPr/>
+      </w:pPr>
+      <w:r>
+        <w:rPr/>
         <w:t>Пользователи – все студенты вуза. Дополнительного обучения не требуется, достаточно краткой инструкции.</w:t>
       </w:r>
     </w:p>
     <w:p>
       <w:pPr>
         <w:pStyle w:val="Heading3"/>
-        <w:rPr>
-          <w:lang w:val="ru-RU"/>
-        </w:rPr>
+        <w:rPr/>
       </w:pPr>
       <w:bookmarkStart w:id="39" w:name="__RefHeading___Toc487_2363055178"/>
       <w:bookmarkEnd w:id="39"/>
       <w:r>
-        <w:rPr>
-          <w:lang w:val="ru-RU"/>
-        </w:rPr>
+        <w:rPr/>
         <w:t>Требования к показателям назначения</w:t>
       </w:r>
     </w:p>
     <w:p>
       <w:pPr>
         <w:pStyle w:val="BodyText"/>
-        <w:rPr>
-          <w:lang w:val="ru-RU"/>
-        </w:rPr>
-      </w:pPr>
-      <w:r>
-        <w:rPr>
-          <w:lang w:val="ru-RU"/>
-        </w:rPr>
+        <w:rPr/>
+      </w:pPr>
+      <w:r>
+        <w:rPr/>
         <w:t>Время реакции на изменение расписания: изменения, внесённые в ИС УДС до 18:00 текущего дня, должны учитываться при рассылке на следующий день.</w:t>
       </w:r>
     </w:p>
     <w:p>
       <w:pPr>
         <w:pStyle w:val="BodyText"/>
-        <w:rPr>
-          <w:lang w:val="ru-RU"/>
-        </w:rPr>
-      </w:pPr>
-      <w:r>
-        <w:rPr>
-          <w:lang w:val="ru-RU"/>
-        </w:rPr>
+        <w:rPr/>
+      </w:pPr>
+      <w:r>
+        <w:rPr/>
         <w:t>Время отправки уведомления одному студенту – не более 1 секунды (среднее).</w:t>
       </w:r>
     </w:p>
     <w:p>
       <w:pPr>
         <w:pStyle w:val="BodyText"/>
-        <w:rPr>
-          <w:lang w:val="ru-RU"/>
-        </w:rPr>
-      </w:pPr>
-      <w:r>
-        <w:rPr>
-          <w:lang w:val="ru-RU"/>
-        </w:rPr>
+        <w:rPr/>
+      </w:pPr>
+      <w:r>
+        <w:rPr/>
         <w:t>Пропускная способность: возможность отправки не менее 100 уведомлений в секунду.</w:t>
       </w:r>
     </w:p>
     <w:p>
       <w:pPr>
         <w:pStyle w:val="BodyText"/>
-        <w:rPr>
-          <w:lang w:val="ru-RU"/>
-        </w:rPr>
-      </w:pPr>
-      <w:r>
-        <w:rPr>
-          <w:lang w:val="ru-RU"/>
-        </w:rPr>
+        <w:rPr/>
+      </w:pPr>
+      <w:r>
+        <w:rPr/>
         <w:t>Доступность Подсистемы: не менее 99% времени в месяц (за исключением плановых профилактических работ).</w:t>
       </w:r>
     </w:p>
     <w:p>
       <w:pPr>
         <w:pStyle w:val="Heading3"/>
-        <w:rPr>
-          <w:lang w:val="ru-RU"/>
-        </w:rPr>
+        <w:rPr/>
       </w:pPr>
       <w:bookmarkStart w:id="40" w:name="__RefHeading___Toc489_2363055178"/>
       <w:bookmarkEnd w:id="40"/>
       <w:r>
-        <w:rPr>
-          <w:lang w:val="ru-RU"/>
-        </w:rPr>
+        <w:rPr/>
         <w:t>Требования к надёжности</w:t>
       </w:r>
     </w:p>
     <w:p>
       <w:pPr>
         <w:pStyle w:val="BodyText"/>
-        <w:rPr>
-          <w:lang w:val="ru-RU"/>
-        </w:rPr>
-      </w:pPr>
-      <w:r>
-        <w:rPr>
-          <w:lang w:val="ru-RU"/>
-        </w:rPr>
+        <w:rPr/>
+      </w:pPr>
+      <w:r>
+        <w:rPr/>
         <w:t>Время непрерывной работы без сбоев – не менее 14 дней.</w:t>
       </w:r>
     </w:p>
     <w:p>
       <w:pPr>
         <w:pStyle w:val="BodyText"/>
-        <w:rPr>
-          <w:lang w:val="ru-RU"/>
-        </w:rPr>
-      </w:pPr>
-      <w:r>
-        <w:rPr>
-          <w:lang w:val="ru-RU"/>
-        </w:rPr>
+        <w:rPr/>
+      </w:pPr>
+      <w:r>
+        <w:rPr/>
         <w:t>Время восстановления после сбоя – не более 1 часа.</w:t>
       </w:r>
     </w:p>
     <w:p>
       <w:pPr>
         <w:pStyle w:val="BodyText"/>
-        <w:rPr>
-          <w:lang w:val="ru-RU"/>
-        </w:rPr>
-      </w:pPr>
-      <w:r>
-        <w:rPr>
-          <w:lang w:val="ru-RU"/>
-        </w:rPr>
+        <w:rPr/>
+      </w:pPr>
+      <w:r>
+        <w:rPr/>
         <w:t>При отказе одного канала уведомлений (например, FCM) Подсистема должна автоматически использовать альтернативный канал (email), если он доступен для данного студента.</w:t>
       </w:r>
     </w:p>
     <w:p>
       <w:pPr>
         <w:pStyle w:val="BodyText"/>
-        <w:rPr>
-          <w:lang w:val="ru-RU"/>
-        </w:rPr>
-      </w:pPr>
-      <w:r>
-        <w:rPr>
-          <w:lang w:val="ru-RU"/>
-        </w:rPr>
+        <w:rPr/>
+      </w:pPr>
+      <w:r>
+        <w:rPr/>
         <w:t>Сохранность данных при авариях обеспечивается штатными механизмами резервного копирования БД ИС УДС.</w:t>
       </w:r>
     </w:p>
     <w:p>
       <w:pPr>
         <w:pStyle w:val="BodyText"/>
-        <w:rPr>
-          <w:lang w:val="ru-RU"/>
-        </w:rPr>
-      </w:pPr>
-      <w:r>
-        <w:rPr>
-          <w:lang w:val="ru-RU"/>
-        </w:rPr>
+        <w:rPr/>
+      </w:pPr>
+      <w:r>
+        <w:rPr/>
         <w:t>В журнале событий должны фиксироваться все сбои и их причины.</w:t>
       </w:r>
     </w:p>
     <w:p>
       <w:pPr>
         <w:pStyle w:val="Heading3"/>
-        <w:rPr>
-          <w:lang w:val="ru-RU"/>
-        </w:rPr>
+        <w:rPr/>
       </w:pPr>
       <w:bookmarkStart w:id="41" w:name="__RefHeading___Toc491_2363055178"/>
       <w:bookmarkEnd w:id="41"/>
       <w:r>
-        <w:rPr>
-          <w:lang w:val="ru-RU"/>
-        </w:rPr>
+        <w:rPr/>
         <w:t>Требования по безопасности</w:t>
       </w:r>
     </w:p>
     <w:p>
       <w:pPr>
         <w:pStyle w:val="BodyText"/>
-        <w:rPr>
-          <w:lang w:val="ru-RU"/>
-        </w:rPr>
-      </w:pPr>
-      <w:r>
-        <w:rPr>
-          <w:lang w:val="ru-RU"/>
-        </w:rPr>
+        <w:rPr/>
+      </w:pPr>
+      <w:r>
+        <w:rPr/>
         <w:t>Доступ к функциям управления подписками осуществляется только после аутентификации в ИС УДС.</w:t>
       </w:r>
     </w:p>
     <w:p>
       <w:pPr>
         <w:pStyle w:val="BodyText"/>
-        <w:rPr>
-          <w:lang w:val="ru-RU"/>
-        </w:rPr>
-      </w:pPr>
-      <w:r>
-        <w:rPr>
-          <w:lang w:val="ru-RU"/>
-        </w:rPr>
+        <w:rPr/>
+      </w:pPr>
+      <w:r>
+        <w:rPr/>
         <w:t>Персональные данные студентов обрабатываются в соответствии с Федеральным законом № 152-ФЗ «О персональных данных».</w:t>
       </w:r>
     </w:p>
     <w:p>
       <w:pPr>
         <w:pStyle w:val="BodyText"/>
-        <w:rPr>
-          <w:lang w:val="ru-RU"/>
-        </w:rPr>
-      </w:pPr>
-      <w:r>
-        <w:rPr>
-          <w:lang w:val="ru-RU"/>
-        </w:rPr>
+        <w:rPr/>
+      </w:pPr>
+      <w:r>
+        <w:rPr/>
         <w:t>Передача данных по внешним каналам (FCM, SMTP, Telegram API) осуществляется по защищённым протоколам (HTTPS, TLS).</w:t>
       </w:r>
     </w:p>
     <w:p>
       <w:pPr>
         <w:pStyle w:val="BodyText"/>
-        <w:rPr>
-          <w:lang w:val="ru-RU"/>
-        </w:rPr>
-      </w:pPr>
-      <w:r>
-        <w:rPr>
-          <w:lang w:val="ru-RU"/>
-        </w:rPr>
+        <w:rPr/>
+      </w:pPr>
+      <w:r>
+        <w:rPr/>
         <w:t>Доступ к логам и настройкам Подсистемы должен быть ограничен администратором (используется существующая система авторизации ИС УДС или отдельные учётные записи).</w:t>
       </w:r>
     </w:p>
     <w:p>
       <w:pPr>
         <w:pStyle w:val="Heading3"/>
-        <w:rPr>
-          <w:lang w:val="ru-RU"/>
-        </w:rPr>
+        <w:rPr/>
       </w:pPr>
       <w:bookmarkStart w:id="42" w:name="__RefHeading___Toc493_2363055178"/>
       <w:bookmarkEnd w:id="42"/>
       <w:r>
-        <w:rPr>
-          <w:lang w:val="ru-RU"/>
-        </w:rPr>
+        <w:rPr/>
         <w:t>Требования к эргономике и технической эстетике</w:t>
       </w:r>
     </w:p>
     <w:p>
       <w:pPr>
         <w:pStyle w:val="BodyText"/>
-        <w:rPr>
-          <w:lang w:val="ru-RU"/>
-        </w:rPr>
-      </w:pPr>
-      <w:r>
-        <w:rPr>
-          <w:lang w:val="ru-RU"/>
-        </w:rPr>
+        <w:rPr/>
+      </w:pPr>
+      <w:r>
+        <w:rPr/>
         <w:t>Интерфейс управления подписками должен быть интуитивно понятен, соответствовать общему стилю ИС УДС.</w:t>
       </w:r>
     </w:p>
     <w:p>
       <w:pPr>
         <w:pStyle w:val="BodyText"/>
-        <w:rPr>
-          <w:lang w:val="ru-RU"/>
-        </w:rPr>
-      </w:pPr>
-      <w:r>
-        <w:rPr>
-          <w:lang w:val="ru-RU"/>
-        </w:rPr>
+        <w:rPr/>
+      </w:pPr>
+      <w:r>
+        <w:rPr/>
         <w:t>Уведомления должны быть краткими, информативными, не содержать избыточных данных. Рекомендуемый объём: не более 200 символов для push-уведомлений.</w:t>
       </w:r>
     </w:p>
     <w:p>
       <w:pPr>
         <w:pStyle w:val="BodyText"/>
-        <w:rPr>
-          <w:lang w:val="ru-RU"/>
-        </w:rPr>
-      </w:pPr>
-      <w:r>
-        <w:rPr>
-          <w:lang w:val="ru-RU"/>
-        </w:rPr>
+        <w:rPr/>
+      </w:pPr>
+      <w:r>
+        <w:rPr/>
         <w:t>В тексте уведомлений не допускается использование нецензурной лексики, оскорбительных выражений.</w:t>
       </w:r>
     </w:p>
     <w:p>
       <w:pPr>
         <w:pStyle w:val="Heading3"/>
-        <w:rPr>
-          <w:lang w:val="ru-RU"/>
-        </w:rPr>
+        <w:rPr/>
       </w:pPr>
       <w:bookmarkStart w:id="43" w:name="__RefHeading___Toc495_2363055178"/>
       <w:bookmarkEnd w:id="43"/>
       <w:r>
-        <w:rPr>
-          <w:lang w:val="ru-RU"/>
-        </w:rPr>
+        <w:rPr/>
         <w:t>Требования к эксплуатации, техническому обслуживанию, ремонту и хранению компонентов Подсистемы</w:t>
       </w:r>
     </w:p>
     <w:p>
       <w:pPr>
         <w:pStyle w:val="BodyText"/>
-        <w:rPr>
-          <w:lang w:val="ru-RU"/>
-        </w:rPr>
-      </w:pPr>
-      <w:r>
-        <w:rPr>
-          <w:lang w:val="ru-RU"/>
-        </w:rPr>
+        <w:rPr/>
+      </w:pPr>
+      <w:r>
+        <w:rPr/>
         <w:t>Подсистема не требует специального обслуживания, кроме периодического контроля логов и своевременного обновления программного обеспечения (библиотек, сертификатов).</w:t>
       </w:r>
     </w:p>
     <w:p>
       <w:pPr>
         <w:pStyle w:val="BodyText"/>
-        <w:rPr>
-          <w:lang w:val="ru-RU"/>
-        </w:rPr>
-      </w:pPr>
-      <w:r>
-        <w:rPr>
-          <w:lang w:val="ru-RU"/>
-        </w:rPr>
+        <w:rPr/>
+      </w:pPr>
+      <w:r>
+        <w:rPr/>
         <w:t>При обнаружении ошибок администратор должен зафиксировать их и, при необходимости, обратиться к Разработчику для исправления.</w:t>
       </w:r>
     </w:p>
     <w:p>
       <w:pPr>
         <w:pStyle w:val="BodyText"/>
-        <w:rPr>
-          <w:lang w:val="ru-RU"/>
-        </w:rPr>
-      </w:pPr>
-      <w:r>
-        <w:rPr>
-          <w:lang w:val="ru-RU"/>
-        </w:rPr>
+        <w:rPr/>
+      </w:pPr>
+      <w:r>
+        <w:rPr/>
         <w:t>Резервное копирование данных (логов, настроек) выполняется в рамках общего резервирования сервера.</w:t>
       </w:r>
     </w:p>
     <w:p>
       <w:pPr>
         <w:pStyle w:val="Heading3"/>
-        <w:rPr>
-          <w:lang w:val="ru-RU"/>
-        </w:rPr>
+        <w:rPr/>
       </w:pPr>
       <w:bookmarkStart w:id="44" w:name="__RefHeading___Toc497_2363055178"/>
       <w:bookmarkEnd w:id="44"/>
       <w:r>
-        <w:rPr>
-          <w:lang w:val="ru-RU"/>
-        </w:rPr>
+        <w:rPr/>
         <w:t>Требования к защите информации от несанкционированного доступа</w:t>
       </w:r>
     </w:p>
     <w:p>
       <w:pPr>
         <w:pStyle w:val="BodyText"/>
-        <w:rPr>
-          <w:lang w:val="ru-RU"/>
-        </w:rPr>
-      </w:pPr>
-      <w:r>
-        <w:rPr>
-          <w:lang w:val="ru-RU"/>
-        </w:rPr>
+        <w:rPr/>
+      </w:pPr>
+      <w:r>
+        <w:rPr/>
         <w:t>Доступ к таблице notification_subscriptions и другим данным Подсистемы должен быть ограничен на уровне СУБД: только приложение Подсистемы имеет права на чтение/запись, администратор – через привилегированный доступ.</w:t>
       </w:r>
     </w:p>
     <w:p>
       <w:pPr>
         <w:pStyle w:val="BodyText"/>
-        <w:rPr>
-          <w:lang w:val="ru-RU"/>
-        </w:rPr>
-      </w:pPr>
-      <w:r>
-        <w:rPr>
-          <w:lang w:val="ru-RU"/>
-        </w:rPr>
+        <w:rPr/>
+      </w:pPr>
+      <w:r>
+        <w:rPr/>
         <w:t>Пароли и ключи доступа к внешним сервисам (FCM, SMTP, Telegram) должны храниться в защищённом хранилище (например, переменные окружения, зашифрованный конфигурационный файл) и не передаваться в открытом виде.</w:t>
       </w:r>
     </w:p>
     <w:p>
       <w:pPr>
         <w:pStyle w:val="BodyText"/>
-        <w:rPr>
-          <w:lang w:val="ru-RU"/>
-        </w:rPr>
-      </w:pPr>
-      <w:r>
-        <w:rPr>
-          <w:lang w:val="ru-RU"/>
-        </w:rPr>
+        <w:rPr/>
+      </w:pPr>
+      <w:r>
+        <w:rPr/>
         <w:t>Логи не должны содержать персональные данные в открытом виде (идентификаторы студентов допустимы, но без ФИО и контактной информации).</w:t>
       </w:r>
     </w:p>
     <w:p>
       <w:pPr>
         <w:pStyle w:val="Heading3"/>
-        <w:rPr>
-          <w:lang w:val="ru-RU"/>
-        </w:rPr>
+        <w:rPr/>
       </w:pPr>
       <w:bookmarkStart w:id="45" w:name="__RefHeading___Toc499_2363055178"/>
       <w:bookmarkEnd w:id="45"/>
       <w:r>
-        <w:rPr>
-          <w:lang w:val="ru-RU"/>
-        </w:rPr>
+        <w:rPr/>
         <w:t>Требования по сохранности информации при авариях</w:t>
       </w:r>
     </w:p>
     <w:p>
       <w:pPr>
         <w:pStyle w:val="BodyText"/>
-        <w:rPr>
-          <w:lang w:val="ru-RU"/>
-        </w:rPr>
-      </w:pPr>
-      <w:r>
-        <w:rPr>
-          <w:lang w:val="ru-RU"/>
-        </w:rPr>
+        <w:rPr/>
+      </w:pPr>
+      <w:r>
+        <w:rPr/>
         <w:t>В случае аварийного завершения работы Подсистемы неотправленные уведомления должны быть сохранены и обработаны после перезапуска.</w:t>
       </w:r>
     </w:p>
     <w:p>
       <w:pPr>
         <w:pStyle w:val="BodyText"/>
-        <w:rPr>
-          <w:lang w:val="ru-RU"/>
-        </w:rPr>
-      </w:pPr>
-      <w:r>
-        <w:rPr>
-          <w:lang w:val="ru-RU"/>
-        </w:rPr>
+        <w:rPr/>
+      </w:pPr>
+      <w:r>
+        <w:rPr/>
         <w:t>Для этого используется механизм очередей (например, в базе данных или в Celery), который гарантирует, что каждое уведомление будет отправлено хотя бы один раз.</w:t>
       </w:r>
     </w:p>
     <w:p>
       <w:pPr>
         <w:pStyle w:val="BodyText"/>
-        <w:rPr>
-          <w:lang w:val="ru-RU"/>
-        </w:rPr>
-      </w:pPr>
-      <w:r>
-        <w:rPr>
-          <w:lang w:val="ru-RU"/>
-        </w:rPr>
+        <w:rPr/>
+      </w:pPr>
+      <w:r>
+        <w:rPr/>
         <w:t>При потере соединения с внешними сервисами уведомления помещаются в очередь и повторяются с увеличивающимся интервалом.</w:t>
       </w:r>
     </w:p>
     <w:p>
       <w:pPr>
         <w:pStyle w:val="Heading3"/>
-        <w:rPr>
-          <w:lang w:val="ru-RU"/>
-        </w:rPr>
+        <w:rPr/>
       </w:pPr>
       <w:bookmarkStart w:id="46" w:name="__RefHeading___Toc501_2363055178"/>
       <w:bookmarkEnd w:id="46"/>
       <w:r>
-        <w:rPr>
-          <w:lang w:val="ru-RU"/>
-        </w:rPr>
+        <w:rPr/>
         <w:t>Требования к защите от влияния внешних воздействий</w:t>
       </w:r>
     </w:p>
     <w:p>
       <w:pPr>
         <w:pStyle w:val="BodyText"/>
-        <w:rPr>
-          <w:lang w:val="ru-RU"/>
-        </w:rPr>
-      </w:pPr>
-      <w:r>
-        <w:rPr>
-          <w:lang w:val="ru-RU"/>
-        </w:rPr>
+        <w:rPr/>
+      </w:pPr>
+      <w:r>
+        <w:rPr/>
         <w:t>Программное обеспечение Подсистемы должно быть устойчиво к скачкам напряжения, кратковременным отключениям питания (при использовании источников бесперебойного питания на сервере).</w:t>
       </w:r>
     </w:p>
     <w:p>
       <w:pPr>
         <w:pStyle w:val="BodyText"/>
-        <w:rPr>
-          <w:lang w:val="ru-RU"/>
-        </w:rPr>
-      </w:pPr>
-      <w:r>
-        <w:rPr>
-          <w:lang w:val="ru-RU"/>
-        </w:rPr>
+        <w:rPr/>
+      </w:pPr>
+      <w:r>
+        <w:rPr/>
         <w:t>Сетевое оборудование должно обеспечивать защиту от DDoS-атак на уровне провайдера или организации.</w:t>
       </w:r>
     </w:p>
     <w:p>
       <w:pPr>
         <w:pStyle w:val="BodyText"/>
-        <w:rPr>
-          <w:lang w:val="ru-RU"/>
-        </w:rPr>
-      </w:pPr>
-      <w:r>
-        <w:rPr>
-          <w:lang w:val="ru-RU"/>
-        </w:rPr>
+        <w:rPr/>
+      </w:pPr>
+      <w:r>
+        <w:rPr/>
         <w:t>Рекомендуется использование файервола для ограничения доступа к серверу только необходимыми портами.</w:t>
       </w:r>
     </w:p>
     <w:p>
       <w:pPr>
         <w:pStyle w:val="Heading3"/>
-        <w:rPr>
-          <w:lang w:val="ru-RU"/>
-        </w:rPr>
+        <w:rPr/>
       </w:pPr>
       <w:bookmarkStart w:id="47" w:name="__RefHeading___Toc503_2363055178"/>
       <w:bookmarkEnd w:id="47"/>
       <w:r>
-        <w:rPr>
-          <w:lang w:val="ru-RU"/>
-        </w:rPr>
+        <w:rPr/>
         <w:t>Требования к патентной чистоте и патентоспособности</w:t>
       </w:r>
     </w:p>
     <w:p>
       <w:pPr>
         <w:pStyle w:val="BodyText"/>
-        <w:rPr>
-          <w:lang w:val="ru-RU"/>
-        </w:rPr>
-      </w:pPr>
-      <w:r>
-        <w:rPr>
-          <w:lang w:val="ru-RU"/>
-        </w:rPr>
+        <w:rPr/>
+      </w:pPr>
+      <w:r>
+        <w:rPr/>
         <w:t>Разработка должна выполняться с использованием свободно распространяемого и лицензионно чистого программного обеспечения (Open Source или с соответствующими лицензиями).</w:t>
       </w:r>
     </w:p>
     <w:p>
       <w:pPr>
         <w:pStyle w:val="BodyText"/>
-        <w:rPr>
-          <w:lang w:val="ru-RU"/>
-        </w:rPr>
-      </w:pPr>
-      <w:r>
-        <w:rPr>
-          <w:lang w:val="ru-RU"/>
-        </w:rPr>
+        <w:rPr/>
+      </w:pPr>
+      <w:r>
+        <w:rPr/>
         <w:t>При использовании сторонних библиотек необходимо соблюдать условия их лицензий.</w:t>
       </w:r>
     </w:p>
     <w:p>
       <w:pPr>
         <w:pStyle w:val="Heading3"/>
-        <w:rPr>
-          <w:lang w:val="ru-RU"/>
-        </w:rPr>
+        <w:rPr/>
       </w:pPr>
       <w:bookmarkStart w:id="48" w:name="__RefHeading___Toc505_2363055178"/>
       <w:bookmarkEnd w:id="48"/>
       <w:r>
-        <w:rPr>
-          <w:lang w:val="ru-RU"/>
-        </w:rPr>
+        <w:rPr/>
         <w:t>Требования по стандартизации и унификации</w:t>
       </w:r>
     </w:p>
     <w:p>
       <w:pPr>
         <w:pStyle w:val="BodyText"/>
-        <w:rPr>
-          <w:lang w:val="ru-RU"/>
-        </w:rPr>
-      </w:pPr>
-      <w:r>
-        <w:rPr>
-          <w:lang w:val="ru-RU"/>
-        </w:rPr>
+        <w:rPr/>
+      </w:pPr>
+      <w:r>
+        <w:rPr/>
         <w:t>При разработке следует применять стандарты оформления кода PEP 8 для Python.</w:t>
       </w:r>
     </w:p>
     <w:p>
       <w:pPr>
         <w:pStyle w:val="BodyText"/>
-        <w:rPr>
-          <w:lang w:val="ru-RU"/>
-        </w:rPr>
-      </w:pPr>
-      <w:r>
-        <w:rPr>
-          <w:lang w:val="ru-RU"/>
-        </w:rPr>
+        <w:rPr/>
+      </w:pPr>
+      <w:r>
+        <w:rPr/>
         <w:t>Использовать унифицированные форматы данных (JSON для API).</w:t>
       </w:r>
     </w:p>
     <w:p>
       <w:pPr>
         <w:pStyle w:val="BodyText"/>
-        <w:rPr>
-          <w:lang w:val="ru-RU"/>
-        </w:rPr>
-      </w:pPr>
-      <w:r>
-        <w:rPr>
-          <w:lang w:val="ru-RU"/>
-        </w:rPr>
+        <w:rPr/>
+      </w:pPr>
+      <w:r>
+        <w:rPr/>
         <w:t>Документацию оформлять в соответствии с общепринятыми требованиями к оформлению технической документации.</w:t>
       </w:r>
     </w:p>
     <w:p>
       <w:pPr>
         <w:pStyle w:val="BodyText"/>
-        <w:rPr>
-          <w:lang w:val="ru-RU"/>
-        </w:rPr>
-      </w:pPr>
-      <w:r>
-        <w:rPr>
-          <w:lang w:val="ru-RU"/>
-        </w:rPr>
+        <w:rPr/>
+      </w:pPr>
+      <w:r>
+        <w:rPr/>
         <w:t>Именование переменных, функций, классов должно быть осмысленным и соответствовать принятым в проекте соглашениям.</w:t>
       </w:r>
     </w:p>
     <w:p>
       <w:pPr>
         <w:pStyle w:val="Heading3"/>
-        <w:rPr>
-          <w:lang w:val="ru-RU"/>
-        </w:rPr>
+        <w:rPr/>
       </w:pPr>
       <w:bookmarkStart w:id="49" w:name="__RefHeading___Toc507_2363055178"/>
       <w:bookmarkEnd w:id="49"/>
       <w:r>
-        <w:rPr>
-          <w:lang w:val="ru-RU"/>
-        </w:rPr>
+        <w:rPr/>
         <w:t>Дополнительные требования</w:t>
       </w:r>
     </w:p>
     <w:p>
       <w:pPr>
         <w:pStyle w:val="BodyText"/>
-        <w:rPr>
-          <w:lang w:val="ru-RU"/>
-        </w:rPr>
-      </w:pPr>
-      <w:r>
-        <w:rPr>
-          <w:lang w:val="ru-RU"/>
-        </w:rPr>
+        <w:rPr/>
+      </w:pPr>
+      <w:r>
+        <w:rPr/>
         <w:t>Подсистема должна поддерживать локализацию (русский язык) с возможностью добавления других языков в будущем.</w:t>
       </w:r>
     </w:p>
     <w:p>
       <w:pPr>
         <w:pStyle w:val="BodyText"/>
-        <w:rPr>
-          <w:lang w:val="ru-RU"/>
-        </w:rPr>
-      </w:pPr>
-      <w:r>
-        <w:rPr>
-          <w:lang w:val="ru-RU"/>
-        </w:rPr>
+        <w:rPr/>
+      </w:pPr>
+      <w:r>
+        <w:rPr/>
         <w:t>Предусмотреть возможность отключения напоминаний в праздничные и нерабочие дни (настраивается администратором через файл конфигурации или веб-интерфейс).</w:t>
       </w:r>
     </w:p>
     <w:p>
       <w:pPr>
         <w:pStyle w:val="BodyText"/>
-        <w:rPr>
-          <w:lang w:val="ru-RU"/>
-        </w:rPr>
-      </w:pPr>
-      <w:r>
-        <w:rPr>
-          <w:lang w:val="ru-RU"/>
-        </w:rPr>
+        <w:rPr/>
+      </w:pPr>
+      <w:r>
+        <w:rPr/>
         <w:t>В уведомлениях рекомендуется указывать ссылку на страницу с подробным расписанием (при наличии в ИС УДС).</w:t>
       </w:r>
     </w:p>
     <w:p>
       <w:pPr>
         <w:pStyle w:val="BodyText"/>
-        <w:rPr>
-          <w:lang w:val="ru-RU"/>
-        </w:rPr>
-      </w:pPr>
-      <w:r>
-        <w:rPr>
-          <w:lang w:val="ru-RU"/>
-        </w:rPr>
+        <w:rPr/>
+      </w:pPr>
+      <w:r>
+        <w:rPr/>
         <w:t>При отправке уведомлений через Telegram рекомендуется использовать кнопки для быстрого перехода к расписанию (inline-клавиатура) – опционально.</w:t>
       </w:r>
       <w:r>
@@ -8299,120 +6827,84 @@
       <w:pPr>
         <w:pStyle w:val="Heading1"/>
         <w:spacing w:before="0" w:after="119"/>
-        <w:rPr>
-          <w:lang w:val="ru-RU"/>
-        </w:rPr>
+        <w:rPr/>
       </w:pPr>
       <w:bookmarkStart w:id="50" w:name="__RefHeading___Toc191_884528406"/>
       <w:bookmarkEnd w:id="50"/>
       <w:r>
-        <w:rPr>
-          <w:lang w:val="ru-RU"/>
-        </w:rPr>
+        <w:rPr/>
         <w:t>Состав и содержание работ по созданию Подсистемы</w:t>
       </w:r>
     </w:p>
     <w:p>
       <w:pPr>
         <w:pStyle w:val="BodyText"/>
-        <w:rPr>
-          <w:lang w:val="ru-RU"/>
-        </w:rPr>
-      </w:pPr>
-      <w:r>
-        <w:rPr>
-          <w:lang w:val="ru-RU"/>
-        </w:rPr>
+        <w:rPr/>
+      </w:pPr>
+      <w:r>
+        <w:rPr/>
         <w:t xml:space="preserve">Разработка Подсистемы автоматического напоминания о занятиях осуществляется поэтапно в соответствии с календарным планом, приведённым в таблице </w:t>
       </w:r>
       <w:r>
-        <w:rPr>
-          <w:lang w:val="ru-RU"/>
-        </w:rPr>
+        <w:rPr/>
         <w:fldChar w:fldCharType="begin"/>
       </w:r>
       <w:r>
-        <w:rPr>
-          <w:lang w:val="ru-RU"/>
-        </w:rPr>
+        <w:rPr/>
         <w:instrText xml:space="preserve"> REF Ref_Таблица1_number_only \h </w:instrText>
       </w:r>
       <w:r>
-        <w:rPr>
-          <w:lang w:val="ru-RU"/>
-        </w:rPr>
+        <w:rPr/>
         <w:fldChar w:fldCharType="separate"/>
       </w:r>
       <w:r>
-        <w:rPr>
-          <w:lang w:val="ru-RU"/>
-        </w:rPr>
+        <w:rPr/>
         <w:t>2</w:t>
       </w:r>
       <w:r>
-        <w:rPr>
-          <w:lang w:val="ru-RU"/>
-        </w:rPr>
+        <w:rPr/>
         <w:fldChar w:fldCharType="end"/>
       </w:r>
       <w:r>
-        <w:rPr>
-          <w:lang w:val="ru-RU"/>
-        </w:rPr>
+        <w:rPr/>
         <w:t>.</w:t>
       </w:r>
     </w:p>
     <w:p>
       <w:pPr>
-        <w:pStyle w:val="user6"/>
-        <w:rPr>
-          <w:lang w:val="ru-RU"/>
-        </w:rPr>
-      </w:pPr>
-      <w:r>
-        <w:rPr>
-          <w:lang w:val="ru-RU"/>
-        </w:rPr>
+        <w:pStyle w:val="Style20"/>
+        <w:rPr/>
+      </w:pPr>
+      <w:r>
+        <w:rPr/>
         <w:t xml:space="preserve">Таблица </w:t>
       </w:r>
-      <w:bookmarkStart w:id="51" w:name="Ref_Таблица1_number_only"/>
-      <w:bookmarkStart w:id="52" w:name="Ref_Таблица0_number_only_Копия_1"/>
-      <w:r>
-        <w:rPr>
-          <w:lang w:val="ru-RU"/>
-        </w:rPr>
+      <w:bookmarkStart w:id="51" w:name="Ref_Таблица0_number_only_Копия_1"/>
+      <w:bookmarkStart w:id="52" w:name="Ref_Таблица1_number_only"/>
+      <w:r>
+        <w:rPr/>
         <w:fldChar w:fldCharType="begin"/>
       </w:r>
       <w:r>
-        <w:rPr>
-          <w:lang w:val="ru-RU"/>
-        </w:rPr>
+        <w:rPr/>
         <w:instrText xml:space="preserve"> SEQ Таблица \* ARABIC </w:instrText>
       </w:r>
       <w:r>
-        <w:rPr>
-          <w:lang w:val="ru-RU"/>
-        </w:rPr>
+        <w:rPr/>
         <w:fldChar w:fldCharType="separate"/>
       </w:r>
       <w:r>
-        <w:rPr>
-          <w:lang w:val="ru-RU"/>
-        </w:rPr>
+        <w:rPr/>
         <w:t>2</w:t>
       </w:r>
       <w:r>
-        <w:rPr>
-          <w:lang w:val="ru-RU"/>
-        </w:rPr>
+        <w:rPr/>
         <w:fldChar w:fldCharType="end"/>
       </w:r>
       <w:bookmarkEnd w:id="51"/>
       <w:bookmarkEnd w:id="52"/>
       <w:r>
-        <w:rPr>
-          <w:lang w:val="ru-RU"/>
-        </w:rPr>
+        <w:rPr/>
         <w:t xml:space="preserve"> – Календарный план работ по созданию Подсистемы</w:t>
       </w:r>
     </w:p>
@@ -8453,7 +6945,7 @@
           </w:tcPr>
           <w:p>
             <w:pPr>
-              <w:pStyle w:val="Style21"/>
+              <w:pStyle w:val="user5"/>
               <w:jc w:val="center"/>
               <w:rPr>
                 <w:b/>
@@ -8464,7 +6956,6 @@
               <w:rPr>
                 <w:b/>
                 <w:bCs/>
-                <w:lang w:val="ru-RU"/>
               </w:rPr>
               <w:t>Этап</w:t>
             </w:r>
@@ -8482,7 +6973,7 @@
           </w:tcPr>
           <w:p>
             <w:pPr>
-              <w:pStyle w:val="Style21"/>
+              <w:pStyle w:val="user5"/>
               <w:jc w:val="center"/>
               <w:rPr>
                 <w:b/>
@@ -8493,7 +6984,6 @@
               <w:rPr>
                 <w:b/>
                 <w:bCs/>
-                <w:lang w:val="ru-RU"/>
               </w:rPr>
               <w:t>Содержание работ</w:t>
             </w:r>
@@ -8511,7 +7001,7 @@
           </w:tcPr>
           <w:p>
             <w:pPr>
-              <w:pStyle w:val="Style21"/>
+              <w:pStyle w:val="user5"/>
               <w:jc w:val="center"/>
               <w:rPr>
                 <w:b/>
@@ -8522,7 +7012,6 @@
               <w:rPr>
                 <w:b/>
                 <w:bCs/>
-                <w:lang w:val="ru-RU"/>
               </w:rPr>
               <w:t>Сроки выполнения</w:t>
             </w:r>
@@ -8541,7 +7030,7 @@
           </w:tcPr>
           <w:p>
             <w:pPr>
-              <w:pStyle w:val="Style21"/>
+              <w:pStyle w:val="user5"/>
               <w:jc w:val="center"/>
               <w:rPr>
                 <w:b/>
@@ -8552,7 +7041,6 @@
               <w:rPr>
                 <w:b/>
                 <w:bCs/>
-                <w:lang w:val="ru-RU"/>
               </w:rPr>
               <w:t>Ожидаемый результат</w:t>
             </w:r>
@@ -8572,16 +7060,12 @@
           </w:tcPr>
           <w:p>
             <w:pPr>
-              <w:pStyle w:val="Style21"/>
+              <w:pStyle w:val="user5"/>
               <w:jc w:val="left"/>
-              <w:rPr>
-                <w:lang w:val="ru-RU"/>
-              </w:rPr>
-            </w:pPr>
-            <w:r>
-              <w:rPr>
-                <w:lang w:val="ru-RU"/>
-              </w:rPr>
+              <w:rPr/>
+            </w:pPr>
+            <w:r>
+              <w:rPr/>
               <w:t>1. Формирование требований и разработка ТЗ</w:t>
             </w:r>
           </w:p>
@@ -8597,46 +7081,34 @@
           </w:tcPr>
           <w:p>
             <w:pPr>
-              <w:pStyle w:val="Style21"/>
+              <w:pStyle w:val="user5"/>
               <w:jc w:val="left"/>
-              <w:rPr>
-                <w:lang w:val="ru-RU"/>
-              </w:rPr>
-            </w:pPr>
-            <w:r>
-              <w:rPr>
-                <w:lang w:val="ru-RU"/>
-              </w:rPr>
+              <w:rPr/>
+            </w:pPr>
+            <w:r>
+              <w:rPr/>
               <w:t>1.1. Анализ предметной области, изучение существующей ИС «Умный дневник студента».</w:t>
             </w:r>
           </w:p>
           <w:p>
             <w:pPr>
-              <w:pStyle w:val="Style21"/>
+              <w:pStyle w:val="user5"/>
               <w:jc w:val="left"/>
-              <w:rPr>
-                <w:lang w:val="ru-RU"/>
-              </w:rPr>
-            </w:pPr>
-            <w:r>
-              <w:rPr>
-                <w:lang w:val="ru-RU"/>
-              </w:rPr>
+              <w:rPr/>
+            </w:pPr>
+            <w:r>
+              <w:rPr/>
               <w:t>1.2. Сбор и уточнение функциональных и нефункциональных требований.</w:t>
             </w:r>
           </w:p>
           <w:p>
             <w:pPr>
-              <w:pStyle w:val="Style21"/>
+              <w:pStyle w:val="user5"/>
               <w:jc w:val="left"/>
-              <w:rPr>
-                <w:lang w:val="ru-RU"/>
-              </w:rPr>
-            </w:pPr>
-            <w:r>
-              <w:rPr>
-                <w:lang w:val="ru-RU"/>
-              </w:rPr>
+              <w:rPr/>
+            </w:pPr>
+            <w:r>
+              <w:rPr/>
               <w:t>1.3. Разработка и согласование технического задания (настоящий документ).</w:t>
             </w:r>
           </w:p>
@@ -8652,16 +7124,12 @@
           </w:tcPr>
           <w:p>
             <w:pPr>
-              <w:pStyle w:val="Style21"/>
+              <w:pStyle w:val="user5"/>
               <w:jc w:val="center"/>
-              <w:rPr>
-                <w:lang w:val="ru-RU"/>
-              </w:rPr>
-            </w:pPr>
-            <w:r>
-              <w:rPr>
-                <w:lang w:val="ru-RU"/>
-              </w:rPr>
+              <w:rPr/>
+            </w:pPr>
+            <w:r>
+              <w:rPr/>
               <w:t>01.03.2026 – 10.03.2026</w:t>
             </w:r>
           </w:p>
@@ -8678,16 +7146,12 @@
           </w:tcPr>
           <w:p>
             <w:pPr>
-              <w:pStyle w:val="Style21"/>
+              <w:pStyle w:val="user5"/>
               <w:jc w:val="left"/>
-              <w:rPr>
-                <w:lang w:val="ru-RU"/>
-              </w:rPr>
-            </w:pPr>
-            <w:r>
-              <w:rPr>
-                <w:lang w:val="ru-RU"/>
-              </w:rPr>
+              <w:rPr/>
+            </w:pPr>
+            <w:r>
+              <w:rPr/>
               <w:t>Утверждённое техническое задание.</w:t>
             </w:r>
           </w:p>
@@ -8708,16 +7172,12 @@
           </w:tcPr>
           <w:p>
             <w:pPr>
-              <w:pStyle w:val="Style21"/>
+              <w:pStyle w:val="user5"/>
               <w:jc w:val="left"/>
-              <w:rPr>
-                <w:lang w:val="ru-RU"/>
-              </w:rPr>
-            </w:pPr>
-            <w:r>
-              <w:rPr>
-                <w:lang w:val="ru-RU"/>
-              </w:rPr>
+              <w:rPr/>
+            </w:pPr>
+            <w:r>
+              <w:rPr/>
               <w:t>2. Проектирование Подсистемы</w:t>
             </w:r>
           </w:p>
@@ -8733,61 +7193,45 @@
           </w:tcPr>
           <w:p>
             <w:pPr>
-              <w:pStyle w:val="Style21"/>
+              <w:pStyle w:val="user5"/>
               <w:jc w:val="left"/>
-              <w:rPr>
-                <w:lang w:val="ru-RU"/>
-              </w:rPr>
-            </w:pPr>
-            <w:r>
-              <w:rPr>
-                <w:lang w:val="ru-RU"/>
-              </w:rPr>
+              <w:rPr/>
+            </w:pPr>
+            <w:r>
+              <w:rPr/>
               <w:t>2.1. Разработка архитектуры Подсистемы, определение состава модулей.</w:t>
             </w:r>
           </w:p>
           <w:p>
             <w:pPr>
-              <w:pStyle w:val="Style21"/>
+              <w:pStyle w:val="user5"/>
               <w:jc w:val="left"/>
-              <w:rPr>
-                <w:lang w:val="ru-RU"/>
-              </w:rPr>
-            </w:pPr>
-            <w:r>
-              <w:rPr>
-                <w:lang w:val="ru-RU"/>
-              </w:rPr>
+              <w:rPr/>
+            </w:pPr>
+            <w:r>
+              <w:rPr/>
               <w:t>2.2. Проектирование структуры базы данных (таблица подписок).</w:t>
             </w:r>
           </w:p>
           <w:p>
             <w:pPr>
-              <w:pStyle w:val="Style21"/>
+              <w:pStyle w:val="user5"/>
               <w:jc w:val="left"/>
-              <w:rPr>
-                <w:lang w:val="ru-RU"/>
-              </w:rPr>
-            </w:pPr>
-            <w:r>
-              <w:rPr>
-                <w:lang w:val="ru-RU"/>
-              </w:rPr>
+              <w:rPr/>
+            </w:pPr>
+            <w:r>
+              <w:rPr/>
               <w:t>2.3. Разработка схемы взаимодействия модулей и внешних сервисов (API, FCM, SMTP, Telegram).</w:t>
             </w:r>
           </w:p>
           <w:p>
             <w:pPr>
-              <w:pStyle w:val="Style21"/>
+              <w:pStyle w:val="user5"/>
               <w:jc w:val="left"/>
-              <w:rPr>
-                <w:lang w:val="ru-RU"/>
-              </w:rPr>
-            </w:pPr>
-            <w:r>
-              <w:rPr>
-                <w:lang w:val="ru-RU"/>
-              </w:rPr>
+              <w:rPr/>
+            </w:pPr>
+            <w:r>
+              <w:rPr/>
               <w:t>2.4. Создание макетов интерфейсов (страницы управления подписками в личном кабинете).</w:t>
             </w:r>
           </w:p>
@@ -8803,16 +7247,12 @@
           </w:tcPr>
           <w:p>
             <w:pPr>
-              <w:pStyle w:val="Style21"/>
+              <w:pStyle w:val="user5"/>
               <w:jc w:val="center"/>
-              <w:rPr>
-                <w:lang w:val="ru-RU"/>
-              </w:rPr>
-            </w:pPr>
-            <w:r>
-              <w:rPr>
-                <w:lang w:val="ru-RU"/>
-              </w:rPr>
+              <w:rPr/>
+            </w:pPr>
+            <w:r>
+              <w:rPr/>
               <w:t>11.03.2026 – 20.03.2026</w:t>
             </w:r>
           </w:p>
@@ -8829,16 +7269,12 @@
           </w:tcPr>
           <w:p>
             <w:pPr>
-              <w:pStyle w:val="Style21"/>
+              <w:pStyle w:val="user5"/>
               <w:jc w:val="left"/>
-              <w:rPr>
-                <w:lang w:val="ru-RU"/>
-              </w:rPr>
-            </w:pPr>
-            <w:r>
-              <w:rPr>
-                <w:lang w:val="ru-RU"/>
-              </w:rPr>
+              <w:rPr/>
+            </w:pPr>
+            <w:r>
+              <w:rPr/>
               <w:t>Архитектурная спецификация, схема БД, макеты интерфейсов.</w:t>
             </w:r>
           </w:p>
@@ -8859,16 +7295,12 @@
           </w:tcPr>
           <w:p>
             <w:pPr>
-              <w:pStyle w:val="Style21"/>
+              <w:pStyle w:val="user5"/>
               <w:jc w:val="left"/>
-              <w:rPr>
-                <w:lang w:val="ru-RU"/>
-              </w:rPr>
-            </w:pPr>
-            <w:r>
-              <w:rPr>
-                <w:lang w:val="ru-RU"/>
-              </w:rPr>
+              <w:rPr/>
+            </w:pPr>
+            <w:r>
+              <w:rPr/>
               <w:t>3. Разработка программного обеспечения</w:t>
             </w:r>
           </w:p>
@@ -8884,82 +7316,58 @@
           </w:tcPr>
           <w:p>
             <w:pPr>
-              <w:pStyle w:val="Style21"/>
+              <w:pStyle w:val="user5"/>
               <w:jc w:val="left"/>
-              <w:rPr>
-                <w:lang w:val="ru-RU"/>
-              </w:rPr>
-            </w:pPr>
-            <w:r>
-              <w:rPr>
-                <w:lang w:val="ru-RU"/>
-              </w:rPr>
+              <w:rPr/>
+            </w:pPr>
+            <w:r>
+              <w:rPr/>
               <w:t xml:space="preserve">3.1. Реализация всех модулей согласно п. </w:t>
             </w:r>
             <w:r>
-              <w:rPr>
-                <w:lang w:val="ru-RU"/>
-              </w:rPr>
+              <w:rPr/>
               <w:fldChar w:fldCharType="begin"/>
             </w:r>
             <w:r>
-              <w:rPr>
-                <w:lang w:val="ru-RU"/>
-              </w:rPr>
+              <w:rPr/>
               <w:instrText xml:space="preserve"> REF __RefHeading___Toc443_2363055178 \r \r \h </w:instrText>
             </w:r>
             <w:r>
-              <w:rPr>
-                <w:lang w:val="ru-RU"/>
-              </w:rPr>
+              <w:rPr/>
               <w:fldChar w:fldCharType="separate"/>
             </w:r>
             <w:r>
-              <w:rPr>
-                <w:lang w:val="ru-RU"/>
-              </w:rPr>
+              <w:rPr/>
               <w:t>4.1.1</w:t>
             </w:r>
             <w:r>
-              <w:rPr>
-                <w:lang w:val="ru-RU"/>
-              </w:rPr>
+              <w:rPr/>
               <w:fldChar w:fldCharType="end"/>
             </w:r>
             <w:r>
-              <w:rPr>
-                <w:lang w:val="ru-RU"/>
-              </w:rPr>
+              <w:rPr/>
               <w:t xml:space="preserve"> (сбор расписания, управление подписками, отправка уведомлений, администрирование, доступ к данным, планировщик, интеграция, логирование).</w:t>
             </w:r>
           </w:p>
           <w:p>
             <w:pPr>
-              <w:pStyle w:val="Style21"/>
+              <w:pStyle w:val="user5"/>
               <w:jc w:val="left"/>
-              <w:rPr>
-                <w:lang w:val="ru-RU"/>
-              </w:rPr>
-            </w:pPr>
-            <w:r>
-              <w:rPr>
-                <w:lang w:val="ru-RU"/>
-              </w:rPr>
+              <w:rPr/>
+            </w:pPr>
+            <w:r>
+              <w:rPr/>
               <w:t>3.2. Интеграция модулей между собой и с ИС УДС (API, БД).</w:t>
             </w:r>
           </w:p>
           <w:p>
             <w:pPr>
-              <w:pStyle w:val="Style21"/>
+              <w:pStyle w:val="user5"/>
               <w:jc w:val="left"/>
-              <w:rPr>
-                <w:lang w:val="ru-RU"/>
-              </w:rPr>
-            </w:pPr>
-            <w:r>
-              <w:rPr>
-                <w:lang w:val="ru-RU"/>
-              </w:rPr>
+              <w:rPr/>
+            </w:pPr>
+            <w:r>
+              <w:rPr/>
               <w:t>3.3. Разработка интерфейсов администратора и пользовательской части управления подписками.</w:t>
             </w:r>
           </w:p>
@@ -8975,16 +7383,12 @@
           </w:tcPr>
           <w:p>
             <w:pPr>
-              <w:pStyle w:val="Style21"/>
+              <w:pStyle w:val="user5"/>
               <w:jc w:val="center"/>
-              <w:rPr>
-                <w:lang w:val="ru-RU"/>
-              </w:rPr>
-            </w:pPr>
-            <w:r>
-              <w:rPr>
-                <w:lang w:val="ru-RU"/>
-              </w:rPr>
+              <w:rPr/>
+            </w:pPr>
+            <w:r>
+              <w:rPr/>
               <w:t>21.03.2026 – 10.04.2026</w:t>
             </w:r>
           </w:p>
@@ -9001,16 +7405,12 @@
           </w:tcPr>
           <w:p>
             <w:pPr>
-              <w:pStyle w:val="Style21"/>
+              <w:pStyle w:val="user5"/>
               <w:jc w:val="left"/>
-              <w:rPr>
-                <w:lang w:val="ru-RU"/>
-              </w:rPr>
-            </w:pPr>
-            <w:r>
-              <w:rPr>
-                <w:lang w:val="ru-RU"/>
-              </w:rPr>
+              <w:rPr/>
+            </w:pPr>
+            <w:r>
+              <w:rPr/>
               <w:t>Работоспособные модули, исходный код.</w:t>
             </w:r>
           </w:p>
@@ -9031,16 +7431,12 @@
           </w:tcPr>
           <w:p>
             <w:pPr>
-              <w:pStyle w:val="Style21"/>
+              <w:pStyle w:val="user5"/>
               <w:jc w:val="left"/>
-              <w:rPr>
-                <w:lang w:val="ru-RU"/>
-              </w:rPr>
-            </w:pPr>
-            <w:r>
-              <w:rPr>
-                <w:lang w:val="ru-RU"/>
-              </w:rPr>
+              <w:rPr/>
+            </w:pPr>
+            <w:r>
+              <w:rPr/>
               <w:t>4. Тестирование и отладка</w:t>
             </w:r>
           </w:p>
@@ -9056,112 +7452,80 @@
           </w:tcPr>
           <w:p>
             <w:pPr>
-              <w:pStyle w:val="Style21"/>
+              <w:pStyle w:val="user5"/>
               <w:jc w:val="left"/>
-              <w:rPr>
-                <w:lang w:val="ru-RU"/>
-              </w:rPr>
-            </w:pPr>
-            <w:r>
-              <w:rPr>
-                <w:lang w:val="ru-RU"/>
-              </w:rPr>
+              <w:rPr/>
+            </w:pPr>
+            <w:r>
+              <w:rPr/>
               <w:t>4.1. Модульное тестирование каждого компонента.</w:t>
             </w:r>
           </w:p>
           <w:p>
             <w:pPr>
-              <w:pStyle w:val="Style21"/>
+              <w:pStyle w:val="user5"/>
               <w:jc w:val="left"/>
-              <w:rPr>
-                <w:lang w:val="ru-RU"/>
-              </w:rPr>
-            </w:pPr>
-            <w:r>
-              <w:rPr>
-                <w:lang w:val="ru-RU"/>
-              </w:rPr>
+              <w:rPr/>
+            </w:pPr>
+            <w:r>
+              <w:rPr/>
               <w:t>4.2. Интеграционное тестирование взаимодействия модулей и внешних сервисов.</w:t>
             </w:r>
           </w:p>
           <w:p>
             <w:pPr>
-              <w:pStyle w:val="Style21"/>
+              <w:pStyle w:val="user5"/>
               <w:jc w:val="left"/>
-              <w:rPr>
-                <w:lang w:val="ru-RU"/>
-              </w:rPr>
-            </w:pPr>
-            <w:r>
-              <w:rPr>
-                <w:lang w:val="ru-RU"/>
-              </w:rPr>
+              <w:rPr/>
+            </w:pPr>
+            <w:r>
+              <w:rPr/>
               <w:t xml:space="preserve">4.3. Функциональное тестирование, согласно требованиям, раздела </w:t>
             </w:r>
             <w:r>
-              <w:rPr>
-                <w:lang w:val="ru-RU"/>
-              </w:rPr>
+              <w:rPr/>
               <w:fldChar w:fldCharType="begin"/>
             </w:r>
             <w:r>
-              <w:rPr>
-                <w:lang w:val="ru-RU"/>
-              </w:rPr>
+              <w:rPr/>
               <w:instrText xml:space="preserve"> REF __RefHeading___Toc189_884528406 \r \r \h </w:instrText>
             </w:r>
             <w:r>
-              <w:rPr>
-                <w:lang w:val="ru-RU"/>
-              </w:rPr>
+              <w:rPr/>
               <w:fldChar w:fldCharType="separate"/>
             </w:r>
             <w:r>
-              <w:rPr>
-                <w:lang w:val="ru-RU"/>
-              </w:rPr>
+              <w:rPr/>
               <w:t>4</w:t>
             </w:r>
             <w:r>
-              <w:rPr>
-                <w:lang w:val="ru-RU"/>
-              </w:rPr>
+              <w:rPr/>
               <w:fldChar w:fldCharType="end"/>
             </w:r>
             <w:r>
-              <w:rPr>
-                <w:lang w:val="ru-RU"/>
-              </w:rPr>
+              <w:rPr/>
               <w:t>.</w:t>
             </w:r>
           </w:p>
           <w:p>
             <w:pPr>
-              <w:pStyle w:val="Style21"/>
+              <w:pStyle w:val="user5"/>
               <w:jc w:val="left"/>
-              <w:rPr>
-                <w:lang w:val="ru-RU"/>
-              </w:rPr>
-            </w:pPr>
-            <w:r>
-              <w:rPr>
-                <w:lang w:val="ru-RU"/>
-              </w:rPr>
+              <w:rPr/>
+            </w:pPr>
+            <w:r>
+              <w:rPr/>
               <w:t>4.4. Нагрузочное тестирование (имитация отправки большого количества уведомлений).</w:t>
             </w:r>
           </w:p>
           <w:p>
             <w:pPr>
-              <w:pStyle w:val="Style21"/>
+              <w:pStyle w:val="user5"/>
               <w:jc w:val="left"/>
-              <w:rPr>
-                <w:lang w:val="ru-RU"/>
-              </w:rPr>
-            </w:pPr>
-            <w:r>
-              <w:rPr>
-                <w:lang w:val="ru-RU"/>
-              </w:rPr>
+              <w:rPr/>
+            </w:pPr>
+            <w:r>
+              <w:rPr/>
               <w:t>4.5. Исправление выявленных ошибок.</w:t>
             </w:r>
           </w:p>
@@ -9177,16 +7541,12 @@
           </w:tcPr>
           <w:p>
             <w:pPr>
-              <w:pStyle w:val="Style21"/>
+              <w:pStyle w:val="user5"/>
               <w:jc w:val="center"/>
-              <w:rPr>
-                <w:lang w:val="ru-RU"/>
-              </w:rPr>
-            </w:pPr>
-            <w:r>
-              <w:rPr>
-                <w:lang w:val="ru-RU"/>
-              </w:rPr>
+              <w:rPr/>
+            </w:pPr>
+            <w:r>
+              <w:rPr/>
               <w:t>11.04.2026 – 20.04.2026</w:t>
             </w:r>
           </w:p>
@@ -9203,16 +7563,12 @@
           </w:tcPr>
           <w:p>
             <w:pPr>
-              <w:pStyle w:val="Style21"/>
+              <w:pStyle w:val="user5"/>
               <w:jc w:val="left"/>
-              <w:rPr>
-                <w:lang w:val="ru-RU"/>
-              </w:rPr>
-            </w:pPr>
-            <w:r>
-              <w:rPr>
-                <w:lang w:val="ru-RU"/>
-              </w:rPr>
+              <w:rPr/>
+            </w:pPr>
+            <w:r>
+              <w:rPr/>
               <w:t>Протокол тестирования, исправленная версия ПО.</w:t>
             </w:r>
           </w:p>
@@ -9221,45 +7577,31 @@
     </w:tbl>
     <w:p>
       <w:pPr>
-        <w:pStyle w:val="user6"/>
-        <w:rPr>
-          <w:lang w:val="ru-RU"/>
-        </w:rPr>
-      </w:pPr>
-      <w:r>
-        <w:rPr>
-          <w:lang w:val="ru-RU"/>
-        </w:rPr>
+        <w:pStyle w:val="Style20"/>
+        <w:rPr/>
+      </w:pPr>
+      <w:r>
+        <w:rPr/>
         <w:t xml:space="preserve">Продолжение таблицы </w:t>
       </w:r>
       <w:r>
-        <w:rPr>
-          <w:lang w:val="ru-RU"/>
-        </w:rPr>
+        <w:rPr/>
         <w:fldChar w:fldCharType="begin"/>
       </w:r>
       <w:r>
-        <w:rPr>
-          <w:lang w:val="ru-RU"/>
-        </w:rPr>
+        <w:rPr/>
         <w:instrText xml:space="preserve"> REF Ref_Таблица1_number_only \h </w:instrText>
       </w:r>
       <w:r>
-        <w:rPr>
-          <w:lang w:val="ru-RU"/>
-        </w:rPr>
+        <w:rPr/>
         <w:fldChar w:fldCharType="separate"/>
       </w:r>
       <w:r>
-        <w:rPr>
-          <w:lang w:val="ru-RU"/>
-        </w:rPr>
+        <w:rPr/>
         <w:t>2</w:t>
       </w:r>
       <w:r>
-        <w:rPr>
-          <w:lang w:val="ru-RU"/>
-        </w:rPr>
+        <w:rPr/>
         <w:fldChar w:fldCharType="end"/>
       </w:r>
     </w:p>
@@ -9299,7 +7641,7 @@
           </w:tcPr>
           <w:p>
             <w:pPr>
-              <w:pStyle w:val="Style21"/>
+              <w:pStyle w:val="user5"/>
               <w:jc w:val="center"/>
               <w:rPr>
                 <w:b/>
@@ -9310,7 +7652,6 @@
               <w:rPr>
                 <w:b/>
                 <w:bCs/>
-                <w:lang w:val="ru-RU"/>
               </w:rPr>
               <w:t>Этап</w:t>
             </w:r>
@@ -9328,7 +7669,7 @@
           </w:tcPr>
           <w:p>
             <w:pPr>
-              <w:pStyle w:val="Style21"/>
+              <w:pStyle w:val="user5"/>
               <w:jc w:val="center"/>
               <w:rPr>
                 <w:b/>
@@ -9339,7 +7680,6 @@
               <w:rPr>
                 <w:b/>
                 <w:bCs/>
-                <w:lang w:val="ru-RU"/>
               </w:rPr>
               <w:t>Содержание работ</w:t>
             </w:r>
@@ -9357,7 +7697,7 @@
           </w:tcPr>
           <w:p>
             <w:pPr>
-              <w:pStyle w:val="Style21"/>
+              <w:pStyle w:val="user5"/>
               <w:jc w:val="center"/>
               <w:rPr>
                 <w:b/>
@@ -9368,7 +7708,6 @@
               <w:rPr>
                 <w:b/>
                 <w:bCs/>
-                <w:lang w:val="ru-RU"/>
               </w:rPr>
               <w:t>Сроки выполнения</w:t>
             </w:r>
@@ -9387,7 +7726,7 @@
           </w:tcPr>
           <w:p>
             <w:pPr>
-              <w:pStyle w:val="Style21"/>
+              <w:pStyle w:val="user5"/>
               <w:jc w:val="center"/>
               <w:rPr>
                 <w:b/>
@@ -9398,7 +7737,6 @@
               <w:rPr>
                 <w:b/>
                 <w:bCs/>
-                <w:lang w:val="ru-RU"/>
               </w:rPr>
               <w:t>Ожидаемый результат</w:t>
             </w:r>
@@ -9420,16 +7758,12 @@
           </w:tcPr>
           <w:p>
             <w:pPr>
-              <w:pStyle w:val="Style21"/>
+              <w:pStyle w:val="user5"/>
               <w:jc w:val="left"/>
-              <w:rPr>
-                <w:lang w:val="ru-RU"/>
-              </w:rPr>
-            </w:pPr>
-            <w:r>
-              <w:rPr>
-                <w:lang w:val="ru-RU"/>
-              </w:rPr>
+              <w:rPr/>
+            </w:pPr>
+            <w:r>
+              <w:rPr/>
               <w:t>5. Подготовка документации</w:t>
             </w:r>
           </w:p>
@@ -9445,46 +7779,34 @@
           </w:tcPr>
           <w:p>
             <w:pPr>
-              <w:pStyle w:val="Style21"/>
+              <w:pStyle w:val="user5"/>
               <w:jc w:val="left"/>
-              <w:rPr>
-                <w:lang w:val="ru-RU"/>
-              </w:rPr>
-            </w:pPr>
-            <w:r>
-              <w:rPr>
-                <w:lang w:val="ru-RU"/>
-              </w:rPr>
+              <w:rPr/>
+            </w:pPr>
+            <w:r>
+              <w:rPr/>
               <w:t>5.1. Разработка руководства администратора по настройке и эксплуатации.</w:t>
             </w:r>
           </w:p>
           <w:p>
             <w:pPr>
-              <w:pStyle w:val="Style21"/>
+              <w:pStyle w:val="user5"/>
               <w:jc w:val="left"/>
-              <w:rPr>
-                <w:lang w:val="ru-RU"/>
-              </w:rPr>
-            </w:pPr>
-            <w:r>
-              <w:rPr>
-                <w:lang w:val="ru-RU"/>
-              </w:rPr>
+              <w:rPr/>
+            </w:pPr>
+            <w:r>
+              <w:rPr/>
               <w:t>5.2. Разработка инструкции для студентов по управлению подписками.</w:t>
             </w:r>
           </w:p>
           <w:p>
             <w:pPr>
-              <w:pStyle w:val="Style21"/>
+              <w:pStyle w:val="user5"/>
               <w:jc w:val="left"/>
-              <w:rPr>
-                <w:lang w:val="ru-RU"/>
-              </w:rPr>
-            </w:pPr>
-            <w:r>
-              <w:rPr>
-                <w:lang w:val="ru-RU"/>
-              </w:rPr>
+              <w:rPr/>
+            </w:pPr>
+            <w:r>
+              <w:rPr/>
               <w:t>5.3. Оформление отчётной документации (пояснительная записка, приложения).</w:t>
             </w:r>
           </w:p>
@@ -9500,16 +7822,12 @@
           </w:tcPr>
           <w:p>
             <w:pPr>
-              <w:pStyle w:val="Style21"/>
+              <w:pStyle w:val="user5"/>
               <w:jc w:val="center"/>
-              <w:rPr>
-                <w:lang w:val="ru-RU"/>
-              </w:rPr>
-            </w:pPr>
-            <w:r>
-              <w:rPr>
-                <w:lang w:val="ru-RU"/>
-              </w:rPr>
+              <w:rPr/>
+            </w:pPr>
+            <w:r>
+              <w:rPr/>
               <w:t>21.04.2026 – 25.04.2026</w:t>
             </w:r>
           </w:p>
@@ -9526,16 +7844,12 @@
           </w:tcPr>
           <w:p>
             <w:pPr>
-              <w:pStyle w:val="Style21"/>
+              <w:pStyle w:val="user5"/>
               <w:jc w:val="left"/>
-              <w:rPr>
-                <w:lang w:val="ru-RU"/>
-              </w:rPr>
-            </w:pPr>
-            <w:r>
-              <w:rPr>
-                <w:lang w:val="ru-RU"/>
-              </w:rPr>
+              <w:rPr/>
+            </w:pPr>
+            <w:r>
+              <w:rPr/>
               <w:t>Комплект документации (электронный и бумажный экземпляры).</w:t>
             </w:r>
           </w:p>
@@ -9556,16 +7870,12 @@
           </w:tcPr>
           <w:p>
             <w:pPr>
-              <w:pStyle w:val="Style21"/>
+              <w:pStyle w:val="user5"/>
               <w:jc w:val="left"/>
-              <w:rPr>
-                <w:lang w:val="ru-RU"/>
-              </w:rPr>
-            </w:pPr>
-            <w:r>
-              <w:rPr>
-                <w:lang w:val="ru-RU"/>
-              </w:rPr>
+              <w:rPr/>
+            </w:pPr>
+            <w:r>
+              <w:rPr/>
               <w:t>6. Опытная эксплуатация и сдача работы</w:t>
             </w:r>
           </w:p>
@@ -9581,61 +7891,45 @@
           </w:tcPr>
           <w:p>
             <w:pPr>
-              <w:pStyle w:val="Style21"/>
+              <w:pStyle w:val="user5"/>
               <w:jc w:val="left"/>
-              <w:rPr>
-                <w:lang w:val="ru-RU"/>
-              </w:rPr>
-            </w:pPr>
-            <w:r>
-              <w:rPr>
-                <w:lang w:val="ru-RU"/>
-              </w:rPr>
+              <w:rPr/>
+            </w:pPr>
+            <w:r>
+              <w:rPr/>
               <w:t>6.1. Развёртывание Подсистемы на тестовом сервере.</w:t>
             </w:r>
           </w:p>
           <w:p>
             <w:pPr>
-              <w:pStyle w:val="Style21"/>
+              <w:pStyle w:val="user5"/>
               <w:jc w:val="left"/>
-              <w:rPr>
-                <w:lang w:val="ru-RU"/>
-              </w:rPr>
-            </w:pPr>
-            <w:r>
-              <w:rPr>
-                <w:lang w:val="ru-RU"/>
-              </w:rPr>
+              <w:rPr/>
+            </w:pPr>
+            <w:r>
+              <w:rPr/>
               <w:t>6.2. Проведение опытной эксплуатации с участием ограниченного числа пользователей (например, учебной группы).</w:t>
             </w:r>
           </w:p>
           <w:p>
             <w:pPr>
-              <w:pStyle w:val="Style21"/>
+              <w:pStyle w:val="user5"/>
               <w:jc w:val="left"/>
-              <w:rPr>
-                <w:lang w:val="ru-RU"/>
-              </w:rPr>
-            </w:pPr>
-            <w:r>
-              <w:rPr>
-                <w:lang w:val="ru-RU"/>
-              </w:rPr>
+              <w:rPr/>
+            </w:pPr>
+            <w:r>
+              <w:rPr/>
               <w:t>6.3. Сбор замечаний и их устранение.</w:t>
             </w:r>
           </w:p>
           <w:p>
             <w:pPr>
-              <w:pStyle w:val="Style21"/>
+              <w:pStyle w:val="user5"/>
               <w:jc w:val="left"/>
-              <w:rPr>
-                <w:lang w:val="ru-RU"/>
-              </w:rPr>
-            </w:pPr>
-            <w:r>
-              <w:rPr>
-                <w:lang w:val="ru-RU"/>
-              </w:rPr>
+              <w:rPr/>
+            </w:pPr>
+            <w:r>
+              <w:rPr/>
               <w:t>6.4. Демонстрация Подсистемы Заказчику (преподавателю), подписание акта приёмки.</w:t>
             </w:r>
           </w:p>
@@ -9651,16 +7945,12 @@
           </w:tcPr>
           <w:p>
             <w:pPr>
-              <w:pStyle w:val="Style21"/>
+              <w:pStyle w:val="user5"/>
               <w:jc w:val="center"/>
-              <w:rPr>
-                <w:lang w:val="ru-RU"/>
-              </w:rPr>
-            </w:pPr>
-            <w:r>
-              <w:rPr>
-                <w:lang w:val="ru-RU"/>
-              </w:rPr>
+              <w:rPr/>
+            </w:pPr>
+            <w:r>
+              <w:rPr/>
               <w:t>26.04.2026 – 30.04.2026</w:t>
             </w:r>
           </w:p>
@@ -9677,16 +7967,12 @@
           </w:tcPr>
           <w:p>
             <w:pPr>
-              <w:pStyle w:val="Style21"/>
+              <w:pStyle w:val="user5"/>
               <w:jc w:val="left"/>
-              <w:rPr>
-                <w:lang w:val="ru-RU"/>
-              </w:rPr>
-            </w:pPr>
-            <w:r>
-              <w:rPr>
-                <w:lang w:val="ru-RU"/>
-              </w:rPr>
+              <w:rPr/>
+            </w:pPr>
+            <w:r>
+              <w:rPr/>
               <w:t>Акт приёмки выполненных работ, отчёт об опытной эксплуатации.</w:t>
             </w:r>
           </w:p>
@@ -9696,14 +7982,10 @@
     <w:p>
       <w:pPr>
         <w:pStyle w:val="BodyText"/>
-        <w:rPr>
-          <w:lang w:val="ru-RU"/>
-        </w:rPr>
-      </w:pPr>
-      <w:r>
-        <w:rPr>
-          <w:lang w:val="ru-RU"/>
-        </w:rPr>
+        <w:rPr/>
+      </w:pPr>
+      <w:r>
+        <w:rPr/>
       </w:r>
       <w:r>
         <w:br w:type="page"/>
@@ -9713,16 +7995,12 @@
       <w:pPr>
         <w:pStyle w:val="Heading1"/>
         <w:spacing w:before="0" w:after="119"/>
-        <w:rPr>
-          <w:lang w:val="ru-RU"/>
-        </w:rPr>
+        <w:rPr/>
       </w:pPr>
       <w:bookmarkStart w:id="53" w:name="__RefHeading___Toc193_884528406"/>
       <w:bookmarkEnd w:id="53"/>
       <w:r>
-        <w:rPr>
-          <w:lang w:val="ru-RU"/>
-        </w:rPr>
+        <w:rPr/>
         <w:t>Порядок разработки Подсистемы</w:t>
       </w:r>
     </w:p>
@@ -9745,50 +8023,34 @@
     <w:p>
       <w:pPr>
         <w:pStyle w:val="BodyText"/>
-        <w:rPr>
-          <w:lang w:val="ru-RU"/>
-        </w:rPr>
-      </w:pPr>
-      <w:r>
-        <w:rPr>
-          <w:lang w:val="ru-RU"/>
-        </w:rPr>
+        <w:rPr/>
+      </w:pPr>
+      <w:r>
+        <w:rPr/>
         <w:t xml:space="preserve">Разработка Подсистемы осуществляется в соответствии с календарным планом, приведённым в разделе </w:t>
       </w:r>
       <w:r>
-        <w:rPr>
-          <w:lang w:val="ru-RU"/>
-        </w:rPr>
+        <w:rPr/>
         <w:fldChar w:fldCharType="begin"/>
       </w:r>
       <w:r>
-        <w:rPr>
-          <w:lang w:val="ru-RU"/>
-        </w:rPr>
+        <w:rPr/>
         <w:instrText xml:space="preserve"> REF __RefHeading___Toc191_884528406 \r \r \h </w:instrText>
       </w:r>
       <w:r>
-        <w:rPr>
-          <w:lang w:val="ru-RU"/>
-        </w:rPr>
+        <w:rPr/>
         <w:fldChar w:fldCharType="separate"/>
       </w:r>
       <w:r>
-        <w:rPr>
-          <w:lang w:val="ru-RU"/>
-        </w:rPr>
+        <w:rPr/>
         <w:t>5</w:t>
       </w:r>
       <w:r>
-        <w:rPr>
-          <w:lang w:val="ru-RU"/>
-        </w:rPr>
+        <w:rPr/>
         <w:fldChar w:fldCharType="end"/>
       </w:r>
       <w:r>
-        <w:rPr>
-          <w:lang w:val="ru-RU"/>
-        </w:rPr>
+        <w:rPr/>
         <w:t xml:space="preserve"> настоящего ТЗ. Организация работ включает:</w:t>
       </w:r>
     </w:p>
@@ -9799,14 +8061,10 @@
           <w:ilvl w:val="0"/>
           <w:numId w:val="2"/>
         </w:numPr>
-        <w:rPr>
-          <w:lang w:val="ru-RU"/>
-        </w:rPr>
-      </w:pPr>
-      <w:r>
-        <w:rPr>
-          <w:lang w:val="ru-RU"/>
-        </w:rPr>
+        <w:rPr/>
+      </w:pPr>
+      <w:r>
+        <w:rPr/>
         <w:t>взаимодействие Разработчика с Заказчиком на всех этапах создания Подсистемы;</w:t>
       </w:r>
     </w:p>
@@ -9817,14 +8075,10 @@
           <w:ilvl w:val="0"/>
           <w:numId w:val="2"/>
         </w:numPr>
-        <w:rPr>
-          <w:lang w:val="ru-RU"/>
-        </w:rPr>
-      </w:pPr>
-      <w:r>
-        <w:rPr>
-          <w:lang w:val="ru-RU"/>
-        </w:rPr>
+        <w:rPr/>
+      </w:pPr>
+      <w:r>
+        <w:rPr/>
         <w:t>регулярное представление промежуточных результатов Заказчику для согласования;</w:t>
       </w:r>
     </w:p>
@@ -9835,14 +8089,10 @@
           <w:ilvl w:val="0"/>
           <w:numId w:val="2"/>
         </w:numPr>
-        <w:rPr>
-          <w:lang w:val="ru-RU"/>
-        </w:rPr>
-      </w:pPr>
-      <w:r>
-        <w:rPr>
-          <w:lang w:val="ru-RU"/>
-        </w:rPr>
+        <w:rPr/>
+      </w:pPr>
+      <w:r>
+        <w:rPr/>
         <w:t>ведение версионности разрабатываемого программного обеспечения с использованием системы контроля версий Git;</w:t>
       </w:r>
     </w:p>
@@ -9853,14 +8103,10 @@
           <w:ilvl w:val="0"/>
           <w:numId w:val="2"/>
         </w:numPr>
-        <w:rPr>
-          <w:lang w:val="ru-RU"/>
-        </w:rPr>
-      </w:pPr>
-      <w:r>
-        <w:rPr>
-          <w:lang w:val="ru-RU"/>
-        </w:rPr>
+        <w:rPr/>
+      </w:pPr>
+      <w:r>
+        <w:rPr/>
         <w:t>документирование всех этапов разработки.</w:t>
       </w:r>
     </w:p>
@@ -9883,14 +8129,10 @@
     <w:p>
       <w:pPr>
         <w:pStyle w:val="BodyText"/>
-        <w:rPr>
-          <w:lang w:val="ru-RU"/>
-        </w:rPr>
-      </w:pPr>
-      <w:r>
-        <w:rPr>
-          <w:lang w:val="ru-RU"/>
-        </w:rPr>
+        <w:rPr/>
+      </w:pPr>
+      <w:r>
+        <w:rPr/>
         <w:t>Для разработки Подсистемы используются следующие документы и исходные данные:</w:t>
       </w:r>
     </w:p>
@@ -9901,14 +8143,10 @@
           <w:ilvl w:val="0"/>
           <w:numId w:val="2"/>
         </w:numPr>
-        <w:rPr>
-          <w:lang w:val="ru-RU"/>
-        </w:rPr>
-      </w:pPr>
-      <w:r>
-        <w:rPr>
-          <w:lang w:val="ru-RU"/>
-        </w:rPr>
+        <w:rPr/>
+      </w:pPr>
+      <w:r>
+        <w:rPr/>
         <w:t>техническое задание на создание Подсистемы (настоящий документ);</w:t>
       </w:r>
     </w:p>
@@ -9919,14 +8157,10 @@
           <w:ilvl w:val="0"/>
           <w:numId w:val="2"/>
         </w:numPr>
-        <w:rPr>
-          <w:lang w:val="ru-RU"/>
-        </w:rPr>
-      </w:pPr>
-      <w:r>
-        <w:rPr>
-          <w:lang w:val="ru-RU"/>
-        </w:rPr>
+        <w:rPr/>
+      </w:pPr>
+      <w:r>
+        <w:rPr/>
         <w:t>документация на существующую информационную систему «Умный дневник студента» (описание архитектуры, базы данных, API);</w:t>
       </w:r>
     </w:p>
@@ -9937,14 +8171,10 @@
           <w:ilvl w:val="0"/>
           <w:numId w:val="2"/>
         </w:numPr>
-        <w:rPr>
-          <w:lang w:val="ru-RU"/>
-        </w:rPr>
-      </w:pPr>
-      <w:r>
-        <w:rPr>
-          <w:lang w:val="ru-RU"/>
-        </w:rPr>
+        <w:rPr/>
+      </w:pPr>
+      <w:r>
+        <w:rPr/>
         <w:t>данные о расписании учебных занятий, предоставляемые Заказчиком (в электронном виде);</w:t>
       </w:r>
     </w:p>
@@ -9955,14 +8185,10 @@
           <w:ilvl w:val="0"/>
           <w:numId w:val="2"/>
         </w:numPr>
-        <w:rPr>
-          <w:lang w:val="ru-RU"/>
-        </w:rPr>
-      </w:pPr>
-      <w:r>
-        <w:rPr>
-          <w:lang w:val="ru-RU"/>
-        </w:rPr>
+        <w:rPr/>
+      </w:pPr>
+      <w:r>
+        <w:rPr/>
         <w:t>информация о группах, студентах и преподавателях из базы данных ИС УДС (доступ через API).</w:t>
       </w:r>
     </w:p>
@@ -9984,51 +8210,35 @@
     </w:p>
     <w:p>
       <w:pPr>
-        <w:pStyle w:val="Style20"/>
-        <w:rPr>
-          <w:lang w:val="ru-RU"/>
-        </w:rPr>
-      </w:pPr>
-      <w:r>
-        <w:rPr>
-          <w:lang w:val="ru-RU"/>
-        </w:rPr>
+        <w:pStyle w:val="user4"/>
+        <w:rPr/>
+      </w:pPr>
+      <w:r>
+        <w:rPr/>
         <w:t xml:space="preserve">Таблица </w:t>
       </w:r>
       <w:r>
-        <w:rPr>
-          <w:lang w:val="ru-RU"/>
-        </w:rPr>
+        <w:rPr/>
         <w:fldChar w:fldCharType="begin"/>
       </w:r>
       <w:r>
-        <w:rPr>
-          <w:lang w:val="ru-RU"/>
-        </w:rPr>
+        <w:rPr/>
         <w:instrText xml:space="preserve"> SEQ Таблица \* ARABIC </w:instrText>
       </w:r>
       <w:r>
-        <w:rPr>
-          <w:lang w:val="ru-RU"/>
-        </w:rPr>
+        <w:rPr/>
         <w:fldChar w:fldCharType="separate"/>
       </w:r>
       <w:r>
-        <w:rPr>
-          <w:lang w:val="ru-RU"/>
-        </w:rPr>
+        <w:rPr/>
         <w:t>3</w:t>
       </w:r>
       <w:r>
-        <w:rPr>
-          <w:lang w:val="ru-RU"/>
-        </w:rPr>
+        <w:rPr/>
         <w:fldChar w:fldCharType="end"/>
       </w:r>
       <w:r>
-        <w:rPr>
-          <w:lang w:val="ru-RU"/>
-        </w:rPr>
+        <w:rPr/>
         <w:t xml:space="preserve"> – Перечень документов</w:t>
       </w:r>
     </w:p>
@@ -10067,7 +8277,7 @@
           </w:tcPr>
           <w:p>
             <w:pPr>
-              <w:pStyle w:val="user4"/>
+              <w:pStyle w:val="Style18"/>
               <w:keepNext w:val="true"/>
               <w:jc w:val="center"/>
               <w:rPr>
@@ -10079,7 +8289,6 @@
               <w:rPr>
                 <w:b/>
                 <w:bCs/>
-                <w:lang w:val="ru-RU"/>
               </w:rPr>
               <w:t>Этап</w:t>
             </w:r>
@@ -10098,7 +8307,7 @@
           </w:tcPr>
           <w:p>
             <w:pPr>
-              <w:pStyle w:val="user4"/>
+              <w:pStyle w:val="Style18"/>
               <w:jc w:val="center"/>
               <w:rPr>
                 <w:b/>
@@ -10109,7 +8318,6 @@
               <w:rPr>
                 <w:b/>
                 <w:bCs/>
-                <w:lang w:val="ru-RU"/>
               </w:rPr>
               <w:t>Предъявляемые документы</w:t>
             </w:r>
@@ -10131,17 +8339,13 @@
           </w:tcPr>
           <w:p>
             <w:pPr>
-              <w:pStyle w:val="user4"/>
+              <w:pStyle w:val="Style18"/>
               <w:keepNext w:val="true"/>
               <w:jc w:val="left"/>
-              <w:rPr>
-                <w:lang w:val="ru-RU"/>
-              </w:rPr>
-            </w:pPr>
-            <w:r>
-              <w:rPr>
-                <w:lang w:val="ru-RU"/>
-              </w:rPr>
+              <w:rPr/>
+            </w:pPr>
+            <w:r>
+              <w:rPr/>
               <w:t>1. Формирование требований и разработка ТЗ</w:t>
             </w:r>
           </w:p>
@@ -10158,19 +8362,15 @@
           </w:tcPr>
           <w:p>
             <w:pPr>
-              <w:pStyle w:val="user4"/>
+              <w:pStyle w:val="Style18"/>
               <w:numPr>
                 <w:ilvl w:val="0"/>
                 <w:numId w:val="3"/>
               </w:numPr>
-              <w:rPr>
-                <w:lang w:val="ru-RU"/>
-              </w:rPr>
-            </w:pPr>
-            <w:r>
-              <w:rPr>
-                <w:lang w:val="ru-RU"/>
-              </w:rPr>
+              <w:rPr/>
+            </w:pPr>
+            <w:r>
+              <w:rPr/>
               <w:t>Утверждённое техническое задание.</w:t>
             </w:r>
           </w:p>
@@ -10191,17 +8391,13 @@
           </w:tcPr>
           <w:p>
             <w:pPr>
-              <w:pStyle w:val="user4"/>
+              <w:pStyle w:val="Style18"/>
               <w:keepNext w:val="true"/>
               <w:jc w:val="left"/>
-              <w:rPr>
-                <w:lang w:val="ru-RU"/>
-              </w:rPr>
-            </w:pPr>
-            <w:r>
-              <w:rPr>
-                <w:lang w:val="ru-RU"/>
-              </w:rPr>
+              <w:rPr/>
+            </w:pPr>
+            <w:r>
+              <w:rPr/>
               <w:t>2. Проектирование Подсистемы</w:t>
             </w:r>
           </w:p>
@@ -10218,55 +8414,43 @@
           </w:tcPr>
           <w:p>
             <w:pPr>
-              <w:pStyle w:val="user4"/>
+              <w:pStyle w:val="Style18"/>
               <w:numPr>
                 <w:ilvl w:val="0"/>
                 <w:numId w:val="3"/>
               </w:numPr>
-              <w:rPr>
-                <w:lang w:val="ru-RU"/>
-              </w:rPr>
-            </w:pPr>
-            <w:r>
-              <w:rPr>
-                <w:lang w:val="ru-RU"/>
-              </w:rPr>
+              <w:rPr/>
+            </w:pPr>
+            <w:r>
+              <w:rPr/>
               <w:t>Архитектурная спецификация;</w:t>
             </w:r>
           </w:p>
           <w:p>
             <w:pPr>
-              <w:pStyle w:val="user4"/>
+              <w:pStyle w:val="Style18"/>
               <w:numPr>
                 <w:ilvl w:val="0"/>
                 <w:numId w:val="3"/>
               </w:numPr>
-              <w:rPr>
-                <w:lang w:val="ru-RU"/>
-              </w:rPr>
-            </w:pPr>
-            <w:r>
-              <w:rPr>
-                <w:lang w:val="ru-RU"/>
-              </w:rPr>
+              <w:rPr/>
+            </w:pPr>
+            <w:r>
+              <w:rPr/>
               <w:t>Схема базы данных;</w:t>
             </w:r>
           </w:p>
           <w:p>
             <w:pPr>
-              <w:pStyle w:val="user4"/>
+              <w:pStyle w:val="Style18"/>
               <w:numPr>
                 <w:ilvl w:val="0"/>
                 <w:numId w:val="3"/>
               </w:numPr>
-              <w:rPr>
-                <w:lang w:val="ru-RU"/>
-              </w:rPr>
-            </w:pPr>
-            <w:r>
-              <w:rPr>
-                <w:lang w:val="ru-RU"/>
-              </w:rPr>
+              <w:rPr/>
+            </w:pPr>
+            <w:r>
+              <w:rPr/>
               <w:t>Макеты интерфейсов (электронный вид).</w:t>
             </w:r>
           </w:p>
@@ -10287,17 +8471,13 @@
           </w:tcPr>
           <w:p>
             <w:pPr>
-              <w:pStyle w:val="user4"/>
+              <w:pStyle w:val="Style18"/>
               <w:keepNext w:val="true"/>
               <w:jc w:val="left"/>
-              <w:rPr>
-                <w:lang w:val="ru-RU"/>
-              </w:rPr>
-            </w:pPr>
-            <w:r>
-              <w:rPr>
-                <w:lang w:val="ru-RU"/>
-              </w:rPr>
+              <w:rPr/>
+            </w:pPr>
+            <w:r>
+              <w:rPr/>
               <w:t>3. Разработка ПО</w:t>
             </w:r>
           </w:p>
@@ -10314,37 +8494,29 @@
           </w:tcPr>
           <w:p>
             <w:pPr>
-              <w:pStyle w:val="user4"/>
+              <w:pStyle w:val="Style18"/>
               <w:numPr>
                 <w:ilvl w:val="0"/>
                 <w:numId w:val="3"/>
               </w:numPr>
-              <w:rPr>
-                <w:lang w:val="ru-RU"/>
-              </w:rPr>
-            </w:pPr>
-            <w:r>
-              <w:rPr>
-                <w:lang w:val="ru-RU"/>
-              </w:rPr>
+              <w:rPr/>
+            </w:pPr>
+            <w:r>
+              <w:rPr/>
               <w:t>Исходный код модулей;</w:t>
             </w:r>
           </w:p>
           <w:p>
             <w:pPr>
-              <w:pStyle w:val="user4"/>
+              <w:pStyle w:val="Style18"/>
               <w:numPr>
                 <w:ilvl w:val="0"/>
                 <w:numId w:val="3"/>
               </w:numPr>
-              <w:rPr>
-                <w:lang w:val="ru-RU"/>
-              </w:rPr>
-            </w:pPr>
-            <w:r>
-              <w:rPr>
-                <w:lang w:val="ru-RU"/>
-              </w:rPr>
+              <w:rPr/>
+            </w:pPr>
+            <w:r>
+              <w:rPr/>
               <w:t>Исполняемые файлы (при необходимости).</w:t>
             </w:r>
           </w:p>
@@ -10365,17 +8537,13 @@
           </w:tcPr>
           <w:p>
             <w:pPr>
-              <w:pStyle w:val="user4"/>
+              <w:pStyle w:val="Style18"/>
               <w:keepNext w:val="true"/>
               <w:jc w:val="left"/>
-              <w:rPr>
-                <w:lang w:val="ru-RU"/>
-              </w:rPr>
-            </w:pPr>
-            <w:r>
-              <w:rPr>
-                <w:lang w:val="ru-RU"/>
-              </w:rPr>
+              <w:rPr/>
+            </w:pPr>
+            <w:r>
+              <w:rPr/>
               <w:t>4. Тестирование и отладка</w:t>
             </w:r>
           </w:p>
@@ -10392,37 +8560,29 @@
           </w:tcPr>
           <w:p>
             <w:pPr>
-              <w:pStyle w:val="user4"/>
+              <w:pStyle w:val="Style18"/>
               <w:numPr>
                 <w:ilvl w:val="0"/>
                 <w:numId w:val="3"/>
               </w:numPr>
-              <w:rPr>
-                <w:lang w:val="ru-RU"/>
-              </w:rPr>
-            </w:pPr>
-            <w:r>
-              <w:rPr>
-                <w:lang w:val="ru-RU"/>
-              </w:rPr>
+              <w:rPr/>
+            </w:pPr>
+            <w:r>
+              <w:rPr/>
               <w:t>Протокол тестирования;</w:t>
             </w:r>
           </w:p>
           <w:p>
             <w:pPr>
-              <w:pStyle w:val="user4"/>
+              <w:pStyle w:val="Style18"/>
               <w:numPr>
                 <w:ilvl w:val="0"/>
                 <w:numId w:val="3"/>
               </w:numPr>
-              <w:rPr>
-                <w:lang w:val="ru-RU"/>
-              </w:rPr>
-            </w:pPr>
-            <w:r>
-              <w:rPr>
-                <w:lang w:val="ru-RU"/>
-              </w:rPr>
+              <w:rPr/>
+            </w:pPr>
+            <w:r>
+              <w:rPr/>
               <w:t>Исправленная версия ПО.</w:t>
             </w:r>
           </w:p>
@@ -10443,17 +8603,13 @@
           </w:tcPr>
           <w:p>
             <w:pPr>
-              <w:pStyle w:val="user4"/>
+              <w:pStyle w:val="Style18"/>
               <w:keepNext w:val="true"/>
               <w:jc w:val="left"/>
-              <w:rPr>
-                <w:lang w:val="ru-RU"/>
-              </w:rPr>
-            </w:pPr>
-            <w:r>
-              <w:rPr>
-                <w:lang w:val="ru-RU"/>
-              </w:rPr>
+              <w:rPr/>
+            </w:pPr>
+            <w:r>
+              <w:rPr/>
               <w:t>5. Подготовка документации</w:t>
             </w:r>
           </w:p>
@@ -10470,19 +8626,15 @@
           </w:tcPr>
           <w:p>
             <w:pPr>
-              <w:pStyle w:val="user4"/>
+              <w:pStyle w:val="Style18"/>
               <w:numPr>
                 <w:ilvl w:val="0"/>
                 <w:numId w:val="3"/>
               </w:numPr>
-              <w:rPr>
-                <w:lang w:val="ru-RU"/>
-              </w:rPr>
-            </w:pPr>
-            <w:r>
-              <w:rPr>
-                <w:lang w:val="ru-RU"/>
-              </w:rPr>
+              <w:rPr/>
+            </w:pPr>
+            <w:r>
+              <w:rPr/>
               <w:t>Комплект эксплуатационной документации (руководство администратора, инструкция пользователя).</w:t>
             </w:r>
           </w:p>
@@ -10503,16 +8655,12 @@
           </w:tcPr>
           <w:p>
             <w:pPr>
-              <w:pStyle w:val="user4"/>
+              <w:pStyle w:val="Style18"/>
               <w:jc w:val="left"/>
-              <w:rPr>
-                <w:lang w:val="ru-RU"/>
-              </w:rPr>
-            </w:pPr>
-            <w:r>
-              <w:rPr>
-                <w:lang w:val="ru-RU"/>
-              </w:rPr>
+              <w:rPr/>
+            </w:pPr>
+            <w:r>
+              <w:rPr/>
               <w:t>6. Опытная эксплуатация и сдача работы</w:t>
             </w:r>
           </w:p>
@@ -10529,37 +8677,29 @@
           </w:tcPr>
           <w:p>
             <w:pPr>
-              <w:pStyle w:val="user4"/>
+              <w:pStyle w:val="Style18"/>
               <w:numPr>
                 <w:ilvl w:val="0"/>
                 <w:numId w:val="3"/>
               </w:numPr>
-              <w:rPr>
-                <w:lang w:val="ru-RU"/>
-              </w:rPr>
-            </w:pPr>
-            <w:r>
-              <w:rPr>
-                <w:lang w:val="ru-RU"/>
-              </w:rPr>
+              <w:rPr/>
+            </w:pPr>
+            <w:r>
+              <w:rPr/>
               <w:t>Отчёт об опытной эксплуатации;</w:t>
             </w:r>
           </w:p>
           <w:p>
             <w:pPr>
-              <w:pStyle w:val="user4"/>
+              <w:pStyle w:val="Style18"/>
               <w:numPr>
                 <w:ilvl w:val="0"/>
                 <w:numId w:val="3"/>
               </w:numPr>
-              <w:rPr>
-                <w:lang w:val="ru-RU"/>
-              </w:rPr>
-            </w:pPr>
-            <w:r>
-              <w:rPr>
-                <w:lang w:val="ru-RU"/>
-              </w:rPr>
+              <w:rPr/>
+            </w:pPr>
+            <w:r>
+              <w:rPr/>
               <w:t>Акт приёмки выполненных работ.</w:t>
             </w:r>
           </w:p>
@@ -10585,14 +8725,10 @@
     <w:p>
       <w:pPr>
         <w:pStyle w:val="BodyText"/>
-        <w:rPr>
-          <w:lang w:val="ru-RU"/>
-        </w:rPr>
-      </w:pPr>
-      <w:r>
-        <w:rPr>
-          <w:lang w:val="ru-RU"/>
-        </w:rPr>
+        <w:rPr/>
+      </w:pPr>
+      <w:r>
+        <w:rPr/>
         <w:t>Экспертиза технической документации проводится Заказчиком на этапе приёмки результатов каждого этапа. Замечания и предложения оформляются письменно или фиксируются в протоколе согласования. Разработчик обязан устранить замечания в согласованные сроки (не более 3 рабочих дней) и представить доработанные материалы.</w:t>
       </w:r>
     </w:p>
@@ -10615,14 +8751,10 @@
     <w:p>
       <w:pPr>
         <w:pStyle w:val="BodyText"/>
-        <w:rPr>
-          <w:lang w:val="ru-RU"/>
-        </w:rPr>
-      </w:pPr>
-      <w:r>
-        <w:rPr>
-          <w:lang w:val="ru-RU"/>
-        </w:rPr>
+        <w:rPr/>
+      </w:pPr>
+      <w:r>
+        <w:rPr/>
         <w:t>Разработка макетов на этапе проектирования не предусмотрена, так как создаётся программный продукт. Допускается создание прототипов интерфейса для согласования с Заказчиком, но они не являются обязательными.</w:t>
       </w:r>
     </w:p>
@@ -10645,50 +8777,34 @@
     <w:p>
       <w:pPr>
         <w:pStyle w:val="BodyText"/>
-        <w:rPr>
-          <w:lang w:val="ru-RU"/>
-        </w:rPr>
-      </w:pPr>
-      <w:r>
-        <w:rPr>
-          <w:lang w:val="ru-RU"/>
-        </w:rPr>
+        <w:rPr/>
+      </w:pPr>
+      <w:r>
+        <w:rPr/>
         <w:t xml:space="preserve">План совместных работ (календарный план) определён в разделе </w:t>
       </w:r>
       <w:r>
-        <w:rPr>
-          <w:lang w:val="ru-RU"/>
-        </w:rPr>
+        <w:rPr/>
         <w:fldChar w:fldCharType="begin"/>
       </w:r>
       <w:r>
-        <w:rPr>
-          <w:lang w:val="ru-RU"/>
-        </w:rPr>
+        <w:rPr/>
         <w:instrText xml:space="preserve"> REF __RefHeading___Toc191_884528406 \r \r \h </w:instrText>
       </w:r>
       <w:r>
-        <w:rPr>
-          <w:lang w:val="ru-RU"/>
-        </w:rPr>
+        <w:rPr/>
         <w:fldChar w:fldCharType="separate"/>
       </w:r>
       <w:r>
-        <w:rPr>
-          <w:lang w:val="ru-RU"/>
-        </w:rPr>
+        <w:rPr/>
         <w:t>5</w:t>
       </w:r>
       <w:r>
-        <w:rPr>
-          <w:lang w:val="ru-RU"/>
-        </w:rPr>
+        <w:rPr/>
         <w:fldChar w:fldCharType="end"/>
       </w:r>
       <w:r>
-        <w:rPr>
-          <w:lang w:val="ru-RU"/>
-        </w:rPr>
+        <w:rPr/>
         <w:t xml:space="preserve"> настоящего ТЗ. Корректировка плана возможна по согласованию сторон при возникновении объективных причин. Изменения оформляются дополнительным соглашением или протоколом.</w:t>
       </w:r>
     </w:p>
@@ -10711,14 +8827,10 @@
     <w:p>
       <w:pPr>
         <w:pStyle w:val="BodyText"/>
-        <w:rPr>
-          <w:lang w:val="ru-RU"/>
-        </w:rPr>
-      </w:pPr>
-      <w:r>
-        <w:rPr>
-          <w:lang w:val="ru-RU"/>
-        </w:rPr>
+        <w:rPr/>
+      </w:pPr>
+      <w:r>
+        <w:rPr/>
         <w:t>Программа работ по стандартизации не разрабатывается, так как Подсистема создаётся в рамках учебного процесса и не подлежит обязательной сертификации. При разработке используются общепринятые подходы к оформлению кода и документации.</w:t>
       </w:r>
     </w:p>
@@ -10741,14 +8853,10 @@
     <w:p>
       <w:pPr>
         <w:pStyle w:val="BodyText"/>
-        <w:rPr>
-          <w:lang w:val="ru-RU"/>
-        </w:rPr>
-      </w:pPr>
-      <w:r>
-        <w:rPr>
-          <w:lang w:val="ru-RU"/>
-        </w:rPr>
+        <w:rPr/>
+      </w:pPr>
+      <w:r>
+        <w:rPr/>
         <w:t>В рамках учебного проекта гарантийные обязательства не предусмотрены. Однако Разработчик обязуется устранять ошибки, выявленные в процессе опытной эксплуатации, в течение 5 рабочих дней после их обнаружения (при наличии технической возможности).</w:t>
       </w:r>
     </w:p>
@@ -10771,14 +8879,10 @@
     <w:p>
       <w:pPr>
         <w:pStyle w:val="BodyText"/>
-        <w:rPr>
-          <w:lang w:val="ru-RU"/>
-        </w:rPr>
-      </w:pPr>
-      <w:r>
-        <w:rPr>
-          <w:lang w:val="ru-RU"/>
-        </w:rPr>
+        <w:rPr/>
+      </w:pPr>
+      <w:r>
+        <w:rPr/>
         <w:t>Технико-экономическая оценка не проводится, так как работа выполняется в учебных целях без финансирования. Допускается приблизительная оценка трудозатрат (в часах) для отчёта.</w:t>
       </w:r>
     </w:p>
@@ -10801,136 +8905,92 @@
     <w:p>
       <w:pPr>
         <w:pStyle w:val="BodyText"/>
-        <w:rPr>
-          <w:lang w:val="ru-RU"/>
-        </w:rPr>
-      </w:pPr>
-      <w:r>
-        <w:rPr>
-          <w:lang w:val="ru-RU"/>
-        </w:rPr>
+        <w:rPr/>
+      </w:pPr>
+      <w:r>
+        <w:rPr/>
         <w:t xml:space="preserve">Указанные программы не разрабатываются ввиду отсутствия требований к метрологическому обеспечению (п. </w:t>
       </w:r>
       <w:r>
-        <w:rPr>
-          <w:lang w:val="ru-RU"/>
-        </w:rPr>
+        <w:rPr/>
         <w:fldChar w:fldCharType="begin"/>
       </w:r>
       <w:r>
-        <w:rPr>
-          <w:lang w:val="ru-RU"/>
-        </w:rPr>
+        <w:rPr/>
         <w:instrText xml:space="preserve"> REF __RefHeading___Toc481_2363055178 \r \r \h </w:instrText>
       </w:r>
       <w:r>
-        <w:rPr>
-          <w:lang w:val="ru-RU"/>
-        </w:rPr>
+        <w:rPr/>
         <w:fldChar w:fldCharType="separate"/>
       </w:r>
       <w:r>
-        <w:rPr>
-          <w:lang w:val="ru-RU"/>
-        </w:rPr>
+        <w:rPr/>
         <w:t>4.3.8</w:t>
       </w:r>
       <w:r>
-        <w:rPr>
-          <w:lang w:val="ru-RU"/>
-        </w:rPr>
+        <w:rPr/>
         <w:fldChar w:fldCharType="end"/>
       </w:r>
       <w:r>
-        <w:rPr>
-          <w:lang w:val="ru-RU"/>
-        </w:rPr>
+        <w:rPr/>
         <w:t xml:space="preserve">) и достаточности общих требований к надёжности и эргономике (п. </w:t>
       </w:r>
       <w:r>
-        <w:rPr>
-          <w:lang w:val="ru-RU"/>
-        </w:rPr>
+        <w:rPr/>
         <w:fldChar w:fldCharType="begin"/>
       </w:r>
       <w:r>
-        <w:rPr>
-          <w:lang w:val="ru-RU"/>
-        </w:rPr>
+        <w:rPr/>
         <w:instrText xml:space="preserve"> REF __RefHeading___Toc489_2363055178 \r \r \h </w:instrText>
       </w:r>
       <w:r>
-        <w:rPr>
-          <w:lang w:val="ru-RU"/>
-        </w:rPr>
+        <w:rPr/>
         <w:fldChar w:fldCharType="separate"/>
       </w:r>
       <w:r>
-        <w:rPr>
-          <w:lang w:val="ru-RU"/>
-        </w:rPr>
+        <w:rPr/>
         <w:t>4.4.3</w:t>
       </w:r>
       <w:r>
-        <w:rPr>
-          <w:lang w:val="ru-RU"/>
-        </w:rPr>
+        <w:rPr/>
         <w:fldChar w:fldCharType="end"/>
       </w:r>
       <w:r>
-        <w:rPr>
-          <w:lang w:val="ru-RU"/>
-        </w:rPr>
+        <w:rPr/>
         <w:t xml:space="preserve">, </w:t>
       </w:r>
       <w:r>
-        <w:rPr>
-          <w:lang w:val="ru-RU"/>
-        </w:rPr>
+        <w:rPr/>
         <w:fldChar w:fldCharType="begin"/>
       </w:r>
       <w:r>
-        <w:rPr>
-          <w:lang w:val="ru-RU"/>
-        </w:rPr>
+        <w:rPr/>
         <w:instrText xml:space="preserve"> REF __RefHeading___Toc493_2363055178 \r \r \h </w:instrText>
       </w:r>
       <w:r>
-        <w:rPr>
-          <w:lang w:val="ru-RU"/>
-        </w:rPr>
+        <w:rPr/>
         <w:fldChar w:fldCharType="separate"/>
       </w:r>
       <w:r>
-        <w:rPr>
-          <w:lang w:val="ru-RU"/>
-        </w:rPr>
+        <w:rPr/>
         <w:t>4.4.5</w:t>
       </w:r>
       <w:r>
-        <w:rPr>
-          <w:lang w:val="ru-RU"/>
-        </w:rPr>
+        <w:rPr/>
         <w:fldChar w:fldCharType="end"/>
       </w:r>
       <w:r>
-        <w:rPr>
-          <w:lang w:val="ru-RU"/>
-        </w:rPr>
+        <w:rPr/>
         <w:t>).</w:t>
       </w:r>
     </w:p>
     <w:p>
       <w:pPr>
         <w:pStyle w:val="BodyText"/>
-        <w:rPr>
-          <w:lang w:val="ru-RU"/>
-        </w:rPr>
-      </w:pPr>
-      <w:r>
-        <w:rPr>
-          <w:lang w:val="ru-RU"/>
-        </w:rPr>
+        <w:rPr/>
+      </w:pPr>
+      <w:r>
+        <w:rPr/>
       </w:r>
       <w:r>
         <w:br w:type="page"/>
@@ -10940,30 +9000,22 @@
       <w:pPr>
         <w:pStyle w:val="Heading1"/>
         <w:spacing w:before="0" w:after="119"/>
-        <w:rPr>
-          <w:lang w:val="ru-RU"/>
-        </w:rPr>
+        <w:rPr/>
       </w:pPr>
       <w:bookmarkStart w:id="64" w:name="__RefHeading___Toc195_884528406"/>
       <w:bookmarkEnd w:id="64"/>
       <w:r>
-        <w:rPr>
-          <w:lang w:val="ru-RU"/>
-        </w:rPr>
+        <w:rPr/>
         <w:t>Порядок контроля и приемки Подсистемы</w:t>
       </w:r>
     </w:p>
     <w:p>
       <w:pPr>
         <w:pStyle w:val="BodyText"/>
-        <w:rPr>
-          <w:lang w:val="ru-RU"/>
-        </w:rPr>
-      </w:pPr>
-      <w:r>
-        <w:rPr>
-          <w:lang w:val="ru-RU"/>
-        </w:rPr>
+        <w:rPr/>
+      </w:pPr>
+      <w:r>
+        <w:rPr/>
       </w:r>
       <w:r>
         <w:br w:type="page"/>
@@ -10973,30 +9025,22 @@
       <w:pPr>
         <w:pStyle w:val="Heading1"/>
         <w:spacing w:before="0" w:after="119"/>
-        <w:rPr>
-          <w:lang w:val="ru-RU"/>
-        </w:rPr>
+        <w:rPr/>
       </w:pPr>
       <w:bookmarkStart w:id="65" w:name="__RefHeading___Toc197_884528406"/>
       <w:bookmarkEnd w:id="65"/>
       <w:r>
-        <w:rPr>
-          <w:lang w:val="ru-RU"/>
-        </w:rPr>
+        <w:rPr/>
         <w:t>Требования к составу и содержанию работ по подготовке объекта автоматизации к вводу Подсистемы в действие</w:t>
       </w:r>
     </w:p>
     <w:p>
       <w:pPr>
         <w:pStyle w:val="BodyText"/>
-        <w:rPr>
-          <w:lang w:val="ru-RU"/>
-        </w:rPr>
-      </w:pPr>
-      <w:r>
-        <w:rPr>
-          <w:lang w:val="ru-RU"/>
-        </w:rPr>
+        <w:rPr/>
+      </w:pPr>
+      <w:r>
+        <w:rPr/>
       </w:r>
       <w:r>
         <w:br w:type="page"/>
@@ -11006,30 +9050,22 @@
       <w:pPr>
         <w:pStyle w:val="Heading1"/>
         <w:spacing w:before="0" w:after="119"/>
-        <w:rPr>
-          <w:lang w:val="ru-RU"/>
-        </w:rPr>
+        <w:rPr/>
       </w:pPr>
       <w:bookmarkStart w:id="66" w:name="__RefHeading___Toc199_884528406"/>
       <w:bookmarkEnd w:id="66"/>
       <w:r>
-        <w:rPr>
-          <w:lang w:val="ru-RU"/>
-        </w:rPr>
+        <w:rPr/>
         <w:t>Требования к документированию</w:t>
       </w:r>
     </w:p>
     <w:p>
       <w:pPr>
         <w:pStyle w:val="BodyText"/>
-        <w:rPr>
-          <w:lang w:val="ru-RU"/>
-        </w:rPr>
-      </w:pPr>
-      <w:r>
-        <w:rPr>
-          <w:lang w:val="ru-RU"/>
-        </w:rPr>
+        <w:rPr/>
+      </w:pPr>
+      <w:r>
+        <w:rPr/>
       </w:r>
       <w:r>
         <w:br w:type="page"/>
@@ -11039,30 +9075,22 @@
       <w:pPr>
         <w:pStyle w:val="Heading1"/>
         <w:spacing w:before="0" w:after="119"/>
-        <w:rPr>
-          <w:lang w:val="ru-RU"/>
-        </w:rPr>
+        <w:rPr/>
       </w:pPr>
       <w:bookmarkStart w:id="67" w:name="__RefHeading___Toc201_884528406"/>
       <w:bookmarkEnd w:id="67"/>
       <w:r>
-        <w:rPr>
-          <w:lang w:val="ru-RU"/>
-        </w:rPr>
+        <w:rPr/>
         <w:t>Источники разработки</w:t>
       </w:r>
     </w:p>
     <w:p>
       <w:pPr>
         <w:pStyle w:val="BodyText"/>
-        <w:rPr>
-          <w:lang w:val="ru-RU"/>
-        </w:rPr>
-      </w:pPr>
-      <w:r>
-        <w:rPr>
-          <w:lang w:val="ru-RU"/>
-        </w:rPr>
+        <w:rPr/>
+      </w:pPr>
+      <w:r>
+        <w:rPr/>
       </w:r>
     </w:p>
     <w:sectPr>
@@ -11110,10 +9138,7 @@
       <w:p>
         <w:pPr>
           <w:pStyle w:val="Footer"/>
-          <w:jc w:val="center"/>
-          <w:rPr>
-            <w:lang w:val="ru-RU"/>
-          </w:rPr>
+          <w:rPr/>
         </w:pPr>
         <w:r>
           <w:rPr/>
@@ -11129,7 +9154,7 @@
         </w:r>
         <w:r>
           <w:rPr/>
-          <w:t>2</w:t>
+          <w:t>34</w:t>
         </w:r>
         <w:r>
           <w:rPr/>
@@ -11141,15 +9166,10 @@
   <w:p>
     <w:pPr>
       <w:pStyle w:val="Footer"/>
-      <w:jc w:val="center"/>
-      <w:rPr>
-        <w:lang w:val="ru-RU"/>
-      </w:rPr>
+      <w:rPr/>
     </w:pPr>
     <w:r>
-      <w:rPr>
-        <w:lang w:val="ru-RU"/>
-      </w:rPr>
+      <w:rPr/>
     </w:r>
   </w:p>
 </w:ftr>
@@ -11160,14 +9180,10 @@
   <w:p>
     <w:pPr>
       <w:pStyle w:val="Footer"/>
-      <w:rPr>
-        <w:lang w:val="ru-RU"/>
-      </w:rPr>
+      <w:rPr/>
     </w:pPr>
     <w:r>
-      <w:rPr>
-        <w:lang w:val="ru-RU"/>
-      </w:rPr>
+      <w:rPr/>
     </w:r>
   </w:p>
 </w:ftr>
@@ -12110,29 +10126,29 @@
       <w:u w:val="single"/>
     </w:rPr>
   </w:style>
+  <w:style w:type="character" w:styleId="Style13" w:customStyle="1">
+    <w:name w:val="Ссылка указателя"/>
+    <w:qFormat/>
+    <w:rPr/>
+  </w:style>
   <w:style w:type="character" w:styleId="user" w:customStyle="1">
     <w:name w:val="Ссылка указателя (user)"/>
     <w:qFormat/>
     <w:rPr/>
   </w:style>
-  <w:style w:type="character" w:styleId="Style13" w:customStyle="1">
-    <w:name w:val="Ссылка указателя"/>
-    <w:qFormat/>
-    <w:rPr/>
-  </w:style>
-  <w:style w:type="character" w:styleId="Style14" w:customStyle="1">
-    <w:name w:val="Маркеры"/>
+  <w:style w:type="character" w:styleId="user1" w:customStyle="1">
+    <w:name w:val="Маркеры (user)"/>
     <w:qFormat/>
     <w:rPr>
       <w:rFonts w:ascii="OpenSymbol" w:hAnsi="OpenSymbol" w:eastAsia="OpenSymbol" w:cs="OpenSymbol"/>
     </w:rPr>
   </w:style>
-  <w:style w:type="character" w:styleId="Style15" w:customStyle="1">
-    <w:name w:val="Символ нумерации"/>
+  <w:style w:type="character" w:styleId="user2" w:customStyle="1">
+    <w:name w:val="Символ нумерации (user)"/>
     <w:qFormat/>
     <w:rPr/>
   </w:style>
-  <w:style w:type="character" w:styleId="Style16" w:customStyle="1">
+  <w:style w:type="character" w:styleId="Style14" w:customStyle="1">
     <w:name w:val="Основной текст Знак"/>
     <w:basedOn w:val="DefaultParagraphFont"/>
     <w:qFormat/>
@@ -12142,7 +10158,7 @@
       <w:sz w:val="28"/>
     </w:rPr>
   </w:style>
-  <w:style w:type="paragraph" w:styleId="Style17">
+  <w:style w:type="paragraph" w:styleId="Style15" w:customStyle="1">
     <w:name w:val="Заголовок"/>
     <w:basedOn w:val="Normal"/>
     <w:next w:val="BodyText"/>
@@ -12160,7 +10176,7 @@
   <w:style w:type="paragraph" w:styleId="BodyText">
     <w:name w:val="Body Text"/>
     <w:basedOn w:val="Normal"/>
-    <w:link w:val="Style16"/>
+    <w:link w:val="Style14"/>
     <w:pPr>
       <w:spacing w:lineRule="auto" w:line="360" w:before="0" w:after="0"/>
       <w:ind w:firstLine="709"/>
@@ -12192,7 +10208,7 @@
       <w:szCs w:val="24"/>
     </w:rPr>
   </w:style>
-  <w:style w:type="paragraph" w:styleId="Style18">
+  <w:style w:type="paragraph" w:styleId="Style16" w:customStyle="1">
     <w:name w:val="Указатель"/>
     <w:basedOn w:val="Normal"/>
     <w:qFormat/>
@@ -12218,32 +10234,6 @@
       <w:szCs w:val="28"/>
     </w:rPr>
   </w:style>
-  <w:style w:type="paragraph" w:styleId="user1" w:customStyle="1">
-    <w:name w:val="Заголовок (user)"/>
-    <w:basedOn w:val="Normal"/>
-    <w:next w:val="BodyText"/>
-    <w:qFormat/>
-    <w:pPr>
-      <w:keepNext w:val="true"/>
-      <w:spacing w:before="240" w:after="120"/>
-    </w:pPr>
-    <w:rPr>
-      <w:rFonts w:ascii="Liberation Sans" w:hAnsi="Liberation Sans" w:eastAsia="Microsoft YaHei" w:cs="Lucida Sans"/>
-      <w:sz w:val="28"/>
-      <w:szCs w:val="28"/>
-    </w:rPr>
-  </w:style>
-  <w:style w:type="paragraph" w:styleId="user2" w:customStyle="1">
-    <w:name w:val="Указатель (user)"/>
-    <w:basedOn w:val="Normal"/>
-    <w:qFormat/>
-    <w:pPr>
-      <w:suppressLineNumbers/>
-    </w:pPr>
-    <w:rPr>
-      <w:rFonts w:cs="Lucida Sans"/>
-    </w:rPr>
-  </w:style>
   <w:style w:type="paragraph" w:styleId="IndexHeading">
     <w:name w:val="index heading"/>
     <w:basedOn w:val="Normal"/>
@@ -12255,15 +10245,15 @@
       <w:rFonts w:cs="Lucida Sans"/>
     </w:rPr>
   </w:style>
-  <w:style w:type="paragraph" w:styleId="user3" w:customStyle="1">
-    <w:name w:val="Колонтитулы (user)"/>
+  <w:style w:type="paragraph" w:styleId="Style17" w:customStyle="1">
+    <w:name w:val="Колонтитулы"/>
     <w:basedOn w:val="Normal"/>
     <w:qFormat/>
     <w:pPr/>
     <w:rPr/>
   </w:style>
-  <w:style w:type="paragraph" w:styleId="Style19" w:customStyle="1">
-    <w:name w:val="Колонтитулы"/>
+  <w:style w:type="paragraph" w:styleId="user3" w:customStyle="1">
+    <w:name w:val="Колонтитулы (user)"/>
     <w:basedOn w:val="Normal"/>
     <w:qFormat/>
     <w:pPr/>
@@ -12321,7 +10311,7 @@
   </w:style>
   <w:style w:type="paragraph" w:styleId="TOC1">
     <w:name w:val="toc 1"/>
-    <w:basedOn w:val="user2"/>
+    <w:basedOn w:val="Style16"/>
     <w:pPr>
       <w:tabs>
         <w:tab w:val="clear" w:pos="643"/>
@@ -12336,7 +10326,7 @@
   </w:style>
   <w:style w:type="paragraph" w:styleId="TOC2">
     <w:name w:val="toc 2"/>
-    <w:basedOn w:val="user2"/>
+    <w:basedOn w:val="Style16"/>
     <w:pPr>
       <w:tabs>
         <w:tab w:val="clear" w:pos="643"/>
@@ -12350,7 +10340,7 @@
   </w:style>
   <w:style w:type="paragraph" w:styleId="TOC3">
     <w:name w:val="toc 3"/>
-    <w:basedOn w:val="user2"/>
+    <w:basedOn w:val="Style16"/>
     <w:pPr>
       <w:tabs>
         <w:tab w:val="clear" w:pos="643"/>
@@ -12362,8 +10352,8 @@
     </w:pPr>
     <w:rPr/>
   </w:style>
-  <w:style w:type="paragraph" w:styleId="user4" w:customStyle="1">
-    <w:name w:val="Содержимое таблицы (user)"/>
+  <w:style w:type="paragraph" w:styleId="Style18" w:customStyle="1">
+    <w:name w:val="Содержимое таблицы"/>
     <w:basedOn w:val="Normal"/>
     <w:qFormat/>
     <w:pPr>
@@ -12373,9 +10363,9 @@
     </w:pPr>
     <w:rPr/>
   </w:style>
-  <w:style w:type="paragraph" w:styleId="user5" w:customStyle="1">
-    <w:name w:val="Заголовок таблицы (user)"/>
-    <w:basedOn w:val="user4"/>
+  <w:style w:type="paragraph" w:styleId="Style19" w:customStyle="1">
+    <w:name w:val="Заголовок таблицы"/>
+    <w:basedOn w:val="Style18"/>
     <w:qFormat/>
     <w:pPr>
       <w:jc w:val="center"/>
@@ -12383,18 +10373,6 @@
     <w:rPr>
       <w:b/>
       <w:bCs/>
-    </w:rPr>
-  </w:style>
-  <w:style w:type="paragraph" w:styleId="user6" w:customStyle="1">
-    <w:name w:val="Таблица (user)"/>
-    <w:basedOn w:val="Caption"/>
-    <w:qFormat/>
-    <w:pPr>
-      <w:keepNext w:val="true"/>
-      <w:spacing w:lineRule="auto" w:line="360" w:before="0" w:after="0"/>
-    </w:pPr>
-    <w:rPr>
-      <w:sz w:val="28"/>
     </w:rPr>
   </w:style>
   <w:style w:type="paragraph" w:styleId="Style20" w:customStyle="1">
@@ -12409,8 +10387,20 @@
       <w:sz w:val="28"/>
     </w:rPr>
   </w:style>
-  <w:style w:type="paragraph" w:styleId="Style21" w:customStyle="1">
-    <w:name w:val="Содержимое таблицы"/>
+  <w:style w:type="paragraph" w:styleId="user4" w:customStyle="1">
+    <w:name w:val="Таблица (user)"/>
+    <w:basedOn w:val="Caption"/>
+    <w:qFormat/>
+    <w:pPr>
+      <w:keepNext w:val="true"/>
+      <w:spacing w:lineRule="auto" w:line="360" w:before="0" w:after="0"/>
+    </w:pPr>
+    <w:rPr>
+      <w:sz w:val="28"/>
+    </w:rPr>
+  </w:style>
+  <w:style w:type="paragraph" w:styleId="user5" w:customStyle="1">
+    <w:name w:val="Содержимое таблицы (user)"/>
     <w:basedOn w:val="Normal"/>
     <w:qFormat/>
     <w:rsid w:val="00871d3e"/>
@@ -12423,42 +10413,42 @@
   </w:style>
   <w:style w:type="paragraph" w:styleId="TOC4">
     <w:name w:val="toc 4"/>
-    <w:basedOn w:val="user2"/>
+    <w:basedOn w:val="Style16"/>
     <w:pPr/>
     <w:rPr/>
   </w:style>
   <w:style w:type="paragraph" w:styleId="TOC5">
     <w:name w:val="toc 5"/>
-    <w:basedOn w:val="user2"/>
+    <w:basedOn w:val="Style16"/>
     <w:pPr/>
     <w:rPr/>
   </w:style>
   <w:style w:type="paragraph" w:styleId="TOC6">
     <w:name w:val="toc 6"/>
-    <w:basedOn w:val="user2"/>
+    <w:basedOn w:val="Style16"/>
     <w:pPr/>
     <w:rPr/>
   </w:style>
   <w:style w:type="paragraph" w:styleId="TOC7">
     <w:name w:val="toc 7"/>
-    <w:basedOn w:val="user2"/>
+    <w:basedOn w:val="Style16"/>
     <w:pPr/>
     <w:rPr/>
   </w:style>
   <w:style w:type="paragraph" w:styleId="TOC8">
     <w:name w:val="toc 8"/>
-    <w:basedOn w:val="user2"/>
+    <w:basedOn w:val="Style16"/>
     <w:pPr/>
     <w:rPr/>
   </w:style>
   <w:style w:type="paragraph" w:styleId="TOC9">
     <w:name w:val="toc 9"/>
-    <w:basedOn w:val="user2"/>
+    <w:basedOn w:val="Style16"/>
     <w:pPr/>
     <w:rPr/>
   </w:style>
-  <w:style w:type="paragraph" w:styleId="user7">
-    <w:name w:val="Рисунок (user)"/>
+  <w:style w:type="paragraph" w:styleId="Style21" w:customStyle="1">
+    <w:name w:val="Рисунок"/>
     <w:basedOn w:val="Caption"/>
     <w:qFormat/>
     <w:pPr>
@@ -12470,15 +10460,15 @@
       <w:sz w:val="28"/>
     </w:rPr>
   </w:style>
-  <w:style w:type="numbering" w:styleId="user8" w:customStyle="1">
-    <w:name w:val="Без списка (user)"/>
+  <w:style w:type="numbering" w:styleId="Style22" w:customStyle="1">
+    <w:name w:val="Без списка"/>
     <w:uiPriority w:val="99"/>
     <w:semiHidden/>
     <w:unhideWhenUsed/>
     <w:qFormat/>
   </w:style>
-  <w:style w:type="numbering" w:styleId="Style22" w:customStyle="1">
-    <w:name w:val="Без списка"/>
+  <w:style w:type="numbering" w:styleId="user6" w:customStyle="1">
+    <w:name w:val="Без списка (user)"/>
     <w:uiPriority w:val="99"/>
     <w:semiHidden/>
     <w:unhideWhenUsed/>
